--- a/resources/templates/certificado_convenio_template.docx
+++ b/resources/templates/certificado_convenio_template.docx
@@ -16,7 +16,6 @@
     </w:p>
     <w:p>
       <w:pPr>
-        <w:ind w:firstLine="708"/>
         <w:rPr>
           <w:rFonts w:asciiTheme="minorHAnsi" w:hAnsiTheme="minorHAnsi" w:cstheme="minorHAnsi"/>
           <w:i/>
@@ -30,13 +29,13 @@
           <w:noProof/>
           <w:lang w:val="es-419" w:eastAsia="es-419"/>
         </w:rPr>
-        <w:pict w14:anchorId="00A14C58">
+        <w:pict w14:anchorId="19A46702">
           <v:shapetype id="_x0000_t201" coordsize="21600,21600" o:spt="201" path="m,l,21600r21600,l21600,xe">
             <v:stroke joinstyle="miter"/>
             <v:path shadowok="f" o:extrusionok="f" strokeok="f" fillok="f" o:connecttype="rect"/>
             <o:lock v:ext="edit" shapetype="t"/>
           </v:shapetype>
-          <v:shape id="_x0000_s2050" type="#_x0000_t201" alt="" style="position:absolute;left:0;text-align:left;margin-left:537.85pt;margin-top:34.8pt;width:83.25pt;height:36.75pt;z-index:251660288;mso-wrap-edited:f;mso-width-percent:0;mso-height-percent:0;mso-width-percent:0;mso-height-percent:0" o:preferrelative="t" filled="f" stroked="f">
+          <v:shape id="_x0000_s2050" type="#_x0000_t201" alt="" style="position:absolute;margin-left:537.85pt;margin-top:34.8pt;width:83.25pt;height:36.75pt;z-index:251660288;mso-wrap-edited:f;mso-width-percent:0;mso-height-percent:0;mso-width-percent:0;mso-height-percent:0" o:preferrelative="t" filled="f" stroked="f">
             <v:imagedata r:id="rId8" o:title=""/>
             <o:lock v:ext="edit" aspectratio="t"/>
           </v:shape>
@@ -55,6 +54,76 @@
           <w:rFonts w:asciiTheme="minorHAnsi" w:hAnsiTheme="minorHAnsi" w:cstheme="minorHAnsi"/>
         </w:rPr>
         <w:t>${FECHA_CERTIFICADO}</w:t>
+      </w:r>
+    </w:p>
+    <w:p>
+      <w:pPr>
+        <w:spacing w:after="0" w:line="240" w:lineRule="auto"/>
+        <w:jc w:val="both"/>
+        <w:rPr>
+          <w:rFonts w:asciiTheme="minorHAnsi" w:hAnsiTheme="minorHAnsi"/>
+          <w:i/>
+          <w:iCs/>
+        </w:rPr>
+      </w:pPr>
+      <w:bookmarkStart w:id="0" w:name="_Hlk113457402"/>
+      <w:r>
+        <w:rPr>
+          <w:rFonts w:asciiTheme="minorHAnsi" w:hAnsiTheme="minorHAnsi"/>
+          <w:b/>
+          <w:bCs/>
+          <w:i/>
+          <w:iCs/>
+        </w:rPr>
+        <w:t>${DESTINATARIO_COMPLETO}</w:t>
+      </w:r>
+      <w:r>
+        <w:rPr>
+          <w:rFonts w:asciiTheme="minorHAnsi" w:hAnsiTheme="minorHAnsi"/>
+          <w:i/>
+          <w:iCs/>
+        </w:rPr>
+        <w:fldChar w:fldCharType="begin"/>
+      </w:r>
+      <w:r>
+        <w:rPr>
+          <w:rFonts w:asciiTheme="minorHAnsi" w:hAnsiTheme="minorHAnsi"/>
+          <w:i/>
+          <w:iCs/>
+        </w:rPr>
+        <w:instrText xml:space="preserve"> IF </w:instrText>
+      </w:r>
+      <w:r>
+        <w:rPr>
+          <w:rFonts w:asciiTheme="minorHAnsi" w:hAnsiTheme="minorHAnsi"/>
+          <w:i/>
+          <w:iCs/>
+        </w:rPr>
+        <w:fldChar w:fldCharType="begin"/>
+      </w:r>
+      <w:r>
+        <w:rPr>
+          <w:rFonts w:asciiTheme="minorHAnsi" w:hAnsiTheme="minorHAnsi"/>
+          <w:i/>
+          <w:iCs/>
+        </w:rPr>
+        <w:instrText xml:space="preserve"> MERGEFIELD DESTINATARIO </w:instrText>
+      </w:r>
+      <w:r>
+        <w:rPr>
+          <w:rFonts w:asciiTheme="minorHAnsi" w:hAnsiTheme="minorHAnsi"/>
+          <w:i/>
+          <w:iCs/>
+        </w:rPr>
+        <w:fldChar w:fldCharType="end"/>
+      </w:r>
+      <w:r>
+        <w:rPr>
+          <w:rFonts w:asciiTheme="minorHAnsi" w:hAnsiTheme="minorHAnsi"/>
+          <w:i/>
+          <w:iCs/>
+        </w:rPr>
+        <w:instrText xml:space="preserve"> &lt;&gt; "" "Señores</w:instrText>
       </w:r>
     </w:p>
     <w:p>
@@ -64,77 +133,66 @@
         <w:jc w:val="both"/>
         <w:rPr>
           <w:rFonts w:asciiTheme="minorHAnsi" w:hAnsiTheme="minorHAnsi"/>
-          <w:i/>
-          <w:iCs/>
+          <w:b/>
+          <w:bCs/>
+          <w:i/>
+          <w:iCs/>
+          <w:noProof/>
         </w:rPr>
       </w:pPr>
-    </w:p>
-    <w:bookmarkStart w:id="0" w:name="_Hlk113457402"/>
-    <w:p>
-      <w:pPr>
-        <w:spacing w:after="0" w:line="240" w:lineRule="auto"/>
-        <w:ind w:firstLine="708"/>
-        <w:jc w:val="both"/>
+      <w:r>
         <w:rPr>
           <w:rFonts w:asciiTheme="minorHAnsi" w:hAnsiTheme="minorHAnsi"/>
-          <w:i/>
-          <w:iCs/>
-        </w:rPr>
-      </w:pPr>
+          <w:b/>
+          <w:bCs/>
+          <w:i/>
+          <w:iCs/>
+        </w:rPr>
+        <w:fldChar w:fldCharType="begin"/>
+      </w:r>
       <w:r>
         <w:rPr>
           <w:rFonts w:asciiTheme="minorHAnsi" w:hAnsiTheme="minorHAnsi"/>
-          <w:i/>
-          <w:iCs/>
-        </w:rPr>
-        <w:fldChar w:fldCharType="begin"/>
+          <w:b/>
+          <w:bCs/>
+          <w:i/>
+          <w:iCs/>
+        </w:rPr>
+        <w:instrText xml:space="preserve"> MERGEFIELD  DESTINATARIO \* Upper </w:instrText>
       </w:r>
       <w:r>
         <w:rPr>
           <w:rFonts w:asciiTheme="minorHAnsi" w:hAnsiTheme="minorHAnsi"/>
-          <w:i/>
-          <w:iCs/>
-        </w:rPr>
-        <w:instrText xml:space="preserve"> IF </w:instrText>
+          <w:b/>
+          <w:bCs/>
+          <w:i/>
+          <w:iCs/>
+        </w:rPr>
+        <w:fldChar w:fldCharType="separate"/>
       </w:r>
       <w:r>
         <w:rPr>
           <w:rFonts w:asciiTheme="minorHAnsi" w:hAnsiTheme="minorHAnsi"/>
-          <w:i/>
-          <w:iCs/>
-        </w:rPr>
-        <w:fldChar w:fldCharType="begin"/>
-      </w:r>
-      <w:r>
-        <w:rPr>
-          <w:rFonts w:asciiTheme="minorHAnsi" w:hAnsiTheme="minorHAnsi"/>
-          <w:i/>
-          <w:iCs/>
-        </w:rPr>
-        <w:instrText xml:space="preserve"> MERGEFIELD DESTINATARIO </w:instrText>
-      </w:r>
-      <w:r>
-        <w:rPr>
-          <w:rFonts w:asciiTheme="minorHAnsi" w:hAnsiTheme="minorHAnsi"/>
-          <w:i/>
-          <w:iCs/>
-        </w:rPr>
-        <w:fldChar w:fldCharType="end"/>
-      </w:r>
-      <w:r>
-        <w:rPr>
-          <w:rFonts w:asciiTheme="minorHAnsi" w:hAnsiTheme="minorHAnsi"/>
-          <w:i/>
-          <w:iCs/>
-        </w:rPr>
-        <w:instrText xml:space="preserve"> &lt;&gt; "" "Señores</w:instrText>
+          <w:b/>
+          <w:bCs/>
+          <w:i/>
+          <w:iCs/>
+          <w:noProof/>
+        </w:rPr>
+        <w:instrText>COOPERATIVA FINANCIERA</w:instrText>
       </w:r>
     </w:p>
     <w:p>
       <w:pPr>
         <w:spacing w:after="0" w:line="240" w:lineRule="auto"/>
         <w:ind w:firstLine="708"/>
-        <w:jc w:val="both"/>
+        <w:rPr>
+          <w:rFonts w:asciiTheme="minorHAnsi" w:hAnsiTheme="minorHAnsi" w:cstheme="minorHAnsi"/>
+          <w:b/>
+          <w:bCs/>
+        </w:rPr>
+      </w:pPr>
+      <w:r>
         <w:rPr>
           <w:rFonts w:asciiTheme="minorHAnsi" w:hAnsiTheme="minorHAnsi"/>
           <w:b/>
@@ -143,7 +201,8 @@
           <w:iCs/>
           <w:noProof/>
         </w:rPr>
-      </w:pPr>
+        <w:instrText>MEDELLIN</w:instrText>
+      </w:r>
       <w:r>
         <w:rPr>
           <w:rFonts w:asciiTheme="minorHAnsi" w:hAnsiTheme="minorHAnsi"/>
@@ -152,7 +211,7 @@
           <w:i/>
           <w:iCs/>
         </w:rPr>
-        <w:fldChar w:fldCharType="begin"/>
+        <w:fldChar w:fldCharType="end"/>
       </w:r>
       <w:r>
         <w:rPr>
@@ -162,244 +221,57 @@
           <w:i/>
           <w:iCs/>
         </w:rPr>
-        <w:instrText xml:space="preserve"> MERGEFIELD  DESTINATARIO \* Upper </w:instrText>
+        <w:instrText xml:space="preserve"> </w:instrText>
       </w:r>
       <w:r>
         <w:rPr>
           <w:rFonts w:asciiTheme="minorHAnsi" w:hAnsiTheme="minorHAnsi"/>
-          <w:b/>
-          <w:bCs/>
-          <w:i/>
-          <w:iCs/>
-        </w:rPr>
-        <w:fldChar w:fldCharType="separate"/>
+          <w:i/>
+          <w:iCs/>
+        </w:rPr>
+        <w:instrText xml:space="preserve">" "" </w:instrText>
       </w:r>
       <w:r>
         <w:rPr>
           <w:rFonts w:asciiTheme="minorHAnsi" w:hAnsiTheme="minorHAnsi"/>
-          <w:b/>
-          <w:bCs/>
-          <w:i/>
-          <w:iCs/>
-          <w:noProof/>
-        </w:rPr>
-        <w:instrText>COOPERATIVA FINANCIERA</w:instrText>
-      </w:r>
+          <w:i/>
+          <w:iCs/>
+        </w:rPr>
+        <w:fldChar w:fldCharType="end"/>
+      </w:r>
+      <w:bookmarkEnd w:id="0"/>
     </w:p>
     <w:p>
       <w:pPr>
         <w:spacing w:after="0" w:line="240" w:lineRule="auto"/>
-        <w:ind w:firstLine="708"/>
-        <w:jc w:val="both"/>
         <w:rPr>
           <w:rFonts w:asciiTheme="minorHAnsi" w:hAnsiTheme="minorHAnsi"/>
+          <w:b/>
+          <w:bCs/>
           <w:i/>
           <w:iCs/>
         </w:rPr>
       </w:pPr>
       <w:r>
         <w:rPr>
-          <w:rFonts w:asciiTheme="minorHAnsi" w:hAnsiTheme="minorHAnsi"/>
+          <w:rFonts w:asciiTheme="minorHAnsi" w:hAnsiTheme="minorHAnsi" w:cstheme="minorHAnsi"/>
           <w:b/>
           <w:bCs/>
-          <w:i/>
-          <w:iCs/>
-          <w:noProof/>
-        </w:rPr>
-        <w:instrText>MEDELLIN</w:instrText>
-      </w:r>
-      <w:r>
-        <w:rPr>
-          <w:rFonts w:asciiTheme="minorHAnsi" w:hAnsiTheme="minorHAnsi"/>
+        </w:rPr>
+        <w:br/>
+      </w:r>
+      <w:r>
+        <w:rPr>
+          <w:rFonts w:asciiTheme="minorHAnsi" w:hAnsiTheme="minorHAnsi" w:cstheme="minorHAnsi"/>
           <w:b/>
           <w:bCs/>
-          <w:i/>
-          <w:iCs/>
-        </w:rPr>
-        <w:fldChar w:fldCharType="end"/>
-      </w:r>
-      <w:r>
-        <w:rPr>
-          <w:rFonts w:asciiTheme="minorHAnsi" w:hAnsiTheme="minorHAnsi"/>
-          <w:b/>
-          <w:bCs/>
-          <w:i/>
-          <w:iCs/>
-        </w:rPr>
-        <w:instrText xml:space="preserve"> </w:instrText>
-      </w:r>
-      <w:r>
-        <w:rPr>
-          <w:rFonts w:asciiTheme="minorHAnsi" w:hAnsiTheme="minorHAnsi"/>
-          <w:i/>
-          <w:iCs/>
-        </w:rPr>
-        <w:instrText xml:space="preserve">" "" </w:instrText>
-      </w:r>
-      <w:r>
-        <w:rPr>
-          <w:rFonts w:asciiTheme="minorHAnsi" w:hAnsiTheme="minorHAnsi"/>
-          <w:i/>
-          <w:iCs/>
-        </w:rPr>
-        <w:fldChar w:fldCharType="end"/>
-      </w:r>
-      <w:bookmarkEnd w:id="0"/>
-      <w:r>
-        <w:rPr>
-          <w:rFonts w:asciiTheme="minorHAnsi" w:hAnsiTheme="minorHAnsi"/>
-          <w:i/>
-          <w:iCs/>
-        </w:rPr>
-        <w:fldChar w:fldCharType="begin"/>
-      </w:r>
-      <w:r>
-        <w:rPr>
-          <w:rFonts w:asciiTheme="minorHAnsi" w:hAnsiTheme="minorHAnsi"/>
-          <w:i/>
-          <w:iCs/>
-        </w:rPr>
-        <w:instrText xml:space="preserve"> IF </w:instrText>
-      </w:r>
-      <w:r>
-        <w:rPr>
-          <w:rFonts w:asciiTheme="minorHAnsi" w:hAnsiTheme="minorHAnsi"/>
-          <w:i/>
-          <w:iCs/>
-        </w:rPr>
-        <w:fldChar w:fldCharType="begin"/>
-      </w:r>
-      <w:r>
-        <w:rPr>
-          <w:rFonts w:asciiTheme="minorHAnsi" w:hAnsiTheme="minorHAnsi"/>
-          <w:i/>
-          <w:iCs/>
-        </w:rPr>
-        <w:instrText xml:space="preserve"> MERGEFIELD DESTINATARIO </w:instrText>
-      </w:r>
-      <w:r>
-        <w:rPr>
-          <w:rFonts w:asciiTheme="minorHAnsi" w:hAnsiTheme="minorHAnsi"/>
-          <w:i/>
-          <w:iCs/>
-        </w:rPr>
-        <w:fldChar w:fldCharType="end"/>
-      </w:r>
-      <w:r>
-        <w:rPr>
-          <w:rFonts w:asciiTheme="minorHAnsi" w:hAnsiTheme="minorHAnsi"/>
-          <w:i/>
-          <w:iCs/>
-        </w:rPr>
-        <w:instrText xml:space="preserve"> = "" </w:instrText>
-      </w:r>
-      <w:r>
-        <w:rPr>
-          <w:rFonts w:asciiTheme="minorHAnsi" w:hAnsiTheme="minorHAnsi"/>
-          <w:b/>
-          <w:bCs/>
-          <w:i/>
-          <w:iCs/>
-        </w:rPr>
-        <w:instrText xml:space="preserve">"A quien </w:instrText>
-      </w:r>
-      <w:r>
-        <w:rPr>
-          <w:rFonts w:asciiTheme="minorHAnsi" w:hAnsiTheme="minorHAnsi"/>
-          <w:b/>
-          <w:bCs/>
-          <w:i/>
-          <w:iCs/>
-        </w:rPr>
-        <w:instrText>corresponda.</w:instrText>
-      </w:r>
-    </w:p>
-    <w:p>
-      <w:pPr>
-        <w:spacing w:after="0" w:line="240" w:lineRule="auto"/>
-        <w:ind w:firstLine="708"/>
-        <w:jc w:val="both"/>
-        <w:rPr>
-          <w:rFonts w:asciiTheme="minorHAnsi" w:hAnsiTheme="minorHAnsi"/>
-          <w:i/>
-          <w:iCs/>
-          <w:noProof/>
-        </w:rPr>
-      </w:pPr>
-      <w:r>
-        <w:rPr>
-          <w:rFonts w:asciiTheme="minorHAnsi" w:hAnsiTheme="minorHAnsi"/>
-          <w:i/>
-          <w:iCs/>
-        </w:rPr>
-        <w:instrText xml:space="preserve">" "" </w:instrText>
-      </w:r>
-      <w:r>
-        <w:rPr>
-          <w:rFonts w:asciiTheme="minorHAnsi" w:hAnsiTheme="minorHAnsi"/>
-          <w:i/>
-          <w:iCs/>
-        </w:rPr>
-        <w:fldChar w:fldCharType="separate"/>
-      </w:r>
-      <w:r>
-        <w:rPr>
-          <w:rFonts w:asciiTheme="minorHAnsi" w:hAnsiTheme="minorHAnsi"/>
-          <w:b/>
-          <w:bCs/>
-          <w:i/>
-          <w:iCs/>
-          <w:noProof/>
-        </w:rPr>
-        <w:t>A quien corresponda.</w:t>
-      </w:r>
-    </w:p>
-    <w:p>
-      <w:pPr>
-        <w:spacing w:after="0" w:line="240" w:lineRule="auto"/>
-        <w:ind w:firstLine="708"/>
-        <w:rPr>
-          <w:rFonts w:asciiTheme="minorHAnsi" w:hAnsiTheme="minorHAnsi"/>
-          <w:i/>
-          <w:iCs/>
-        </w:rPr>
-      </w:pPr>
-      <w:r>
-        <w:rPr>
-          <w:rFonts w:asciiTheme="minorHAnsi" w:hAnsiTheme="minorHAnsi"/>
-          <w:i/>
-          <w:iCs/>
-        </w:rPr>
-        <w:fldChar w:fldCharType="end"/>
-      </w:r>
-    </w:p>
-    <w:p>
-      <w:pPr>
-        <w:spacing w:after="0" w:line="240" w:lineRule="auto"/>
-        <w:ind w:firstLine="708"/>
-        <w:rPr>
-          <w:rFonts w:asciiTheme="minorHAnsi" w:hAnsiTheme="minorHAnsi"/>
-          <w:i/>
-          <w:iCs/>
-        </w:rPr>
-      </w:pPr>
-    </w:p>
-    <w:p>
-      <w:pPr>
-        <w:spacing w:after="0" w:line="240" w:lineRule="auto"/>
-        <w:ind w:firstLine="708"/>
-        <w:jc w:val="both"/>
-        <w:rPr>
-          <w:rFonts w:asciiTheme="minorHAnsi" w:hAnsiTheme="minorHAnsi"/>
-          <w:i/>
-          <w:iCs/>
-        </w:rPr>
-      </w:pPr>
+        </w:rPr>
+        <w:br/>
+      </w:r>
     </w:p>
     <w:p>
       <w:pPr>
         <w:spacing w:afterLines="120" w:after="288" w:line="240" w:lineRule="auto"/>
-        <w:ind w:left="1416" w:hanging="708"/>
         <w:jc w:val="center"/>
         <w:rPr>
           <w:rFonts w:asciiTheme="minorHAnsi" w:hAnsiTheme="minorHAnsi"/>
@@ -441,7 +313,6 @@
     <w:p>
       <w:pPr>
         <w:spacing w:afterLines="120" w:after="288" w:line="240" w:lineRule="auto"/>
-        <w:ind w:left="709" w:hanging="1"/>
         <w:jc w:val="both"/>
         <w:rPr>
           <w:rFonts w:asciiTheme="minorHAnsi" w:hAnsiTheme="minorHAnsi" w:cstheme="minorHAnsi"/>
@@ -530,7 +401,114 @@
           <w:i/>
           <w:iCs/>
         </w:rPr>
-        <w:t xml:space="preserve">certifica que </w:t>
+        <w:t>certifica que</w:t>
+      </w:r>
+      <w:r>
+        <w:rPr>
+          <w:rFonts w:asciiTheme="minorHAnsi" w:hAnsiTheme="minorHAnsi" w:cstheme="minorHAnsi"/>
+          <w:i/>
+          <w:iCs/>
+        </w:rPr>
+        <w:t xml:space="preserve"> </w:t>
+      </w:r>
+      <w:r>
+        <w:rPr>
+          <w:rFonts w:asciiTheme="minorHAnsi" w:hAnsiTheme="minorHAnsi" w:cstheme="minorHAnsi"/>
+          <w:i/>
+          <w:iCs/>
+        </w:rPr>
+        <w:t>${TITULO_PERSONA}</w:t>
+      </w:r>
+      <w:r>
+        <w:rPr>
+          <w:rFonts w:asciiTheme="minorHAnsi" w:hAnsiTheme="minorHAnsi" w:cstheme="minorHAnsi"/>
+          <w:i/>
+          <w:iCs/>
+        </w:rPr>
+        <w:t xml:space="preserve"> </w:t>
+      </w:r>
+      <w:r>
+        <w:rPr>
+          <w:rFonts w:asciiTheme="minorHAnsi" w:hAnsiTheme="minorHAnsi" w:cstheme="minorHAnsi"/>
+        </w:rPr>
+        <w:t>${NOMBRE_COMPLETO}</w:t>
+      </w:r>
+      <w:r>
+        <w:rPr>
+          <w:rFonts w:asciiTheme="minorHAnsi" w:hAnsiTheme="minorHAnsi" w:cstheme="minorHAnsi"/>
+          <w:bCs/>
+          <w:i/>
+          <w:iCs/>
+        </w:rPr>
+        <w:t>,</w:t>
+      </w:r>
+      <w:r>
+        <w:rPr>
+          <w:rFonts w:asciiTheme="minorHAnsi" w:hAnsiTheme="minorHAnsi" w:cstheme="minorHAnsi"/>
+          <w:b/>
+          <w:i/>
+          <w:iCs/>
+        </w:rPr>
+        <w:t xml:space="preserve"> </w:t>
+      </w:r>
+      <w:r>
+        <w:rPr>
+          <w:rFonts w:asciiTheme="minorHAnsi" w:hAnsiTheme="minorHAnsi" w:cstheme="minorHAnsi"/>
+          <w:bCs/>
+          <w:i/>
+          <w:iCs/>
+        </w:rPr>
+        <w:t>${</w:t>
+      </w:r>
+      <w:r>
+        <w:t>IDENTIFICADO_IDENTIFICADA</w:t>
+      </w:r>
+      <w:r>
+        <w:rPr>
+          <w:rFonts w:asciiTheme="minorHAnsi" w:hAnsiTheme="minorHAnsi" w:cstheme="minorHAnsi"/>
+          <w:bCs/>
+          <w:i/>
+          <w:iCs/>
+        </w:rPr>
+        <w:t>}</w:t>
+      </w:r>
+      <w:r>
+        <w:rPr>
+          <w:rFonts w:asciiTheme="minorHAnsi" w:hAnsiTheme="minorHAnsi" w:cstheme="minorHAnsi"/>
+          <w:i/>
+          <w:iCs/>
+        </w:rPr>
+        <w:t xml:space="preserve"> </w:t>
+      </w:r>
+      <w:r>
+        <w:rPr>
+          <w:rFonts w:asciiTheme="minorHAnsi" w:hAnsiTheme="minorHAnsi" w:cstheme="minorHAnsi"/>
+          <w:i/>
+          <w:iCs/>
+        </w:rPr>
+        <w:t xml:space="preserve">con </w:t>
+      </w:r>
+      <w:r>
+        <w:rPr>
+          <w:rFonts w:asciiTheme="minorHAnsi" w:hAnsiTheme="minorHAnsi" w:cstheme="minorHAnsi"/>
+          <w:i/>
+          <w:iCs/>
+        </w:rPr>
+        <w:t xml:space="preserve">documento de identidad </w:t>
+      </w:r>
+      <w:r>
+        <w:rPr>
+          <w:rFonts w:asciiTheme="minorHAnsi" w:hAnsiTheme="minorHAnsi" w:cstheme="minorHAnsi"/>
+        </w:rPr>
+        <w:t>${DOCUMENTO}</w:t>
+      </w:r>
+      <w:r>
+        <w:rPr>
+          <w:rFonts w:asciiTheme="minorHAnsi" w:hAnsiTheme="minorHAnsi" w:cstheme="minorHAnsi"/>
+          <w:i/>
+          <w:iCs/>
+        </w:rPr>
+        <w:t xml:space="preserve">, </w:t>
       </w:r>
       <w:r>
         <w:rPr>
@@ -562,6 +540,204 @@
           <w:i/>
           <w:iCs/>
         </w:rPr>
+        <w:instrText xml:space="preserve"> MERGEFIELD ESTADO </w:instrText>
+      </w:r>
+      <w:r>
+        <w:rPr>
+          <w:rFonts w:asciiTheme="minorHAnsi" w:hAnsiTheme="minorHAnsi" w:cstheme="minorHAnsi"/>
+          <w:i/>
+          <w:iCs/>
+        </w:rPr>
+        <w:fldChar w:fldCharType="separate"/>
+      </w:r>
+      <w:r>
+        <w:rPr>
+          <w:rFonts w:asciiTheme="minorHAnsi" w:hAnsiTheme="minorHAnsi" w:cstheme="minorHAnsi"/>
+          <w:i/>
+          <w:iCs/>
+          <w:noProof/>
+        </w:rPr>
+        <w:instrText>ACTIVO</w:instrText>
+      </w:r>
+      <w:r>
+        <w:rPr>
+          <w:rFonts w:asciiTheme="minorHAnsi" w:hAnsiTheme="minorHAnsi" w:cstheme="minorHAnsi"/>
+          <w:i/>
+          <w:iCs/>
+        </w:rPr>
+        <w:fldChar w:fldCharType="end"/>
+      </w:r>
+      <w:r>
+        <w:rPr>
+          <w:rFonts w:asciiTheme="minorHAnsi" w:hAnsiTheme="minorHAnsi" w:cstheme="minorHAnsi"/>
+          <w:i/>
+          <w:iCs/>
+        </w:rPr>
+        <w:instrText xml:space="preserve"> = "ACTIVO" "se encuentra" "" </w:instrText>
+      </w:r>
+      <w:r>
+        <w:rPr>
+          <w:rFonts w:asciiTheme="minorHAnsi" w:hAnsiTheme="minorHAnsi" w:cstheme="minorHAnsi"/>
+          <w:i/>
+          <w:iCs/>
+        </w:rPr>
+        <w:fldChar w:fldCharType="separate"/>
+      </w:r>
+      <w:r>
+        <w:rPr>
+          <w:rFonts w:asciiTheme="minorHAnsi" w:hAnsiTheme="minorHAnsi" w:cstheme="minorHAnsi"/>
+          <w:i/>
+          <w:iCs/>
+          <w:noProof/>
+        </w:rPr>
+        <w:t>se encuentra</w:t>
+      </w:r>
+      <w:r>
+        <w:rPr>
+          <w:rFonts w:asciiTheme="minorHAnsi" w:hAnsiTheme="minorHAnsi" w:cstheme="minorHAnsi"/>
+          <w:i/>
+          <w:iCs/>
+        </w:rPr>
+        <w:fldChar w:fldCharType="end"/>
+      </w:r>
+      <w:r>
+        <w:rPr>
+          <w:rFonts w:asciiTheme="minorHAnsi" w:hAnsiTheme="minorHAnsi" w:cstheme="minorHAnsi"/>
+          <w:i/>
+          <w:iCs/>
+        </w:rPr>
+        <w:fldChar w:fldCharType="begin"/>
+      </w:r>
+      <w:r>
+        <w:rPr>
+          <w:rFonts w:asciiTheme="minorHAnsi" w:hAnsiTheme="minorHAnsi" w:cstheme="minorHAnsi"/>
+          <w:i/>
+          <w:iCs/>
+        </w:rPr>
+        <w:instrText xml:space="preserve"> IF </w:instrText>
+      </w:r>
+      <w:r>
+        <w:rPr>
+          <w:rFonts w:asciiTheme="minorHAnsi" w:hAnsiTheme="minorHAnsi" w:cstheme="minorHAnsi"/>
+          <w:i/>
+          <w:iCs/>
+        </w:rPr>
+        <w:fldChar w:fldCharType="begin"/>
+      </w:r>
+      <w:r>
+        <w:rPr>
+          <w:rFonts w:asciiTheme="minorHAnsi" w:hAnsiTheme="minorHAnsi" w:cstheme="minorHAnsi"/>
+          <w:i/>
+          <w:iCs/>
+        </w:rPr>
+        <w:instrText xml:space="preserve"> MERGEFIELD ESTADO </w:instrText>
+      </w:r>
+      <w:r>
+        <w:rPr>
+          <w:rFonts w:asciiTheme="minorHAnsi" w:hAnsiTheme="minorHAnsi" w:cstheme="minorHAnsi"/>
+          <w:i/>
+          <w:iCs/>
+        </w:rPr>
+        <w:fldChar w:fldCharType="separate"/>
+      </w:r>
+      <w:r>
+        <w:rPr>
+          <w:rFonts w:asciiTheme="minorHAnsi" w:hAnsiTheme="minorHAnsi" w:cstheme="minorHAnsi"/>
+          <w:i/>
+          <w:iCs/>
+          <w:noProof/>
+        </w:rPr>
+        <w:instrText>ACTIVO</w:instrText>
+      </w:r>
+      <w:r>
+        <w:rPr>
+          <w:rFonts w:asciiTheme="minorHAnsi" w:hAnsiTheme="minorHAnsi" w:cstheme="minorHAnsi"/>
+          <w:i/>
+          <w:iCs/>
+        </w:rPr>
+        <w:fldChar w:fldCharType="end"/>
+      </w:r>
+      <w:r>
+        <w:rPr>
+          <w:rFonts w:asciiTheme="minorHAnsi" w:hAnsiTheme="minorHAnsi" w:cstheme="minorHAnsi"/>
+          <w:i/>
+          <w:iCs/>
+        </w:rPr>
+        <w:instrText xml:space="preserve"> = "NO ACTIVO" "estuvo" "" </w:instrText>
+      </w:r>
+      <w:r>
+        <w:rPr>
+          <w:rFonts w:asciiTheme="minorHAnsi" w:hAnsiTheme="minorHAnsi" w:cstheme="minorHAnsi"/>
+          <w:i/>
+          <w:iCs/>
+        </w:rPr>
+        <w:fldChar w:fldCharType="end"/>
+      </w:r>
+      <w:r>
+        <w:rPr>
+          <w:rFonts w:asciiTheme="minorHAnsi" w:hAnsiTheme="minorHAnsi" w:cstheme="minorHAnsi"/>
+          <w:i/>
+          <w:iCs/>
+        </w:rPr>
+        <w:t xml:space="preserve"> </w:t>
+      </w:r>
+      <w:r>
+        <w:rPr>
+          <w:rFonts w:asciiTheme="minorHAnsi" w:hAnsiTheme="minorHAnsi" w:cstheme="minorHAnsi"/>
+          <w:i/>
+          <w:iCs/>
+        </w:rPr>
+        <w:t>${</w:t>
+      </w:r>
+      <w:r>
+        <w:t>AFILIADO_AFILIADA</w:t>
+      </w:r>
+      <w:r>
+        <w:rPr>
+          <w:rFonts w:asciiTheme="minorHAnsi" w:hAnsiTheme="minorHAnsi" w:cstheme="minorHAnsi"/>
+          <w:i/>
+          <w:iCs/>
+        </w:rPr>
+        <w:t xml:space="preserve">} </w:t>
+      </w:r>
+      <w:r>
+        <w:rPr>
+          <w:rFonts w:asciiTheme="minorHAnsi" w:hAnsiTheme="minorHAnsi" w:cstheme="minorHAnsi"/>
+          <w:i/>
+          <w:iCs/>
+        </w:rPr>
+        <w:t xml:space="preserve"> </w:t>
+      </w:r>
+      <w:r>
+        <w:rPr>
+          <w:rFonts w:asciiTheme="minorHAnsi" w:hAnsiTheme="minorHAnsi" w:cstheme="minorHAnsi"/>
+          <w:i/>
+          <w:iCs/>
+        </w:rPr>
+        <w:fldChar w:fldCharType="begin"/>
+      </w:r>
+      <w:r>
+        <w:rPr>
+          <w:rFonts w:asciiTheme="minorHAnsi" w:hAnsiTheme="minorHAnsi" w:cstheme="minorHAnsi"/>
+          <w:i/>
+          <w:iCs/>
+        </w:rPr>
+        <w:instrText xml:space="preserve"> IF </w:instrText>
+      </w:r>
+      <w:r>
+        <w:rPr>
+          <w:rFonts w:asciiTheme="minorHAnsi" w:hAnsiTheme="minorHAnsi" w:cstheme="minorHAnsi"/>
+          <w:i/>
+          <w:iCs/>
+        </w:rPr>
+        <w:fldChar w:fldCharType="begin"/>
+      </w:r>
+      <w:r>
+        <w:rPr>
+          <w:rFonts w:asciiTheme="minorHAnsi" w:hAnsiTheme="minorHAnsi" w:cstheme="minorHAnsi"/>
+          <w:i/>
+          <w:iCs/>
+        </w:rPr>
         <w:instrText xml:space="preserve"> MERGEFIELD SEXO </w:instrText>
       </w:r>
       <w:r>
@@ -595,31 +771,23 @@
           <w:i/>
           <w:iCs/>
         </w:rPr>
-        <w:instrText xml:space="preserve"> = "F" "</w:instrText>
-      </w:r>
-      <w:r>
-        <w:rPr>
-          <w:rFonts w:asciiTheme="minorHAnsi" w:hAnsiTheme="minorHAnsi" w:cstheme="minorHAnsi"/>
-          <w:i/>
-          <w:iCs/>
-        </w:rPr>
-        <w:instrText>la se</w:instrText>
-      </w:r>
-      <w:r>
-        <w:rPr>
-          <w:rFonts w:asciiTheme="minorHAnsi" w:hAnsiTheme="minorHAnsi" w:cstheme="minorHAnsi"/>
-          <w:i/>
-          <w:iCs/>
-        </w:rPr>
-        <w:instrText xml:space="preserve">ñora" "" </w:instrText>
-      </w:r>
-      <w:r>
-        <w:rPr>
-          <w:rFonts w:asciiTheme="minorHAnsi" w:hAnsiTheme="minorHAnsi" w:cstheme="minorHAnsi"/>
-          <w:i/>
-          <w:iCs/>
-        </w:rPr>
-        <w:fldChar w:fldCharType="end"/>
+        <w:instrText xml:space="preserve"> = "F" "afiliada" "" </w:instrText>
+      </w:r>
+      <w:r>
+        <w:rPr>
+          <w:rFonts w:asciiTheme="minorHAnsi" w:hAnsiTheme="minorHAnsi" w:cstheme="minorHAnsi"/>
+          <w:i/>
+          <w:iCs/>
+        </w:rPr>
+        <w:fldChar w:fldCharType="end"/>
+      </w:r>
+      <w:r>
+        <w:rPr>
+          <w:rFonts w:asciiTheme="minorHAnsi" w:hAnsiTheme="minorHAnsi" w:cstheme="minorHAnsi"/>
+          <w:i/>
+          <w:iCs/>
+        </w:rPr>
+        <w:t>al Sindicato</w:t>
       </w:r>
       <w:r>
         <w:rPr>
@@ -651,7 +819,7 @@
           <w:i/>
           <w:iCs/>
         </w:rPr>
-        <w:instrText xml:space="preserve"> MERGEFIELD SEXO </w:instrText>
+        <w:instrText xml:space="preserve"> MERGEFIELD INGRESO </w:instrText>
       </w:r>
       <w:r>
         <w:rPr>
@@ -668,39 +836,23 @@
           <w:iCs/>
           <w:noProof/>
         </w:rPr>
-        <w:instrText>M</w:instrText>
-      </w:r>
-      <w:r>
-        <w:rPr>
-          <w:rFonts w:asciiTheme="minorHAnsi" w:hAnsiTheme="minorHAnsi" w:cstheme="minorHAnsi"/>
-          <w:i/>
-          <w:iCs/>
-        </w:rPr>
-        <w:fldChar w:fldCharType="end"/>
-      </w:r>
-      <w:r>
-        <w:rPr>
-          <w:rFonts w:asciiTheme="minorHAnsi" w:hAnsiTheme="minorHAnsi" w:cstheme="minorHAnsi"/>
-          <w:i/>
-          <w:iCs/>
-        </w:rPr>
-        <w:instrText xml:space="preserve"> = "M" "</w:instrText>
-      </w:r>
-      <w:r>
-        <w:rPr>
-          <w:rFonts w:asciiTheme="minorHAnsi" w:hAnsiTheme="minorHAnsi" w:cstheme="minorHAnsi"/>
-          <w:i/>
-          <w:iCs/>
-        </w:rPr>
-        <w:instrText>el s</w:instrText>
-      </w:r>
-      <w:r>
-        <w:rPr>
-          <w:rFonts w:asciiTheme="minorHAnsi" w:hAnsiTheme="minorHAnsi" w:cstheme="minorHAnsi"/>
-          <w:i/>
-          <w:iCs/>
-        </w:rPr>
-        <w:instrText xml:space="preserve">eñor" "" </w:instrText>
+        <w:instrText>abril 19/2024</w:instrText>
+      </w:r>
+      <w:r>
+        <w:rPr>
+          <w:rFonts w:asciiTheme="minorHAnsi" w:hAnsiTheme="minorHAnsi" w:cstheme="minorHAnsi"/>
+          <w:i/>
+          <w:iCs/>
+        </w:rPr>
+        <w:fldChar w:fldCharType="end"/>
+      </w:r>
+      <w:r>
+        <w:rPr>
+          <w:rFonts w:asciiTheme="minorHAnsi" w:hAnsiTheme="minorHAnsi" w:cstheme="minorHAnsi"/>
+          <w:i/>
+          <w:iCs/>
+        </w:rPr>
+        <w:instrText xml:space="preserve"> &lt;&gt; "" " desde " ""</w:instrText>
       </w:r>
       <w:r>
         <w:rPr>
@@ -717,680 +869,6 @@
           <w:iCs/>
           <w:noProof/>
         </w:rPr>
-        <w:t>el señor</w:t>
-      </w:r>
-      <w:r>
-        <w:rPr>
-          <w:rFonts w:asciiTheme="minorHAnsi" w:hAnsiTheme="minorHAnsi" w:cstheme="minorHAnsi"/>
-          <w:i/>
-          <w:iCs/>
-        </w:rPr>
-        <w:fldChar w:fldCharType="end"/>
-      </w:r>
-      <w:r>
-        <w:rPr>
-          <w:rFonts w:asciiTheme="minorHAnsi" w:hAnsiTheme="minorHAnsi" w:cstheme="minorHAnsi"/>
-          <w:b/>
-          <w:bCs/>
-          <w:i/>
-          <w:iCs/>
-        </w:rPr>
-        <w:t xml:space="preserve"> </w:t>
-      </w:r>
-      <w:r>
-        <w:rPr>
-          <w:rFonts w:asciiTheme="minorHAnsi" w:hAnsiTheme="minorHAnsi" w:cstheme="minorHAnsi"/>
-        </w:rPr>
-        <w:t>${NOMBRE_COMPLETO}</w:t>
-      </w:r>
-      <w:r>
-        <w:rPr>
-          <w:rFonts w:asciiTheme="minorHAnsi" w:hAnsiTheme="minorHAnsi" w:cstheme="minorHAnsi"/>
-          <w:b/>
-          <w:i/>
-          <w:iCs/>
-        </w:rPr>
-        <w:t>,</w:t>
-      </w:r>
-      <w:r>
-        <w:rPr>
-          <w:rFonts w:asciiTheme="minorHAnsi" w:hAnsiTheme="minorHAnsi" w:cstheme="minorHAnsi"/>
-          <w:i/>
-          <w:iCs/>
-        </w:rPr>
-        <w:t xml:space="preserve"> </w:t>
-      </w:r>
-      <w:r>
-        <w:rPr>
-          <w:rFonts w:asciiTheme="minorHAnsi" w:hAnsiTheme="minorHAnsi" w:cstheme="minorHAnsi"/>
-          <w:i/>
-          <w:iCs/>
-        </w:rPr>
-        <w:fldChar w:fldCharType="begin"/>
-      </w:r>
-      <w:r>
-        <w:rPr>
-          <w:rFonts w:asciiTheme="minorHAnsi" w:hAnsiTheme="minorHAnsi" w:cstheme="minorHAnsi"/>
-          <w:i/>
-          <w:iCs/>
-        </w:rPr>
-        <w:instrText xml:space="preserve"> IF </w:instrText>
-      </w:r>
-      <w:r>
-        <w:rPr>
-          <w:rFonts w:asciiTheme="minorHAnsi" w:hAnsiTheme="minorHAnsi" w:cstheme="minorHAnsi"/>
-          <w:i/>
-          <w:iCs/>
-        </w:rPr>
-        <w:fldChar w:fldCharType="begin"/>
-      </w:r>
-      <w:r>
-        <w:rPr>
-          <w:rFonts w:asciiTheme="minorHAnsi" w:hAnsiTheme="minorHAnsi" w:cstheme="minorHAnsi"/>
-          <w:i/>
-          <w:iCs/>
-        </w:rPr>
-        <w:instrText xml:space="preserve"> MERGEFIELD SEXO </w:instrText>
-      </w:r>
-      <w:r>
-        <w:rPr>
-          <w:rFonts w:asciiTheme="minorHAnsi" w:hAnsiTheme="minorHAnsi" w:cstheme="minorHAnsi"/>
-          <w:i/>
-          <w:iCs/>
-        </w:rPr>
-        <w:fldChar w:fldCharType="separate"/>
-      </w:r>
-      <w:r>
-        <w:rPr>
-          <w:rFonts w:asciiTheme="minorHAnsi" w:hAnsiTheme="minorHAnsi" w:cstheme="minorHAnsi"/>
-          <w:i/>
-          <w:iCs/>
-          <w:noProof/>
-        </w:rPr>
-        <w:instrText>M</w:instrText>
-      </w:r>
-      <w:r>
-        <w:rPr>
-          <w:rFonts w:asciiTheme="minorHAnsi" w:hAnsiTheme="minorHAnsi" w:cstheme="minorHAnsi"/>
-          <w:i/>
-          <w:iCs/>
-        </w:rPr>
-        <w:fldChar w:fldCharType="end"/>
-      </w:r>
-      <w:r>
-        <w:rPr>
-          <w:rFonts w:asciiTheme="minorHAnsi" w:hAnsiTheme="minorHAnsi" w:cstheme="minorHAnsi"/>
-          <w:i/>
-          <w:iCs/>
-        </w:rPr>
-        <w:instrText xml:space="preserve"> = "F" "identificada" "" </w:instrText>
-      </w:r>
-      <w:r>
-        <w:rPr>
-          <w:rFonts w:asciiTheme="minorHAnsi" w:hAnsiTheme="minorHAnsi" w:cstheme="minorHAnsi"/>
-          <w:i/>
-          <w:iCs/>
-        </w:rPr>
-        <w:fldChar w:fldCharType="end"/>
-      </w:r>
-      <w:r>
-        <w:rPr>
-          <w:rFonts w:asciiTheme="minorHAnsi" w:hAnsiTheme="minorHAnsi" w:cstheme="minorHAnsi"/>
-          <w:i/>
-          <w:iCs/>
-        </w:rPr>
-        <w:fldChar w:fldCharType="begin"/>
-      </w:r>
-      <w:r>
-        <w:rPr>
-          <w:rFonts w:asciiTheme="minorHAnsi" w:hAnsiTheme="minorHAnsi" w:cstheme="minorHAnsi"/>
-          <w:i/>
-          <w:iCs/>
-        </w:rPr>
-        <w:instrText xml:space="preserve"> IF </w:instrText>
-      </w:r>
-      <w:r>
-        <w:rPr>
-          <w:rFonts w:asciiTheme="minorHAnsi" w:hAnsiTheme="minorHAnsi" w:cstheme="minorHAnsi"/>
-          <w:i/>
-          <w:iCs/>
-        </w:rPr>
-        <w:fldChar w:fldCharType="begin"/>
-      </w:r>
-      <w:r>
-        <w:rPr>
-          <w:rFonts w:asciiTheme="minorHAnsi" w:hAnsiTheme="minorHAnsi" w:cstheme="minorHAnsi"/>
-          <w:i/>
-          <w:iCs/>
-        </w:rPr>
-        <w:instrText xml:space="preserve"> MERGEFIELD SEXO </w:instrText>
-      </w:r>
-      <w:r>
-        <w:rPr>
-          <w:rFonts w:asciiTheme="minorHAnsi" w:hAnsiTheme="minorHAnsi" w:cstheme="minorHAnsi"/>
-          <w:i/>
-          <w:iCs/>
-        </w:rPr>
-        <w:fldChar w:fldCharType="separate"/>
-      </w:r>
-      <w:r>
-        <w:rPr>
-          <w:rFonts w:asciiTheme="minorHAnsi" w:hAnsiTheme="minorHAnsi" w:cstheme="minorHAnsi"/>
-          <w:i/>
-          <w:iCs/>
-          <w:noProof/>
-        </w:rPr>
-        <w:instrText>M</w:instrText>
-      </w:r>
-      <w:r>
-        <w:rPr>
-          <w:rFonts w:asciiTheme="minorHAnsi" w:hAnsiTheme="minorHAnsi" w:cstheme="minorHAnsi"/>
-          <w:i/>
-          <w:iCs/>
-        </w:rPr>
-        <w:fldChar w:fldCharType="end"/>
-      </w:r>
-      <w:r>
-        <w:rPr>
-          <w:rFonts w:asciiTheme="minorHAnsi" w:hAnsiTheme="minorHAnsi" w:cstheme="minorHAnsi"/>
-          <w:i/>
-          <w:iCs/>
-        </w:rPr>
-        <w:instrText xml:space="preserve"> = "M" "identificado" "" </w:instrText>
-      </w:r>
-      <w:r>
-        <w:rPr>
-          <w:rFonts w:asciiTheme="minorHAnsi" w:hAnsiTheme="minorHAnsi" w:cstheme="minorHAnsi"/>
-          <w:i/>
-          <w:iCs/>
-        </w:rPr>
-        <w:fldChar w:fldCharType="separate"/>
-      </w:r>
-      <w:r>
-        <w:rPr>
-          <w:rFonts w:asciiTheme="minorHAnsi" w:hAnsiTheme="minorHAnsi" w:cstheme="minorHAnsi"/>
-          <w:i/>
-          <w:iCs/>
-          <w:noProof/>
-        </w:rPr>
-        <w:t>identificado</w:t>
-      </w:r>
-      <w:r>
-        <w:rPr>
-          <w:rFonts w:asciiTheme="minorHAnsi" w:hAnsiTheme="minorHAnsi" w:cstheme="minorHAnsi"/>
-          <w:i/>
-          <w:iCs/>
-        </w:rPr>
-        <w:fldChar w:fldCharType="end"/>
-      </w:r>
-      <w:r>
-        <w:rPr>
-          <w:rFonts w:asciiTheme="minorHAnsi" w:hAnsiTheme="minorHAnsi" w:cstheme="minorHAnsi"/>
-          <w:i/>
-          <w:iCs/>
-        </w:rPr>
-        <w:t xml:space="preserve"> </w:t>
-      </w:r>
-      <w:r>
-        <w:rPr>
-          <w:rFonts w:asciiTheme="minorHAnsi" w:hAnsiTheme="minorHAnsi" w:cstheme="minorHAnsi"/>
-          <w:i/>
-          <w:iCs/>
-        </w:rPr>
-        <w:t xml:space="preserve">con </w:t>
-      </w:r>
-      <w:r>
-        <w:rPr>
-          <w:rFonts w:asciiTheme="minorHAnsi" w:hAnsiTheme="minorHAnsi" w:cstheme="minorHAnsi"/>
-          <w:i/>
-          <w:iCs/>
-        </w:rPr>
-        <w:t xml:space="preserve">documento de identidad </w:t>
-      </w:r>
-      <w:r>
-        <w:rPr>
-          <w:rFonts w:asciiTheme="minorHAnsi" w:hAnsiTheme="minorHAnsi" w:cstheme="minorHAnsi"/>
-        </w:rPr>
-        <w:t>${DOCUMENTO}</w:t>
-      </w:r>
-      <w:r>
-        <w:rPr>
-          <w:rFonts w:asciiTheme="minorHAnsi" w:hAnsiTheme="minorHAnsi" w:cstheme="minorHAnsi"/>
-          <w:i/>
-          <w:iCs/>
-        </w:rPr>
-        <w:t xml:space="preserve">, </w:t>
-      </w:r>
-      <w:r>
-        <w:rPr>
-          <w:rFonts w:asciiTheme="minorHAnsi" w:hAnsiTheme="minorHAnsi" w:cstheme="minorHAnsi"/>
-          <w:i/>
-          <w:iCs/>
-        </w:rPr>
-        <w:fldChar w:fldCharType="begin"/>
-      </w:r>
-      <w:r>
-        <w:rPr>
-          <w:rFonts w:asciiTheme="minorHAnsi" w:hAnsiTheme="minorHAnsi" w:cstheme="minorHAnsi"/>
-          <w:i/>
-          <w:iCs/>
-        </w:rPr>
-        <w:instrText xml:space="preserve"> IF </w:instrText>
-      </w:r>
-      <w:r>
-        <w:rPr>
-          <w:rFonts w:asciiTheme="minorHAnsi" w:hAnsiTheme="minorHAnsi" w:cstheme="minorHAnsi"/>
-          <w:i/>
-          <w:iCs/>
-        </w:rPr>
-        <w:fldChar w:fldCharType="begin"/>
-      </w:r>
-      <w:r>
-        <w:rPr>
-          <w:rFonts w:asciiTheme="minorHAnsi" w:hAnsiTheme="minorHAnsi" w:cstheme="minorHAnsi"/>
-          <w:i/>
-          <w:iCs/>
-        </w:rPr>
-        <w:instrText xml:space="preserve"> MERGEFIELD ESTADO </w:instrText>
-      </w:r>
-      <w:r>
-        <w:rPr>
-          <w:rFonts w:asciiTheme="minorHAnsi" w:hAnsiTheme="minorHAnsi" w:cstheme="minorHAnsi"/>
-          <w:i/>
-          <w:iCs/>
-        </w:rPr>
-        <w:fldChar w:fldCharType="separate"/>
-      </w:r>
-      <w:r>
-        <w:rPr>
-          <w:rFonts w:asciiTheme="minorHAnsi" w:hAnsiTheme="minorHAnsi" w:cstheme="minorHAnsi"/>
-          <w:i/>
-          <w:iCs/>
-          <w:noProof/>
-        </w:rPr>
-        <w:instrText>ACTIVO</w:instrText>
-      </w:r>
-      <w:r>
-        <w:rPr>
-          <w:rFonts w:asciiTheme="minorHAnsi" w:hAnsiTheme="minorHAnsi" w:cstheme="minorHAnsi"/>
-          <w:i/>
-          <w:iCs/>
-        </w:rPr>
-        <w:fldChar w:fldCharType="end"/>
-      </w:r>
-      <w:r>
-        <w:rPr>
-          <w:rFonts w:asciiTheme="minorHAnsi" w:hAnsiTheme="minorHAnsi" w:cstheme="minorHAnsi"/>
-          <w:i/>
-          <w:iCs/>
-        </w:rPr>
-        <w:instrText xml:space="preserve"> = "ACTIVO" "se encuentra" "" </w:instrText>
-      </w:r>
-      <w:r>
-        <w:rPr>
-          <w:rFonts w:asciiTheme="minorHAnsi" w:hAnsiTheme="minorHAnsi" w:cstheme="minorHAnsi"/>
-          <w:i/>
-          <w:iCs/>
-        </w:rPr>
-        <w:fldChar w:fldCharType="separate"/>
-      </w:r>
-      <w:r>
-        <w:rPr>
-          <w:rFonts w:asciiTheme="minorHAnsi" w:hAnsiTheme="minorHAnsi" w:cstheme="minorHAnsi"/>
-          <w:i/>
-          <w:iCs/>
-          <w:noProof/>
-        </w:rPr>
-        <w:t>se encuentra</w:t>
-      </w:r>
-      <w:r>
-        <w:rPr>
-          <w:rFonts w:asciiTheme="minorHAnsi" w:hAnsiTheme="minorHAnsi" w:cstheme="minorHAnsi"/>
-          <w:i/>
-          <w:iCs/>
-        </w:rPr>
-        <w:fldChar w:fldCharType="end"/>
-      </w:r>
-      <w:r>
-        <w:rPr>
-          <w:rFonts w:asciiTheme="minorHAnsi" w:hAnsiTheme="minorHAnsi" w:cstheme="minorHAnsi"/>
-          <w:i/>
-          <w:iCs/>
-        </w:rPr>
-        <w:fldChar w:fldCharType="begin"/>
-      </w:r>
-      <w:r>
-        <w:rPr>
-          <w:rFonts w:asciiTheme="minorHAnsi" w:hAnsiTheme="minorHAnsi" w:cstheme="minorHAnsi"/>
-          <w:i/>
-          <w:iCs/>
-        </w:rPr>
-        <w:instrText xml:space="preserve"> IF </w:instrText>
-      </w:r>
-      <w:r>
-        <w:rPr>
-          <w:rFonts w:asciiTheme="minorHAnsi" w:hAnsiTheme="minorHAnsi" w:cstheme="minorHAnsi"/>
-          <w:i/>
-          <w:iCs/>
-        </w:rPr>
-        <w:fldChar w:fldCharType="begin"/>
-      </w:r>
-      <w:r>
-        <w:rPr>
-          <w:rFonts w:asciiTheme="minorHAnsi" w:hAnsiTheme="minorHAnsi" w:cstheme="minorHAnsi"/>
-          <w:i/>
-          <w:iCs/>
-        </w:rPr>
-        <w:instrText xml:space="preserve"> MERGEFIELD ESTADO </w:instrText>
-      </w:r>
-      <w:r>
-        <w:rPr>
-          <w:rFonts w:asciiTheme="minorHAnsi" w:hAnsiTheme="minorHAnsi" w:cstheme="minorHAnsi"/>
-          <w:i/>
-          <w:iCs/>
-        </w:rPr>
-        <w:fldChar w:fldCharType="separate"/>
-      </w:r>
-      <w:r>
-        <w:rPr>
-          <w:rFonts w:asciiTheme="minorHAnsi" w:hAnsiTheme="minorHAnsi" w:cstheme="minorHAnsi"/>
-          <w:i/>
-          <w:iCs/>
-          <w:noProof/>
-        </w:rPr>
-        <w:instrText>ACTIVO</w:instrText>
-      </w:r>
-      <w:r>
-        <w:rPr>
-          <w:rFonts w:asciiTheme="minorHAnsi" w:hAnsiTheme="minorHAnsi" w:cstheme="minorHAnsi"/>
-          <w:i/>
-          <w:iCs/>
-        </w:rPr>
-        <w:fldChar w:fldCharType="end"/>
-      </w:r>
-      <w:r>
-        <w:rPr>
-          <w:rFonts w:asciiTheme="minorHAnsi" w:hAnsiTheme="minorHAnsi" w:cstheme="minorHAnsi"/>
-          <w:i/>
-          <w:iCs/>
-        </w:rPr>
-        <w:instrText xml:space="preserve"> = "NO ACTIVO" "estuvo" "" </w:instrText>
-      </w:r>
-      <w:r>
-        <w:rPr>
-          <w:rFonts w:asciiTheme="minorHAnsi" w:hAnsiTheme="minorHAnsi" w:cstheme="minorHAnsi"/>
-          <w:i/>
-          <w:iCs/>
-        </w:rPr>
-        <w:fldChar w:fldCharType="end"/>
-      </w:r>
-      <w:r>
-        <w:rPr>
-          <w:rFonts w:asciiTheme="minorHAnsi" w:hAnsiTheme="minorHAnsi" w:cstheme="minorHAnsi"/>
-          <w:i/>
-          <w:iCs/>
-        </w:rPr>
-        <w:t xml:space="preserve"> </w:t>
-      </w:r>
-      <w:r>
-        <w:rPr>
-          <w:rFonts w:asciiTheme="minorHAnsi" w:hAnsiTheme="minorHAnsi" w:cstheme="minorHAnsi"/>
-          <w:i/>
-          <w:iCs/>
-        </w:rPr>
-        <w:fldChar w:fldCharType="begin"/>
-      </w:r>
-      <w:r>
-        <w:rPr>
-          <w:rFonts w:asciiTheme="minorHAnsi" w:hAnsiTheme="minorHAnsi" w:cstheme="minorHAnsi"/>
-          <w:i/>
-          <w:iCs/>
-        </w:rPr>
-        <w:instrText xml:space="preserve"> IF </w:instrText>
-      </w:r>
-      <w:r>
-        <w:rPr>
-          <w:rFonts w:asciiTheme="minorHAnsi" w:hAnsiTheme="minorHAnsi" w:cstheme="minorHAnsi"/>
-          <w:i/>
-          <w:iCs/>
-        </w:rPr>
-        <w:fldChar w:fldCharType="begin"/>
-      </w:r>
-      <w:r>
-        <w:rPr>
-          <w:rFonts w:asciiTheme="minorHAnsi" w:hAnsiTheme="minorHAnsi" w:cstheme="minorHAnsi"/>
-          <w:i/>
-          <w:iCs/>
-        </w:rPr>
-        <w:instrText xml:space="preserve"> MERGEFIELD SEXO </w:instrText>
-      </w:r>
-      <w:r>
-        <w:rPr>
-          <w:rFonts w:asciiTheme="minorHAnsi" w:hAnsiTheme="minorHAnsi" w:cstheme="minorHAnsi"/>
-          <w:i/>
-          <w:iCs/>
-        </w:rPr>
-        <w:fldChar w:fldCharType="separate"/>
-      </w:r>
-      <w:r>
-        <w:rPr>
-          <w:rFonts w:asciiTheme="minorHAnsi" w:hAnsiTheme="minorHAnsi" w:cstheme="minorHAnsi"/>
-          <w:i/>
-          <w:iCs/>
-          <w:noProof/>
-        </w:rPr>
-        <w:instrText>M</w:instrText>
-      </w:r>
-      <w:r>
-        <w:rPr>
-          <w:rFonts w:asciiTheme="minorHAnsi" w:hAnsiTheme="minorHAnsi" w:cstheme="minorHAnsi"/>
-          <w:i/>
-          <w:iCs/>
-        </w:rPr>
-        <w:fldChar w:fldCharType="end"/>
-      </w:r>
-      <w:r>
-        <w:rPr>
-          <w:rFonts w:asciiTheme="minorHAnsi" w:hAnsiTheme="minorHAnsi" w:cstheme="minorHAnsi"/>
-          <w:i/>
-          <w:iCs/>
-        </w:rPr>
-        <w:instrText xml:space="preserve"> = "F" "afiliada" "" </w:instrText>
-      </w:r>
-      <w:r>
-        <w:rPr>
-          <w:rFonts w:asciiTheme="minorHAnsi" w:hAnsiTheme="minorHAnsi" w:cstheme="minorHAnsi"/>
-          <w:i/>
-          <w:iCs/>
-        </w:rPr>
-        <w:fldChar w:fldCharType="end"/>
-      </w:r>
-      <w:r>
-        <w:rPr>
-          <w:rFonts w:asciiTheme="minorHAnsi" w:hAnsiTheme="minorHAnsi" w:cstheme="minorHAnsi"/>
-          <w:i/>
-          <w:iCs/>
-        </w:rPr>
-        <w:fldChar w:fldCharType="begin"/>
-      </w:r>
-      <w:r>
-        <w:rPr>
-          <w:rFonts w:asciiTheme="minorHAnsi" w:hAnsiTheme="minorHAnsi" w:cstheme="minorHAnsi"/>
-          <w:i/>
-          <w:iCs/>
-        </w:rPr>
-        <w:instrText xml:space="preserve"> IF </w:instrText>
-      </w:r>
-      <w:r>
-        <w:rPr>
-          <w:rFonts w:asciiTheme="minorHAnsi" w:hAnsiTheme="minorHAnsi" w:cstheme="minorHAnsi"/>
-          <w:i/>
-          <w:iCs/>
-        </w:rPr>
-        <w:fldChar w:fldCharType="begin"/>
-      </w:r>
-      <w:r>
-        <w:rPr>
-          <w:rFonts w:asciiTheme="minorHAnsi" w:hAnsiTheme="minorHAnsi" w:cstheme="minorHAnsi"/>
-          <w:i/>
-          <w:iCs/>
-        </w:rPr>
-        <w:instrText xml:space="preserve"> MERGEFIELD SEXO </w:instrText>
-      </w:r>
-      <w:r>
-        <w:rPr>
-          <w:rFonts w:asciiTheme="minorHAnsi" w:hAnsiTheme="minorHAnsi" w:cstheme="minorHAnsi"/>
-          <w:i/>
-          <w:iCs/>
-        </w:rPr>
-        <w:fldChar w:fldCharType="separate"/>
-      </w:r>
-      <w:r>
-        <w:rPr>
-          <w:rFonts w:asciiTheme="minorHAnsi" w:hAnsiTheme="minorHAnsi" w:cstheme="minorHAnsi"/>
-          <w:i/>
-          <w:iCs/>
-          <w:noProof/>
-        </w:rPr>
-        <w:instrText>M</w:instrText>
-      </w:r>
-      <w:r>
-        <w:rPr>
-          <w:rFonts w:asciiTheme="minorHAnsi" w:hAnsiTheme="minorHAnsi" w:cstheme="minorHAnsi"/>
-          <w:i/>
-          <w:iCs/>
-        </w:rPr>
-        <w:fldChar w:fldCharType="end"/>
-      </w:r>
-      <w:r>
-        <w:rPr>
-          <w:rFonts w:asciiTheme="minorHAnsi" w:hAnsiTheme="minorHAnsi" w:cstheme="minorHAnsi"/>
-          <w:i/>
-          <w:iCs/>
-        </w:rPr>
-        <w:instrText xml:space="preserve"> = "M" "afiliado" "" </w:instrText>
-      </w:r>
-      <w:r>
-        <w:rPr>
-          <w:rFonts w:asciiTheme="minorHAnsi" w:hAnsiTheme="minorHAnsi" w:cstheme="minorHAnsi"/>
-          <w:i/>
-          <w:iCs/>
-        </w:rPr>
-        <w:fldChar w:fldCharType="separate"/>
-      </w:r>
-      <w:r>
-        <w:rPr>
-          <w:rFonts w:asciiTheme="minorHAnsi" w:hAnsiTheme="minorHAnsi" w:cstheme="minorHAnsi"/>
-          <w:i/>
-          <w:iCs/>
-          <w:noProof/>
-        </w:rPr>
-        <w:t>afiliado</w:t>
-      </w:r>
-      <w:r>
-        <w:rPr>
-          <w:rFonts w:asciiTheme="minorHAnsi" w:hAnsiTheme="minorHAnsi" w:cstheme="minorHAnsi"/>
-          <w:i/>
-          <w:iCs/>
-        </w:rPr>
-        <w:fldChar w:fldCharType="end"/>
-      </w:r>
-      <w:r>
-        <w:rPr>
-          <w:rFonts w:asciiTheme="minorHAnsi" w:hAnsiTheme="minorHAnsi" w:cstheme="minorHAnsi"/>
-          <w:i/>
-          <w:iCs/>
-        </w:rPr>
-        <w:t xml:space="preserve"> </w:t>
-      </w:r>
-      <w:r>
-        <w:rPr>
-          <w:rFonts w:asciiTheme="minorHAnsi" w:hAnsiTheme="minorHAnsi" w:cstheme="minorHAnsi"/>
-          <w:i/>
-          <w:iCs/>
-        </w:rPr>
-        <w:t>al Sindicato</w:t>
-      </w:r>
-      <w:r>
-        <w:rPr>
-          <w:rFonts w:asciiTheme="minorHAnsi" w:hAnsiTheme="minorHAnsi" w:cstheme="minorHAnsi"/>
-          <w:i/>
-          <w:iCs/>
-        </w:rPr>
-        <w:fldChar w:fldCharType="begin"/>
-      </w:r>
-      <w:r>
-        <w:rPr>
-          <w:rFonts w:asciiTheme="minorHAnsi" w:hAnsiTheme="minorHAnsi" w:cstheme="minorHAnsi"/>
-          <w:i/>
-          <w:iCs/>
-        </w:rPr>
-        <w:instrText xml:space="preserve"> IF </w:instrText>
-      </w:r>
-      <w:r>
-        <w:rPr>
-          <w:rFonts w:asciiTheme="minorHAnsi" w:hAnsiTheme="minorHAnsi" w:cstheme="minorHAnsi"/>
-          <w:i/>
-          <w:iCs/>
-        </w:rPr>
-        <w:fldChar w:fldCharType="begin"/>
-      </w:r>
-      <w:r>
-        <w:rPr>
-          <w:rFonts w:asciiTheme="minorHAnsi" w:hAnsiTheme="minorHAnsi" w:cstheme="minorHAnsi"/>
-          <w:i/>
-          <w:iCs/>
-        </w:rPr>
-        <w:instrText xml:space="preserve"> MERGEFIELD INGRESO </w:instrText>
-      </w:r>
-      <w:r>
-        <w:rPr>
-          <w:rFonts w:asciiTheme="minorHAnsi" w:hAnsiTheme="minorHAnsi" w:cstheme="minorHAnsi"/>
-          <w:i/>
-          <w:iCs/>
-        </w:rPr>
-        <w:fldChar w:fldCharType="separate"/>
-      </w:r>
-      <w:r>
-        <w:rPr>
-          <w:rFonts w:asciiTheme="minorHAnsi" w:hAnsiTheme="minorHAnsi" w:cstheme="minorHAnsi"/>
-          <w:i/>
-          <w:iCs/>
-          <w:noProof/>
-        </w:rPr>
-        <w:instrText>abril 19/2024</w:instrText>
-      </w:r>
-      <w:r>
-        <w:rPr>
-          <w:rFonts w:asciiTheme="minorHAnsi" w:hAnsiTheme="minorHAnsi" w:cstheme="minorHAnsi"/>
-          <w:i/>
-          <w:iCs/>
-        </w:rPr>
-        <w:fldChar w:fldCharType="end"/>
-      </w:r>
-      <w:r>
-        <w:rPr>
-          <w:rFonts w:asciiTheme="minorHAnsi" w:hAnsiTheme="minorHAnsi" w:cstheme="minorHAnsi"/>
-          <w:i/>
-          <w:iCs/>
-        </w:rPr>
-        <w:instrText xml:space="preserve"> &lt;&gt; "" " desde " ""</w:instrText>
-      </w:r>
-      <w:r>
-        <w:rPr>
-          <w:rFonts w:asciiTheme="minorHAnsi" w:hAnsiTheme="minorHAnsi" w:cstheme="minorHAnsi"/>
-          <w:i/>
-          <w:iCs/>
-        </w:rPr>
-        <w:fldChar w:fldCharType="separate"/>
-      </w:r>
-      <w:r>
-        <w:rPr>
-          <w:rFonts w:asciiTheme="minorHAnsi" w:hAnsiTheme="minorHAnsi" w:cstheme="minorHAnsi"/>
-          <w:i/>
-          <w:iCs/>
-          <w:noProof/>
-        </w:rPr>
         <w:t xml:space="preserve"> desde </w:t>
       </w:r>
       <w:r>
@@ -1400,6 +878,14 @@
           <w:iCs/>
         </w:rPr>
         <w:fldChar w:fldCharType="end"/>
+      </w:r>
+      <w:r>
+        <w:rPr>
+          <w:rFonts w:asciiTheme="minorHAnsi" w:hAnsiTheme="minorHAnsi" w:cstheme="minorHAnsi"/>
+          <w:i/>
+          <w:iCs/>
+        </w:rPr>
+        <w:t xml:space="preserve">el </w:t>
       </w:r>
       <w:r>
         <w:rPr>
@@ -5090,82 +4576,16 @@
         <w:fldChar w:fldCharType="end"/>
       </w:r>
       <w:bookmarkEnd w:id="1"/>
-      <w:r>
-        <w:rPr>
-          <w:rFonts w:asciiTheme="minorHAnsi" w:hAnsiTheme="minorHAnsi" w:cstheme="minorHAnsi"/>
-          <w:i/>
-          <w:iCs/>
-        </w:rPr>
-        <w:fldChar w:fldCharType="begin"/>
-      </w:r>
-      <w:r>
-        <w:rPr>
-          <w:rFonts w:asciiTheme="minorHAnsi" w:hAnsiTheme="minorHAnsi" w:cstheme="minorHAnsi"/>
-          <w:i/>
-          <w:iCs/>
-        </w:rPr>
-        <w:instrText xml:space="preserve"> IF </w:instrText>
-      </w:r>
-      <w:r>
-        <w:rPr>
-          <w:rFonts w:asciiTheme="minorHAnsi" w:hAnsiTheme="minorHAnsi" w:cstheme="minorHAnsi"/>
-          <w:i/>
-          <w:iCs/>
-        </w:rPr>
-        <w:fldChar w:fldCharType="begin"/>
-      </w:r>
-      <w:r>
-        <w:rPr>
-          <w:rFonts w:asciiTheme="minorHAnsi" w:hAnsiTheme="minorHAnsi" w:cstheme="minorHAnsi"/>
-          <w:i/>
-          <w:iCs/>
-        </w:rPr>
-        <w:instrText xml:space="preserve"> MERGEFIELD SEXO </w:instrText>
-      </w:r>
-      <w:r>
-        <w:rPr>
-          <w:rFonts w:asciiTheme="minorHAnsi" w:hAnsiTheme="minorHAnsi" w:cstheme="minorHAnsi"/>
-          <w:i/>
-          <w:iCs/>
-        </w:rPr>
-        <w:fldChar w:fldCharType="separate"/>
-      </w:r>
-      <w:r>
-        <w:rPr>
-          <w:rFonts w:asciiTheme="minorHAnsi" w:hAnsiTheme="minorHAnsi" w:cstheme="minorHAnsi"/>
-          <w:i/>
-          <w:iCs/>
-          <w:noProof/>
-        </w:rPr>
-        <w:instrText>M</w:instrText>
-      </w:r>
-      <w:r>
-        <w:rPr>
-          <w:rFonts w:asciiTheme="minorHAnsi" w:hAnsiTheme="minorHAnsi" w:cstheme="minorHAnsi"/>
-          <w:i/>
-          <w:iCs/>
-        </w:rPr>
-        <w:fldChar w:fldCharType="end"/>
-      </w:r>
-      <w:r>
-        <w:rPr>
-          <w:rFonts w:asciiTheme="minorHAnsi" w:hAnsiTheme="minorHAnsi" w:cstheme="minorHAnsi"/>
-          <w:i/>
-          <w:iCs/>
-        </w:rPr>
-        <w:instrText xml:space="preserve"> = "M" "</w:instrText>
-      </w:r>
     </w:p>
     <w:p>
       <w:pPr>
         <w:spacing w:afterLines="120" w:after="288" w:line="240" w:lineRule="auto"/>
-        <w:ind w:left="708"/>
         <w:jc w:val="both"/>
         <w:rPr>
           <w:rFonts w:asciiTheme="minorHAnsi" w:hAnsiTheme="minorHAnsi" w:cstheme="minorHAnsi"/>
           <w:i/>
           <w:iCs/>
-          <w:noProof/>
+          <w:color w:val="000000" w:themeColor="text1"/>
         </w:rPr>
       </w:pPr>
       <w:r>
@@ -5174,45 +4594,26 @@
           <w:i/>
           <w:iCs/>
         </w:rPr>
-        <w:instrText xml:space="preserve">En calidad de afiliado partícipe" "" </w:instrText>
-      </w:r>
-      <w:r>
-        <w:rPr>
-          <w:rFonts w:asciiTheme="minorHAnsi" w:hAnsiTheme="minorHAnsi" w:cstheme="minorHAnsi"/>
-          <w:i/>
-          <w:iCs/>
-        </w:rPr>
-        <w:fldChar w:fldCharType="separate"/>
-      </w:r>
-    </w:p>
-    <w:p>
-      <w:pPr>
-        <w:spacing w:afterLines="120" w:after="288" w:line="240" w:lineRule="auto"/>
-        <w:ind w:left="709" w:hanging="1"/>
-        <w:jc w:val="both"/>
-        <w:rPr>
-          <w:rFonts w:asciiTheme="minorHAnsi" w:hAnsiTheme="minorHAnsi" w:cstheme="minorHAnsi"/>
-          <w:i/>
-          <w:iCs/>
-          <w:color w:val="000000" w:themeColor="text1"/>
-        </w:rPr>
-      </w:pPr>
-      <w:r>
-        <w:rPr>
-          <w:rFonts w:asciiTheme="minorHAnsi" w:hAnsiTheme="minorHAnsi" w:cstheme="minorHAnsi"/>
-          <w:i/>
-          <w:iCs/>
-          <w:noProof/>
-        </w:rPr>
-        <w:t>En calidad de afiliado partícipe</w:t>
-      </w:r>
-      <w:r>
-        <w:rPr>
-          <w:rFonts w:asciiTheme="minorHAnsi" w:hAnsiTheme="minorHAnsi" w:cstheme="minorHAnsi"/>
-          <w:i/>
-          <w:iCs/>
-        </w:rPr>
-        <w:fldChar w:fldCharType="end"/>
+        <w:t xml:space="preserve">En calidad de </w:t>
+      </w:r>
+      <w:r>
+        <w:rPr>
+          <w:rFonts w:asciiTheme="minorHAnsi" w:hAnsiTheme="minorHAnsi" w:cstheme="minorHAnsi"/>
+          <w:i/>
+          <w:iCs/>
+        </w:rPr>
+        <w:t>${</w:t>
+      </w:r>
+      <w:r>
+        <w:t>AFILIADO_AFILIADA</w:t>
+      </w:r>
+      <w:r>
+        <w:rPr>
+          <w:rFonts w:asciiTheme="minorHAnsi" w:hAnsiTheme="minorHAnsi" w:cstheme="minorHAnsi"/>
+          <w:i/>
+          <w:iCs/>
+        </w:rPr>
+        <w:t>}</w:t>
       </w:r>
       <w:r>
         <w:rPr>
@@ -5221,6 +4622,14 @@
           <w:iCs/>
         </w:rPr>
         <w:t xml:space="preserve"> </w:t>
+      </w:r>
+      <w:r>
+        <w:rPr>
+          <w:rFonts w:asciiTheme="minorHAnsi" w:hAnsiTheme="minorHAnsi" w:cstheme="minorHAnsi"/>
+          <w:i/>
+          <w:iCs/>
+        </w:rPr>
+        <w:t xml:space="preserve">partícipe </w:t>
       </w:r>
       <w:r>
         <w:rPr>
@@ -28216,7 +27625,7 @@
     <w:p>
       <w:pPr>
         <w:spacing w:after="0" w:line="240" w:lineRule="auto"/>
-        <w:ind w:left="709"/>
+        <w:jc w:val="both"/>
         <w:rPr>
           <w:rFonts w:asciiTheme="minorHAnsi" w:hAnsiTheme="minorHAnsi" w:cstheme="minorHAnsi"/>
         </w:rPr>
@@ -28447,7 +27856,7 @@
     <w:p>
       <w:pPr>
         <w:spacing w:after="0" w:line="240" w:lineRule="auto"/>
-        <w:ind w:left="709"/>
+        <w:jc w:val="both"/>
         <w:rPr>
           <w:rFonts w:asciiTheme="minorHAnsi" w:hAnsiTheme="minorHAnsi"/>
           <w:i/>
@@ -28554,7 +27963,7 @@
     <w:p>
       <w:pPr>
         <w:spacing w:after="0" w:line="240" w:lineRule="auto"/>
-        <w:ind w:left="709"/>
+        <w:jc w:val="both"/>
         <w:rPr>
           <w:rFonts w:asciiTheme="minorHAnsi" w:hAnsiTheme="minorHAnsi"/>
           <w:i/>
@@ -28571,10 +27980,10 @@
           <w:lang w:val="es-419" w:eastAsia="es-419"/>
         </w:rPr>
         <w:drawing>
-          <wp:anchor distT="0" distB="0" distL="114300" distR="114300" simplePos="0" relativeHeight="251659264" behindDoc="1" locked="0" layoutInCell="1" allowOverlap="1" wp14:anchorId="5D01061E" wp14:editId="3414D528">
+          <wp:anchor distT="0" distB="0" distL="114300" distR="114300" simplePos="0" relativeHeight="251659264" behindDoc="1" locked="0" layoutInCell="1" allowOverlap="1" wp14:anchorId="5D01061E" wp14:editId="2969CECA">
             <wp:simplePos x="0" y="0"/>
             <wp:positionH relativeFrom="column">
-              <wp:posOffset>957580</wp:posOffset>
+              <wp:posOffset>468630</wp:posOffset>
             </wp:positionH>
             <wp:positionV relativeFrom="paragraph">
               <wp:posOffset>10795</wp:posOffset>
@@ -28664,7 +28073,6 @@
     <w:p>
       <w:pPr>
         <w:pStyle w:val="Sinespaciado"/>
-        <w:ind w:left="709"/>
         <w:jc w:val="both"/>
         <w:rPr>
           <w:i/>
@@ -28679,6 +28087,25 @@
           <w:iCs/>
         </w:rPr>
         <w:t>JORGE IVAN ALVAREZ SOTO</w:t>
+      </w:r>
+    </w:p>
+    <w:p>
+      <w:pPr>
+        <w:pStyle w:val="Sinespaciado"/>
+        <w:jc w:val="both"/>
+        <w:rPr>
+          <w:b/>
+          <w:i/>
+          <w:iCs/>
+        </w:rPr>
+      </w:pPr>
+      <w:r>
+        <w:rPr>
+          <w:b/>
+          <w:i/>
+          <w:iCs/>
+        </w:rPr>
+        <w:t>Presidente</w:t>
       </w:r>
     </w:p>
     <w:p>
@@ -28692,62 +28119,19 @@
           <w:iCs/>
         </w:rPr>
       </w:pPr>
-      <w:r>
-        <w:rPr>
-          <w:b/>
-          <w:i/>
-          <w:iCs/>
-        </w:rPr>
-        <w:t>Presidente</w:t>
-      </w:r>
     </w:p>
     <w:p>
       <w:pPr>
-        <w:pStyle w:val="Sinespaciado"/>
-        <w:ind w:left="709"/>
-        <w:jc w:val="both"/>
-        <w:rPr>
+        <w:spacing w:after="0" w:line="240" w:lineRule="auto"/>
+        <w:ind w:left="708"/>
+        <w:jc w:val="right"/>
+        <w:rPr>
+          <w:rFonts w:asciiTheme="minorHAnsi" w:hAnsiTheme="minorHAnsi"/>
           <w:b/>
           <w:i/>
           <w:iCs/>
         </w:rPr>
       </w:pPr>
-    </w:p>
-    <w:p>
-      <w:pPr>
-        <w:pStyle w:val="Sinespaciado"/>
-        <w:ind w:left="709"/>
-        <w:jc w:val="both"/>
-        <w:rPr>
-          <w:i/>
-          <w:iCs/>
-          <w:color w:val="BFBFBF" w:themeColor="background1" w:themeShade="BF"/>
-          <w:sz w:val="18"/>
-          <w:szCs w:val="18"/>
-        </w:rPr>
-      </w:pPr>
-      <w:r>
-        <w:rPr>
-          <w:b/>
-          <w:i/>
-          <w:iCs/>
-          <w:color w:val="BFBFBF" w:themeColor="background1" w:themeShade="BF"/>
-          <w:sz w:val="18"/>
-          <w:szCs w:val="18"/>
-        </w:rPr>
-        <w:t>CC.</w:t>
-      </w:r>
-      <w:r>
-        <w:rPr>
-          <w:b/>
-          <w:i/>
-          <w:iCs/>
-          <w:color w:val="BFBFBF" w:themeColor="background1" w:themeShade="BF"/>
-          <w:sz w:val="18"/>
-          <w:szCs w:val="18"/>
-        </w:rPr>
-        <w:t xml:space="preserve"> ${CORREO_PERSONAL}</w:t>
-      </w:r>
     </w:p>
     <w:p>
       <w:pPr>

--- a/resources/templates/certificado_convenio_template.docx
+++ b/resources/templates/certificado_convenio_template.docx
@@ -29,7 +29,7 @@
           <w:noProof/>
           <w:lang w:val="es-419" w:eastAsia="es-419"/>
         </w:rPr>
-        <w:pict w14:anchorId="21823177">
+        <w:pict w14:anchorId="0D579711">
           <v:shapetype id="_x0000_t201" coordsize="21600,21600" o:spt="201" path="m,l,21600r21600,l21600,xe">
             <v:stroke joinstyle="miter"/>
             <v:path shadowok="f" o:extrusionok="f" strokeok="f" fillok="f" o:connecttype="rect"/>
@@ -27527,17 +27527,6 @@
           <w:szCs w:val="20"/>
         </w:rPr>
       </w:pPr>
-      <w:r>
-        <w:rPr>
-          <w:b/>
-          <w:i/>
-          <w:iCs/>
-          <w:color w:val="BFBFBF" w:themeColor="background1" w:themeShade="BF"/>
-          <w:sz w:val="20"/>
-          <w:szCs w:val="20"/>
-        </w:rPr>
-        <w:t>Generación automática</w:t>
-      </w:r>
     </w:p>
     <w:sectPr>
       <w:headerReference w:type="default" r:id="rId11"/>
@@ -27976,7 +27965,7 @@
         <v:path o:extrusionok="f" gradientshapeok="t" o:connecttype="rect"/>
         <o:lock v:ext="edit" aspectratio="t"/>
       </v:shapetype>
-      <v:shape id="Imagen 1302488667" o:spid="_x0000_i1025" type="#_x0000_t75" style="width:11.35pt;height:11.35pt;visibility:visible;mso-wrap-style:square" o:bullet="t">
+      <v:shape id="Imagen 1302488667" o:spid="_x0000_i1025" type="#_x0000_t75" style="width:11.15pt;height:11.15pt;visibility:visible;mso-wrap-style:square" o:bullet="t">
         <v:imagedata r:id="rId1" o:title=""/>
       </v:shape>
     </w:pict>

--- a/resources/templates/certificado_convenio_template.docx
+++ b/resources/templates/certificado_convenio_template.docx
@@ -4,18 +4,6 @@
   <w:body>
     <w:p>
       <w:pPr>
-        <w:ind w:left="1416" w:hanging="708"/>
-        <w:rPr>
-          <w:rFonts w:asciiTheme="minorHAnsi" w:hAnsiTheme="minorHAnsi"/>
-          <w:i/>
-          <w:iCs/>
-          <w:sz w:val="24"/>
-          <w:szCs w:val="24"/>
-        </w:rPr>
-      </w:pPr>
-    </w:p>
-    <w:p>
-      <w:pPr>
         <w:rPr>
           <w:rFonts w:asciiTheme="minorHAnsi" w:hAnsiTheme="minorHAnsi" w:cstheme="minorHAnsi"/>
           <w:i/>
@@ -29,7 +17,7 @@
           <w:noProof/>
           <w:lang w:val="es-419" w:eastAsia="es-419"/>
         </w:rPr>
-        <w:pict w14:anchorId="71AD1438">
+        <w:pict w14:anchorId="311C9BCC">
           <v:shapetype id="_x0000_t201" coordsize="21600,21600" o:spt="201" path="m,l,21600r21600,l21600,xe">
             <v:stroke joinstyle="miter"/>
             <v:path shadowok="f" o:extrusionok="f" strokeok="f" fillok="f" o:connecttype="rect"/>
@@ -55,6 +43,76 @@
         </w:rPr>
         <w:t>${FECHA_CERTIFICADO}</w:t>
       </w:r>
+      <w:r>
+        <w:rPr>
+          <w:i/>
+          <w:iCs/>
+          <w:noProof/>
+          <w:lang w:val="es-419" w:eastAsia="es-419"/>
+        </w:rPr>
+        <w:drawing>
+          <wp:anchor distT="0" distB="0" distL="114300" distR="114300" simplePos="0" relativeHeight="251662336" behindDoc="0" locked="0" layoutInCell="1" allowOverlap="1" wp14:anchorId="31054A0C" wp14:editId="32F671DF">
+            <wp:simplePos x="0" y="0"/>
+            <wp:positionH relativeFrom="column">
+              <wp:posOffset>6830695</wp:posOffset>
+            </wp:positionH>
+            <wp:positionV relativeFrom="paragraph">
+              <wp:posOffset>441960</wp:posOffset>
+            </wp:positionV>
+            <wp:extent cx="1057275" cy="466725"/>
+            <wp:effectExtent l="0" t="0" r="0" b="3175"/>
+            <wp:wrapNone/>
+            <wp:docPr id="292621072" name="Imagen 2"/>
+            <wp:cNvGraphicFramePr>
+              <a:graphicFrameLocks xmlns:a="http://schemas.openxmlformats.org/drawingml/2006/main"/>
+            </wp:cNvGraphicFramePr>
+            <a:graphic xmlns:a="http://schemas.openxmlformats.org/drawingml/2006/main">
+              <a:graphicData uri="http://schemas.openxmlformats.org/drawingml/2006/picture">
+                <pic:pic xmlns:pic="http://schemas.openxmlformats.org/drawingml/2006/picture">
+                  <pic:nvPicPr>
+                    <pic:cNvPr id="0" name="Picture 2"/>
+                    <pic:cNvPicPr>
+                      <a:picLocks/>
+                    </pic:cNvPicPr>
+                  </pic:nvPicPr>
+                  <pic:blipFill>
+                    <a:blip r:embed="rId9">
+                      <a:extLst>
+                        <a:ext uri="{28A0092B-C50C-407E-A947-70E740481C1C}">
+                          <a14:useLocalDpi xmlns:a14="http://schemas.microsoft.com/office/drawing/2010/main" val="0"/>
+                        </a:ext>
+                      </a:extLst>
+                    </a:blip>
+                    <a:srcRect/>
+                    <a:stretch>
+                      <a:fillRect/>
+                    </a:stretch>
+                  </pic:blipFill>
+                  <pic:spPr bwMode="auto">
+                    <a:xfrm>
+                      <a:off x="0" y="0"/>
+                      <a:ext cx="1057275" cy="466725"/>
+                    </a:xfrm>
+                    <a:prstGeom prst="rect">
+                      <a:avLst/>
+                    </a:prstGeom>
+                    <a:noFill/>
+                    <a:ln>
+                      <a:noFill/>
+                    </a:ln>
+                  </pic:spPr>
+                </pic:pic>
+              </a:graphicData>
+            </a:graphic>
+            <wp14:sizeRelH relativeFrom="page">
+              <wp14:pctWidth>0</wp14:pctWidth>
+            </wp14:sizeRelH>
+            <wp14:sizeRelV relativeFrom="page">
+              <wp14:pctHeight>0</wp14:pctHeight>
+            </wp14:sizeRelV>
+          </wp:anchor>
+        </w:drawing>
+      </w:r>
     </w:p>
     <w:p>
       <w:pPr>
@@ -14317,6 +14375,8 @@
           <w:rFonts w:asciiTheme="minorHAnsi" w:hAnsiTheme="minorHAnsi"/>
           <w:i/>
           <w:iCs/>
+          <w:sz w:val="20"/>
+          <w:szCs w:val="20"/>
         </w:rPr>
       </w:pPr>
       <w:r>
@@ -14324,6 +14384,8 @@
           <w:rFonts w:asciiTheme="minorHAnsi" w:hAnsiTheme="minorHAnsi"/>
           <w:i/>
           <w:iCs/>
+          <w:sz w:val="20"/>
+          <w:szCs w:val="20"/>
         </w:rPr>
         <w:t xml:space="preserve">Para </w:t>
       </w:r>
@@ -14334,6 +14396,8 @@
           <w:bCs/>
           <w:i/>
           <w:iCs/>
+          <w:sz w:val="20"/>
+          <w:szCs w:val="20"/>
         </w:rPr>
         <w:t>verificación o confirmación</w:t>
       </w:r>
@@ -14342,6 +14406,8 @@
           <w:rFonts w:asciiTheme="minorHAnsi" w:hAnsiTheme="minorHAnsi"/>
           <w:i/>
           <w:iCs/>
+          <w:sz w:val="20"/>
+          <w:szCs w:val="20"/>
         </w:rPr>
         <w:t xml:space="preserve"> del presente certificado puede comunicarse al </w:t>
       </w:r>
@@ -14352,6 +14418,8 @@
           <w:bCs/>
           <w:i/>
           <w:iCs/>
+          <w:sz w:val="20"/>
+          <w:szCs w:val="20"/>
         </w:rPr>
         <w:t>PBX 604-448-9232 Ext 101</w:t>
       </w:r>
@@ -14362,6 +14430,8 @@
           <w:bCs/>
           <w:i/>
           <w:iCs/>
+          <w:sz w:val="20"/>
+          <w:szCs w:val="20"/>
         </w:rPr>
         <w:t xml:space="preserve"> </w:t>
       </w:r>
@@ -14370,16 +14440,20 @@
           <w:rFonts w:asciiTheme="minorHAnsi" w:hAnsiTheme="minorHAnsi"/>
           <w:i/>
           <w:iCs/>
+          <w:sz w:val="20"/>
+          <w:szCs w:val="20"/>
         </w:rPr>
         <w:t xml:space="preserve">o al correo </w:t>
       </w:r>
-      <w:hyperlink r:id="rId9" w:history="1">
+      <w:hyperlink r:id="rId10" w:history="1">
         <w:r>
           <w:rPr>
             <w:rStyle w:val="Hipervnculo"/>
             <w:rFonts w:asciiTheme="minorHAnsi" w:hAnsiTheme="minorHAnsi"/>
             <w:i/>
             <w:iCs/>
+            <w:sz w:val="20"/>
+            <w:szCs w:val="20"/>
           </w:rPr>
           <w:t>comunicaciones@sindicatoprosalud.com</w:t>
         </w:r>
@@ -14389,6 +14463,8 @@
           <w:rFonts w:asciiTheme="minorHAnsi" w:hAnsiTheme="minorHAnsi"/>
           <w:i/>
           <w:iCs/>
+          <w:sz w:val="20"/>
+          <w:szCs w:val="20"/>
         </w:rPr>
         <w:t xml:space="preserve"> anexando copia del certificado que desea confirmar.</w:t>
       </w:r>
@@ -14478,7 +14554,7 @@
                     <pic:cNvPicPr/>
                   </pic:nvPicPr>
                   <pic:blipFill>
-                    <a:blip r:embed="rId10">
+                    <a:blip r:embed="rId11">
                       <a:extLst>
                         <a:ext uri="{28A0092B-C50C-407E-A947-70E740481C1C}">
                           <a14:useLocalDpi xmlns:a14="http://schemas.microsoft.com/office/drawing/2010/main" val="0"/>
@@ -14740,39 +14816,12 @@
         </w:rPr>
         <w:t>ProSalud</w:t>
       </w:r>
-      <w:r>
-        <w:rPr>
-          <w:b/>
-          <w:i/>
-          <w:iCs/>
-          <w:color w:val="BFBFBF" w:themeColor="background1" w:themeShade="BF"/>
-          <w:sz w:val="20"/>
-          <w:szCs w:val="20"/>
-        </w:rPr>
-        <w:t xml:space="preserve"> </w:t>
-      </w:r>
-    </w:p>
-    <w:p>
-      <w:pPr>
-        <w:pStyle w:val="Sinespaciado"/>
-        <w:ind w:left="709"/>
-        <w:jc w:val="right"/>
-        <w:rPr>
-          <w:b/>
-          <w:i/>
-          <w:iCs/>
-          <w:color w:val="BFBFBF" w:themeColor="background1" w:themeShade="BF"/>
-          <w:sz w:val="20"/>
-          <w:szCs w:val="20"/>
-        </w:rPr>
-      </w:pPr>
     </w:p>
     <w:sectPr>
-      <w:headerReference w:type="default" r:id="rId11"/>
-      <w:footerReference w:type="default" r:id="rId12"/>
+      <w:headerReference w:type="default" r:id="rId12"/>
+      <w:footerReference w:type="default" r:id="rId13"/>
       <w:pgSz w:w="12242" w:h="15842" w:code="1"/>
-      <w:pgMar w:top="993" w:right="1610" w:bottom="1418" w:left="1701" w:header="709" w:footer="709" w:gutter="0"/>
-      <w:paperSrc w:first="1" w:other="1"/>
+      <w:pgMar w:top="1985" w:right="1701" w:bottom="1985" w:left="1701" w:header="709" w:footer="709" w:gutter="0"/>
       <w:pgNumType w:start="1"/>
       <w:cols w:space="708"/>
       <w:docGrid w:linePitch="360"/>
@@ -14833,7 +14882,7 @@
           <wp:extent cx="7784270" cy="1434465"/>
           <wp:effectExtent l="0" t="0" r="1270" b="635"/>
           <wp:wrapNone/>
-          <wp:docPr id="177568829" name="Imagen 177568829"/>
+          <wp:docPr id="1698565796" name="Imagen 1698565796"/>
           <wp:cNvGraphicFramePr>
             <a:graphicFrameLocks xmlns:a="http://schemas.openxmlformats.org/drawingml/2006/main" noChangeAspect="1"/>
           </wp:cNvGraphicFramePr>
@@ -14901,7 +14950,7 @@
           <wp:extent cx="7418070" cy="1843405"/>
           <wp:effectExtent l="19050" t="0" r="0" b="0"/>
           <wp:wrapNone/>
-          <wp:docPr id="1469533725" name="Imagen 1469533725" descr="ASISTIR C"/>
+          <wp:docPr id="638796288" name="Imagen 638796288" descr="ASISTIR C"/>
           <wp:cNvGraphicFramePr>
             <a:graphicFrameLocks xmlns:a="http://schemas.openxmlformats.org/drawingml/2006/main" noChangeAspect="1"/>
           </wp:cNvGraphicFramePr>
@@ -14960,7 +15009,7 @@
           <wp:extent cx="7418070" cy="1843405"/>
           <wp:effectExtent l="19050" t="0" r="0" b="0"/>
           <wp:wrapNone/>
-          <wp:docPr id="1815930366" name="Imagen 1815930366" descr="ASISTIR C"/>
+          <wp:docPr id="1125500403" name="Imagen 1125500403" descr="ASISTIR C"/>
           <wp:cNvGraphicFramePr>
             <a:graphicFrameLocks xmlns:a="http://schemas.openxmlformats.org/drawingml/2006/main" noChangeAspect="1"/>
           </wp:cNvGraphicFramePr>
@@ -15185,7 +15234,7 @@
 <w:numbering xmlns:wpc="http://schemas.microsoft.com/office/word/2010/wordprocessingCanvas" xmlns:cx="http://schemas.microsoft.com/office/drawing/2014/chartex" xmlns:cx1="http://schemas.microsoft.com/office/drawing/2015/9/8/chartex" xmlns:cx2="http://schemas.microsoft.com/office/drawing/2015/10/21/chartex" xmlns:cx3="http://schemas.microsoft.com/office/drawing/2016/5/9/chartex" xmlns:cx4="http://schemas.microsoft.com/office/drawing/2016/5/10/chartex" xmlns:cx5="http://schemas.microsoft.com/office/drawing/2016/5/11/chartex" xmlns:cx6="http://schemas.microsoft.com/office/drawing/2016/5/12/chartex" xmlns:cx7="http://schemas.microsoft.com/office/drawing/2016/5/13/chartex" xmlns:cx8="http://schemas.microsoft.com/office/drawing/2016/5/14/chartex" xmlns:mc="http://schemas.openxmlformats.org/markup-compatibility/2006" xmlns:aink="http://schemas.microsoft.com/office/drawing/2016/ink" xmlns:am3d="http://schemas.microsoft.com/office/drawing/2017/model3d" xmlns:o="urn:schemas-microsoft-com:office:office" xmlns:oel="http://schemas.microsoft.com/office/2019/extlst" xmlns:r="http://schemas.openxmlformats.org/officeDocument/2006/relationships" xmlns:m="http://schemas.openxmlformats.org/officeDocument/2006/math" xmlns:v="urn:schemas-microsoft-com:vml" xmlns:wp14="http://schemas.microsoft.com/office/word/2010/wordprocessingDrawing" xmlns:wp="http://schemas.openxmlformats.org/drawingml/2006/wordprocessingDrawing" xmlns:w10="urn:schemas-microsoft-com:office:word" xmlns:w="http://schemas.openxmlformats.org/wordprocessingml/2006/main" xmlns:w14="http://schemas.microsoft.com/office/word/2010/wordml" xmlns:w15="http://schemas.microsoft.com/office/word/2012/wordml" xmlns:w16cex="http://schemas.microsoft.com/office/word/2018/wordml/cex" xmlns:w16cid="http://schemas.microsoft.com/office/word/2016/wordml/cid" xmlns:w16="http://schemas.microsoft.com/office/word/2018/wordml" xmlns:w16du="http://schemas.microsoft.com/office/word/2023/wordml/word16du" xmlns:w16sdtdh="http://schemas.microsoft.com/office/word/2020/wordml/sdtdatahash" xmlns:w16sdtfl="http://schemas.microsoft.com/office/word/2024/wordml/sdtformatlock" xmlns:w16se="http://schemas.microsoft.com/office/word/2015/wordml/symex" xmlns:wpg="http://schemas.microsoft.com/office/word/2010/wordprocessingGroup" xmlns:wpi="http://schemas.microsoft.com/office/word/2010/wordprocessingInk" xmlns:wne="http://schemas.microsoft.com/office/word/2006/wordml" xmlns:wps="http://schemas.microsoft.com/office/word/2010/wordprocessingShape" mc:Ignorable="w14 w15 w16se w16cid w16 w16cex w16sdtdh w16sdtfl w16du wp14">
   <w:numPicBullet w:numPicBulletId="0">
     <w:pict>
-      <v:shapetype id="_x0000_t75" coordsize="21600,21600" o:spt="75" o:preferrelative="t" path="m@4@5l@4@11@9@11@9@5xe" filled="f" stroked="f">
+      <v:shapetype w14:anchorId="311C9BCC" id="_x0000_t75" coordsize="21600,21600" o:spt="75" o:preferrelative="t" path="m@4@5l@4@11@9@11@9@5xe" filled="f" stroked="f">
         <v:stroke joinstyle="miter"/>
         <v:formulas>
           <v:f eqn="if lineDrawn pixelLineWidth 0"/>
@@ -15204,7 +15253,7 @@
         <v:path o:extrusionok="f" gradientshapeok="t" o:connecttype="rect"/>
         <o:lock v:ext="edit" aspectratio="t"/>
       </v:shapetype>
-      <v:shape id="Imagen 1302488667" o:spid="_x0000_i1025" type="#_x0000_t75" style="width:11.3pt;height:11.3pt;visibility:visible;mso-wrap-style:square" o:bullet="t">
+      <v:shape id="Imagen 1302488667" o:spid="_x0000_i1025" type="#_x0000_t75" style="width:11.65pt;height:11.65pt;visibility:visible;mso-wrap-style:square" o:bullet="t">
         <v:imagedata r:id="rId1" o:title=""/>
       </v:shape>
     </w:pict>

--- a/resources/templates/certificado_convenio_template.docx
+++ b/resources/templates/certificado_convenio_template.docx
@@ -17,7 +17,7 @@
           <w:noProof/>
           <w:lang w:val="es-419" w:eastAsia="es-419"/>
         </w:rPr>
-        <w:pict w14:anchorId="311C9BCC">
+        <w:pict w14:anchorId="55C49AD7">
           <v:shapetype id="_x0000_t201" coordsize="21600,21600" o:spt="201" path="m,l,21600r21600,l21600,xe">
             <v:stroke joinstyle="miter"/>
             <v:path shadowok="f" o:extrusionok="f" strokeok="f" fillok="f" o:connecttype="rect"/>
@@ -318,14 +318,6 @@
         </w:rPr>
         <w:br/>
       </w:r>
-      <w:r>
-        <w:rPr>
-          <w:rFonts w:asciiTheme="minorHAnsi" w:hAnsiTheme="minorHAnsi" w:cstheme="minorHAnsi"/>
-          <w:b/>
-          <w:bCs/>
-        </w:rPr>
-        <w:br/>
-      </w:r>
     </w:p>
     <w:p>
       <w:pPr>
@@ -14654,22 +14646,8 @@
     <w:p>
       <w:pPr>
         <w:pStyle w:val="Sinespaciado"/>
-        <w:ind w:left="709"/>
         <w:jc w:val="both"/>
         <w:rPr>
-          <w:b/>
-          <w:i/>
-          <w:iCs/>
-        </w:rPr>
-      </w:pPr>
-    </w:p>
-    <w:p>
-      <w:pPr>
-        <w:spacing w:after="0" w:line="240" w:lineRule="auto"/>
-        <w:ind w:left="708"/>
-        <w:jc w:val="right"/>
-        <w:rPr>
-          <w:rFonts w:asciiTheme="minorHAnsi" w:hAnsiTheme="minorHAnsi"/>
           <w:b/>
           <w:i/>
           <w:iCs/>
@@ -15234,7 +15212,7 @@
 <w:numbering xmlns:wpc="http://schemas.microsoft.com/office/word/2010/wordprocessingCanvas" xmlns:cx="http://schemas.microsoft.com/office/drawing/2014/chartex" xmlns:cx1="http://schemas.microsoft.com/office/drawing/2015/9/8/chartex" xmlns:cx2="http://schemas.microsoft.com/office/drawing/2015/10/21/chartex" xmlns:cx3="http://schemas.microsoft.com/office/drawing/2016/5/9/chartex" xmlns:cx4="http://schemas.microsoft.com/office/drawing/2016/5/10/chartex" xmlns:cx5="http://schemas.microsoft.com/office/drawing/2016/5/11/chartex" xmlns:cx6="http://schemas.microsoft.com/office/drawing/2016/5/12/chartex" xmlns:cx7="http://schemas.microsoft.com/office/drawing/2016/5/13/chartex" xmlns:cx8="http://schemas.microsoft.com/office/drawing/2016/5/14/chartex" xmlns:mc="http://schemas.openxmlformats.org/markup-compatibility/2006" xmlns:aink="http://schemas.microsoft.com/office/drawing/2016/ink" xmlns:am3d="http://schemas.microsoft.com/office/drawing/2017/model3d" xmlns:o="urn:schemas-microsoft-com:office:office" xmlns:oel="http://schemas.microsoft.com/office/2019/extlst" xmlns:r="http://schemas.openxmlformats.org/officeDocument/2006/relationships" xmlns:m="http://schemas.openxmlformats.org/officeDocument/2006/math" xmlns:v="urn:schemas-microsoft-com:vml" xmlns:wp14="http://schemas.microsoft.com/office/word/2010/wordprocessingDrawing" xmlns:wp="http://schemas.openxmlformats.org/drawingml/2006/wordprocessingDrawing" xmlns:w10="urn:schemas-microsoft-com:office:word" xmlns:w="http://schemas.openxmlformats.org/wordprocessingml/2006/main" xmlns:w14="http://schemas.microsoft.com/office/word/2010/wordml" xmlns:w15="http://schemas.microsoft.com/office/word/2012/wordml" xmlns:w16cex="http://schemas.microsoft.com/office/word/2018/wordml/cex" xmlns:w16cid="http://schemas.microsoft.com/office/word/2016/wordml/cid" xmlns:w16="http://schemas.microsoft.com/office/word/2018/wordml" xmlns:w16du="http://schemas.microsoft.com/office/word/2023/wordml/word16du" xmlns:w16sdtdh="http://schemas.microsoft.com/office/word/2020/wordml/sdtdatahash" xmlns:w16sdtfl="http://schemas.microsoft.com/office/word/2024/wordml/sdtformatlock" xmlns:w16se="http://schemas.microsoft.com/office/word/2015/wordml/symex" xmlns:wpg="http://schemas.microsoft.com/office/word/2010/wordprocessingGroup" xmlns:wpi="http://schemas.microsoft.com/office/word/2010/wordprocessingInk" xmlns:wne="http://schemas.microsoft.com/office/word/2006/wordml" xmlns:wps="http://schemas.microsoft.com/office/word/2010/wordprocessingShape" mc:Ignorable="w14 w15 w16se w16cid w16 w16cex w16sdtdh w16sdtfl w16du wp14">
   <w:numPicBullet w:numPicBulletId="0">
     <w:pict>
-      <v:shapetype w14:anchorId="311C9BCC" id="_x0000_t75" coordsize="21600,21600" o:spt="75" o:preferrelative="t" path="m@4@5l@4@11@9@11@9@5xe" filled="f" stroked="f">
+      <v:shapetype w14:anchorId="55C49AD7" id="_x0000_t75" coordsize="21600,21600" o:spt="75" o:preferrelative="t" path="m@4@5l@4@11@9@11@9@5xe" filled="f" stroked="f">
         <v:stroke joinstyle="miter"/>
         <v:formulas>
           <v:f eqn="if lineDrawn pixelLineWidth 0"/>

--- a/resources/templates/certificado_convenio_template.docx
+++ b/resources/templates/certificado_convenio_template.docx
@@ -17,7 +17,7 @@
           <w:noProof/>
           <w:lang w:val="es-419" w:eastAsia="es-419"/>
         </w:rPr>
-        <w:pict w14:anchorId="55C49AD7">
+        <w:pict w14:anchorId="10755B91">
           <v:shapetype id="_x0000_t201" coordsize="21600,21600" o:spt="201" path="m,l,21600r21600,l21600,xe">
             <v:stroke joinstyle="miter"/>
             <v:path shadowok="f" o:extrusionok="f" strokeok="f" fillok="f" o:connecttype="rect"/>
@@ -352,17 +352,6 @@
     <w:p>
       <w:pPr>
         <w:spacing w:afterLines="120" w:after="288" w:line="240" w:lineRule="auto"/>
-        <w:jc w:val="center"/>
-        <w:rPr>
-          <w:rFonts w:asciiTheme="minorHAnsi" w:hAnsiTheme="minorHAnsi"/>
-          <w:i/>
-          <w:iCs/>
-        </w:rPr>
-      </w:pPr>
-    </w:p>
-    <w:p>
-      <w:pPr>
-        <w:spacing w:afterLines="120" w:after="288" w:line="240" w:lineRule="auto"/>
         <w:jc w:val="both"/>
         <w:rPr>
           <w:rFonts w:asciiTheme="minorHAnsi" w:hAnsiTheme="minorHAnsi" w:cstheme="minorHAnsi"/>
@@ -14642,17 +14631,6 @@
         </w:rPr>
         <w:t>Presidente</w:t>
       </w:r>
-    </w:p>
-    <w:p>
-      <w:pPr>
-        <w:pStyle w:val="Sinespaciado"/>
-        <w:jc w:val="both"/>
-        <w:rPr>
-          <w:b/>
-          <w:i/>
-          <w:iCs/>
-        </w:rPr>
-      </w:pPr>
     </w:p>
     <w:p>
       <w:pPr>
@@ -15212,7 +15190,7 @@
 <w:numbering xmlns:wpc="http://schemas.microsoft.com/office/word/2010/wordprocessingCanvas" xmlns:cx="http://schemas.microsoft.com/office/drawing/2014/chartex" xmlns:cx1="http://schemas.microsoft.com/office/drawing/2015/9/8/chartex" xmlns:cx2="http://schemas.microsoft.com/office/drawing/2015/10/21/chartex" xmlns:cx3="http://schemas.microsoft.com/office/drawing/2016/5/9/chartex" xmlns:cx4="http://schemas.microsoft.com/office/drawing/2016/5/10/chartex" xmlns:cx5="http://schemas.microsoft.com/office/drawing/2016/5/11/chartex" xmlns:cx6="http://schemas.microsoft.com/office/drawing/2016/5/12/chartex" xmlns:cx7="http://schemas.microsoft.com/office/drawing/2016/5/13/chartex" xmlns:cx8="http://schemas.microsoft.com/office/drawing/2016/5/14/chartex" xmlns:mc="http://schemas.openxmlformats.org/markup-compatibility/2006" xmlns:aink="http://schemas.microsoft.com/office/drawing/2016/ink" xmlns:am3d="http://schemas.microsoft.com/office/drawing/2017/model3d" xmlns:o="urn:schemas-microsoft-com:office:office" xmlns:oel="http://schemas.microsoft.com/office/2019/extlst" xmlns:r="http://schemas.openxmlformats.org/officeDocument/2006/relationships" xmlns:m="http://schemas.openxmlformats.org/officeDocument/2006/math" xmlns:v="urn:schemas-microsoft-com:vml" xmlns:wp14="http://schemas.microsoft.com/office/word/2010/wordprocessingDrawing" xmlns:wp="http://schemas.openxmlformats.org/drawingml/2006/wordprocessingDrawing" xmlns:w10="urn:schemas-microsoft-com:office:word" xmlns:w="http://schemas.openxmlformats.org/wordprocessingml/2006/main" xmlns:w14="http://schemas.microsoft.com/office/word/2010/wordml" xmlns:w15="http://schemas.microsoft.com/office/word/2012/wordml" xmlns:w16cex="http://schemas.microsoft.com/office/word/2018/wordml/cex" xmlns:w16cid="http://schemas.microsoft.com/office/word/2016/wordml/cid" xmlns:w16="http://schemas.microsoft.com/office/word/2018/wordml" xmlns:w16du="http://schemas.microsoft.com/office/word/2023/wordml/word16du" xmlns:w16sdtdh="http://schemas.microsoft.com/office/word/2020/wordml/sdtdatahash" xmlns:w16sdtfl="http://schemas.microsoft.com/office/word/2024/wordml/sdtformatlock" xmlns:w16se="http://schemas.microsoft.com/office/word/2015/wordml/symex" xmlns:wpg="http://schemas.microsoft.com/office/word/2010/wordprocessingGroup" xmlns:wpi="http://schemas.microsoft.com/office/word/2010/wordprocessingInk" xmlns:wne="http://schemas.microsoft.com/office/word/2006/wordml" xmlns:wps="http://schemas.microsoft.com/office/word/2010/wordprocessingShape" mc:Ignorable="w14 w15 w16se w16cid w16 w16cex w16sdtdh w16sdtfl w16du wp14">
   <w:numPicBullet w:numPicBulletId="0">
     <w:pict>
-      <v:shapetype w14:anchorId="55C49AD7" id="_x0000_t75" coordsize="21600,21600" o:spt="75" o:preferrelative="t" path="m@4@5l@4@11@9@11@9@5xe" filled="f" stroked="f">
+      <v:shapetype w14:anchorId="10755B91" id="_x0000_t75" coordsize="21600,21600" o:spt="75" o:preferrelative="t" path="m@4@5l@4@11@9@11@9@5xe" filled="f" stroked="f">
         <v:stroke joinstyle="miter"/>
         <v:formulas>
           <v:f eqn="if lineDrawn pixelLineWidth 0"/>

--- a/resources/templates/certificado_convenio_template.docx
+++ b/resources/templates/certificado_convenio_template.docx
@@ -17,13 +17,21 @@
           <w:noProof/>
           <w:lang w:val="es-419" w:eastAsia="es-419"/>
         </w:rPr>
-        <w:pict w14:anchorId="10755B91">
+      </w:r>
+      <w:r>
+        <w:rPr>
+          <w:i/>
+          <w:iCs/>
+          <w:noProof/>
+          <w:lang w:val="es-419" w:eastAsia="es-419"/>
+        </w:rPr>
+        <w:pict w14:anchorId="39AA477F">
           <v:shapetype id="_x0000_t201" coordsize="21600,21600" o:spt="201" path="m,l,21600r21600,l21600,xe">
             <v:stroke joinstyle="miter"/>
             <v:path shadowok="f" o:extrusionok="f" strokeok="f" fillok="f" o:connecttype="rect"/>
             <o:lock v:ext="edit" shapetype="t"/>
           </v:shapetype>
-          <v:shape id="_x0000_s2050" type="#_x0000_t201" alt="" style="position:absolute;margin-left:537.85pt;margin-top:34.8pt;width:83.25pt;height:36.75pt;z-index:251660288;mso-wrap-edited:f;mso-width-percent:0;mso-height-percent:0;mso-width-percent:0;mso-height-percent:0" o:preferrelative="t" filled="f" stroked="f">
+          <v:shape id="_x0000_s1029" type="#_x0000_t201" alt="" style="position:absolute;margin-left:537.85pt;margin-top:34.8pt;width:83.25pt;height:36.75pt;z-index:251660288;mso-wrap-edited:f;mso-width-percent:0;mso-height-percent:0;mso-width-percent:0;mso-height-percent:0" o:preferrelative="t" filled="f" stroked="f">
             <v:imagedata r:id="rId8" o:title=""/>
             <o:lock v:ext="edit" aspectratio="t"/>
           </v:shape>
@@ -40,8 +48,191 @@
       <w:r>
         <w:rPr>
           <w:rFonts w:asciiTheme="minorHAnsi" w:hAnsiTheme="minorHAnsi" w:cstheme="minorHAnsi"/>
+          <w:i/>
+          <w:iCs/>
         </w:rPr>
         <w:t>${FECHA_CERTIFICADO}</w:t>
+      </w:r>
+    </w:p>
+    <w:p>
+      <w:pPr>
+        <w:rPr>
+          <w:rFonts w:asciiTheme="minorHAnsi" w:hAnsiTheme="minorHAnsi" w:cstheme="minorHAnsi"/>
+          <w:i/>
+          <w:iCs/>
+        </w:rPr>
+      </w:pPr>
+      <w:r>
+        <w:rPr>
+          <w:rFonts w:asciiTheme="minorHAnsi" w:hAnsiTheme="minorHAnsi"/>
+          <w:b/>
+          <w:bCs/>
+          <w:i/>
+          <w:iCs/>
+        </w:rPr>
+        <w:t>${DESTINATARIO_COMPLETO}</w:t>
+      </w:r>
+      <w:r>
+        <w:rPr>
+          <w:rFonts w:asciiTheme="minorHAnsi" w:hAnsiTheme="minorHAnsi"/>
+          <w:i/>
+          <w:iCs/>
+        </w:rPr>
+        <w:fldChar w:fldCharType="begin"/>
+      </w:r>
+      <w:r>
+        <w:rPr>
+          <w:rFonts w:asciiTheme="minorHAnsi" w:hAnsiTheme="minorHAnsi"/>
+          <w:i/>
+          <w:iCs/>
+        </w:rPr>
+        <w:instrText xml:space="preserve"> IF </w:instrText>
+      </w:r>
+      <w:r>
+        <w:rPr>
+          <w:rFonts w:asciiTheme="minorHAnsi" w:hAnsiTheme="minorHAnsi"/>
+          <w:i/>
+          <w:iCs/>
+        </w:rPr>
+        <w:fldChar w:fldCharType="begin"/>
+      </w:r>
+      <w:r>
+        <w:rPr>
+          <w:rFonts w:asciiTheme="minorHAnsi" w:hAnsiTheme="minorHAnsi"/>
+          <w:i/>
+          <w:iCs/>
+        </w:rPr>
+        <w:instrText xml:space="preserve"> MERGEFIELD DESTINATARIO </w:instrText>
+      </w:r>
+      <w:r>
+        <w:rPr>
+          <w:rFonts w:asciiTheme="minorHAnsi" w:hAnsiTheme="minorHAnsi"/>
+          <w:i/>
+          <w:iCs/>
+        </w:rPr>
+        <w:fldChar w:fldCharType="end"/>
+      </w:r>
+      <w:r>
+        <w:rPr>
+          <w:rFonts w:asciiTheme="minorHAnsi" w:hAnsiTheme="minorHAnsi"/>
+          <w:i/>
+          <w:iCs/>
+        </w:rPr>
+        <w:instrText xml:space="preserve"> &lt;&gt; "" "Señores</w:instrText>
+      </w:r>
+    </w:p>
+    <w:p>
+      <w:pPr>
+        <w:spacing w:after="0" w:line="240" w:lineRule="auto"/>
+        <w:ind w:firstLine="708"/>
+        <w:jc w:val="both"/>
+        <w:rPr>
+          <w:rFonts w:asciiTheme="minorHAnsi" w:hAnsiTheme="minorHAnsi"/>
+          <w:b/>
+          <w:bCs/>
+          <w:i/>
+          <w:iCs/>
+          <w:noProof/>
+        </w:rPr>
+      </w:pPr>
+      <w:r>
+        <w:rPr>
+          <w:rFonts w:asciiTheme="minorHAnsi" w:hAnsiTheme="minorHAnsi"/>
+          <w:b/>
+          <w:bCs/>
+          <w:i/>
+          <w:iCs/>
+        </w:rPr>
+        <w:fldChar w:fldCharType="begin"/>
+      </w:r>
+      <w:r>
+        <w:rPr>
+          <w:rFonts w:asciiTheme="minorHAnsi" w:hAnsiTheme="minorHAnsi"/>
+          <w:b/>
+          <w:bCs/>
+          <w:i/>
+          <w:iCs/>
+        </w:rPr>
+        <w:instrText xml:space="preserve"> MERGEFIELD  DESTINATARIO \* Upper </w:instrText>
+      </w:r>
+      <w:r>
+        <w:rPr>
+          <w:rFonts w:asciiTheme="minorHAnsi" w:hAnsiTheme="minorHAnsi"/>
+          <w:b/>
+          <w:bCs/>
+          <w:i/>
+          <w:iCs/>
+        </w:rPr>
+        <w:fldChar w:fldCharType="separate"/>
+      </w:r>
+      <w:r>
+        <w:rPr>
+          <w:rFonts w:asciiTheme="minorHAnsi" w:hAnsiTheme="minorHAnsi"/>
+          <w:b/>
+          <w:bCs/>
+          <w:i/>
+          <w:iCs/>
+          <w:noProof/>
+        </w:rPr>
+        <w:instrText>COOPERATIVA FINANCIERA</w:instrText>
+      </w:r>
+    </w:p>
+    <w:p>
+      <w:pPr>
+        <w:rPr>
+          <w:rFonts w:asciiTheme="minorHAnsi" w:hAnsiTheme="minorHAnsi" w:cstheme="minorHAnsi"/>
+          <w:b/>
+          <w:bCs/>
+          <w:i/>
+          <w:iCs/>
+        </w:rPr>
+      </w:pPr>
+      <w:r>
+        <w:rPr>
+          <w:rFonts w:asciiTheme="minorHAnsi" w:hAnsiTheme="minorHAnsi"/>
+          <w:b/>
+          <w:bCs/>
+          <w:i/>
+          <w:iCs/>
+          <w:noProof/>
+        </w:rPr>
+        <w:instrText>MEDELLIN</w:instrText>
+      </w:r>
+      <w:r>
+        <w:rPr>
+          <w:rFonts w:asciiTheme="minorHAnsi" w:hAnsiTheme="minorHAnsi"/>
+          <w:b/>
+          <w:bCs/>
+          <w:i/>
+          <w:iCs/>
+        </w:rPr>
+        <w:fldChar w:fldCharType="end"/>
+      </w:r>
+      <w:r>
+        <w:rPr>
+          <w:rFonts w:asciiTheme="minorHAnsi" w:hAnsiTheme="minorHAnsi"/>
+          <w:b/>
+          <w:bCs/>
+          <w:i/>
+          <w:iCs/>
+        </w:rPr>
+        <w:instrText xml:space="preserve"> </w:instrText>
+      </w:r>
+      <w:r>
+        <w:rPr>
+          <w:rFonts w:asciiTheme="minorHAnsi" w:hAnsiTheme="minorHAnsi"/>
+          <w:i/>
+          <w:iCs/>
+        </w:rPr>
+        <w:instrText xml:space="preserve">" "" </w:instrText>
+      </w:r>
+      <w:r>
+        <w:rPr>
+          <w:rFonts w:asciiTheme="minorHAnsi" w:hAnsiTheme="minorHAnsi"/>
+          <w:i/>
+          <w:iCs/>
+        </w:rPr>
+        <w:fldChar w:fldCharType="end"/>
       </w:r>
       <w:r>
         <w:rPr>
@@ -116,208 +307,14 @@
     </w:p>
     <w:p>
       <w:pPr>
-        <w:spacing w:after="0" w:line="240" w:lineRule="auto"/>
-        <w:jc w:val="both"/>
-        <w:rPr>
-          <w:rFonts w:asciiTheme="minorHAnsi" w:hAnsiTheme="minorHAnsi"/>
+        <w:rPr>
+          <w:rFonts w:asciiTheme="minorHAnsi" w:hAnsiTheme="minorHAnsi" w:cstheme="minorHAnsi"/>
+          <w:b/>
+          <w:bCs/>
           <w:i/>
           <w:iCs/>
         </w:rPr>
       </w:pPr>
-      <w:bookmarkStart w:id="0" w:name="_Hlk113457402"/>
-      <w:r>
-        <w:rPr>
-          <w:rFonts w:asciiTheme="minorHAnsi" w:hAnsiTheme="minorHAnsi"/>
-          <w:b/>
-          <w:bCs/>
-          <w:i/>
-          <w:iCs/>
-        </w:rPr>
-        <w:t>${DESTINATARIO_COMPLETO}</w:t>
-      </w:r>
-      <w:r>
-        <w:rPr>
-          <w:rFonts w:asciiTheme="minorHAnsi" w:hAnsiTheme="minorHAnsi"/>
-          <w:i/>
-          <w:iCs/>
-        </w:rPr>
-        <w:fldChar w:fldCharType="begin"/>
-      </w:r>
-      <w:r>
-        <w:rPr>
-          <w:rFonts w:asciiTheme="minorHAnsi" w:hAnsiTheme="minorHAnsi"/>
-          <w:i/>
-          <w:iCs/>
-        </w:rPr>
-        <w:instrText xml:space="preserve"> IF </w:instrText>
-      </w:r>
-      <w:r>
-        <w:rPr>
-          <w:rFonts w:asciiTheme="minorHAnsi" w:hAnsiTheme="minorHAnsi"/>
-          <w:i/>
-          <w:iCs/>
-        </w:rPr>
-        <w:fldChar w:fldCharType="begin"/>
-      </w:r>
-      <w:r>
-        <w:rPr>
-          <w:rFonts w:asciiTheme="minorHAnsi" w:hAnsiTheme="minorHAnsi"/>
-          <w:i/>
-          <w:iCs/>
-        </w:rPr>
-        <w:instrText xml:space="preserve"> MERGEFIELD DESTINATARIO </w:instrText>
-      </w:r>
-      <w:r>
-        <w:rPr>
-          <w:rFonts w:asciiTheme="minorHAnsi" w:hAnsiTheme="minorHAnsi"/>
-          <w:i/>
-          <w:iCs/>
-        </w:rPr>
-        <w:fldChar w:fldCharType="end"/>
-      </w:r>
-      <w:r>
-        <w:rPr>
-          <w:rFonts w:asciiTheme="minorHAnsi" w:hAnsiTheme="minorHAnsi"/>
-          <w:i/>
-          <w:iCs/>
-        </w:rPr>
-        <w:instrText xml:space="preserve"> &lt;&gt; "" "Señores</w:instrText>
-      </w:r>
-    </w:p>
-    <w:p>
-      <w:pPr>
-        <w:spacing w:after="0" w:line="240" w:lineRule="auto"/>
-        <w:ind w:firstLine="708"/>
-        <w:jc w:val="both"/>
-        <w:rPr>
-          <w:rFonts w:asciiTheme="minorHAnsi" w:hAnsiTheme="minorHAnsi"/>
-          <w:b/>
-          <w:bCs/>
-          <w:i/>
-          <w:iCs/>
-          <w:noProof/>
-        </w:rPr>
-      </w:pPr>
-      <w:r>
-        <w:rPr>
-          <w:rFonts w:asciiTheme="minorHAnsi" w:hAnsiTheme="minorHAnsi"/>
-          <w:b/>
-          <w:bCs/>
-          <w:i/>
-          <w:iCs/>
-        </w:rPr>
-        <w:fldChar w:fldCharType="begin"/>
-      </w:r>
-      <w:r>
-        <w:rPr>
-          <w:rFonts w:asciiTheme="minorHAnsi" w:hAnsiTheme="minorHAnsi"/>
-          <w:b/>
-          <w:bCs/>
-          <w:i/>
-          <w:iCs/>
-        </w:rPr>
-        <w:instrText xml:space="preserve"> MERGEFIELD  DESTINATARIO \* Upper </w:instrText>
-      </w:r>
-      <w:r>
-        <w:rPr>
-          <w:rFonts w:asciiTheme="minorHAnsi" w:hAnsiTheme="minorHAnsi"/>
-          <w:b/>
-          <w:bCs/>
-          <w:i/>
-          <w:iCs/>
-        </w:rPr>
-        <w:fldChar w:fldCharType="separate"/>
-      </w:r>
-      <w:r>
-        <w:rPr>
-          <w:rFonts w:asciiTheme="minorHAnsi" w:hAnsiTheme="minorHAnsi"/>
-          <w:b/>
-          <w:bCs/>
-          <w:i/>
-          <w:iCs/>
-          <w:noProof/>
-        </w:rPr>
-        <w:instrText>COOPERATIVA FINANCIERA</w:instrText>
-      </w:r>
-    </w:p>
-    <w:p>
-      <w:pPr>
-        <w:spacing w:after="0" w:line="240" w:lineRule="auto"/>
-        <w:ind w:firstLine="708"/>
-        <w:rPr>
-          <w:rFonts w:asciiTheme="minorHAnsi" w:hAnsiTheme="minorHAnsi" w:cstheme="minorHAnsi"/>
-          <w:b/>
-          <w:bCs/>
-        </w:rPr>
-      </w:pPr>
-      <w:r>
-        <w:rPr>
-          <w:rFonts w:asciiTheme="minorHAnsi" w:hAnsiTheme="minorHAnsi"/>
-          <w:b/>
-          <w:bCs/>
-          <w:i/>
-          <w:iCs/>
-          <w:noProof/>
-        </w:rPr>
-        <w:instrText>MEDELLIN</w:instrText>
-      </w:r>
-      <w:r>
-        <w:rPr>
-          <w:rFonts w:asciiTheme="minorHAnsi" w:hAnsiTheme="minorHAnsi"/>
-          <w:b/>
-          <w:bCs/>
-          <w:i/>
-          <w:iCs/>
-        </w:rPr>
-        <w:fldChar w:fldCharType="end"/>
-      </w:r>
-      <w:r>
-        <w:rPr>
-          <w:rFonts w:asciiTheme="minorHAnsi" w:hAnsiTheme="minorHAnsi"/>
-          <w:b/>
-          <w:bCs/>
-          <w:i/>
-          <w:iCs/>
-        </w:rPr>
-        <w:instrText xml:space="preserve"> </w:instrText>
-      </w:r>
-      <w:r>
-        <w:rPr>
-          <w:rFonts w:asciiTheme="minorHAnsi" w:hAnsiTheme="minorHAnsi"/>
-          <w:i/>
-          <w:iCs/>
-        </w:rPr>
-        <w:instrText xml:space="preserve">" "" </w:instrText>
-      </w:r>
-      <w:r>
-        <w:rPr>
-          <w:rFonts w:asciiTheme="minorHAnsi" w:hAnsiTheme="minorHAnsi"/>
-          <w:i/>
-          <w:iCs/>
-        </w:rPr>
-        <w:fldChar w:fldCharType="end"/>
-      </w:r>
-      <w:bookmarkEnd w:id="0"/>
-    </w:p>
-    <w:p>
-      <w:pPr>
-        <w:spacing w:after="0" w:line="240" w:lineRule="auto"/>
-        <w:rPr>
-          <w:rFonts w:asciiTheme="minorHAnsi" w:hAnsiTheme="minorHAnsi"/>
-          <w:b/>
-          <w:bCs/>
-          <w:i/>
-          <w:iCs/>
-        </w:rPr>
-      </w:pPr>
-      <w:r>
-        <w:rPr>
-          <w:rFonts w:asciiTheme="minorHAnsi" w:hAnsiTheme="minorHAnsi" w:cstheme="minorHAnsi"/>
-          <w:b/>
-          <w:bCs/>
-        </w:rPr>
-        <w:br/>
-      </w:r>
     </w:p>
     <w:p>
       <w:pPr>
@@ -337,17 +334,19 @@
           <w:i/>
           <w:iCs/>
         </w:rPr>
-        <w:t>CERTIFICADO</w:t>
-      </w:r>
-      <w:r>
+        <w:t>CERTIFICADO CONVENIO DE EJECUCION SINDICAL</w:t>
+      </w:r>
+    </w:p>
+    <w:p>
+      <w:pPr>
+        <w:spacing w:afterLines="120" w:after="288" w:line="240" w:lineRule="auto"/>
         <w:rPr>
           <w:rFonts w:asciiTheme="minorHAnsi" w:hAnsiTheme="minorHAnsi"/>
           <w:b/>
           <w:i/>
           <w:iCs/>
         </w:rPr>
-        <w:t xml:space="preserve"> CONVENIO DE EJECUCION SINDICAL</w:t>
-      </w:r>
+      </w:pPr>
     </w:p>
     <w:p>
       <w:pPr>
@@ -360,58 +359,3009 @@
           <w:iCs/>
         </w:rPr>
       </w:pPr>
-      <w:bookmarkStart w:id="1" w:name="_Hlk92948274"/>
-      <w:r>
-        <w:rPr>
-          <w:rFonts w:asciiTheme="minorHAnsi" w:hAnsiTheme="minorHAnsi" w:cstheme="minorHAnsi"/>
-          <w:i/>
-          <w:iCs/>
-        </w:rPr>
-        <w:t xml:space="preserve">El Sindicato de </w:t>
-      </w:r>
-      <w:r>
-        <w:rPr>
-          <w:rFonts w:asciiTheme="minorHAnsi" w:hAnsiTheme="minorHAnsi" w:cstheme="minorHAnsi"/>
-          <w:i/>
-          <w:iCs/>
-        </w:rPr>
-        <w:t>Profesionales de la Salud</w:t>
-      </w:r>
-      <w:r>
-        <w:rPr>
-          <w:rFonts w:asciiTheme="minorHAnsi" w:hAnsiTheme="minorHAnsi" w:cstheme="minorHAnsi"/>
-          <w:i/>
-          <w:iCs/>
-        </w:rPr>
-        <w:t xml:space="preserve"> (</w:t>
-      </w:r>
-      <w:r>
-        <w:rPr>
-          <w:rFonts w:asciiTheme="minorHAnsi" w:hAnsiTheme="minorHAnsi" w:cstheme="minorHAnsi"/>
-          <w:i/>
-          <w:iCs/>
-        </w:rPr>
-        <w:t>ProSalud</w:t>
-      </w:r>
-      <w:r>
-        <w:rPr>
-          <w:rFonts w:asciiTheme="minorHAnsi" w:hAnsiTheme="minorHAnsi" w:cstheme="minorHAnsi"/>
-          <w:i/>
-          <w:iCs/>
-        </w:rPr>
-        <w:t>) RUT. 900.</w:t>
-      </w:r>
-      <w:r>
-        <w:rPr>
-          <w:rFonts w:asciiTheme="minorHAnsi" w:hAnsiTheme="minorHAnsi" w:cstheme="minorHAnsi"/>
-          <w:i/>
-          <w:iCs/>
-        </w:rPr>
-        <w:t>444</w:t>
-      </w:r>
-      <w:r>
-        <w:rPr>
-          <w:rFonts w:asciiTheme="minorHAnsi" w:hAnsiTheme="minorHAnsi" w:cstheme="minorHAnsi"/>
+      <w:bookmarkStart w:id="0" w:name="_Hlk92948274"/>
+      <w:r>
+        <w:rPr>
+          <w:rFonts w:asciiTheme="minorHAnsi" w:hAnsiTheme="minorHAnsi" w:cstheme="minorHAnsi"/>
+          <w:i/>
+          <w:iCs/>
+        </w:rPr>
+        <w:t xml:space="preserve">El Sindicato de Profesionales de la Salud (ProSalud) RUT. 900.444.737 – 1, </w:t>
+      </w:r>
+      <w:bookmarkStart w:id="1" w:name="_Hlk93414168"/>
+      <w:r>
+        <w:rPr>
+          <w:rFonts w:asciiTheme="minorHAnsi" w:hAnsiTheme="minorHAnsi" w:cstheme="minorHAnsi"/>
+          <w:i/>
+          <w:iCs/>
+        </w:rPr>
+        <w:t xml:space="preserve">certifica que la persona </w:t>
+      </w:r>
+      <w:r>
+        <w:rPr>
+          <w:rFonts w:asciiTheme="minorHAnsi" w:hAnsiTheme="minorHAnsi" w:cstheme="minorHAnsi"/>
+          <w:b/>
+          <w:bCs/>
+          <w:i/>
+          <w:iCs/>
+        </w:rPr>
+        <w:t>${NOMBRE_COMPLETO}</w:t>
+      </w:r>
+      <w:r>
+        <w:rPr>
+          <w:rFonts w:asciiTheme="minorHAnsi" w:hAnsiTheme="minorHAnsi" w:cstheme="minorHAnsi"/>
+          <w:bCs/>
+          <w:i/>
+          <w:iCs/>
+        </w:rPr>
+        <w:t>,</w:t>
+      </w:r>
+      <w:r>
+        <w:rPr>
+          <w:rFonts w:asciiTheme="minorHAnsi" w:hAnsiTheme="minorHAnsi" w:cstheme="minorHAnsi"/>
+          <w:b/>
+          <w:i/>
+          <w:iCs/>
+        </w:rPr>
+        <w:t xml:space="preserve"> </w:t>
+      </w:r>
+      <w:r>
+        <w:rPr>
+          <w:rFonts w:asciiTheme="minorHAnsi" w:hAnsiTheme="minorHAnsi" w:cstheme="minorHAnsi"/>
+          <w:bCs/>
+          <w:i/>
+          <w:iCs/>
+        </w:rPr>
+        <w:t xml:space="preserve">identificada </w:t>
+      </w:r>
+      <w:r>
+        <w:rPr>
+          <w:rFonts w:asciiTheme="minorHAnsi" w:hAnsiTheme="minorHAnsi" w:cstheme="minorHAnsi"/>
+          <w:i/>
+          <w:iCs/>
+        </w:rPr>
+        <w:t xml:space="preserve">con documento de identidad ${DOCUMENTO}, </w:t>
+      </w:r>
+      <w:r>
+        <w:rPr>
+          <w:i/>
+          <w:iCs/>
+        </w:rPr>
+        <w:t xml:space="preserve">${SE_ENCUENTRA_ESTUVO} </w:t>
+      </w:r>
+      <w:r>
+        <w:rPr>
+          <w:rFonts w:asciiTheme="minorHAnsi" w:hAnsiTheme="minorHAnsi" w:cstheme="minorHAnsi"/>
+          <w:i/>
+          <w:iCs/>
+        </w:rPr>
+        <w:t xml:space="preserve">afiliada </w:t>
+      </w:r>
+      <w:r>
+        <w:rPr>
+          <w:rFonts w:asciiTheme="minorHAnsi" w:hAnsiTheme="minorHAnsi" w:cstheme="minorHAnsi"/>
+          <w:i/>
+          <w:iCs/>
+        </w:rPr>
+        <w:fldChar w:fldCharType="begin"/>
+      </w:r>
+      <w:r>
+        <w:rPr>
+          <w:rFonts w:asciiTheme="minorHAnsi" w:hAnsiTheme="minorHAnsi" w:cstheme="minorHAnsi"/>
+          <w:i/>
+          <w:iCs/>
+        </w:rPr>
+        <w:instrText xml:space="preserve"> IF </w:instrText>
+      </w:r>
+      <w:r>
+        <w:rPr>
+          <w:rFonts w:asciiTheme="minorHAnsi" w:hAnsiTheme="minorHAnsi" w:cstheme="minorHAnsi"/>
+          <w:i/>
+          <w:iCs/>
+        </w:rPr>
+        <w:fldChar w:fldCharType="begin"/>
+      </w:r>
+      <w:r>
+        <w:rPr>
+          <w:rFonts w:asciiTheme="minorHAnsi" w:hAnsiTheme="minorHAnsi" w:cstheme="minorHAnsi"/>
+          <w:i/>
+          <w:iCs/>
+        </w:rPr>
+        <w:instrText xml:space="preserve"> MERGEFIELD SEXO </w:instrText>
+      </w:r>
+      <w:r>
+        <w:rPr>
+          <w:rFonts w:asciiTheme="minorHAnsi" w:hAnsiTheme="minorHAnsi" w:cstheme="minorHAnsi"/>
+          <w:i/>
+          <w:iCs/>
+        </w:rPr>
+        <w:fldChar w:fldCharType="separate"/>
+      </w:r>
+      <w:r>
+        <w:rPr>
+          <w:rFonts w:asciiTheme="minorHAnsi" w:hAnsiTheme="minorHAnsi" w:cstheme="minorHAnsi"/>
+          <w:i/>
+          <w:iCs/>
+          <w:noProof/>
+        </w:rPr>
+        <w:instrText>M</w:instrText>
+      </w:r>
+      <w:r>
+        <w:rPr>
+          <w:rFonts w:asciiTheme="minorHAnsi" w:hAnsiTheme="minorHAnsi" w:cstheme="minorHAnsi"/>
+          <w:i/>
+          <w:iCs/>
+        </w:rPr>
+        <w:fldChar w:fldCharType="end"/>
+      </w:r>
+      <w:r>
+        <w:rPr>
+          <w:rFonts w:asciiTheme="minorHAnsi" w:hAnsiTheme="minorHAnsi" w:cstheme="minorHAnsi"/>
+          <w:i/>
+          <w:iCs/>
+        </w:rPr>
+        <w:instrText xml:space="preserve"> = "F" "afiliada" "" </w:instrText>
+      </w:r>
+      <w:r>
+        <w:rPr>
+          <w:rFonts w:asciiTheme="minorHAnsi" w:hAnsiTheme="minorHAnsi" w:cstheme="minorHAnsi"/>
+          <w:i/>
+          <w:iCs/>
+        </w:rPr>
+        <w:fldChar w:fldCharType="end"/>
+      </w:r>
+      <w:r>
+        <w:rPr>
+          <w:rFonts w:asciiTheme="minorHAnsi" w:hAnsiTheme="minorHAnsi" w:cstheme="minorHAnsi"/>
+          <w:i/>
+          <w:iCs/>
+        </w:rPr>
+        <w:t xml:space="preserve">al Sindicato, a través de </w:t>
+      </w:r>
+      <w:r>
+        <w:rPr>
+          <w:b/>
+          <w:bCs/>
+          <w:i/>
+          <w:iCs/>
+        </w:rPr>
+        <w:t>${UN_CONVENIO_VARIOS_CONVENIOS}</w:t>
+      </w:r>
+      <w:r>
+        <w:rPr>
+          <w:i/>
+          <w:iCs/>
+        </w:rPr>
+        <w:t xml:space="preserve"> </w:t>
+      </w:r>
+      <w:r>
+        <w:rPr>
+          <w:rFonts w:asciiTheme="minorHAnsi" w:hAnsiTheme="minorHAnsi" w:cstheme="minorHAnsi"/>
+          <w:b/>
+          <w:bCs/>
+          <w:i/>
+          <w:iCs/>
+        </w:rPr>
+        <w:t>de Ejecución Sindical</w:t>
+      </w:r>
+      <w:bookmarkEnd w:id="1"/>
+      <w:r>
+        <w:rPr>
+          <w:rFonts w:asciiTheme="minorHAnsi" w:hAnsiTheme="minorHAnsi" w:cstheme="minorHAnsi"/>
+          <w:i/>
+          <w:iCs/>
+        </w:rPr>
+        <w:t xml:space="preserve">, que </w:t>
+      </w:r>
+      <w:r>
+        <w:rPr>
+          <w:i/>
+          <w:iCs/>
+        </w:rPr>
+        <w:t>${DESARROLLA_ACTUALMENTE_DESARROLLO}</w:t>
+      </w:r>
+      <w:r>
+        <w:rPr>
+          <w:rFonts w:asciiTheme="minorHAnsi" w:hAnsiTheme="minorHAnsi" w:cstheme="minorHAnsi"/>
+          <w:i/>
+          <w:iCs/>
+        </w:rPr>
+        <w:fldChar w:fldCharType="begin"/>
+      </w:r>
+      <w:r>
+        <w:rPr>
+          <w:rFonts w:asciiTheme="minorHAnsi" w:hAnsiTheme="minorHAnsi" w:cstheme="minorHAnsi"/>
+          <w:i/>
+          <w:iCs/>
+        </w:rPr>
+        <w:instrText xml:space="preserve"> IF </w:instrText>
+      </w:r>
+      <w:r>
+        <w:rPr>
+          <w:rFonts w:asciiTheme="minorHAnsi" w:hAnsiTheme="minorHAnsi" w:cstheme="minorHAnsi"/>
+          <w:i/>
+          <w:iCs/>
+        </w:rPr>
+        <w:fldChar w:fldCharType="begin"/>
+      </w:r>
+      <w:r>
+        <w:rPr>
+          <w:rFonts w:asciiTheme="minorHAnsi" w:hAnsiTheme="minorHAnsi" w:cstheme="minorHAnsi"/>
+          <w:i/>
+          <w:iCs/>
+        </w:rPr>
+        <w:instrText xml:space="preserve"> MERGEFIELD ESTADO </w:instrText>
+      </w:r>
+      <w:r>
+        <w:rPr>
+          <w:rFonts w:asciiTheme="minorHAnsi" w:hAnsiTheme="minorHAnsi" w:cstheme="minorHAnsi"/>
+          <w:i/>
+          <w:iCs/>
+        </w:rPr>
+        <w:fldChar w:fldCharType="separate"/>
+      </w:r>
+      <w:r>
+        <w:rPr>
+          <w:rFonts w:asciiTheme="minorHAnsi" w:hAnsiTheme="minorHAnsi" w:cstheme="minorHAnsi"/>
+          <w:i/>
+          <w:iCs/>
+          <w:noProof/>
+        </w:rPr>
+        <w:instrText>ACTIVO</w:instrText>
+      </w:r>
+      <w:r>
+        <w:rPr>
+          <w:rFonts w:asciiTheme="minorHAnsi" w:hAnsiTheme="minorHAnsi" w:cstheme="minorHAnsi"/>
+          <w:i/>
+          <w:iCs/>
+        </w:rPr>
+        <w:fldChar w:fldCharType="end"/>
+      </w:r>
+      <w:r>
+        <w:rPr>
+          <w:rFonts w:asciiTheme="minorHAnsi" w:hAnsiTheme="minorHAnsi" w:cstheme="minorHAnsi"/>
+          <w:i/>
+          <w:iCs/>
+        </w:rPr>
+        <w:instrText xml:space="preserve"> = "NO ACTIVO" "desarrolló" "" </w:instrText>
+      </w:r>
+      <w:r>
+        <w:rPr>
+          <w:rFonts w:asciiTheme="minorHAnsi" w:hAnsiTheme="minorHAnsi" w:cstheme="minorHAnsi"/>
+          <w:i/>
+          <w:iCs/>
+        </w:rPr>
+        <w:fldChar w:fldCharType="end"/>
+      </w:r>
+      <w:r>
+        <w:rPr>
+          <w:rFonts w:asciiTheme="minorHAnsi" w:hAnsiTheme="minorHAnsi" w:cstheme="minorHAnsi"/>
+          <w:i/>
+          <w:iCs/>
+        </w:rPr>
+        <w:t xml:space="preserve"> en </w:t>
+      </w:r>
+      <w:r>
+        <w:rPr>
+          <w:rFonts w:asciiTheme="minorHAnsi" w:hAnsiTheme="minorHAnsi" w:cstheme="minorHAnsi"/>
+          <w:b/>
+          <w:bCs/>
+          <w:i/>
+          <w:iCs/>
+        </w:rPr>
+        <w:t>${</w:t>
+      </w:r>
+      <w:r>
+        <w:rPr>
+          <w:b/>
+          <w:bCs/>
+          <w:i/>
+          <w:iCs/>
+        </w:rPr>
+        <w:t>HOSPITAL</w:t>
+      </w:r>
+      <w:r>
+        <w:rPr>
+          <w:rFonts w:asciiTheme="minorHAnsi" w:hAnsiTheme="minorHAnsi" w:cstheme="minorHAnsi"/>
+          <w:b/>
+          <w:bCs/>
+          <w:i/>
+          <w:iCs/>
+        </w:rPr>
+        <w:t>}</w:t>
+      </w:r>
+      <w:r>
+        <w:rPr>
+          <w:rFonts w:asciiTheme="minorHAnsi" w:hAnsiTheme="minorHAnsi" w:cstheme="minorHAnsi"/>
+          <w:b/>
+          <w:i/>
+          <w:iCs/>
+        </w:rPr>
+        <w:fldChar w:fldCharType="begin"/>
+      </w:r>
+      <w:r>
+        <w:rPr>
+          <w:rFonts w:asciiTheme="minorHAnsi" w:hAnsiTheme="minorHAnsi" w:cstheme="minorHAnsi"/>
+          <w:b/>
+          <w:i/>
+          <w:iCs/>
+        </w:rPr>
+        <w:instrText xml:space="preserve"> IF </w:instrText>
+      </w:r>
+      <w:r>
+        <w:rPr>
+          <w:rFonts w:asciiTheme="minorHAnsi" w:hAnsiTheme="minorHAnsi" w:cstheme="minorHAnsi"/>
+          <w:b/>
+          <w:i/>
+          <w:iCs/>
+        </w:rPr>
+        <w:fldChar w:fldCharType="begin"/>
+      </w:r>
+      <w:r>
+        <w:rPr>
+          <w:rFonts w:asciiTheme="minorHAnsi" w:hAnsiTheme="minorHAnsi" w:cstheme="minorHAnsi"/>
+          <w:b/>
+          <w:i/>
+          <w:iCs/>
+        </w:rPr>
+        <w:instrText xml:space="preserve"> MERGEFIELD HOSPITAL </w:instrText>
+      </w:r>
+      <w:r>
+        <w:rPr>
+          <w:rFonts w:asciiTheme="minorHAnsi" w:hAnsiTheme="minorHAnsi" w:cstheme="minorHAnsi"/>
+          <w:b/>
+          <w:i/>
+          <w:iCs/>
+        </w:rPr>
+        <w:fldChar w:fldCharType="separate"/>
+      </w:r>
+      <w:r>
+        <w:rPr>
+          <w:rFonts w:asciiTheme="minorHAnsi" w:hAnsiTheme="minorHAnsi" w:cstheme="minorHAnsi"/>
+          <w:b/>
+          <w:i/>
+          <w:iCs/>
+          <w:noProof/>
+        </w:rPr>
+        <w:instrText>HSJDRionegro</w:instrText>
+      </w:r>
+      <w:r>
+        <w:rPr>
+          <w:rFonts w:asciiTheme="minorHAnsi" w:hAnsiTheme="minorHAnsi" w:cstheme="minorHAnsi"/>
+          <w:b/>
+          <w:i/>
+          <w:iCs/>
+        </w:rPr>
+        <w:fldChar w:fldCharType="end"/>
+      </w:r>
+      <w:r>
+        <w:rPr>
+          <w:rFonts w:asciiTheme="minorHAnsi" w:hAnsiTheme="minorHAnsi" w:cstheme="minorHAnsi"/>
+          <w:b/>
+          <w:i/>
+          <w:iCs/>
+        </w:rPr>
+        <w:instrText xml:space="preserve"> = "BARBOSA" "E.S.E. Hospital San Vicente de Paul - Barbosa (Ant)" </w:instrText>
+      </w:r>
+      <w:r>
+        <w:rPr>
+          <w:rFonts w:asciiTheme="minorHAnsi" w:hAnsiTheme="minorHAnsi" w:cstheme="minorHAnsi"/>
+          <w:b/>
+          <w:i/>
+          <w:iCs/>
+        </w:rPr>
+        <w:fldChar w:fldCharType="end"/>
+      </w:r>
+      <w:r>
+        <w:rPr>
+          <w:rFonts w:asciiTheme="minorHAnsi" w:hAnsiTheme="minorHAnsi" w:cstheme="minorHAnsi"/>
+          <w:b/>
+          <w:i/>
+          <w:iCs/>
+        </w:rPr>
+        <w:fldChar w:fldCharType="begin"/>
+      </w:r>
+      <w:r>
+        <w:rPr>
+          <w:rFonts w:asciiTheme="minorHAnsi" w:hAnsiTheme="minorHAnsi" w:cstheme="minorHAnsi"/>
+          <w:b/>
+          <w:i/>
+          <w:iCs/>
+        </w:rPr>
+        <w:instrText xml:space="preserve"> IF </w:instrText>
+      </w:r>
+      <w:r>
+        <w:rPr>
+          <w:rFonts w:asciiTheme="minorHAnsi" w:hAnsiTheme="minorHAnsi" w:cstheme="minorHAnsi"/>
+          <w:b/>
+          <w:i/>
+          <w:iCs/>
+        </w:rPr>
+        <w:fldChar w:fldCharType="begin"/>
+      </w:r>
+      <w:r>
+        <w:rPr>
+          <w:rFonts w:asciiTheme="minorHAnsi" w:hAnsiTheme="minorHAnsi" w:cstheme="minorHAnsi"/>
+          <w:b/>
+          <w:i/>
+          <w:iCs/>
+        </w:rPr>
+        <w:instrText xml:space="preserve"> MERGEFIELD HOSPITAL </w:instrText>
+      </w:r>
+      <w:r>
+        <w:rPr>
+          <w:rFonts w:asciiTheme="minorHAnsi" w:hAnsiTheme="minorHAnsi" w:cstheme="minorHAnsi"/>
+          <w:b/>
+          <w:i/>
+          <w:iCs/>
+        </w:rPr>
+        <w:fldChar w:fldCharType="separate"/>
+      </w:r>
+      <w:r>
+        <w:rPr>
+          <w:rFonts w:asciiTheme="minorHAnsi" w:hAnsiTheme="minorHAnsi" w:cstheme="minorHAnsi"/>
+          <w:b/>
+          <w:i/>
+          <w:iCs/>
+          <w:noProof/>
+        </w:rPr>
+        <w:instrText>HSJDRionegro</w:instrText>
+      </w:r>
+      <w:r>
+        <w:rPr>
+          <w:rFonts w:asciiTheme="minorHAnsi" w:hAnsiTheme="minorHAnsi" w:cstheme="minorHAnsi"/>
+          <w:b/>
+          <w:i/>
+          <w:iCs/>
+        </w:rPr>
+        <w:fldChar w:fldCharType="end"/>
+      </w:r>
+      <w:r>
+        <w:rPr>
+          <w:rFonts w:asciiTheme="minorHAnsi" w:hAnsiTheme="minorHAnsi" w:cstheme="minorHAnsi"/>
+          <w:b/>
+          <w:i/>
+          <w:iCs/>
+        </w:rPr>
+        <w:instrText xml:space="preserve"> = "PUERTO BERRIO" "E.S.E. Hospital La Cruz" </w:instrText>
+      </w:r>
+      <w:r>
+        <w:rPr>
+          <w:rFonts w:asciiTheme="minorHAnsi" w:hAnsiTheme="minorHAnsi" w:cstheme="minorHAnsi"/>
+          <w:b/>
+          <w:i/>
+          <w:iCs/>
+        </w:rPr>
+        <w:fldChar w:fldCharType="end"/>
+      </w:r>
+      <w:r>
+        <w:rPr>
+          <w:rFonts w:asciiTheme="minorHAnsi" w:hAnsiTheme="minorHAnsi" w:cstheme="minorHAnsi"/>
+          <w:b/>
+          <w:i/>
+          <w:iCs/>
+        </w:rPr>
+        <w:fldChar w:fldCharType="begin"/>
+      </w:r>
+      <w:r>
+        <w:rPr>
+          <w:rFonts w:asciiTheme="minorHAnsi" w:hAnsiTheme="minorHAnsi" w:cstheme="minorHAnsi"/>
+          <w:b/>
+          <w:i/>
+          <w:iCs/>
+        </w:rPr>
+        <w:instrText xml:space="preserve"> IF </w:instrText>
+      </w:r>
+      <w:r>
+        <w:rPr>
+          <w:rFonts w:asciiTheme="minorHAnsi" w:hAnsiTheme="minorHAnsi" w:cstheme="minorHAnsi"/>
+          <w:b/>
+          <w:i/>
+          <w:iCs/>
+        </w:rPr>
+        <w:fldChar w:fldCharType="begin"/>
+      </w:r>
+      <w:r>
+        <w:rPr>
+          <w:rFonts w:asciiTheme="minorHAnsi" w:hAnsiTheme="minorHAnsi" w:cstheme="minorHAnsi"/>
+          <w:b/>
+          <w:i/>
+          <w:iCs/>
+        </w:rPr>
+        <w:instrText xml:space="preserve"> MERGEFIELD HOSPITAL </w:instrText>
+      </w:r>
+      <w:r>
+        <w:rPr>
+          <w:rFonts w:asciiTheme="minorHAnsi" w:hAnsiTheme="minorHAnsi" w:cstheme="minorHAnsi"/>
+          <w:b/>
+          <w:i/>
+          <w:iCs/>
+        </w:rPr>
+        <w:fldChar w:fldCharType="separate"/>
+      </w:r>
+      <w:r>
+        <w:rPr>
+          <w:rFonts w:asciiTheme="minorHAnsi" w:hAnsiTheme="minorHAnsi" w:cstheme="minorHAnsi"/>
+          <w:b/>
+          <w:i/>
+          <w:iCs/>
+          <w:noProof/>
+        </w:rPr>
+        <w:instrText>HSJDRionegro</w:instrText>
+      </w:r>
+      <w:r>
+        <w:rPr>
+          <w:rFonts w:asciiTheme="minorHAnsi" w:hAnsiTheme="minorHAnsi" w:cstheme="minorHAnsi"/>
+          <w:b/>
+          <w:i/>
+          <w:iCs/>
+        </w:rPr>
+        <w:fldChar w:fldCharType="end"/>
+      </w:r>
+      <w:r>
+        <w:rPr>
+          <w:rFonts w:asciiTheme="minorHAnsi" w:hAnsiTheme="minorHAnsi" w:cstheme="minorHAnsi"/>
+          <w:b/>
+          <w:i/>
+          <w:iCs/>
+        </w:rPr>
+        <w:instrText xml:space="preserve"> = "ABEJORRAL SP" "E.S.E. Hospital San Juan De Dios Abejorral" </w:instrText>
+      </w:r>
+      <w:r>
+        <w:rPr>
+          <w:rFonts w:asciiTheme="minorHAnsi" w:hAnsiTheme="minorHAnsi" w:cstheme="minorHAnsi"/>
+          <w:b/>
+          <w:i/>
+          <w:iCs/>
+        </w:rPr>
+        <w:fldChar w:fldCharType="end"/>
+      </w:r>
+      <w:r>
+        <w:rPr>
+          <w:rFonts w:asciiTheme="minorHAnsi" w:hAnsiTheme="minorHAnsi" w:cstheme="minorHAnsi"/>
+          <w:b/>
+          <w:i/>
+          <w:iCs/>
+        </w:rPr>
+        <w:fldChar w:fldCharType="begin"/>
+      </w:r>
+      <w:r>
+        <w:rPr>
+          <w:rFonts w:asciiTheme="minorHAnsi" w:hAnsiTheme="minorHAnsi" w:cstheme="minorHAnsi"/>
+          <w:b/>
+          <w:i/>
+          <w:iCs/>
+        </w:rPr>
+        <w:instrText xml:space="preserve"> IF </w:instrText>
+      </w:r>
+      <w:r>
+        <w:rPr>
+          <w:rFonts w:asciiTheme="minorHAnsi" w:hAnsiTheme="minorHAnsi" w:cstheme="minorHAnsi"/>
+          <w:b/>
+          <w:i/>
+          <w:iCs/>
+        </w:rPr>
+        <w:fldChar w:fldCharType="begin"/>
+      </w:r>
+      <w:r>
+        <w:rPr>
+          <w:rFonts w:asciiTheme="minorHAnsi" w:hAnsiTheme="minorHAnsi" w:cstheme="minorHAnsi"/>
+          <w:b/>
+          <w:i/>
+          <w:iCs/>
+        </w:rPr>
+        <w:instrText xml:space="preserve"> MERGEFIELD HOSPITAL </w:instrText>
+      </w:r>
+      <w:r>
+        <w:rPr>
+          <w:rFonts w:asciiTheme="minorHAnsi" w:hAnsiTheme="minorHAnsi" w:cstheme="minorHAnsi"/>
+          <w:b/>
+          <w:i/>
+          <w:iCs/>
+        </w:rPr>
+        <w:fldChar w:fldCharType="separate"/>
+      </w:r>
+      <w:r>
+        <w:rPr>
+          <w:rFonts w:asciiTheme="minorHAnsi" w:hAnsiTheme="minorHAnsi" w:cstheme="minorHAnsi"/>
+          <w:b/>
+          <w:i/>
+          <w:iCs/>
+          <w:noProof/>
+        </w:rPr>
+        <w:instrText>HSJDRionegro</w:instrText>
+      </w:r>
+      <w:r>
+        <w:rPr>
+          <w:rFonts w:asciiTheme="minorHAnsi" w:hAnsiTheme="minorHAnsi" w:cstheme="minorHAnsi"/>
+          <w:b/>
+          <w:i/>
+          <w:iCs/>
+        </w:rPr>
+        <w:fldChar w:fldCharType="end"/>
+      </w:r>
+      <w:r>
+        <w:rPr>
+          <w:rFonts w:asciiTheme="minorHAnsi" w:hAnsiTheme="minorHAnsi" w:cstheme="minorHAnsi"/>
+          <w:b/>
+          <w:i/>
+          <w:iCs/>
+        </w:rPr>
+        <w:instrText xml:space="preserve"> = "ABEJORRAL - BUEN COMIENZO" "E.S.E. Hospital San Juan de Dios Abejorral - Programa Buen Comienzo" </w:instrText>
+      </w:r>
+      <w:r>
+        <w:rPr>
+          <w:rFonts w:asciiTheme="minorHAnsi" w:hAnsiTheme="minorHAnsi" w:cstheme="minorHAnsi"/>
+          <w:b/>
+          <w:i/>
+          <w:iCs/>
+        </w:rPr>
+        <w:fldChar w:fldCharType="end"/>
+      </w:r>
+      <w:r>
+        <w:rPr>
+          <w:rFonts w:asciiTheme="minorHAnsi" w:hAnsiTheme="minorHAnsi" w:cstheme="minorHAnsi"/>
+          <w:b/>
+          <w:i/>
+          <w:iCs/>
+        </w:rPr>
+        <w:fldChar w:fldCharType="begin"/>
+      </w:r>
+      <w:r>
+        <w:rPr>
+          <w:rFonts w:asciiTheme="minorHAnsi" w:hAnsiTheme="minorHAnsi" w:cstheme="minorHAnsi"/>
+          <w:b/>
+          <w:i/>
+          <w:iCs/>
+        </w:rPr>
+        <w:instrText xml:space="preserve"> IF </w:instrText>
+      </w:r>
+      <w:r>
+        <w:rPr>
+          <w:rFonts w:asciiTheme="minorHAnsi" w:hAnsiTheme="minorHAnsi" w:cstheme="minorHAnsi"/>
+          <w:b/>
+          <w:i/>
+          <w:iCs/>
+        </w:rPr>
+        <w:fldChar w:fldCharType="begin"/>
+      </w:r>
+      <w:r>
+        <w:rPr>
+          <w:rFonts w:asciiTheme="minorHAnsi" w:hAnsiTheme="minorHAnsi" w:cstheme="minorHAnsi"/>
+          <w:b/>
+          <w:i/>
+          <w:iCs/>
+        </w:rPr>
+        <w:instrText xml:space="preserve"> MERGEFIELD HOSPITAL </w:instrText>
+      </w:r>
+      <w:r>
+        <w:rPr>
+          <w:rFonts w:asciiTheme="minorHAnsi" w:hAnsiTheme="minorHAnsi" w:cstheme="minorHAnsi"/>
+          <w:b/>
+          <w:i/>
+          <w:iCs/>
+        </w:rPr>
+        <w:fldChar w:fldCharType="separate"/>
+      </w:r>
+      <w:r>
+        <w:rPr>
+          <w:rFonts w:asciiTheme="minorHAnsi" w:hAnsiTheme="minorHAnsi" w:cstheme="minorHAnsi"/>
+          <w:b/>
+          <w:i/>
+          <w:iCs/>
+          <w:noProof/>
+        </w:rPr>
+        <w:instrText>HSJDRionegro</w:instrText>
+      </w:r>
+      <w:r>
+        <w:rPr>
+          <w:rFonts w:asciiTheme="minorHAnsi" w:hAnsiTheme="minorHAnsi" w:cstheme="minorHAnsi"/>
+          <w:b/>
+          <w:i/>
+          <w:iCs/>
+        </w:rPr>
+        <w:fldChar w:fldCharType="end"/>
+      </w:r>
+      <w:r>
+        <w:rPr>
+          <w:rFonts w:asciiTheme="minorHAnsi" w:hAnsiTheme="minorHAnsi" w:cstheme="minorHAnsi"/>
+          <w:b/>
+          <w:i/>
+          <w:iCs/>
+        </w:rPr>
+        <w:instrText xml:space="preserve"> = "ABEJORRAL - SALUD P." "E.S.E. Hospital San Juan de Dios Abejorral - Programa Salud Pública" </w:instrText>
+      </w:r>
+      <w:r>
+        <w:rPr>
+          <w:rFonts w:asciiTheme="minorHAnsi" w:hAnsiTheme="minorHAnsi" w:cstheme="minorHAnsi"/>
+          <w:b/>
+          <w:i/>
+          <w:iCs/>
+        </w:rPr>
+        <w:fldChar w:fldCharType="end"/>
+      </w:r>
+      <w:r>
+        <w:rPr>
+          <w:rFonts w:asciiTheme="minorHAnsi" w:hAnsiTheme="minorHAnsi" w:cstheme="minorHAnsi"/>
+          <w:b/>
+          <w:i/>
+          <w:iCs/>
+        </w:rPr>
+        <w:fldChar w:fldCharType="begin"/>
+      </w:r>
+      <w:r>
+        <w:rPr>
+          <w:rFonts w:asciiTheme="minorHAnsi" w:hAnsiTheme="minorHAnsi" w:cstheme="minorHAnsi"/>
+          <w:b/>
+          <w:i/>
+          <w:iCs/>
+        </w:rPr>
+        <w:instrText xml:space="preserve"> IF </w:instrText>
+      </w:r>
+      <w:r>
+        <w:rPr>
+          <w:rFonts w:asciiTheme="minorHAnsi" w:hAnsiTheme="minorHAnsi" w:cstheme="minorHAnsi"/>
+          <w:b/>
+          <w:i/>
+          <w:iCs/>
+        </w:rPr>
+        <w:fldChar w:fldCharType="begin"/>
+      </w:r>
+      <w:r>
+        <w:rPr>
+          <w:rFonts w:asciiTheme="minorHAnsi" w:hAnsiTheme="minorHAnsi" w:cstheme="minorHAnsi"/>
+          <w:b/>
+          <w:i/>
+          <w:iCs/>
+        </w:rPr>
+        <w:instrText xml:space="preserve"> MERGEFIELD HOSPITAL </w:instrText>
+      </w:r>
+      <w:r>
+        <w:rPr>
+          <w:rFonts w:asciiTheme="minorHAnsi" w:hAnsiTheme="minorHAnsi" w:cstheme="minorHAnsi"/>
+          <w:b/>
+          <w:i/>
+          <w:iCs/>
+        </w:rPr>
+        <w:fldChar w:fldCharType="separate"/>
+      </w:r>
+      <w:r>
+        <w:rPr>
+          <w:rFonts w:asciiTheme="minorHAnsi" w:hAnsiTheme="minorHAnsi" w:cstheme="minorHAnsi"/>
+          <w:b/>
+          <w:i/>
+          <w:iCs/>
+          <w:noProof/>
+        </w:rPr>
+        <w:instrText>HSJDRionegro</w:instrText>
+      </w:r>
+      <w:r>
+        <w:rPr>
+          <w:rFonts w:asciiTheme="minorHAnsi" w:hAnsiTheme="minorHAnsi" w:cstheme="minorHAnsi"/>
+          <w:b/>
+          <w:i/>
+          <w:iCs/>
+        </w:rPr>
+        <w:fldChar w:fldCharType="end"/>
+      </w:r>
+      <w:r>
+        <w:rPr>
+          <w:rFonts w:asciiTheme="minorHAnsi" w:hAnsiTheme="minorHAnsi" w:cstheme="minorHAnsi"/>
+          <w:b/>
+          <w:i/>
+          <w:iCs/>
+        </w:rPr>
+        <w:instrText xml:space="preserve"> = "BETANIA" "E.S.E. Hospital San Antonio de Betania" </w:instrText>
+      </w:r>
+      <w:r>
+        <w:rPr>
+          <w:rFonts w:asciiTheme="minorHAnsi" w:hAnsiTheme="minorHAnsi" w:cstheme="minorHAnsi"/>
+          <w:b/>
+          <w:i/>
+          <w:iCs/>
+        </w:rPr>
+        <w:fldChar w:fldCharType="end"/>
+      </w:r>
+      <w:r>
+        <w:rPr>
+          <w:rFonts w:asciiTheme="minorHAnsi" w:hAnsiTheme="minorHAnsi" w:cstheme="minorHAnsi"/>
+          <w:b/>
+          <w:i/>
+          <w:iCs/>
+        </w:rPr>
+        <w:fldChar w:fldCharType="begin"/>
+      </w:r>
+      <w:r>
+        <w:rPr>
+          <w:rFonts w:asciiTheme="minorHAnsi" w:hAnsiTheme="minorHAnsi" w:cstheme="minorHAnsi"/>
+          <w:b/>
+          <w:i/>
+          <w:iCs/>
+        </w:rPr>
+        <w:instrText xml:space="preserve"> IF </w:instrText>
+      </w:r>
+      <w:r>
+        <w:rPr>
+          <w:rFonts w:asciiTheme="minorHAnsi" w:hAnsiTheme="minorHAnsi" w:cstheme="minorHAnsi"/>
+          <w:b/>
+          <w:i/>
+          <w:iCs/>
+        </w:rPr>
+        <w:fldChar w:fldCharType="begin"/>
+      </w:r>
+      <w:r>
+        <w:rPr>
+          <w:rFonts w:asciiTheme="minorHAnsi" w:hAnsiTheme="minorHAnsi" w:cstheme="minorHAnsi"/>
+          <w:b/>
+          <w:i/>
+          <w:iCs/>
+        </w:rPr>
+        <w:instrText xml:space="preserve"> MERGEFIELD HOSPITAL </w:instrText>
+      </w:r>
+      <w:r>
+        <w:rPr>
+          <w:rFonts w:asciiTheme="minorHAnsi" w:hAnsiTheme="minorHAnsi" w:cstheme="minorHAnsi"/>
+          <w:b/>
+          <w:i/>
+          <w:iCs/>
+        </w:rPr>
+        <w:fldChar w:fldCharType="separate"/>
+      </w:r>
+      <w:r>
+        <w:rPr>
+          <w:rFonts w:asciiTheme="minorHAnsi" w:hAnsiTheme="minorHAnsi" w:cstheme="minorHAnsi"/>
+          <w:b/>
+          <w:i/>
+          <w:iCs/>
+          <w:noProof/>
+        </w:rPr>
+        <w:instrText>HSJDRionegro</w:instrText>
+      </w:r>
+      <w:r>
+        <w:rPr>
+          <w:rFonts w:asciiTheme="minorHAnsi" w:hAnsiTheme="minorHAnsi" w:cstheme="minorHAnsi"/>
+          <w:b/>
+          <w:i/>
+          <w:iCs/>
+        </w:rPr>
+        <w:fldChar w:fldCharType="end"/>
+      </w:r>
+      <w:r>
+        <w:rPr>
+          <w:rFonts w:asciiTheme="minorHAnsi" w:hAnsiTheme="minorHAnsi" w:cstheme="minorHAnsi"/>
+          <w:b/>
+          <w:i/>
+          <w:iCs/>
+        </w:rPr>
+        <w:instrText xml:space="preserve"> = "BETANIA - BUEN COMIENZO" "E.S.E. Hospital San Antonio de Betania" </w:instrText>
+      </w:r>
+      <w:r>
+        <w:rPr>
+          <w:rFonts w:asciiTheme="minorHAnsi" w:hAnsiTheme="minorHAnsi" w:cstheme="minorHAnsi"/>
+          <w:b/>
+          <w:i/>
+          <w:iCs/>
+        </w:rPr>
+        <w:fldChar w:fldCharType="end"/>
+      </w:r>
+      <w:r>
+        <w:rPr>
+          <w:rFonts w:asciiTheme="minorHAnsi" w:hAnsiTheme="minorHAnsi" w:cstheme="minorHAnsi"/>
+          <w:b/>
+          <w:i/>
+          <w:iCs/>
+        </w:rPr>
+        <w:fldChar w:fldCharType="begin"/>
+      </w:r>
+      <w:r>
+        <w:rPr>
+          <w:rFonts w:asciiTheme="minorHAnsi" w:hAnsiTheme="minorHAnsi" w:cstheme="minorHAnsi"/>
+          <w:b/>
+          <w:i/>
+          <w:iCs/>
+        </w:rPr>
+        <w:instrText xml:space="preserve"> IF </w:instrText>
+      </w:r>
+      <w:r>
+        <w:rPr>
+          <w:rFonts w:asciiTheme="minorHAnsi" w:hAnsiTheme="minorHAnsi" w:cstheme="minorHAnsi"/>
+          <w:b/>
+          <w:i/>
+          <w:iCs/>
+        </w:rPr>
+        <w:fldChar w:fldCharType="begin"/>
+      </w:r>
+      <w:r>
+        <w:rPr>
+          <w:rFonts w:asciiTheme="minorHAnsi" w:hAnsiTheme="minorHAnsi" w:cstheme="minorHAnsi"/>
+          <w:b/>
+          <w:i/>
+          <w:iCs/>
+        </w:rPr>
+        <w:instrText xml:space="preserve"> MERGEFIELD HOSPITAL </w:instrText>
+      </w:r>
+      <w:r>
+        <w:rPr>
+          <w:rFonts w:asciiTheme="minorHAnsi" w:hAnsiTheme="minorHAnsi" w:cstheme="minorHAnsi"/>
+          <w:b/>
+          <w:i/>
+          <w:iCs/>
+        </w:rPr>
+        <w:fldChar w:fldCharType="separate"/>
+      </w:r>
+      <w:r>
+        <w:rPr>
+          <w:rFonts w:asciiTheme="minorHAnsi" w:hAnsiTheme="minorHAnsi" w:cstheme="minorHAnsi"/>
+          <w:b/>
+          <w:i/>
+          <w:iCs/>
+          <w:noProof/>
+        </w:rPr>
+        <w:instrText>HSJDRionegro</w:instrText>
+      </w:r>
+      <w:r>
+        <w:rPr>
+          <w:rFonts w:asciiTheme="minorHAnsi" w:hAnsiTheme="minorHAnsi" w:cstheme="minorHAnsi"/>
+          <w:b/>
+          <w:i/>
+          <w:iCs/>
+        </w:rPr>
+        <w:fldChar w:fldCharType="end"/>
+      </w:r>
+      <w:r>
+        <w:rPr>
+          <w:rFonts w:asciiTheme="minorHAnsi" w:hAnsiTheme="minorHAnsi" w:cstheme="minorHAnsi"/>
+          <w:b/>
+          <w:i/>
+          <w:iCs/>
+        </w:rPr>
+        <w:instrText xml:space="preserve"> = "</w:instrText>
+      </w:r>
+      <w:r>
+        <w:rPr>
+          <w:rFonts w:asciiTheme="minorHAnsi" w:hAnsiTheme="minorHAnsi" w:cstheme="minorHAnsi"/>
+          <w:b/>
+          <w:i/>
+          <w:iCs/>
+          <w:color w:val="000000"/>
+        </w:rPr>
+        <w:instrText>COPACABANA</w:instrText>
+      </w:r>
+      <w:r>
+        <w:rPr>
+          <w:rFonts w:asciiTheme="minorHAnsi" w:hAnsiTheme="minorHAnsi" w:cstheme="minorHAnsi"/>
+          <w:b/>
+          <w:i/>
+          <w:iCs/>
+        </w:rPr>
+        <w:instrText>" "</w:instrText>
+      </w:r>
+      <w:r>
+        <w:rPr>
+          <w:rFonts w:asciiTheme="minorHAnsi" w:hAnsiTheme="minorHAnsi" w:cstheme="minorHAnsi"/>
+          <w:b/>
+          <w:i/>
+          <w:iCs/>
+          <w:color w:val="000000"/>
+        </w:rPr>
+        <w:instrText>E.S.E. Hospital Santa Margarita</w:instrText>
+      </w:r>
+      <w:r>
+        <w:rPr>
+          <w:rFonts w:asciiTheme="minorHAnsi" w:hAnsiTheme="minorHAnsi" w:cstheme="minorHAnsi"/>
+          <w:b/>
+          <w:i/>
+          <w:iCs/>
+        </w:rPr>
+        <w:instrText xml:space="preserve">" </w:instrText>
+      </w:r>
+      <w:r>
+        <w:rPr>
+          <w:rFonts w:asciiTheme="minorHAnsi" w:hAnsiTheme="minorHAnsi" w:cstheme="minorHAnsi"/>
+          <w:b/>
+          <w:i/>
+          <w:iCs/>
+        </w:rPr>
+        <w:fldChar w:fldCharType="end"/>
+      </w:r>
+      <w:r>
+        <w:rPr>
+          <w:rFonts w:asciiTheme="minorHAnsi" w:hAnsiTheme="minorHAnsi" w:cstheme="minorHAnsi"/>
+          <w:b/>
+          <w:i/>
+          <w:iCs/>
+        </w:rPr>
+        <w:fldChar w:fldCharType="begin"/>
+      </w:r>
+      <w:r>
+        <w:rPr>
+          <w:rFonts w:asciiTheme="minorHAnsi" w:hAnsiTheme="minorHAnsi" w:cstheme="minorHAnsi"/>
+          <w:b/>
+          <w:i/>
+          <w:iCs/>
+        </w:rPr>
+        <w:instrText xml:space="preserve"> IF </w:instrText>
+      </w:r>
+      <w:r>
+        <w:rPr>
+          <w:rFonts w:asciiTheme="minorHAnsi" w:hAnsiTheme="minorHAnsi" w:cstheme="minorHAnsi"/>
+          <w:b/>
+          <w:i/>
+          <w:iCs/>
+        </w:rPr>
+        <w:fldChar w:fldCharType="begin"/>
+      </w:r>
+      <w:r>
+        <w:rPr>
+          <w:rFonts w:asciiTheme="minorHAnsi" w:hAnsiTheme="minorHAnsi" w:cstheme="minorHAnsi"/>
+          <w:b/>
+          <w:i/>
+          <w:iCs/>
+        </w:rPr>
+        <w:instrText xml:space="preserve"> MERGEFIELD HOSPITAL </w:instrText>
+      </w:r>
+      <w:r>
+        <w:rPr>
+          <w:rFonts w:asciiTheme="minorHAnsi" w:hAnsiTheme="minorHAnsi" w:cstheme="minorHAnsi"/>
+          <w:b/>
+          <w:i/>
+          <w:iCs/>
+        </w:rPr>
+        <w:fldChar w:fldCharType="separate"/>
+      </w:r>
+      <w:r>
+        <w:rPr>
+          <w:rFonts w:asciiTheme="minorHAnsi" w:hAnsiTheme="minorHAnsi" w:cstheme="minorHAnsi"/>
+          <w:b/>
+          <w:i/>
+          <w:iCs/>
+          <w:noProof/>
+        </w:rPr>
+        <w:instrText>HSJDRionegro</w:instrText>
+      </w:r>
+      <w:r>
+        <w:rPr>
+          <w:rFonts w:asciiTheme="minorHAnsi" w:hAnsiTheme="minorHAnsi" w:cstheme="minorHAnsi"/>
+          <w:b/>
+          <w:i/>
+          <w:iCs/>
+        </w:rPr>
+        <w:fldChar w:fldCharType="end"/>
+      </w:r>
+      <w:r>
+        <w:rPr>
+          <w:rFonts w:asciiTheme="minorHAnsi" w:hAnsiTheme="minorHAnsi" w:cstheme="minorHAnsi"/>
+          <w:b/>
+          <w:i/>
+          <w:iCs/>
+        </w:rPr>
+        <w:instrText xml:space="preserve"> = "</w:instrText>
+      </w:r>
+      <w:r>
+        <w:rPr>
+          <w:rFonts w:asciiTheme="minorHAnsi" w:hAnsiTheme="minorHAnsi" w:cstheme="minorHAnsi"/>
+          <w:b/>
+          <w:i/>
+          <w:iCs/>
+          <w:color w:val="000000"/>
+        </w:rPr>
+        <w:instrText>COPACABANA - SALUD P.</w:instrText>
+      </w:r>
+      <w:r>
+        <w:rPr>
+          <w:rFonts w:asciiTheme="minorHAnsi" w:hAnsiTheme="minorHAnsi" w:cstheme="minorHAnsi"/>
+          <w:b/>
+          <w:i/>
+          <w:iCs/>
+        </w:rPr>
+        <w:instrText>" "</w:instrText>
+      </w:r>
+      <w:r>
+        <w:rPr>
+          <w:rFonts w:asciiTheme="minorHAnsi" w:hAnsiTheme="minorHAnsi" w:cstheme="minorHAnsi"/>
+          <w:b/>
+          <w:i/>
+          <w:iCs/>
+          <w:color w:val="000000"/>
+        </w:rPr>
+        <w:instrText>E.S.E. Hospital Santa Margarita - Programa Salud Pública</w:instrText>
+      </w:r>
+      <w:r>
+        <w:rPr>
+          <w:rFonts w:asciiTheme="minorHAnsi" w:hAnsiTheme="minorHAnsi" w:cstheme="minorHAnsi"/>
+          <w:b/>
+          <w:i/>
+          <w:iCs/>
+        </w:rPr>
+        <w:instrText xml:space="preserve">" </w:instrText>
+      </w:r>
+      <w:r>
+        <w:rPr>
+          <w:rFonts w:asciiTheme="minorHAnsi" w:hAnsiTheme="minorHAnsi" w:cstheme="minorHAnsi"/>
+          <w:b/>
+          <w:i/>
+          <w:iCs/>
+        </w:rPr>
+        <w:fldChar w:fldCharType="end"/>
+      </w:r>
+      <w:r>
+        <w:rPr>
+          <w:rFonts w:asciiTheme="minorHAnsi" w:hAnsiTheme="minorHAnsi" w:cstheme="minorHAnsi"/>
+          <w:b/>
+          <w:i/>
+          <w:iCs/>
+        </w:rPr>
+        <w:fldChar w:fldCharType="begin"/>
+      </w:r>
+      <w:r>
+        <w:rPr>
+          <w:rFonts w:asciiTheme="minorHAnsi" w:hAnsiTheme="minorHAnsi" w:cstheme="minorHAnsi"/>
+          <w:b/>
+          <w:i/>
+          <w:iCs/>
+        </w:rPr>
+        <w:instrText xml:space="preserve"> IF </w:instrText>
+      </w:r>
+      <w:r>
+        <w:rPr>
+          <w:rFonts w:asciiTheme="minorHAnsi" w:hAnsiTheme="minorHAnsi" w:cstheme="minorHAnsi"/>
+          <w:b/>
+          <w:i/>
+          <w:iCs/>
+        </w:rPr>
+        <w:fldChar w:fldCharType="begin"/>
+      </w:r>
+      <w:r>
+        <w:rPr>
+          <w:rFonts w:asciiTheme="minorHAnsi" w:hAnsiTheme="minorHAnsi" w:cstheme="minorHAnsi"/>
+          <w:b/>
+          <w:i/>
+          <w:iCs/>
+        </w:rPr>
+        <w:instrText xml:space="preserve"> MERGEFIELD HOSPITAL </w:instrText>
+      </w:r>
+      <w:r>
+        <w:rPr>
+          <w:rFonts w:asciiTheme="minorHAnsi" w:hAnsiTheme="minorHAnsi" w:cstheme="minorHAnsi"/>
+          <w:b/>
+          <w:i/>
+          <w:iCs/>
+        </w:rPr>
+        <w:fldChar w:fldCharType="separate"/>
+      </w:r>
+      <w:r>
+        <w:rPr>
+          <w:rFonts w:asciiTheme="minorHAnsi" w:hAnsiTheme="minorHAnsi" w:cstheme="minorHAnsi"/>
+          <w:b/>
+          <w:i/>
+          <w:iCs/>
+          <w:noProof/>
+        </w:rPr>
+        <w:instrText>HSJDRionegro</w:instrText>
+      </w:r>
+      <w:r>
+        <w:rPr>
+          <w:rFonts w:asciiTheme="minorHAnsi" w:hAnsiTheme="minorHAnsi" w:cstheme="minorHAnsi"/>
+          <w:b/>
+          <w:i/>
+          <w:iCs/>
+        </w:rPr>
+        <w:fldChar w:fldCharType="end"/>
+      </w:r>
+      <w:r>
+        <w:rPr>
+          <w:rFonts w:asciiTheme="minorHAnsi" w:hAnsiTheme="minorHAnsi" w:cstheme="minorHAnsi"/>
+          <w:b/>
+          <w:i/>
+          <w:iCs/>
+        </w:rPr>
+        <w:instrText xml:space="preserve"> = "</w:instrText>
+      </w:r>
+      <w:r>
+        <w:rPr>
+          <w:rFonts w:asciiTheme="minorHAnsi" w:hAnsiTheme="minorHAnsi" w:cstheme="minorHAnsi"/>
+          <w:b/>
+          <w:i/>
+          <w:iCs/>
+          <w:color w:val="000000"/>
+        </w:rPr>
+        <w:instrText>ITAGUI</w:instrText>
+      </w:r>
+      <w:r>
+        <w:rPr>
+          <w:rFonts w:asciiTheme="minorHAnsi" w:hAnsiTheme="minorHAnsi" w:cstheme="minorHAnsi"/>
+          <w:b/>
+          <w:i/>
+          <w:iCs/>
+        </w:rPr>
+        <w:instrText>" "</w:instrText>
+      </w:r>
+      <w:r>
+        <w:rPr>
+          <w:rFonts w:asciiTheme="minorHAnsi" w:hAnsiTheme="minorHAnsi" w:cstheme="minorHAnsi"/>
+          <w:b/>
+          <w:i/>
+          <w:iCs/>
+          <w:color w:val="000000"/>
+        </w:rPr>
+        <w:instrText>E.S.E. Hospital San Rafael Itagui</w:instrText>
+      </w:r>
+      <w:r>
+        <w:rPr>
+          <w:rFonts w:asciiTheme="minorHAnsi" w:hAnsiTheme="minorHAnsi" w:cstheme="minorHAnsi"/>
+          <w:b/>
+          <w:i/>
+          <w:iCs/>
+        </w:rPr>
+        <w:instrText xml:space="preserve">" </w:instrText>
+      </w:r>
+      <w:r>
+        <w:rPr>
+          <w:rFonts w:asciiTheme="minorHAnsi" w:hAnsiTheme="minorHAnsi" w:cstheme="minorHAnsi"/>
+          <w:b/>
+          <w:i/>
+          <w:iCs/>
+        </w:rPr>
+        <w:fldChar w:fldCharType="end"/>
+      </w:r>
+      <w:r>
+        <w:rPr>
+          <w:rFonts w:asciiTheme="minorHAnsi" w:hAnsiTheme="minorHAnsi" w:cstheme="minorHAnsi"/>
+          <w:b/>
+          <w:i/>
+          <w:iCs/>
+        </w:rPr>
+        <w:fldChar w:fldCharType="begin"/>
+      </w:r>
+      <w:r>
+        <w:rPr>
+          <w:rFonts w:asciiTheme="minorHAnsi" w:hAnsiTheme="minorHAnsi" w:cstheme="minorHAnsi"/>
+          <w:b/>
+          <w:i/>
+          <w:iCs/>
+        </w:rPr>
+        <w:instrText xml:space="preserve"> IF </w:instrText>
+      </w:r>
+      <w:r>
+        <w:rPr>
+          <w:rFonts w:asciiTheme="minorHAnsi" w:hAnsiTheme="minorHAnsi" w:cstheme="minorHAnsi"/>
+          <w:b/>
+          <w:i/>
+          <w:iCs/>
+        </w:rPr>
+        <w:fldChar w:fldCharType="begin"/>
+      </w:r>
+      <w:r>
+        <w:rPr>
+          <w:rFonts w:asciiTheme="minorHAnsi" w:hAnsiTheme="minorHAnsi" w:cstheme="minorHAnsi"/>
+          <w:b/>
+          <w:i/>
+          <w:iCs/>
+        </w:rPr>
+        <w:instrText xml:space="preserve"> MERGEFIELD HOSPITAL </w:instrText>
+      </w:r>
+      <w:r>
+        <w:rPr>
+          <w:rFonts w:asciiTheme="minorHAnsi" w:hAnsiTheme="minorHAnsi" w:cstheme="minorHAnsi"/>
+          <w:b/>
+          <w:i/>
+          <w:iCs/>
+        </w:rPr>
+        <w:fldChar w:fldCharType="separate"/>
+      </w:r>
+      <w:r>
+        <w:rPr>
+          <w:rFonts w:asciiTheme="minorHAnsi" w:hAnsiTheme="minorHAnsi" w:cstheme="minorHAnsi"/>
+          <w:b/>
+          <w:i/>
+          <w:iCs/>
+          <w:noProof/>
+        </w:rPr>
+        <w:instrText>HSJDRionegro</w:instrText>
+      </w:r>
+      <w:r>
+        <w:rPr>
+          <w:rFonts w:asciiTheme="minorHAnsi" w:hAnsiTheme="minorHAnsi" w:cstheme="minorHAnsi"/>
+          <w:b/>
+          <w:i/>
+          <w:iCs/>
+        </w:rPr>
+        <w:fldChar w:fldCharType="end"/>
+      </w:r>
+      <w:r>
+        <w:rPr>
+          <w:rFonts w:asciiTheme="minorHAnsi" w:hAnsiTheme="minorHAnsi" w:cstheme="minorHAnsi"/>
+          <w:b/>
+          <w:i/>
+          <w:iCs/>
+        </w:rPr>
+        <w:instrText xml:space="preserve"> = "</w:instrText>
+      </w:r>
+      <w:r>
+        <w:rPr>
+          <w:rFonts w:asciiTheme="minorHAnsi" w:hAnsiTheme="minorHAnsi" w:cstheme="minorHAnsi"/>
+          <w:b/>
+          <w:i/>
+          <w:iCs/>
+          <w:color w:val="000000"/>
+        </w:rPr>
+        <w:instrText>SAMEIN</w:instrText>
+      </w:r>
+      <w:r>
+        <w:rPr>
+          <w:rFonts w:asciiTheme="minorHAnsi" w:hAnsiTheme="minorHAnsi" w:cstheme="minorHAnsi"/>
+          <w:b/>
+          <w:i/>
+          <w:iCs/>
+        </w:rPr>
+        <w:instrText>" "</w:instrText>
+      </w:r>
+      <w:r>
+        <w:rPr>
+          <w:rFonts w:asciiTheme="minorHAnsi" w:hAnsiTheme="minorHAnsi" w:cstheme="minorHAnsi"/>
+          <w:b/>
+          <w:i/>
+          <w:iCs/>
+          <w:color w:val="000000"/>
+        </w:rPr>
+        <w:instrText>I.P.S. Samein S.A.</w:instrText>
+      </w:r>
+      <w:r>
+        <w:rPr>
+          <w:rFonts w:asciiTheme="minorHAnsi" w:hAnsiTheme="minorHAnsi" w:cstheme="minorHAnsi"/>
+          <w:b/>
+          <w:i/>
+          <w:iCs/>
+        </w:rPr>
+        <w:instrText xml:space="preserve">" </w:instrText>
+      </w:r>
+      <w:r>
+        <w:rPr>
+          <w:rFonts w:asciiTheme="minorHAnsi" w:hAnsiTheme="minorHAnsi" w:cstheme="minorHAnsi"/>
+          <w:b/>
+          <w:i/>
+          <w:iCs/>
+        </w:rPr>
+        <w:fldChar w:fldCharType="end"/>
+      </w:r>
+      <w:r>
+        <w:rPr>
+          <w:rFonts w:asciiTheme="minorHAnsi" w:hAnsiTheme="minorHAnsi" w:cstheme="minorHAnsi"/>
+          <w:b/>
+          <w:i/>
+          <w:iCs/>
+        </w:rPr>
+        <w:fldChar w:fldCharType="begin"/>
+      </w:r>
+      <w:r>
+        <w:rPr>
+          <w:rFonts w:asciiTheme="minorHAnsi" w:hAnsiTheme="minorHAnsi" w:cstheme="minorHAnsi"/>
+          <w:b/>
+          <w:i/>
+          <w:iCs/>
+        </w:rPr>
+        <w:instrText xml:space="preserve"> IF </w:instrText>
+      </w:r>
+      <w:r>
+        <w:rPr>
+          <w:rFonts w:asciiTheme="minorHAnsi" w:hAnsiTheme="minorHAnsi" w:cstheme="minorHAnsi"/>
+          <w:b/>
+          <w:i/>
+          <w:iCs/>
+        </w:rPr>
+        <w:fldChar w:fldCharType="begin"/>
+      </w:r>
+      <w:r>
+        <w:rPr>
+          <w:rFonts w:asciiTheme="minorHAnsi" w:hAnsiTheme="minorHAnsi" w:cstheme="minorHAnsi"/>
+          <w:b/>
+          <w:i/>
+          <w:iCs/>
+        </w:rPr>
+        <w:instrText xml:space="preserve"> MERGEFIELD HOSPITAL </w:instrText>
+      </w:r>
+      <w:r>
+        <w:rPr>
+          <w:rFonts w:asciiTheme="minorHAnsi" w:hAnsiTheme="minorHAnsi" w:cstheme="minorHAnsi"/>
+          <w:b/>
+          <w:i/>
+          <w:iCs/>
+        </w:rPr>
+        <w:fldChar w:fldCharType="separate"/>
+      </w:r>
+      <w:r>
+        <w:rPr>
+          <w:rFonts w:asciiTheme="minorHAnsi" w:hAnsiTheme="minorHAnsi" w:cstheme="minorHAnsi"/>
+          <w:b/>
+          <w:i/>
+          <w:iCs/>
+          <w:noProof/>
+        </w:rPr>
+        <w:instrText>HSJDRionegro</w:instrText>
+      </w:r>
+      <w:r>
+        <w:rPr>
+          <w:rFonts w:asciiTheme="minorHAnsi" w:hAnsiTheme="minorHAnsi" w:cstheme="minorHAnsi"/>
+          <w:b/>
+          <w:i/>
+          <w:iCs/>
+        </w:rPr>
+        <w:fldChar w:fldCharType="end"/>
+      </w:r>
+      <w:r>
+        <w:rPr>
+          <w:rFonts w:asciiTheme="minorHAnsi" w:hAnsiTheme="minorHAnsi" w:cstheme="minorHAnsi"/>
+          <w:b/>
+          <w:i/>
+          <w:iCs/>
+        </w:rPr>
+        <w:instrText xml:space="preserve"> = "</w:instrText>
+      </w:r>
+      <w:r>
+        <w:rPr>
+          <w:rFonts w:asciiTheme="minorHAnsi" w:hAnsiTheme="minorHAnsi" w:cstheme="minorHAnsi"/>
+          <w:b/>
+          <w:i/>
+          <w:iCs/>
+          <w:color w:val="000000"/>
+        </w:rPr>
+        <w:instrText>STA GERTRUDIS</w:instrText>
+      </w:r>
+      <w:r>
+        <w:rPr>
+          <w:rFonts w:asciiTheme="minorHAnsi" w:hAnsiTheme="minorHAnsi" w:cstheme="minorHAnsi"/>
+          <w:b/>
+          <w:i/>
+          <w:iCs/>
+        </w:rPr>
+        <w:instrText xml:space="preserve">" "E.S.E. Santa Gertrudis" </w:instrText>
+      </w:r>
+      <w:r>
+        <w:rPr>
+          <w:rFonts w:asciiTheme="minorHAnsi" w:hAnsiTheme="minorHAnsi" w:cstheme="minorHAnsi"/>
+          <w:b/>
+          <w:i/>
+          <w:iCs/>
+        </w:rPr>
+        <w:fldChar w:fldCharType="end"/>
+      </w:r>
+      <w:r>
+        <w:rPr>
+          <w:rFonts w:asciiTheme="minorHAnsi" w:hAnsiTheme="minorHAnsi" w:cstheme="minorHAnsi"/>
+          <w:b/>
+          <w:i/>
+          <w:iCs/>
+        </w:rPr>
+        <w:fldChar w:fldCharType="begin"/>
+      </w:r>
+      <w:r>
+        <w:rPr>
+          <w:rFonts w:asciiTheme="minorHAnsi" w:hAnsiTheme="minorHAnsi" w:cstheme="minorHAnsi"/>
+          <w:b/>
+          <w:i/>
+          <w:iCs/>
+        </w:rPr>
+        <w:instrText xml:space="preserve"> IF </w:instrText>
+      </w:r>
+      <w:r>
+        <w:rPr>
+          <w:rFonts w:asciiTheme="minorHAnsi" w:hAnsiTheme="minorHAnsi" w:cstheme="minorHAnsi"/>
+          <w:b/>
+          <w:i/>
+          <w:iCs/>
+        </w:rPr>
+        <w:fldChar w:fldCharType="begin"/>
+      </w:r>
+      <w:r>
+        <w:rPr>
+          <w:rFonts w:asciiTheme="minorHAnsi" w:hAnsiTheme="minorHAnsi" w:cstheme="minorHAnsi"/>
+          <w:b/>
+          <w:i/>
+          <w:iCs/>
+        </w:rPr>
+        <w:instrText xml:space="preserve"> MERGEFIELD HOSPITAL </w:instrText>
+      </w:r>
+      <w:r>
+        <w:rPr>
+          <w:rFonts w:asciiTheme="minorHAnsi" w:hAnsiTheme="minorHAnsi" w:cstheme="minorHAnsi"/>
+          <w:b/>
+          <w:i/>
+          <w:iCs/>
+        </w:rPr>
+        <w:fldChar w:fldCharType="separate"/>
+      </w:r>
+      <w:r>
+        <w:rPr>
+          <w:rFonts w:asciiTheme="minorHAnsi" w:hAnsiTheme="minorHAnsi" w:cstheme="minorHAnsi"/>
+          <w:b/>
+          <w:i/>
+          <w:iCs/>
+          <w:noProof/>
+        </w:rPr>
+        <w:instrText>HSJDRionegro</w:instrText>
+      </w:r>
+      <w:r>
+        <w:rPr>
+          <w:rFonts w:asciiTheme="minorHAnsi" w:hAnsiTheme="minorHAnsi" w:cstheme="minorHAnsi"/>
+          <w:b/>
+          <w:i/>
+          <w:iCs/>
+        </w:rPr>
+        <w:fldChar w:fldCharType="end"/>
+      </w:r>
+      <w:r>
+        <w:rPr>
+          <w:rFonts w:asciiTheme="minorHAnsi" w:hAnsiTheme="minorHAnsi" w:cstheme="minorHAnsi"/>
+          <w:b/>
+          <w:i/>
+          <w:iCs/>
+        </w:rPr>
+        <w:instrText xml:space="preserve"> = "</w:instrText>
+      </w:r>
+      <w:r>
+        <w:rPr>
+          <w:rFonts w:asciiTheme="minorHAnsi" w:hAnsiTheme="minorHAnsi" w:cstheme="minorHAnsi"/>
+          <w:b/>
+          <w:i/>
+          <w:iCs/>
+          <w:color w:val="000000"/>
+        </w:rPr>
+        <w:instrText>SAN LUIS</w:instrText>
+      </w:r>
+      <w:r>
+        <w:rPr>
+          <w:rFonts w:asciiTheme="minorHAnsi" w:hAnsiTheme="minorHAnsi" w:cstheme="minorHAnsi"/>
+          <w:b/>
+          <w:i/>
+          <w:iCs/>
+        </w:rPr>
+        <w:instrText xml:space="preserve">" "E.S.E. Hospital San Rafael de San Luis" </w:instrText>
+      </w:r>
+      <w:r>
+        <w:rPr>
+          <w:rFonts w:asciiTheme="minorHAnsi" w:hAnsiTheme="minorHAnsi" w:cstheme="minorHAnsi"/>
+          <w:b/>
+          <w:i/>
+          <w:iCs/>
+        </w:rPr>
+        <w:fldChar w:fldCharType="end"/>
+      </w:r>
+      <w:r>
+        <w:rPr>
+          <w:rFonts w:asciiTheme="minorHAnsi" w:hAnsiTheme="minorHAnsi" w:cstheme="minorHAnsi"/>
+          <w:b/>
+          <w:i/>
+          <w:iCs/>
+        </w:rPr>
+        <w:fldChar w:fldCharType="begin"/>
+      </w:r>
+      <w:r>
+        <w:rPr>
+          <w:rFonts w:asciiTheme="minorHAnsi" w:hAnsiTheme="minorHAnsi" w:cstheme="minorHAnsi"/>
+          <w:b/>
+          <w:i/>
+          <w:iCs/>
+        </w:rPr>
+        <w:instrText xml:space="preserve"> IF </w:instrText>
+      </w:r>
+      <w:r>
+        <w:rPr>
+          <w:rFonts w:asciiTheme="minorHAnsi" w:hAnsiTheme="minorHAnsi" w:cstheme="minorHAnsi"/>
+          <w:b/>
+          <w:i/>
+          <w:iCs/>
+        </w:rPr>
+        <w:fldChar w:fldCharType="begin"/>
+      </w:r>
+      <w:r>
+        <w:rPr>
+          <w:rFonts w:asciiTheme="minorHAnsi" w:hAnsiTheme="minorHAnsi" w:cstheme="minorHAnsi"/>
+          <w:b/>
+          <w:i/>
+          <w:iCs/>
+        </w:rPr>
+        <w:instrText xml:space="preserve"> MERGEFIELD HOSPITAL </w:instrText>
+      </w:r>
+      <w:r>
+        <w:rPr>
+          <w:rFonts w:asciiTheme="minorHAnsi" w:hAnsiTheme="minorHAnsi" w:cstheme="minorHAnsi"/>
+          <w:b/>
+          <w:i/>
+          <w:iCs/>
+        </w:rPr>
+        <w:fldChar w:fldCharType="separate"/>
+      </w:r>
+      <w:r>
+        <w:rPr>
+          <w:rFonts w:asciiTheme="minorHAnsi" w:hAnsiTheme="minorHAnsi" w:cstheme="minorHAnsi"/>
+          <w:b/>
+          <w:i/>
+          <w:iCs/>
+          <w:noProof/>
+        </w:rPr>
+        <w:instrText>HSJDRionegro</w:instrText>
+      </w:r>
+      <w:r>
+        <w:rPr>
+          <w:rFonts w:asciiTheme="minorHAnsi" w:hAnsiTheme="minorHAnsi" w:cstheme="minorHAnsi"/>
+          <w:b/>
+          <w:i/>
+          <w:iCs/>
+        </w:rPr>
+        <w:fldChar w:fldCharType="end"/>
+      </w:r>
+      <w:r>
+        <w:rPr>
+          <w:rFonts w:asciiTheme="minorHAnsi" w:hAnsiTheme="minorHAnsi" w:cstheme="minorHAnsi"/>
+          <w:b/>
+          <w:i/>
+          <w:iCs/>
+        </w:rPr>
+        <w:instrText xml:space="preserve"> = "</w:instrText>
+      </w:r>
+      <w:r>
+        <w:rPr>
+          <w:rFonts w:asciiTheme="minorHAnsi" w:hAnsiTheme="minorHAnsi" w:cstheme="minorHAnsi"/>
+          <w:b/>
+          <w:i/>
+          <w:iCs/>
+          <w:color w:val="000000"/>
+        </w:rPr>
+        <w:instrText>STA GERTRUDIS - ENTORNO S.</w:instrText>
+      </w:r>
+      <w:r>
+        <w:rPr>
+          <w:rFonts w:asciiTheme="minorHAnsi" w:hAnsiTheme="minorHAnsi" w:cstheme="minorHAnsi"/>
+          <w:b/>
+          <w:i/>
+          <w:iCs/>
+        </w:rPr>
+        <w:instrText xml:space="preserve">" "E.S.E. Santa Gertrudis - con el rograma Entorno Saludable" </w:instrText>
+      </w:r>
+      <w:r>
+        <w:rPr>
+          <w:rFonts w:asciiTheme="minorHAnsi" w:hAnsiTheme="minorHAnsi" w:cstheme="minorHAnsi"/>
+          <w:b/>
+          <w:i/>
+          <w:iCs/>
+        </w:rPr>
+        <w:fldChar w:fldCharType="end"/>
+      </w:r>
+      <w:r>
+        <w:rPr>
+          <w:rFonts w:asciiTheme="minorHAnsi" w:hAnsiTheme="minorHAnsi" w:cstheme="minorHAnsi"/>
+          <w:b/>
+          <w:i/>
+          <w:iCs/>
+        </w:rPr>
+        <w:fldChar w:fldCharType="begin"/>
+      </w:r>
+      <w:r>
+        <w:rPr>
+          <w:rFonts w:asciiTheme="minorHAnsi" w:hAnsiTheme="minorHAnsi" w:cstheme="minorHAnsi"/>
+          <w:b/>
+          <w:i/>
+          <w:iCs/>
+        </w:rPr>
+        <w:instrText xml:space="preserve"> IF </w:instrText>
+      </w:r>
+      <w:r>
+        <w:rPr>
+          <w:rFonts w:asciiTheme="minorHAnsi" w:hAnsiTheme="minorHAnsi" w:cstheme="minorHAnsi"/>
+          <w:b/>
+          <w:i/>
+          <w:iCs/>
+        </w:rPr>
+        <w:fldChar w:fldCharType="begin"/>
+      </w:r>
+      <w:r>
+        <w:rPr>
+          <w:rFonts w:asciiTheme="minorHAnsi" w:hAnsiTheme="minorHAnsi" w:cstheme="minorHAnsi"/>
+          <w:b/>
+          <w:i/>
+          <w:iCs/>
+        </w:rPr>
+        <w:instrText xml:space="preserve"> MERGEFIELD HOSPITAL </w:instrText>
+      </w:r>
+      <w:r>
+        <w:rPr>
+          <w:rFonts w:asciiTheme="minorHAnsi" w:hAnsiTheme="minorHAnsi" w:cstheme="minorHAnsi"/>
+          <w:b/>
+          <w:i/>
+          <w:iCs/>
+        </w:rPr>
+        <w:fldChar w:fldCharType="separate"/>
+      </w:r>
+      <w:r>
+        <w:rPr>
+          <w:rFonts w:asciiTheme="minorHAnsi" w:hAnsiTheme="minorHAnsi" w:cstheme="minorHAnsi"/>
+          <w:b/>
+          <w:i/>
+          <w:iCs/>
+          <w:noProof/>
+        </w:rPr>
+        <w:instrText>HSJDRionegro</w:instrText>
+      </w:r>
+      <w:r>
+        <w:rPr>
+          <w:rFonts w:asciiTheme="minorHAnsi" w:hAnsiTheme="minorHAnsi" w:cstheme="minorHAnsi"/>
+          <w:b/>
+          <w:i/>
+          <w:iCs/>
+        </w:rPr>
+        <w:fldChar w:fldCharType="end"/>
+      </w:r>
+      <w:r>
+        <w:rPr>
+          <w:rFonts w:asciiTheme="minorHAnsi" w:hAnsiTheme="minorHAnsi" w:cstheme="minorHAnsi"/>
+          <w:b/>
+          <w:i/>
+          <w:iCs/>
+        </w:rPr>
+        <w:instrText xml:space="preserve"> = "</w:instrText>
+      </w:r>
+      <w:r>
+        <w:rPr>
+          <w:rFonts w:asciiTheme="minorHAnsi" w:hAnsiTheme="minorHAnsi" w:cstheme="minorHAnsi"/>
+          <w:b/>
+          <w:i/>
+          <w:iCs/>
+          <w:color w:val="000000"/>
+        </w:rPr>
+        <w:instrText>URRAO</w:instrText>
+      </w:r>
+      <w:r>
+        <w:rPr>
+          <w:rFonts w:asciiTheme="minorHAnsi" w:hAnsiTheme="minorHAnsi" w:cstheme="minorHAnsi"/>
+          <w:b/>
+          <w:i/>
+          <w:iCs/>
+        </w:rPr>
+        <w:instrText xml:space="preserve">" "E.S.E. Hospital Ivan Restrepo Gomez" </w:instrText>
+      </w:r>
+      <w:r>
+        <w:rPr>
+          <w:rFonts w:asciiTheme="minorHAnsi" w:hAnsiTheme="minorHAnsi" w:cstheme="minorHAnsi"/>
+          <w:b/>
+          <w:i/>
+          <w:iCs/>
+        </w:rPr>
+        <w:fldChar w:fldCharType="end"/>
+      </w:r>
+      <w:r>
+        <w:rPr>
+          <w:rFonts w:asciiTheme="minorHAnsi" w:hAnsiTheme="minorHAnsi" w:cstheme="minorHAnsi"/>
+          <w:b/>
+          <w:i/>
+          <w:iCs/>
+        </w:rPr>
+        <w:fldChar w:fldCharType="begin"/>
+      </w:r>
+      <w:r>
+        <w:rPr>
+          <w:rFonts w:asciiTheme="minorHAnsi" w:hAnsiTheme="minorHAnsi" w:cstheme="minorHAnsi"/>
+          <w:b/>
+          <w:i/>
+          <w:iCs/>
+        </w:rPr>
+        <w:instrText xml:space="preserve"> IF </w:instrText>
+      </w:r>
+      <w:r>
+        <w:rPr>
+          <w:rFonts w:asciiTheme="minorHAnsi" w:hAnsiTheme="minorHAnsi" w:cstheme="minorHAnsi"/>
+          <w:b/>
+          <w:i/>
+          <w:iCs/>
+        </w:rPr>
+        <w:fldChar w:fldCharType="begin"/>
+      </w:r>
+      <w:r>
+        <w:rPr>
+          <w:rFonts w:asciiTheme="minorHAnsi" w:hAnsiTheme="minorHAnsi" w:cstheme="minorHAnsi"/>
+          <w:b/>
+          <w:i/>
+          <w:iCs/>
+        </w:rPr>
+        <w:instrText xml:space="preserve"> MERGEFIELD HOSPITAL </w:instrText>
+      </w:r>
+      <w:r>
+        <w:rPr>
+          <w:rFonts w:asciiTheme="minorHAnsi" w:hAnsiTheme="minorHAnsi" w:cstheme="minorHAnsi"/>
+          <w:b/>
+          <w:i/>
+          <w:iCs/>
+        </w:rPr>
+        <w:fldChar w:fldCharType="separate"/>
+      </w:r>
+      <w:r>
+        <w:rPr>
+          <w:rFonts w:asciiTheme="minorHAnsi" w:hAnsiTheme="minorHAnsi" w:cstheme="minorHAnsi"/>
+          <w:b/>
+          <w:i/>
+          <w:iCs/>
+          <w:noProof/>
+        </w:rPr>
+        <w:instrText>HSJDRionegro</w:instrText>
+      </w:r>
+      <w:r>
+        <w:rPr>
+          <w:rFonts w:asciiTheme="minorHAnsi" w:hAnsiTheme="minorHAnsi" w:cstheme="minorHAnsi"/>
+          <w:b/>
+          <w:i/>
+          <w:iCs/>
+        </w:rPr>
+        <w:fldChar w:fldCharType="end"/>
+      </w:r>
+      <w:r>
+        <w:rPr>
+          <w:rFonts w:asciiTheme="minorHAnsi" w:hAnsiTheme="minorHAnsi" w:cstheme="minorHAnsi"/>
+          <w:b/>
+          <w:i/>
+          <w:iCs/>
+        </w:rPr>
+        <w:instrText xml:space="preserve"> = "</w:instrText>
+      </w:r>
+      <w:r>
+        <w:rPr>
+          <w:rFonts w:asciiTheme="minorHAnsi" w:hAnsiTheme="minorHAnsi" w:cstheme="minorHAnsi"/>
+          <w:b/>
+          <w:i/>
+          <w:iCs/>
+          <w:color w:val="000000"/>
+        </w:rPr>
+        <w:instrText>CIUDAD BOLIVAR</w:instrText>
+      </w:r>
+      <w:r>
+        <w:rPr>
+          <w:rFonts w:asciiTheme="minorHAnsi" w:hAnsiTheme="minorHAnsi" w:cstheme="minorHAnsi"/>
+          <w:b/>
+          <w:i/>
+          <w:iCs/>
+        </w:rPr>
+        <w:instrText xml:space="preserve">" "E.S.E. Hospital La Merced - Ciudad Bolivar (Ant)" </w:instrText>
+      </w:r>
+      <w:r>
+        <w:rPr>
+          <w:rFonts w:asciiTheme="minorHAnsi" w:hAnsiTheme="minorHAnsi" w:cstheme="minorHAnsi"/>
+          <w:b/>
+          <w:i/>
+          <w:iCs/>
+        </w:rPr>
+        <w:fldChar w:fldCharType="end"/>
+      </w:r>
+      <w:r>
+        <w:rPr>
+          <w:rFonts w:asciiTheme="minorHAnsi" w:hAnsiTheme="minorHAnsi" w:cstheme="minorHAnsi"/>
+          <w:b/>
+          <w:i/>
+          <w:iCs/>
+        </w:rPr>
+        <w:fldChar w:fldCharType="begin"/>
+      </w:r>
+      <w:r>
+        <w:rPr>
+          <w:rFonts w:asciiTheme="minorHAnsi" w:hAnsiTheme="minorHAnsi" w:cstheme="minorHAnsi"/>
+          <w:b/>
+          <w:i/>
+          <w:iCs/>
+        </w:rPr>
+        <w:instrText xml:space="preserve"> IF </w:instrText>
+      </w:r>
+      <w:r>
+        <w:rPr>
+          <w:rFonts w:asciiTheme="minorHAnsi" w:hAnsiTheme="minorHAnsi" w:cstheme="minorHAnsi"/>
+          <w:b/>
+          <w:i/>
+          <w:iCs/>
+        </w:rPr>
+        <w:fldChar w:fldCharType="begin"/>
+      </w:r>
+      <w:r>
+        <w:rPr>
+          <w:rFonts w:asciiTheme="minorHAnsi" w:hAnsiTheme="minorHAnsi" w:cstheme="minorHAnsi"/>
+          <w:b/>
+          <w:i/>
+          <w:iCs/>
+        </w:rPr>
+        <w:instrText xml:space="preserve"> MERGEFIELD HOSPITAL </w:instrText>
+      </w:r>
+      <w:r>
+        <w:rPr>
+          <w:rFonts w:asciiTheme="minorHAnsi" w:hAnsiTheme="minorHAnsi" w:cstheme="minorHAnsi"/>
+          <w:b/>
+          <w:i/>
+          <w:iCs/>
+        </w:rPr>
+        <w:fldChar w:fldCharType="separate"/>
+      </w:r>
+      <w:r>
+        <w:rPr>
+          <w:rFonts w:asciiTheme="minorHAnsi" w:hAnsiTheme="minorHAnsi" w:cstheme="minorHAnsi"/>
+          <w:b/>
+          <w:i/>
+          <w:iCs/>
+          <w:noProof/>
+        </w:rPr>
+        <w:instrText>HSJDRionegro</w:instrText>
+      </w:r>
+      <w:r>
+        <w:rPr>
+          <w:rFonts w:asciiTheme="minorHAnsi" w:hAnsiTheme="minorHAnsi" w:cstheme="minorHAnsi"/>
+          <w:b/>
+          <w:i/>
+          <w:iCs/>
+        </w:rPr>
+        <w:fldChar w:fldCharType="end"/>
+      </w:r>
+      <w:r>
+        <w:rPr>
+          <w:rFonts w:asciiTheme="minorHAnsi" w:hAnsiTheme="minorHAnsi" w:cstheme="minorHAnsi"/>
+          <w:b/>
+          <w:i/>
+          <w:iCs/>
+        </w:rPr>
+        <w:instrText xml:space="preserve"> = "</w:instrText>
+      </w:r>
+      <w:r>
+        <w:rPr>
+          <w:rFonts w:asciiTheme="minorHAnsi" w:hAnsiTheme="minorHAnsi" w:cstheme="minorHAnsi"/>
+          <w:b/>
+          <w:i/>
+          <w:iCs/>
+          <w:color w:val="000000"/>
+        </w:rPr>
+        <w:instrText>VENANCIO - SALUD MENTAL</w:instrText>
+      </w:r>
+      <w:r>
+        <w:rPr>
+          <w:rFonts w:asciiTheme="minorHAnsi" w:hAnsiTheme="minorHAnsi" w:cstheme="minorHAnsi"/>
+          <w:b/>
+          <w:i/>
+          <w:iCs/>
+        </w:rPr>
+        <w:instrText>" "E.S.E. Hospital Venancio Díaz Díaz</w:instrText>
+      </w:r>
+      <w:r>
+        <w:rPr>
+          <w:rFonts w:asciiTheme="minorHAnsi" w:hAnsiTheme="minorHAnsi" w:cstheme="minorHAnsi"/>
+          <w:bCs/>
+          <w:i/>
+          <w:iCs/>
+        </w:rPr>
+        <w:instrText xml:space="preserve"> - con el programa 'Salud mental'</w:instrText>
+      </w:r>
+      <w:r>
+        <w:rPr>
+          <w:rFonts w:asciiTheme="minorHAnsi" w:hAnsiTheme="minorHAnsi" w:cstheme="minorHAnsi"/>
+          <w:b/>
+          <w:i/>
+          <w:iCs/>
+        </w:rPr>
+        <w:instrText xml:space="preserve">" </w:instrText>
+      </w:r>
+      <w:r>
+        <w:rPr>
+          <w:rFonts w:asciiTheme="minorHAnsi" w:hAnsiTheme="minorHAnsi" w:cstheme="minorHAnsi"/>
+          <w:b/>
+          <w:i/>
+          <w:iCs/>
+        </w:rPr>
+        <w:fldChar w:fldCharType="end"/>
+      </w:r>
+      <w:r>
+        <w:rPr>
+          <w:rFonts w:asciiTheme="minorHAnsi" w:hAnsiTheme="minorHAnsi" w:cstheme="minorHAnsi"/>
+          <w:b/>
+          <w:i/>
+          <w:iCs/>
+        </w:rPr>
+        <w:fldChar w:fldCharType="begin"/>
+      </w:r>
+      <w:r>
+        <w:rPr>
+          <w:rFonts w:asciiTheme="minorHAnsi" w:hAnsiTheme="minorHAnsi" w:cstheme="minorHAnsi"/>
+          <w:b/>
+          <w:i/>
+          <w:iCs/>
+        </w:rPr>
+        <w:instrText xml:space="preserve"> IF </w:instrText>
+      </w:r>
+      <w:r>
+        <w:rPr>
+          <w:rFonts w:asciiTheme="minorHAnsi" w:hAnsiTheme="minorHAnsi" w:cstheme="minorHAnsi"/>
+          <w:b/>
+          <w:i/>
+          <w:iCs/>
+        </w:rPr>
+        <w:fldChar w:fldCharType="begin"/>
+      </w:r>
+      <w:r>
+        <w:rPr>
+          <w:rFonts w:asciiTheme="minorHAnsi" w:hAnsiTheme="minorHAnsi" w:cstheme="minorHAnsi"/>
+          <w:b/>
+          <w:i/>
+          <w:iCs/>
+        </w:rPr>
+        <w:instrText xml:space="preserve"> MERGEFIELD HOSPITAL </w:instrText>
+      </w:r>
+      <w:r>
+        <w:rPr>
+          <w:rFonts w:asciiTheme="minorHAnsi" w:hAnsiTheme="minorHAnsi" w:cstheme="minorHAnsi"/>
+          <w:b/>
+          <w:i/>
+          <w:iCs/>
+        </w:rPr>
+        <w:fldChar w:fldCharType="separate"/>
+      </w:r>
+      <w:r>
+        <w:rPr>
+          <w:rFonts w:asciiTheme="minorHAnsi" w:hAnsiTheme="minorHAnsi" w:cstheme="minorHAnsi"/>
+          <w:b/>
+          <w:i/>
+          <w:iCs/>
+          <w:noProof/>
+        </w:rPr>
+        <w:instrText>HSJDRionegro</w:instrText>
+      </w:r>
+      <w:r>
+        <w:rPr>
+          <w:rFonts w:asciiTheme="minorHAnsi" w:hAnsiTheme="minorHAnsi" w:cstheme="minorHAnsi"/>
+          <w:b/>
+          <w:i/>
+          <w:iCs/>
+        </w:rPr>
+        <w:fldChar w:fldCharType="end"/>
+      </w:r>
+      <w:r>
+        <w:rPr>
+          <w:rFonts w:asciiTheme="minorHAnsi" w:hAnsiTheme="minorHAnsi" w:cstheme="minorHAnsi"/>
+          <w:b/>
+          <w:i/>
+          <w:iCs/>
+        </w:rPr>
+        <w:instrText xml:space="preserve"> = "</w:instrText>
+      </w:r>
+      <w:r>
+        <w:rPr>
+          <w:rFonts w:asciiTheme="minorHAnsi" w:hAnsiTheme="minorHAnsi" w:cstheme="minorHAnsi"/>
+          <w:b/>
+          <w:i/>
+          <w:iCs/>
+          <w:color w:val="000000"/>
+        </w:rPr>
+        <w:instrText>VENANCIO - ASIST</w:instrText>
+      </w:r>
+      <w:r>
+        <w:rPr>
+          <w:rFonts w:asciiTheme="minorHAnsi" w:hAnsiTheme="minorHAnsi" w:cstheme="minorHAnsi"/>
+          <w:b/>
+          <w:i/>
+          <w:iCs/>
+        </w:rPr>
+        <w:instrText xml:space="preserve">" "E.S.E. Hospital Venancio Díaz Díaz" </w:instrText>
+      </w:r>
+      <w:r>
+        <w:rPr>
+          <w:rFonts w:asciiTheme="minorHAnsi" w:hAnsiTheme="minorHAnsi" w:cstheme="minorHAnsi"/>
+          <w:b/>
+          <w:i/>
+          <w:iCs/>
+        </w:rPr>
+        <w:fldChar w:fldCharType="end"/>
+      </w:r>
+      <w:r>
+        <w:rPr>
+          <w:rFonts w:asciiTheme="minorHAnsi" w:hAnsiTheme="minorHAnsi" w:cstheme="minorHAnsi"/>
+          <w:b/>
+          <w:i/>
+          <w:iCs/>
+        </w:rPr>
+        <w:fldChar w:fldCharType="begin"/>
+      </w:r>
+      <w:r>
+        <w:rPr>
+          <w:rFonts w:asciiTheme="minorHAnsi" w:hAnsiTheme="minorHAnsi" w:cstheme="minorHAnsi"/>
+          <w:b/>
+          <w:i/>
+          <w:iCs/>
+        </w:rPr>
+        <w:instrText xml:space="preserve"> IF </w:instrText>
+      </w:r>
+      <w:r>
+        <w:rPr>
+          <w:rFonts w:asciiTheme="minorHAnsi" w:hAnsiTheme="minorHAnsi" w:cstheme="minorHAnsi"/>
+          <w:b/>
+          <w:i/>
+          <w:iCs/>
+        </w:rPr>
+        <w:fldChar w:fldCharType="begin"/>
+      </w:r>
+      <w:r>
+        <w:rPr>
+          <w:rFonts w:asciiTheme="minorHAnsi" w:hAnsiTheme="minorHAnsi" w:cstheme="minorHAnsi"/>
+          <w:b/>
+          <w:i/>
+          <w:iCs/>
+        </w:rPr>
+        <w:instrText xml:space="preserve"> MERGEFIELD HOSPITAL </w:instrText>
+      </w:r>
+      <w:r>
+        <w:rPr>
+          <w:rFonts w:asciiTheme="minorHAnsi" w:hAnsiTheme="minorHAnsi" w:cstheme="minorHAnsi"/>
+          <w:b/>
+          <w:i/>
+          <w:iCs/>
+        </w:rPr>
+        <w:fldChar w:fldCharType="separate"/>
+      </w:r>
+      <w:r>
+        <w:rPr>
+          <w:rFonts w:asciiTheme="minorHAnsi" w:hAnsiTheme="minorHAnsi" w:cstheme="minorHAnsi"/>
+          <w:b/>
+          <w:i/>
+          <w:iCs/>
+          <w:noProof/>
+        </w:rPr>
+        <w:instrText>HSJDRionegro</w:instrText>
+      </w:r>
+      <w:r>
+        <w:rPr>
+          <w:rFonts w:asciiTheme="minorHAnsi" w:hAnsiTheme="minorHAnsi" w:cstheme="minorHAnsi"/>
+          <w:b/>
+          <w:i/>
+          <w:iCs/>
+        </w:rPr>
+        <w:fldChar w:fldCharType="end"/>
+      </w:r>
+      <w:r>
+        <w:rPr>
+          <w:rFonts w:asciiTheme="minorHAnsi" w:hAnsiTheme="minorHAnsi" w:cstheme="minorHAnsi"/>
+          <w:b/>
+          <w:i/>
+          <w:iCs/>
+        </w:rPr>
+        <w:instrText xml:space="preserve"> = "</w:instrText>
+      </w:r>
+      <w:r>
+        <w:rPr>
+          <w:rFonts w:asciiTheme="minorHAnsi" w:hAnsiTheme="minorHAnsi" w:cstheme="minorHAnsi"/>
+          <w:b/>
+          <w:i/>
+          <w:iCs/>
+          <w:color w:val="000000"/>
+        </w:rPr>
+        <w:instrText>VENANCIO - UCI</w:instrText>
+      </w:r>
+      <w:r>
+        <w:rPr>
+          <w:rFonts w:asciiTheme="minorHAnsi" w:hAnsiTheme="minorHAnsi" w:cstheme="minorHAnsi"/>
+          <w:b/>
+          <w:i/>
+          <w:iCs/>
+        </w:rPr>
+        <w:instrText xml:space="preserve">" "E.S.E. Hospital Venancio Díaz Díaz" </w:instrText>
+      </w:r>
+      <w:r>
+        <w:rPr>
+          <w:rFonts w:asciiTheme="minorHAnsi" w:hAnsiTheme="minorHAnsi" w:cstheme="minorHAnsi"/>
+          <w:b/>
+          <w:i/>
+          <w:iCs/>
+        </w:rPr>
+        <w:fldChar w:fldCharType="end"/>
+      </w:r>
+      <w:r>
+        <w:rPr>
+          <w:rFonts w:asciiTheme="minorHAnsi" w:hAnsiTheme="minorHAnsi" w:cstheme="minorHAnsi"/>
+          <w:b/>
+          <w:i/>
+          <w:iCs/>
+        </w:rPr>
+        <w:fldChar w:fldCharType="begin"/>
+      </w:r>
+      <w:r>
+        <w:rPr>
+          <w:rFonts w:asciiTheme="minorHAnsi" w:hAnsiTheme="minorHAnsi" w:cstheme="minorHAnsi"/>
+          <w:b/>
+          <w:i/>
+          <w:iCs/>
+        </w:rPr>
+        <w:instrText xml:space="preserve"> IF </w:instrText>
+      </w:r>
+      <w:r>
+        <w:rPr>
+          <w:rFonts w:asciiTheme="minorHAnsi" w:hAnsiTheme="minorHAnsi" w:cstheme="minorHAnsi"/>
+          <w:b/>
+          <w:i/>
+          <w:iCs/>
+        </w:rPr>
+        <w:fldChar w:fldCharType="begin"/>
+      </w:r>
+      <w:r>
+        <w:rPr>
+          <w:rFonts w:asciiTheme="minorHAnsi" w:hAnsiTheme="minorHAnsi" w:cstheme="minorHAnsi"/>
+          <w:b/>
+          <w:i/>
+          <w:iCs/>
+        </w:rPr>
+        <w:instrText xml:space="preserve"> MERGEFIELD HOSPITAL </w:instrText>
+      </w:r>
+      <w:r>
+        <w:rPr>
+          <w:rFonts w:asciiTheme="minorHAnsi" w:hAnsiTheme="minorHAnsi" w:cstheme="minorHAnsi"/>
+          <w:b/>
+          <w:i/>
+          <w:iCs/>
+        </w:rPr>
+        <w:fldChar w:fldCharType="separate"/>
+      </w:r>
+      <w:r>
+        <w:rPr>
+          <w:rFonts w:asciiTheme="minorHAnsi" w:hAnsiTheme="minorHAnsi" w:cstheme="minorHAnsi"/>
+          <w:b/>
+          <w:i/>
+          <w:iCs/>
+          <w:noProof/>
+        </w:rPr>
+        <w:instrText>HSJDRionegro</w:instrText>
+      </w:r>
+      <w:r>
+        <w:rPr>
+          <w:rFonts w:asciiTheme="minorHAnsi" w:hAnsiTheme="minorHAnsi" w:cstheme="minorHAnsi"/>
+          <w:b/>
+          <w:i/>
+          <w:iCs/>
+        </w:rPr>
+        <w:fldChar w:fldCharType="end"/>
+      </w:r>
+      <w:r>
+        <w:rPr>
+          <w:rFonts w:asciiTheme="minorHAnsi" w:hAnsiTheme="minorHAnsi" w:cstheme="minorHAnsi"/>
+          <w:b/>
+          <w:i/>
+          <w:iCs/>
+        </w:rPr>
+        <w:instrText xml:space="preserve"> = "</w:instrText>
+      </w:r>
+      <w:r>
+        <w:rPr>
+          <w:rFonts w:asciiTheme="minorHAnsi" w:hAnsiTheme="minorHAnsi" w:cstheme="minorHAnsi"/>
+          <w:b/>
+          <w:i/>
+          <w:iCs/>
+          <w:color w:val="000000"/>
+        </w:rPr>
+        <w:instrText>VENANCIO - ADMON</w:instrText>
+      </w:r>
+      <w:r>
+        <w:rPr>
+          <w:rFonts w:asciiTheme="minorHAnsi" w:hAnsiTheme="minorHAnsi" w:cstheme="minorHAnsi"/>
+          <w:b/>
+          <w:i/>
+          <w:iCs/>
+        </w:rPr>
+        <w:instrText xml:space="preserve">" "E.S.E. Hospital Venancio Díaz Díaz" </w:instrText>
+      </w:r>
+      <w:r>
+        <w:rPr>
+          <w:rFonts w:asciiTheme="minorHAnsi" w:hAnsiTheme="minorHAnsi" w:cstheme="minorHAnsi"/>
+          <w:b/>
+          <w:i/>
+          <w:iCs/>
+        </w:rPr>
+        <w:fldChar w:fldCharType="end"/>
+      </w:r>
+      <w:r>
+        <w:rPr>
+          <w:rFonts w:asciiTheme="minorHAnsi" w:hAnsiTheme="minorHAnsi" w:cstheme="minorHAnsi"/>
+          <w:b/>
+          <w:i/>
+          <w:iCs/>
+        </w:rPr>
+        <w:fldChar w:fldCharType="begin"/>
+      </w:r>
+      <w:r>
+        <w:rPr>
+          <w:rFonts w:asciiTheme="minorHAnsi" w:hAnsiTheme="minorHAnsi" w:cstheme="minorHAnsi"/>
+          <w:b/>
+          <w:i/>
+          <w:iCs/>
+        </w:rPr>
+        <w:instrText xml:space="preserve"> IF </w:instrText>
+      </w:r>
+      <w:r>
+        <w:rPr>
+          <w:rFonts w:asciiTheme="minorHAnsi" w:hAnsiTheme="minorHAnsi" w:cstheme="minorHAnsi"/>
+          <w:b/>
+          <w:i/>
+          <w:iCs/>
+        </w:rPr>
+        <w:fldChar w:fldCharType="begin"/>
+      </w:r>
+      <w:r>
+        <w:rPr>
+          <w:rFonts w:asciiTheme="minorHAnsi" w:hAnsiTheme="minorHAnsi" w:cstheme="minorHAnsi"/>
+          <w:b/>
+          <w:i/>
+          <w:iCs/>
+        </w:rPr>
+        <w:instrText xml:space="preserve"> MERGEFIELD HOSPITAL </w:instrText>
+      </w:r>
+      <w:r>
+        <w:rPr>
+          <w:rFonts w:asciiTheme="minorHAnsi" w:hAnsiTheme="minorHAnsi" w:cstheme="minorHAnsi"/>
+          <w:b/>
+          <w:i/>
+          <w:iCs/>
+        </w:rPr>
+        <w:fldChar w:fldCharType="separate"/>
+      </w:r>
+      <w:r>
+        <w:rPr>
+          <w:rFonts w:asciiTheme="minorHAnsi" w:hAnsiTheme="minorHAnsi" w:cstheme="minorHAnsi"/>
+          <w:b/>
+          <w:i/>
+          <w:iCs/>
+          <w:noProof/>
+        </w:rPr>
+        <w:instrText>HSJDRionegro</w:instrText>
+      </w:r>
+      <w:r>
+        <w:rPr>
+          <w:rFonts w:asciiTheme="minorHAnsi" w:hAnsiTheme="minorHAnsi" w:cstheme="minorHAnsi"/>
+          <w:b/>
+          <w:i/>
+          <w:iCs/>
+        </w:rPr>
+        <w:fldChar w:fldCharType="end"/>
+      </w:r>
+      <w:r>
+        <w:rPr>
+          <w:rFonts w:asciiTheme="minorHAnsi" w:hAnsiTheme="minorHAnsi" w:cstheme="minorHAnsi"/>
+          <w:b/>
+          <w:i/>
+          <w:iCs/>
+        </w:rPr>
+        <w:instrText xml:space="preserve"> = "</w:instrText>
+      </w:r>
+      <w:r>
+        <w:rPr>
+          <w:rFonts w:asciiTheme="minorHAnsi" w:hAnsiTheme="minorHAnsi" w:cstheme="minorHAnsi"/>
+          <w:b/>
+          <w:i/>
+          <w:iCs/>
+          <w:color w:val="000000"/>
+        </w:rPr>
+        <w:instrText>VENANCIO ADMON - APH</w:instrText>
+      </w:r>
+      <w:r>
+        <w:rPr>
+          <w:rFonts w:asciiTheme="minorHAnsi" w:hAnsiTheme="minorHAnsi" w:cstheme="minorHAnsi"/>
+          <w:b/>
+          <w:i/>
+          <w:iCs/>
+        </w:rPr>
+        <w:instrText xml:space="preserve">" "E.S.E. Hospital Venancio Díaz Díaz" </w:instrText>
+      </w:r>
+      <w:r>
+        <w:rPr>
+          <w:rFonts w:asciiTheme="minorHAnsi" w:hAnsiTheme="minorHAnsi" w:cstheme="minorHAnsi"/>
+          <w:b/>
+          <w:i/>
+          <w:iCs/>
+        </w:rPr>
+        <w:fldChar w:fldCharType="end"/>
+      </w:r>
+      <w:r>
+        <w:rPr>
+          <w:rFonts w:asciiTheme="minorHAnsi" w:hAnsiTheme="minorHAnsi" w:cstheme="minorHAnsi"/>
+          <w:b/>
+          <w:i/>
+          <w:iCs/>
+        </w:rPr>
+        <w:fldChar w:fldCharType="begin"/>
+      </w:r>
+      <w:r>
+        <w:rPr>
+          <w:rFonts w:asciiTheme="minorHAnsi" w:hAnsiTheme="minorHAnsi" w:cstheme="minorHAnsi"/>
+          <w:b/>
+          <w:i/>
+          <w:iCs/>
+        </w:rPr>
+        <w:instrText xml:space="preserve"> IF </w:instrText>
+      </w:r>
+      <w:r>
+        <w:rPr>
+          <w:rFonts w:asciiTheme="minorHAnsi" w:hAnsiTheme="minorHAnsi" w:cstheme="minorHAnsi"/>
+          <w:b/>
+          <w:i/>
+          <w:iCs/>
+        </w:rPr>
+        <w:fldChar w:fldCharType="begin"/>
+      </w:r>
+      <w:r>
+        <w:rPr>
+          <w:rFonts w:asciiTheme="minorHAnsi" w:hAnsiTheme="minorHAnsi" w:cstheme="minorHAnsi"/>
+          <w:b/>
+          <w:i/>
+          <w:iCs/>
+        </w:rPr>
+        <w:instrText xml:space="preserve"> MERGEFIELD HOSPITAL </w:instrText>
+      </w:r>
+      <w:r>
+        <w:rPr>
+          <w:rFonts w:asciiTheme="minorHAnsi" w:hAnsiTheme="minorHAnsi" w:cstheme="minorHAnsi"/>
+          <w:b/>
+          <w:i/>
+          <w:iCs/>
+        </w:rPr>
+        <w:fldChar w:fldCharType="separate"/>
+      </w:r>
+      <w:r>
+        <w:rPr>
+          <w:rFonts w:asciiTheme="minorHAnsi" w:hAnsiTheme="minorHAnsi" w:cstheme="minorHAnsi"/>
+          <w:b/>
+          <w:i/>
+          <w:iCs/>
+          <w:noProof/>
+        </w:rPr>
+        <w:instrText>HSJDRionegro</w:instrText>
+      </w:r>
+      <w:r>
+        <w:rPr>
+          <w:rFonts w:asciiTheme="minorHAnsi" w:hAnsiTheme="minorHAnsi" w:cstheme="minorHAnsi"/>
+          <w:b/>
+          <w:i/>
+          <w:iCs/>
+        </w:rPr>
+        <w:fldChar w:fldCharType="end"/>
+      </w:r>
+      <w:r>
+        <w:rPr>
+          <w:rFonts w:asciiTheme="minorHAnsi" w:hAnsiTheme="minorHAnsi" w:cstheme="minorHAnsi"/>
+          <w:b/>
+          <w:i/>
+          <w:iCs/>
+        </w:rPr>
+        <w:instrText xml:space="preserve"> = "</w:instrText>
+      </w:r>
+      <w:r>
+        <w:rPr>
+          <w:rFonts w:asciiTheme="minorHAnsi" w:hAnsiTheme="minorHAnsi" w:cstheme="minorHAnsi"/>
+          <w:b/>
+          <w:i/>
+          <w:iCs/>
+          <w:color w:val="000000"/>
+        </w:rPr>
+        <w:instrText>VENANCIO - SALUD P.</w:instrText>
+      </w:r>
+      <w:r>
+        <w:rPr>
+          <w:rFonts w:asciiTheme="minorHAnsi" w:hAnsiTheme="minorHAnsi" w:cstheme="minorHAnsi"/>
+          <w:b/>
+          <w:i/>
+          <w:iCs/>
+        </w:rPr>
+        <w:instrText xml:space="preserve">" "E.S.E. Hospital Venancio Díaz Díaz" </w:instrText>
+      </w:r>
+      <w:r>
+        <w:rPr>
+          <w:rFonts w:asciiTheme="minorHAnsi" w:hAnsiTheme="minorHAnsi" w:cstheme="minorHAnsi"/>
+          <w:b/>
+          <w:i/>
+          <w:iCs/>
+        </w:rPr>
+        <w:fldChar w:fldCharType="end"/>
+      </w:r>
+      <w:r>
+        <w:rPr>
+          <w:rFonts w:asciiTheme="minorHAnsi" w:hAnsiTheme="minorHAnsi" w:cstheme="minorHAnsi"/>
+          <w:b/>
+          <w:i/>
+          <w:iCs/>
+        </w:rPr>
+        <w:fldChar w:fldCharType="begin"/>
+      </w:r>
+      <w:r>
+        <w:rPr>
+          <w:rFonts w:asciiTheme="minorHAnsi" w:hAnsiTheme="minorHAnsi" w:cstheme="minorHAnsi"/>
+          <w:b/>
+          <w:i/>
+          <w:iCs/>
+        </w:rPr>
+        <w:instrText xml:space="preserve"> IF </w:instrText>
+      </w:r>
+      <w:r>
+        <w:rPr>
+          <w:rFonts w:asciiTheme="minorHAnsi" w:hAnsiTheme="minorHAnsi" w:cstheme="minorHAnsi"/>
+          <w:b/>
+          <w:i/>
+          <w:iCs/>
+        </w:rPr>
+        <w:fldChar w:fldCharType="begin"/>
+      </w:r>
+      <w:r>
+        <w:rPr>
+          <w:rFonts w:asciiTheme="minorHAnsi" w:hAnsiTheme="minorHAnsi" w:cstheme="minorHAnsi"/>
+          <w:b/>
+          <w:i/>
+          <w:iCs/>
+        </w:rPr>
+        <w:instrText xml:space="preserve"> MERGEFIELD HOSPITAL </w:instrText>
+      </w:r>
+      <w:r>
+        <w:rPr>
+          <w:rFonts w:asciiTheme="minorHAnsi" w:hAnsiTheme="minorHAnsi" w:cstheme="minorHAnsi"/>
+          <w:b/>
+          <w:i/>
+          <w:iCs/>
+        </w:rPr>
+        <w:fldChar w:fldCharType="separate"/>
+      </w:r>
+      <w:r>
+        <w:rPr>
+          <w:rFonts w:asciiTheme="minorHAnsi" w:hAnsiTheme="minorHAnsi" w:cstheme="minorHAnsi"/>
+          <w:b/>
+          <w:i/>
+          <w:iCs/>
+          <w:noProof/>
+        </w:rPr>
+        <w:instrText>HSJDRionegro</w:instrText>
+      </w:r>
+      <w:r>
+        <w:rPr>
+          <w:rFonts w:asciiTheme="minorHAnsi" w:hAnsiTheme="minorHAnsi" w:cstheme="minorHAnsi"/>
+          <w:b/>
+          <w:i/>
+          <w:iCs/>
+        </w:rPr>
+        <w:fldChar w:fldCharType="end"/>
+      </w:r>
+      <w:r>
+        <w:rPr>
+          <w:rFonts w:asciiTheme="minorHAnsi" w:hAnsiTheme="minorHAnsi" w:cstheme="minorHAnsi"/>
+          <w:b/>
+          <w:i/>
+          <w:iCs/>
+        </w:rPr>
+        <w:instrText xml:space="preserve"> = "</w:instrText>
+      </w:r>
+      <w:r>
+        <w:rPr>
+          <w:rFonts w:asciiTheme="minorHAnsi" w:hAnsiTheme="minorHAnsi" w:cstheme="minorHAnsi"/>
+          <w:b/>
+          <w:i/>
+          <w:iCs/>
+          <w:color w:val="000000"/>
+        </w:rPr>
+        <w:instrText>VENANCIO - PIC</w:instrText>
+      </w:r>
+      <w:r>
+        <w:rPr>
+          <w:rFonts w:asciiTheme="minorHAnsi" w:hAnsiTheme="minorHAnsi" w:cstheme="minorHAnsi"/>
+          <w:b/>
+          <w:i/>
+          <w:iCs/>
+        </w:rPr>
+        <w:instrText xml:space="preserve">" "E.S.E. Hospital Venancio Díaz Díaz - Programa PIC" </w:instrText>
+      </w:r>
+      <w:r>
+        <w:rPr>
+          <w:rFonts w:asciiTheme="minorHAnsi" w:hAnsiTheme="minorHAnsi" w:cstheme="minorHAnsi"/>
+          <w:b/>
+          <w:i/>
+          <w:iCs/>
+        </w:rPr>
+        <w:fldChar w:fldCharType="end"/>
+      </w:r>
+      <w:r>
+        <w:rPr>
+          <w:rFonts w:asciiTheme="minorHAnsi" w:hAnsiTheme="minorHAnsi" w:cstheme="minorHAnsi"/>
+          <w:b/>
+          <w:i/>
+          <w:iCs/>
+        </w:rPr>
+        <w:fldChar w:fldCharType="begin"/>
+      </w:r>
+      <w:r>
+        <w:rPr>
+          <w:rFonts w:asciiTheme="minorHAnsi" w:hAnsiTheme="minorHAnsi" w:cstheme="minorHAnsi"/>
+          <w:b/>
+          <w:i/>
+          <w:iCs/>
+        </w:rPr>
+        <w:instrText xml:space="preserve"> IF </w:instrText>
+      </w:r>
+      <w:r>
+        <w:rPr>
+          <w:rFonts w:asciiTheme="minorHAnsi" w:hAnsiTheme="minorHAnsi" w:cstheme="minorHAnsi"/>
+          <w:b/>
+          <w:i/>
+          <w:iCs/>
+        </w:rPr>
+        <w:fldChar w:fldCharType="begin"/>
+      </w:r>
+      <w:r>
+        <w:rPr>
+          <w:rFonts w:asciiTheme="minorHAnsi" w:hAnsiTheme="minorHAnsi" w:cstheme="minorHAnsi"/>
+          <w:b/>
+          <w:i/>
+          <w:iCs/>
+        </w:rPr>
+        <w:instrText xml:space="preserve"> MERGEFIELD HOSPITAL </w:instrText>
+      </w:r>
+      <w:r>
+        <w:rPr>
+          <w:rFonts w:asciiTheme="minorHAnsi" w:hAnsiTheme="minorHAnsi" w:cstheme="minorHAnsi"/>
+          <w:b/>
+          <w:i/>
+          <w:iCs/>
+        </w:rPr>
+        <w:fldChar w:fldCharType="separate"/>
+      </w:r>
+      <w:r>
+        <w:rPr>
+          <w:rFonts w:asciiTheme="minorHAnsi" w:hAnsiTheme="minorHAnsi" w:cstheme="minorHAnsi"/>
+          <w:b/>
+          <w:i/>
+          <w:iCs/>
+          <w:noProof/>
+        </w:rPr>
+        <w:instrText>HSJDRionegro</w:instrText>
+      </w:r>
+      <w:r>
+        <w:rPr>
+          <w:rFonts w:asciiTheme="minorHAnsi" w:hAnsiTheme="minorHAnsi" w:cstheme="minorHAnsi"/>
+          <w:b/>
+          <w:i/>
+          <w:iCs/>
+        </w:rPr>
+        <w:fldChar w:fldCharType="end"/>
+      </w:r>
+      <w:r>
+        <w:rPr>
+          <w:rFonts w:asciiTheme="minorHAnsi" w:hAnsiTheme="minorHAnsi" w:cstheme="minorHAnsi"/>
+          <w:b/>
+          <w:i/>
+          <w:iCs/>
+        </w:rPr>
+        <w:instrText xml:space="preserve"> = "</w:instrText>
+      </w:r>
+      <w:r>
+        <w:rPr>
+          <w:rFonts w:asciiTheme="minorHAnsi" w:hAnsiTheme="minorHAnsi" w:cstheme="minorHAnsi"/>
+          <w:b/>
+          <w:i/>
+          <w:iCs/>
+          <w:color w:val="000000"/>
+        </w:rPr>
+        <w:instrText>VENANCIO</w:instrText>
+      </w:r>
+      <w:r>
+        <w:rPr>
+          <w:rFonts w:asciiTheme="minorHAnsi" w:hAnsiTheme="minorHAnsi" w:cstheme="minorHAnsi"/>
+          <w:b/>
+          <w:i/>
+          <w:iCs/>
+        </w:rPr>
+        <w:instrText xml:space="preserve">" "E.S.E. Hospital Venancio Díaz Díaz" </w:instrText>
+      </w:r>
+      <w:r>
+        <w:rPr>
+          <w:rFonts w:asciiTheme="minorHAnsi" w:hAnsiTheme="minorHAnsi" w:cstheme="minorHAnsi"/>
+          <w:b/>
+          <w:i/>
+          <w:iCs/>
+        </w:rPr>
+        <w:fldChar w:fldCharType="end"/>
+      </w:r>
+      <w:r>
+        <w:rPr>
+          <w:rFonts w:asciiTheme="minorHAnsi" w:hAnsiTheme="minorHAnsi" w:cstheme="minorHAnsi"/>
+          <w:b/>
+          <w:i/>
+          <w:iCs/>
+        </w:rPr>
+        <w:fldChar w:fldCharType="begin"/>
+      </w:r>
+      <w:r>
+        <w:rPr>
+          <w:rFonts w:asciiTheme="minorHAnsi" w:hAnsiTheme="minorHAnsi" w:cstheme="minorHAnsi"/>
+          <w:b/>
+          <w:i/>
+          <w:iCs/>
+        </w:rPr>
+        <w:instrText xml:space="preserve"> IF </w:instrText>
+      </w:r>
+      <w:r>
+        <w:rPr>
+          <w:rFonts w:asciiTheme="minorHAnsi" w:hAnsiTheme="minorHAnsi" w:cstheme="minorHAnsi"/>
+          <w:b/>
+          <w:i/>
+          <w:iCs/>
+        </w:rPr>
+        <w:fldChar w:fldCharType="begin"/>
+      </w:r>
+      <w:r>
+        <w:rPr>
+          <w:rFonts w:asciiTheme="minorHAnsi" w:hAnsiTheme="minorHAnsi" w:cstheme="minorHAnsi"/>
+          <w:b/>
+          <w:i/>
+          <w:iCs/>
+        </w:rPr>
+        <w:instrText xml:space="preserve"> MERGEFIELD HOSPITAL </w:instrText>
+      </w:r>
+      <w:r>
+        <w:rPr>
+          <w:rFonts w:asciiTheme="minorHAnsi" w:hAnsiTheme="minorHAnsi" w:cstheme="minorHAnsi"/>
+          <w:b/>
+          <w:i/>
+          <w:iCs/>
+        </w:rPr>
+        <w:fldChar w:fldCharType="separate"/>
+      </w:r>
+      <w:r>
+        <w:rPr>
+          <w:rFonts w:asciiTheme="minorHAnsi" w:hAnsiTheme="minorHAnsi" w:cstheme="minorHAnsi"/>
+          <w:b/>
+          <w:i/>
+          <w:iCs/>
+          <w:noProof/>
+        </w:rPr>
+        <w:instrText>HSJDRionegro</w:instrText>
+      </w:r>
+      <w:r>
+        <w:rPr>
+          <w:rFonts w:asciiTheme="minorHAnsi" w:hAnsiTheme="minorHAnsi" w:cstheme="minorHAnsi"/>
+          <w:b/>
+          <w:i/>
+          <w:iCs/>
+        </w:rPr>
+        <w:fldChar w:fldCharType="end"/>
+      </w:r>
+      <w:r>
+        <w:rPr>
+          <w:rFonts w:asciiTheme="minorHAnsi" w:hAnsiTheme="minorHAnsi" w:cstheme="minorHAnsi"/>
+          <w:b/>
+          <w:i/>
+          <w:iCs/>
+        </w:rPr>
+        <w:instrText xml:space="preserve"> = "</w:instrText>
+      </w:r>
+      <w:r>
+        <w:rPr>
+          <w:rFonts w:asciiTheme="minorHAnsi" w:hAnsiTheme="minorHAnsi" w:cstheme="minorHAnsi"/>
+          <w:b/>
+          <w:i/>
+          <w:iCs/>
+          <w:color w:val="000000"/>
+        </w:rPr>
+        <w:instrText>BELLO</w:instrText>
+      </w:r>
+      <w:r>
+        <w:rPr>
+          <w:rFonts w:asciiTheme="minorHAnsi" w:hAnsiTheme="minorHAnsi" w:cstheme="minorHAnsi"/>
+          <w:b/>
+          <w:i/>
+          <w:iCs/>
+        </w:rPr>
+        <w:instrText xml:space="preserve">" "E.S.E. Hospital Marco Fidel Suárez de Bello" </w:instrText>
+      </w:r>
+      <w:r>
+        <w:rPr>
+          <w:rFonts w:asciiTheme="minorHAnsi" w:hAnsiTheme="minorHAnsi" w:cstheme="minorHAnsi"/>
+          <w:b/>
+          <w:i/>
+          <w:iCs/>
+        </w:rPr>
+        <w:fldChar w:fldCharType="end"/>
+      </w:r>
+      <w:r>
+        <w:rPr>
+          <w:rFonts w:asciiTheme="minorHAnsi" w:hAnsiTheme="minorHAnsi" w:cstheme="minorHAnsi"/>
+          <w:b/>
+          <w:i/>
+          <w:iCs/>
+        </w:rPr>
+        <w:fldChar w:fldCharType="begin"/>
+      </w:r>
+      <w:r>
+        <w:rPr>
+          <w:rFonts w:asciiTheme="minorHAnsi" w:hAnsiTheme="minorHAnsi" w:cstheme="minorHAnsi"/>
+          <w:b/>
+          <w:i/>
+          <w:iCs/>
+        </w:rPr>
+        <w:instrText xml:space="preserve"> IF </w:instrText>
+      </w:r>
+      <w:r>
+        <w:rPr>
+          <w:rFonts w:asciiTheme="minorHAnsi" w:hAnsiTheme="minorHAnsi" w:cstheme="minorHAnsi"/>
+          <w:b/>
+          <w:i/>
+          <w:iCs/>
+        </w:rPr>
+        <w:fldChar w:fldCharType="begin"/>
+      </w:r>
+      <w:r>
+        <w:rPr>
+          <w:rFonts w:asciiTheme="minorHAnsi" w:hAnsiTheme="minorHAnsi" w:cstheme="minorHAnsi"/>
+          <w:b/>
+          <w:i/>
+          <w:iCs/>
+        </w:rPr>
+        <w:instrText xml:space="preserve"> MERGEFIELD HOSPITAL </w:instrText>
+      </w:r>
+      <w:r>
+        <w:rPr>
+          <w:rFonts w:asciiTheme="minorHAnsi" w:hAnsiTheme="minorHAnsi" w:cstheme="minorHAnsi"/>
+          <w:b/>
+          <w:i/>
+          <w:iCs/>
+        </w:rPr>
+        <w:fldChar w:fldCharType="separate"/>
+      </w:r>
+      <w:r>
+        <w:rPr>
+          <w:rFonts w:asciiTheme="minorHAnsi" w:hAnsiTheme="minorHAnsi" w:cstheme="minorHAnsi"/>
+          <w:b/>
+          <w:i/>
+          <w:iCs/>
+          <w:noProof/>
+        </w:rPr>
+        <w:instrText>HSJDRionegro</w:instrText>
+      </w:r>
+      <w:r>
+        <w:rPr>
+          <w:rFonts w:asciiTheme="minorHAnsi" w:hAnsiTheme="minorHAnsi" w:cstheme="minorHAnsi"/>
+          <w:b/>
+          <w:i/>
+          <w:iCs/>
+        </w:rPr>
+        <w:fldChar w:fldCharType="end"/>
+      </w:r>
+      <w:r>
+        <w:rPr>
+          <w:rFonts w:asciiTheme="minorHAnsi" w:hAnsiTheme="minorHAnsi" w:cstheme="minorHAnsi"/>
+          <w:b/>
+          <w:i/>
+          <w:iCs/>
+        </w:rPr>
+        <w:instrText xml:space="preserve"> = "</w:instrText>
+      </w:r>
+      <w:r>
+        <w:rPr>
+          <w:rFonts w:asciiTheme="minorHAnsi" w:hAnsiTheme="minorHAnsi" w:cstheme="minorHAnsi"/>
+          <w:b/>
+          <w:i/>
+          <w:iCs/>
+          <w:color w:val="000000"/>
+        </w:rPr>
+        <w:instrText>HSRI</w:instrText>
+      </w:r>
+      <w:r>
+        <w:rPr>
+          <w:rFonts w:asciiTheme="minorHAnsi" w:hAnsiTheme="minorHAnsi" w:cstheme="minorHAnsi"/>
+          <w:b/>
+          <w:i/>
+          <w:iCs/>
+        </w:rPr>
+        <w:instrText xml:space="preserve">" "E.S.E. Hospital San Rafael de Itagüí" </w:instrText>
+      </w:r>
+      <w:r>
+        <w:rPr>
+          <w:rFonts w:asciiTheme="minorHAnsi" w:hAnsiTheme="minorHAnsi" w:cstheme="minorHAnsi"/>
+          <w:b/>
+          <w:i/>
+          <w:iCs/>
+        </w:rPr>
+        <w:fldChar w:fldCharType="end"/>
+      </w:r>
+      <w:r>
+        <w:rPr>
+          <w:rFonts w:asciiTheme="minorHAnsi" w:hAnsiTheme="minorHAnsi" w:cstheme="minorHAnsi"/>
+          <w:b/>
+          <w:i/>
+          <w:iCs/>
+        </w:rPr>
+        <w:fldChar w:fldCharType="begin"/>
+      </w:r>
+      <w:r>
+        <w:rPr>
+          <w:rFonts w:asciiTheme="minorHAnsi" w:hAnsiTheme="minorHAnsi" w:cstheme="minorHAnsi"/>
+          <w:b/>
+          <w:i/>
+          <w:iCs/>
+        </w:rPr>
+        <w:instrText xml:space="preserve"> IF </w:instrText>
+      </w:r>
+      <w:r>
+        <w:rPr>
+          <w:rFonts w:asciiTheme="minorHAnsi" w:hAnsiTheme="minorHAnsi" w:cstheme="minorHAnsi"/>
+          <w:b/>
+          <w:i/>
+          <w:iCs/>
+        </w:rPr>
+        <w:fldChar w:fldCharType="begin"/>
+      </w:r>
+      <w:r>
+        <w:rPr>
+          <w:rFonts w:asciiTheme="minorHAnsi" w:hAnsiTheme="minorHAnsi" w:cstheme="minorHAnsi"/>
+          <w:b/>
+          <w:i/>
+          <w:iCs/>
+        </w:rPr>
+        <w:instrText xml:space="preserve"> MERGEFIELD HOSPITAL </w:instrText>
+      </w:r>
+      <w:r>
+        <w:rPr>
+          <w:rFonts w:asciiTheme="minorHAnsi" w:hAnsiTheme="minorHAnsi" w:cstheme="minorHAnsi"/>
+          <w:b/>
+          <w:i/>
+          <w:iCs/>
+        </w:rPr>
+        <w:fldChar w:fldCharType="separate"/>
+      </w:r>
+      <w:r>
+        <w:rPr>
+          <w:rFonts w:asciiTheme="minorHAnsi" w:hAnsiTheme="minorHAnsi" w:cstheme="minorHAnsi"/>
+          <w:b/>
+          <w:i/>
+          <w:iCs/>
+          <w:noProof/>
+        </w:rPr>
+        <w:instrText>HSJDRionegro</w:instrText>
+      </w:r>
+      <w:r>
+        <w:rPr>
+          <w:rFonts w:asciiTheme="minorHAnsi" w:hAnsiTheme="minorHAnsi" w:cstheme="minorHAnsi"/>
+          <w:b/>
+          <w:i/>
+          <w:iCs/>
+        </w:rPr>
+        <w:fldChar w:fldCharType="end"/>
+      </w:r>
+      <w:r>
+        <w:rPr>
+          <w:rFonts w:asciiTheme="minorHAnsi" w:hAnsiTheme="minorHAnsi" w:cstheme="minorHAnsi"/>
+          <w:b/>
+          <w:i/>
+          <w:iCs/>
+        </w:rPr>
+        <w:instrText xml:space="preserve"> = "</w:instrText>
+      </w:r>
+      <w:r>
+        <w:rPr>
+          <w:rFonts w:asciiTheme="minorHAnsi" w:hAnsiTheme="minorHAnsi" w:cstheme="minorHAnsi"/>
+          <w:b/>
+          <w:i/>
+          <w:iCs/>
+          <w:color w:val="000000"/>
+        </w:rPr>
+        <w:instrText>CALDAS</w:instrText>
+      </w:r>
+      <w:r>
+        <w:rPr>
+          <w:rFonts w:asciiTheme="minorHAnsi" w:hAnsiTheme="minorHAnsi" w:cstheme="minorHAnsi"/>
+          <w:b/>
+          <w:i/>
+          <w:iCs/>
+        </w:rPr>
+        <w:instrText xml:space="preserve">" "E.S.E. Hospital San Vicente de Paúl de Caldas" </w:instrText>
+      </w:r>
+      <w:r>
+        <w:rPr>
+          <w:rFonts w:asciiTheme="minorHAnsi" w:hAnsiTheme="minorHAnsi" w:cstheme="minorHAnsi"/>
+          <w:b/>
+          <w:i/>
+          <w:iCs/>
+        </w:rPr>
+        <w:fldChar w:fldCharType="end"/>
+      </w:r>
+      <w:r>
+        <w:rPr>
+          <w:rFonts w:asciiTheme="minorHAnsi" w:hAnsiTheme="minorHAnsi" w:cstheme="minorHAnsi"/>
+          <w:b/>
           <w:i/>
           <w:iCs/>
         </w:rPr>
@@ -423,158 +3373,6 @@
           <w:i/>
           <w:iCs/>
         </w:rPr>
-        <w:t>737</w:t>
-      </w:r>
-      <w:r>
-        <w:rPr>
-          <w:rFonts w:asciiTheme="minorHAnsi" w:hAnsiTheme="minorHAnsi" w:cstheme="minorHAnsi"/>
-          <w:i/>
-          <w:iCs/>
-        </w:rPr>
-        <w:t xml:space="preserve"> – 1, </w:t>
-      </w:r>
-      <w:bookmarkStart w:id="2" w:name="_Hlk93414168"/>
-      <w:r>
-        <w:rPr>
-          <w:rFonts w:asciiTheme="minorHAnsi" w:hAnsiTheme="minorHAnsi" w:cstheme="minorHAnsi"/>
-          <w:i/>
-          <w:iCs/>
-        </w:rPr>
-        <w:t>certifica que</w:t>
-      </w:r>
-      <w:r>
-        <w:rPr>
-          <w:rFonts w:asciiTheme="minorHAnsi" w:hAnsiTheme="minorHAnsi" w:cstheme="minorHAnsi"/>
-          <w:i/>
-          <w:iCs/>
-        </w:rPr>
-        <w:t xml:space="preserve"> </w:t>
-      </w:r>
-      <w:r>
-        <w:rPr>
-          <w:rFonts w:asciiTheme="minorHAnsi" w:hAnsiTheme="minorHAnsi" w:cstheme="minorHAnsi"/>
-          <w:i/>
-          <w:iCs/>
-        </w:rPr>
-        <w:t>la persona</w:t>
-      </w:r>
-      <w:r>
-        <w:rPr>
-          <w:rFonts w:asciiTheme="minorHAnsi" w:hAnsiTheme="minorHAnsi" w:cstheme="minorHAnsi"/>
-          <w:i/>
-          <w:iCs/>
-        </w:rPr>
-        <w:t xml:space="preserve"> </w:t>
-      </w:r>
-      <w:r>
-        <w:rPr>
-          <w:rFonts w:asciiTheme="minorHAnsi" w:hAnsiTheme="minorHAnsi" w:cstheme="minorHAnsi"/>
-          <w:b/>
-          <w:bCs/>
-          <w:i/>
-          <w:iCs/>
-        </w:rPr>
-        <w:t>${NOMBRE_COMPLETO}</w:t>
-      </w:r>
-      <w:r>
-        <w:rPr>
-          <w:rFonts w:asciiTheme="minorHAnsi" w:hAnsiTheme="minorHAnsi" w:cstheme="minorHAnsi"/>
-          <w:bCs/>
-          <w:i/>
-          <w:iCs/>
-        </w:rPr>
-        <w:t>,</w:t>
-      </w:r>
-      <w:r>
-        <w:rPr>
-          <w:rFonts w:asciiTheme="minorHAnsi" w:hAnsiTheme="minorHAnsi" w:cstheme="minorHAnsi"/>
-          <w:b/>
-          <w:i/>
-          <w:iCs/>
-        </w:rPr>
-        <w:t xml:space="preserve"> </w:t>
-      </w:r>
-      <w:r>
-        <w:rPr>
-          <w:rFonts w:asciiTheme="minorHAnsi" w:hAnsiTheme="minorHAnsi" w:cstheme="minorHAnsi"/>
-          <w:bCs/>
-          <w:i/>
-          <w:iCs/>
-        </w:rPr>
-        <w:t xml:space="preserve">identificada </w:t>
-      </w:r>
-      <w:r>
-        <w:rPr>
-          <w:rFonts w:asciiTheme="minorHAnsi" w:hAnsiTheme="minorHAnsi" w:cstheme="minorHAnsi"/>
-          <w:i/>
-          <w:iCs/>
-        </w:rPr>
-        <w:t xml:space="preserve">con </w:t>
-      </w:r>
-      <w:r>
-        <w:rPr>
-          <w:rFonts w:asciiTheme="minorHAnsi" w:hAnsiTheme="minorHAnsi" w:cstheme="minorHAnsi"/>
-          <w:i/>
-          <w:iCs/>
-        </w:rPr>
-        <w:t xml:space="preserve">documento de identidad </w:t>
-      </w:r>
-      <w:r>
-        <w:rPr>
-          <w:rFonts w:asciiTheme="minorHAnsi" w:hAnsiTheme="minorHAnsi" w:cstheme="minorHAnsi"/>
-          <w:i/>
-          <w:iCs/>
-        </w:rPr>
-        <w:t>${DOCUMENTO}</w:t>
-      </w:r>
-      <w:r>
-        <w:rPr>
-          <w:rFonts w:asciiTheme="minorHAnsi" w:hAnsiTheme="minorHAnsi" w:cstheme="minorHAnsi"/>
-          <w:i/>
-          <w:iCs/>
-        </w:rPr>
-        <w:t>,</w:t>
-      </w:r>
-      <w:r>
-        <w:rPr>
-          <w:rFonts w:asciiTheme="minorHAnsi" w:hAnsiTheme="minorHAnsi" w:cstheme="minorHAnsi"/>
-          <w:i/>
-          <w:iCs/>
-        </w:rPr>
-        <w:t xml:space="preserve"> </w:t>
-      </w:r>
-      <w:r>
-        <w:rPr>
-          <w:i/>
-          <w:iCs/>
-        </w:rPr>
-        <w:t>${SE_ENCUENTRA_ESTUVO}</w:t>
-      </w:r>
-      <w:r>
-        <w:t xml:space="preserve"> </w:t>
-      </w:r>
-      <w:r>
-        <w:rPr>
-          <w:rFonts w:asciiTheme="minorHAnsi" w:hAnsiTheme="minorHAnsi" w:cstheme="minorHAnsi"/>
-          <w:i/>
-          <w:iCs/>
-        </w:rPr>
-        <w:t>afiliada</w:t>
-      </w:r>
-      <w:r>
-        <w:rPr>
-          <w:rFonts w:asciiTheme="minorHAnsi" w:hAnsiTheme="minorHAnsi" w:cstheme="minorHAnsi"/>
-          <w:i/>
-          <w:iCs/>
-        </w:rPr>
-        <w:t xml:space="preserve"> </w:t>
-      </w:r>
-      <w:r>
-        <w:rPr>
-          <w:rFonts w:asciiTheme="minorHAnsi" w:hAnsiTheme="minorHAnsi" w:cstheme="minorHAnsi"/>
-          <w:i/>
-          <w:iCs/>
-        </w:rPr>
         <w:fldChar w:fldCharType="begin"/>
       </w:r>
       <w:r>
@@ -632,3182 +3430,8 @@
           <w:i/>
           <w:iCs/>
         </w:rPr>
-        <w:instrText xml:space="preserve"> = "F" "afiliada" "" </w:instrText>
-      </w:r>
-      <w:r>
-        <w:rPr>
-          <w:rFonts w:asciiTheme="minorHAnsi" w:hAnsiTheme="minorHAnsi" w:cstheme="minorHAnsi"/>
-          <w:i/>
-          <w:iCs/>
-        </w:rPr>
-        <w:fldChar w:fldCharType="end"/>
-      </w:r>
-      <w:r>
-        <w:rPr>
-          <w:rFonts w:asciiTheme="minorHAnsi" w:hAnsiTheme="minorHAnsi" w:cstheme="minorHAnsi"/>
-          <w:i/>
-          <w:iCs/>
-        </w:rPr>
-        <w:t>al Sindicato</w:t>
-      </w:r>
-      <w:r>
-        <w:rPr>
-          <w:rFonts w:asciiTheme="minorHAnsi" w:hAnsiTheme="minorHAnsi" w:cstheme="minorHAnsi"/>
-          <w:i/>
-          <w:iCs/>
-        </w:rPr>
-        <w:t>,</w:t>
-      </w:r>
-      <w:r>
-        <w:rPr>
-          <w:rFonts w:asciiTheme="minorHAnsi" w:hAnsiTheme="minorHAnsi" w:cstheme="minorHAnsi"/>
-          <w:i/>
-          <w:iCs/>
-        </w:rPr>
-        <w:t xml:space="preserve"> </w:t>
-      </w:r>
-      <w:r>
-        <w:rPr>
-          <w:rFonts w:asciiTheme="minorHAnsi" w:hAnsiTheme="minorHAnsi" w:cstheme="minorHAnsi"/>
-          <w:i/>
-          <w:iCs/>
-        </w:rPr>
-        <w:t>a</w:t>
-      </w:r>
-      <w:r>
-        <w:rPr>
-          <w:rFonts w:asciiTheme="minorHAnsi" w:hAnsiTheme="minorHAnsi" w:cstheme="minorHAnsi"/>
-          <w:i/>
-          <w:iCs/>
-        </w:rPr>
-        <w:t xml:space="preserve"> través de</w:t>
-      </w:r>
-      <w:r>
-        <w:rPr>
-          <w:rFonts w:asciiTheme="minorHAnsi" w:hAnsiTheme="minorHAnsi" w:cstheme="minorHAnsi"/>
-          <w:i/>
-          <w:iCs/>
-        </w:rPr>
-        <w:t xml:space="preserve"> </w:t>
-      </w:r>
-      <w:r>
-        <w:rPr>
-          <w:b/>
-          <w:bCs/>
-          <w:i/>
-          <w:iCs/>
-        </w:rPr>
-        <w:t>${UN_CONVENIO_VARIOS_CONVENIOS}</w:t>
-      </w:r>
-      <w:r>
-        <w:t xml:space="preserve"> </w:t>
-      </w:r>
-      <w:r>
-        <w:rPr>
-          <w:rFonts w:asciiTheme="minorHAnsi" w:hAnsiTheme="minorHAnsi" w:cstheme="minorHAnsi"/>
-          <w:b/>
-          <w:bCs/>
-          <w:i/>
-          <w:iCs/>
-        </w:rPr>
-        <w:t xml:space="preserve">de </w:t>
-      </w:r>
-      <w:r>
-        <w:rPr>
-          <w:rFonts w:asciiTheme="minorHAnsi" w:hAnsiTheme="minorHAnsi" w:cstheme="minorHAnsi"/>
-          <w:b/>
-          <w:bCs/>
-          <w:i/>
-          <w:iCs/>
-        </w:rPr>
-        <w:t>E</w:t>
-      </w:r>
-      <w:r>
-        <w:rPr>
-          <w:rFonts w:asciiTheme="minorHAnsi" w:hAnsiTheme="minorHAnsi" w:cstheme="minorHAnsi"/>
-          <w:b/>
-          <w:bCs/>
-          <w:i/>
-          <w:iCs/>
-        </w:rPr>
-        <w:t xml:space="preserve">jecución </w:t>
-      </w:r>
-      <w:r>
-        <w:rPr>
-          <w:rFonts w:asciiTheme="minorHAnsi" w:hAnsiTheme="minorHAnsi" w:cstheme="minorHAnsi"/>
-          <w:b/>
-          <w:bCs/>
-          <w:i/>
-          <w:iCs/>
-        </w:rPr>
-        <w:t>S</w:t>
-      </w:r>
-      <w:r>
-        <w:rPr>
-          <w:rFonts w:asciiTheme="minorHAnsi" w:hAnsiTheme="minorHAnsi" w:cstheme="minorHAnsi"/>
-          <w:b/>
-          <w:bCs/>
-          <w:i/>
-          <w:iCs/>
-        </w:rPr>
-        <w:t>indical</w:t>
-      </w:r>
-      <w:bookmarkEnd w:id="2"/>
-      <w:r>
-        <w:rPr>
-          <w:rFonts w:asciiTheme="minorHAnsi" w:hAnsiTheme="minorHAnsi" w:cstheme="minorHAnsi"/>
-          <w:i/>
-          <w:iCs/>
-        </w:rPr>
-        <w:t xml:space="preserve">, </w:t>
-      </w:r>
-      <w:r>
-        <w:rPr>
-          <w:rFonts w:asciiTheme="minorHAnsi" w:hAnsiTheme="minorHAnsi" w:cstheme="minorHAnsi"/>
-          <w:i/>
-          <w:iCs/>
-        </w:rPr>
-        <w:t>que</w:t>
-      </w:r>
-      <w:r>
-        <w:rPr>
-          <w:rFonts w:asciiTheme="minorHAnsi" w:hAnsiTheme="minorHAnsi" w:cstheme="minorHAnsi"/>
-          <w:i/>
-          <w:iCs/>
-        </w:rPr>
-        <w:t xml:space="preserve"> </w:t>
-      </w:r>
-      <w:r>
-        <w:rPr>
-          <w:i/>
-          <w:iCs/>
-        </w:rPr>
-        <w:t>${DESARROLLA_ACTUALMENTE_DESARROLLO}</w:t>
-      </w:r>
-      <w:r>
-        <w:rPr>
-          <w:rFonts w:asciiTheme="minorHAnsi" w:hAnsiTheme="minorHAnsi" w:cstheme="minorHAnsi"/>
-          <w:i/>
-          <w:iCs/>
-        </w:rPr>
-        <w:fldChar w:fldCharType="begin"/>
-      </w:r>
-      <w:r>
-        <w:rPr>
-          <w:rFonts w:asciiTheme="minorHAnsi" w:hAnsiTheme="minorHAnsi" w:cstheme="minorHAnsi"/>
-          <w:i/>
-          <w:iCs/>
-        </w:rPr>
-        <w:instrText xml:space="preserve"> IF </w:instrText>
-      </w:r>
-      <w:r>
-        <w:rPr>
-          <w:rFonts w:asciiTheme="minorHAnsi" w:hAnsiTheme="minorHAnsi" w:cstheme="minorHAnsi"/>
-          <w:i/>
-          <w:iCs/>
-        </w:rPr>
-        <w:fldChar w:fldCharType="begin"/>
-      </w:r>
-      <w:r>
-        <w:rPr>
-          <w:rFonts w:asciiTheme="minorHAnsi" w:hAnsiTheme="minorHAnsi" w:cstheme="minorHAnsi"/>
-          <w:i/>
-          <w:iCs/>
-        </w:rPr>
-        <w:instrText xml:space="preserve"> MERGEFIELD ESTADO </w:instrText>
-      </w:r>
-      <w:r>
-        <w:rPr>
-          <w:rFonts w:asciiTheme="minorHAnsi" w:hAnsiTheme="minorHAnsi" w:cstheme="minorHAnsi"/>
-          <w:i/>
-          <w:iCs/>
-        </w:rPr>
-        <w:fldChar w:fldCharType="separate"/>
-      </w:r>
-      <w:r>
-        <w:rPr>
-          <w:rFonts w:asciiTheme="minorHAnsi" w:hAnsiTheme="minorHAnsi" w:cstheme="minorHAnsi"/>
-          <w:i/>
-          <w:iCs/>
-          <w:noProof/>
-        </w:rPr>
-        <w:instrText>ACTIVO</w:instrText>
-      </w:r>
-      <w:r>
-        <w:rPr>
-          <w:rFonts w:asciiTheme="minorHAnsi" w:hAnsiTheme="minorHAnsi" w:cstheme="minorHAnsi"/>
-          <w:i/>
-          <w:iCs/>
-        </w:rPr>
-        <w:fldChar w:fldCharType="end"/>
-      </w:r>
-      <w:r>
-        <w:rPr>
-          <w:rFonts w:asciiTheme="minorHAnsi" w:hAnsiTheme="minorHAnsi" w:cstheme="minorHAnsi"/>
-          <w:i/>
-          <w:iCs/>
-        </w:rPr>
-        <w:instrText xml:space="preserve"> = "NO ACTIVO" "desarrolló" "" </w:instrText>
-      </w:r>
-      <w:r>
-        <w:rPr>
-          <w:rFonts w:asciiTheme="minorHAnsi" w:hAnsiTheme="minorHAnsi" w:cstheme="minorHAnsi"/>
-          <w:i/>
-          <w:iCs/>
-        </w:rPr>
-        <w:fldChar w:fldCharType="end"/>
-      </w:r>
-      <w:r>
-        <w:rPr>
-          <w:rFonts w:asciiTheme="minorHAnsi" w:hAnsiTheme="minorHAnsi" w:cstheme="minorHAnsi"/>
-          <w:i/>
-          <w:iCs/>
-        </w:rPr>
-        <w:t xml:space="preserve"> en </w:t>
-      </w:r>
-      <w:r>
-        <w:rPr>
-          <w:rFonts w:asciiTheme="minorHAnsi" w:hAnsiTheme="minorHAnsi" w:cstheme="minorHAnsi"/>
-          <w:b/>
-          <w:bCs/>
-        </w:rPr>
-        <w:t>${</w:t>
-      </w:r>
-      <w:r>
-        <w:rPr>
-          <w:b/>
-          <w:bCs/>
-          <w:i/>
-          <w:iCs/>
-        </w:rPr>
-        <w:t>HOSPITAL</w:t>
-      </w:r>
-      <w:r>
-        <w:rPr>
-          <w:rFonts w:asciiTheme="minorHAnsi" w:hAnsiTheme="minorHAnsi" w:cstheme="minorHAnsi"/>
-          <w:b/>
-          <w:bCs/>
-        </w:rPr>
-        <w:t>}</w:t>
-      </w:r>
-      <w:r>
-        <w:rPr>
-          <w:rFonts w:asciiTheme="minorHAnsi" w:hAnsiTheme="minorHAnsi" w:cstheme="minorHAnsi"/>
-          <w:b/>
-          <w:i/>
-          <w:iCs/>
-        </w:rPr>
-        <w:fldChar w:fldCharType="begin"/>
-      </w:r>
-      <w:r>
-        <w:rPr>
-          <w:rFonts w:asciiTheme="minorHAnsi" w:hAnsiTheme="minorHAnsi" w:cstheme="minorHAnsi"/>
-          <w:b/>
-          <w:i/>
-          <w:iCs/>
-        </w:rPr>
-        <w:instrText xml:space="preserve"> IF </w:instrText>
-      </w:r>
-      <w:r>
-        <w:rPr>
-          <w:rFonts w:asciiTheme="minorHAnsi" w:hAnsiTheme="minorHAnsi" w:cstheme="minorHAnsi"/>
-          <w:b/>
-          <w:i/>
-          <w:iCs/>
-        </w:rPr>
-        <w:fldChar w:fldCharType="begin"/>
-      </w:r>
-      <w:r>
-        <w:rPr>
-          <w:rFonts w:asciiTheme="minorHAnsi" w:hAnsiTheme="minorHAnsi" w:cstheme="minorHAnsi"/>
-          <w:b/>
-          <w:i/>
-          <w:iCs/>
-        </w:rPr>
-        <w:instrText xml:space="preserve"> MERGEFIELD HOSPITAL </w:instrText>
-      </w:r>
-      <w:r>
-        <w:rPr>
-          <w:rFonts w:asciiTheme="minorHAnsi" w:hAnsiTheme="minorHAnsi" w:cstheme="minorHAnsi"/>
-          <w:b/>
-          <w:i/>
-          <w:iCs/>
-        </w:rPr>
-        <w:fldChar w:fldCharType="separate"/>
-      </w:r>
-      <w:r>
-        <w:rPr>
-          <w:rFonts w:asciiTheme="minorHAnsi" w:hAnsiTheme="minorHAnsi" w:cstheme="minorHAnsi"/>
-          <w:b/>
-          <w:i/>
-          <w:iCs/>
-          <w:noProof/>
-        </w:rPr>
-        <w:instrText>HSJDRionegro</w:instrText>
-      </w:r>
-      <w:r>
-        <w:rPr>
-          <w:rFonts w:asciiTheme="minorHAnsi" w:hAnsiTheme="minorHAnsi" w:cstheme="minorHAnsi"/>
-          <w:b/>
-          <w:i/>
-          <w:iCs/>
-        </w:rPr>
-        <w:fldChar w:fldCharType="end"/>
-      </w:r>
-      <w:r>
-        <w:rPr>
-          <w:rFonts w:asciiTheme="minorHAnsi" w:hAnsiTheme="minorHAnsi" w:cstheme="minorHAnsi"/>
-          <w:b/>
-          <w:i/>
-          <w:iCs/>
-        </w:rPr>
-        <w:instrText xml:space="preserve"> = "BARBOSA" "E.S.E. Hospital San Vicente de Paul - Barbosa (Ant)" </w:instrText>
-      </w:r>
-      <w:r>
-        <w:rPr>
-          <w:rFonts w:asciiTheme="minorHAnsi" w:hAnsiTheme="minorHAnsi" w:cstheme="minorHAnsi"/>
-          <w:b/>
-          <w:i/>
-          <w:iCs/>
-        </w:rPr>
-        <w:fldChar w:fldCharType="end"/>
-      </w:r>
-      <w:r>
-        <w:rPr>
-          <w:rFonts w:asciiTheme="minorHAnsi" w:hAnsiTheme="minorHAnsi" w:cstheme="minorHAnsi"/>
-          <w:b/>
-          <w:i/>
-          <w:iCs/>
-        </w:rPr>
-        <w:fldChar w:fldCharType="begin"/>
-      </w:r>
-      <w:r>
-        <w:rPr>
-          <w:rFonts w:asciiTheme="minorHAnsi" w:hAnsiTheme="minorHAnsi" w:cstheme="minorHAnsi"/>
-          <w:b/>
-          <w:i/>
-          <w:iCs/>
-        </w:rPr>
-        <w:instrText xml:space="preserve"> IF </w:instrText>
-      </w:r>
-      <w:r>
-        <w:rPr>
-          <w:rFonts w:asciiTheme="minorHAnsi" w:hAnsiTheme="minorHAnsi" w:cstheme="minorHAnsi"/>
-          <w:b/>
-          <w:i/>
-          <w:iCs/>
-        </w:rPr>
-        <w:fldChar w:fldCharType="begin"/>
-      </w:r>
-      <w:r>
-        <w:rPr>
-          <w:rFonts w:asciiTheme="minorHAnsi" w:hAnsiTheme="minorHAnsi" w:cstheme="minorHAnsi"/>
-          <w:b/>
-          <w:i/>
-          <w:iCs/>
-        </w:rPr>
-        <w:instrText xml:space="preserve"> MERGEFIELD HOSPITAL </w:instrText>
-      </w:r>
-      <w:r>
-        <w:rPr>
-          <w:rFonts w:asciiTheme="minorHAnsi" w:hAnsiTheme="minorHAnsi" w:cstheme="minorHAnsi"/>
-          <w:b/>
-          <w:i/>
-          <w:iCs/>
-        </w:rPr>
-        <w:fldChar w:fldCharType="separate"/>
-      </w:r>
-      <w:r>
-        <w:rPr>
-          <w:rFonts w:asciiTheme="minorHAnsi" w:hAnsiTheme="minorHAnsi" w:cstheme="minorHAnsi"/>
-          <w:b/>
-          <w:i/>
-          <w:iCs/>
-          <w:noProof/>
-        </w:rPr>
-        <w:instrText>HSJDRionegro</w:instrText>
-      </w:r>
-      <w:r>
-        <w:rPr>
-          <w:rFonts w:asciiTheme="minorHAnsi" w:hAnsiTheme="minorHAnsi" w:cstheme="minorHAnsi"/>
-          <w:b/>
-          <w:i/>
-          <w:iCs/>
-        </w:rPr>
-        <w:fldChar w:fldCharType="end"/>
-      </w:r>
-      <w:r>
-        <w:rPr>
-          <w:rFonts w:asciiTheme="minorHAnsi" w:hAnsiTheme="minorHAnsi" w:cstheme="minorHAnsi"/>
-          <w:b/>
-          <w:i/>
-          <w:iCs/>
-        </w:rPr>
-        <w:instrText xml:space="preserve"> = "PUERTO BERRIO" "E.S.E. Hospital </w:instrText>
-      </w:r>
-      <w:r>
-        <w:rPr>
-          <w:rFonts w:asciiTheme="minorHAnsi" w:hAnsiTheme="minorHAnsi" w:cstheme="minorHAnsi"/>
-          <w:b/>
-          <w:i/>
-          <w:iCs/>
-        </w:rPr>
-        <w:instrText>La Cruz</w:instrText>
-      </w:r>
-      <w:r>
-        <w:rPr>
-          <w:rFonts w:asciiTheme="minorHAnsi" w:hAnsiTheme="minorHAnsi" w:cstheme="minorHAnsi"/>
-          <w:b/>
-          <w:i/>
-          <w:iCs/>
-        </w:rPr>
-        <w:instrText xml:space="preserve">" </w:instrText>
-      </w:r>
-      <w:r>
-        <w:rPr>
-          <w:rFonts w:asciiTheme="minorHAnsi" w:hAnsiTheme="minorHAnsi" w:cstheme="minorHAnsi"/>
-          <w:b/>
-          <w:i/>
-          <w:iCs/>
-        </w:rPr>
-        <w:fldChar w:fldCharType="end"/>
-      </w:r>
-      <w:r>
-        <w:rPr>
-          <w:rFonts w:asciiTheme="minorHAnsi" w:hAnsiTheme="minorHAnsi" w:cstheme="minorHAnsi"/>
-          <w:b/>
-          <w:i/>
-          <w:iCs/>
-        </w:rPr>
-        <w:fldChar w:fldCharType="begin"/>
-      </w:r>
-      <w:r>
-        <w:rPr>
-          <w:rFonts w:asciiTheme="minorHAnsi" w:hAnsiTheme="minorHAnsi" w:cstheme="minorHAnsi"/>
-          <w:b/>
-          <w:i/>
-          <w:iCs/>
-        </w:rPr>
-        <w:instrText xml:space="preserve"> IF </w:instrText>
-      </w:r>
-      <w:r>
-        <w:rPr>
-          <w:rFonts w:asciiTheme="minorHAnsi" w:hAnsiTheme="minorHAnsi" w:cstheme="minorHAnsi"/>
-          <w:b/>
-          <w:i/>
-          <w:iCs/>
-        </w:rPr>
-        <w:fldChar w:fldCharType="begin"/>
-      </w:r>
-      <w:r>
-        <w:rPr>
-          <w:rFonts w:asciiTheme="minorHAnsi" w:hAnsiTheme="minorHAnsi" w:cstheme="minorHAnsi"/>
-          <w:b/>
-          <w:i/>
-          <w:iCs/>
-        </w:rPr>
-        <w:instrText xml:space="preserve"> MERGEFIELD HOSPITAL </w:instrText>
-      </w:r>
-      <w:r>
-        <w:rPr>
-          <w:rFonts w:asciiTheme="minorHAnsi" w:hAnsiTheme="minorHAnsi" w:cstheme="minorHAnsi"/>
-          <w:b/>
-          <w:i/>
-          <w:iCs/>
-        </w:rPr>
-        <w:fldChar w:fldCharType="separate"/>
-      </w:r>
-      <w:r>
-        <w:rPr>
-          <w:rFonts w:asciiTheme="minorHAnsi" w:hAnsiTheme="minorHAnsi" w:cstheme="minorHAnsi"/>
-          <w:b/>
-          <w:i/>
-          <w:iCs/>
-          <w:noProof/>
-        </w:rPr>
-        <w:instrText>HSJDRionegro</w:instrText>
-      </w:r>
-      <w:r>
-        <w:rPr>
-          <w:rFonts w:asciiTheme="minorHAnsi" w:hAnsiTheme="minorHAnsi" w:cstheme="minorHAnsi"/>
-          <w:b/>
-          <w:i/>
-          <w:iCs/>
-        </w:rPr>
-        <w:fldChar w:fldCharType="end"/>
-      </w:r>
-      <w:r>
-        <w:rPr>
-          <w:rFonts w:asciiTheme="minorHAnsi" w:hAnsiTheme="minorHAnsi" w:cstheme="minorHAnsi"/>
-          <w:b/>
-          <w:i/>
-          <w:iCs/>
-        </w:rPr>
-        <w:instrText xml:space="preserve"> = "ABEJORRAL</w:instrText>
-      </w:r>
-      <w:r>
-        <w:rPr>
-          <w:rFonts w:asciiTheme="minorHAnsi" w:hAnsiTheme="minorHAnsi" w:cstheme="minorHAnsi"/>
-          <w:b/>
-          <w:i/>
-          <w:iCs/>
-        </w:rPr>
-        <w:instrText xml:space="preserve"> SP</w:instrText>
-      </w:r>
-      <w:r>
-        <w:rPr>
-          <w:rFonts w:asciiTheme="minorHAnsi" w:hAnsiTheme="minorHAnsi" w:cstheme="minorHAnsi"/>
-          <w:b/>
-          <w:i/>
-          <w:iCs/>
-        </w:rPr>
-        <w:instrText xml:space="preserve">" "E.S.E. Hospital San Juan De Dios Abejorral" </w:instrText>
-      </w:r>
-      <w:r>
-        <w:rPr>
-          <w:rFonts w:asciiTheme="minorHAnsi" w:hAnsiTheme="minorHAnsi" w:cstheme="minorHAnsi"/>
-          <w:b/>
-          <w:i/>
-          <w:iCs/>
-        </w:rPr>
-        <w:fldChar w:fldCharType="end"/>
-      </w:r>
-      <w:r>
-        <w:rPr>
-          <w:rFonts w:asciiTheme="minorHAnsi" w:hAnsiTheme="minorHAnsi" w:cstheme="minorHAnsi"/>
-          <w:b/>
-          <w:i/>
-          <w:iCs/>
-        </w:rPr>
-        <w:fldChar w:fldCharType="begin"/>
-      </w:r>
-      <w:r>
-        <w:rPr>
-          <w:rFonts w:asciiTheme="minorHAnsi" w:hAnsiTheme="minorHAnsi" w:cstheme="minorHAnsi"/>
-          <w:b/>
-          <w:i/>
-          <w:iCs/>
-        </w:rPr>
-        <w:instrText xml:space="preserve"> IF </w:instrText>
-      </w:r>
-      <w:r>
-        <w:rPr>
-          <w:rFonts w:asciiTheme="minorHAnsi" w:hAnsiTheme="minorHAnsi" w:cstheme="minorHAnsi"/>
-          <w:b/>
-          <w:i/>
-          <w:iCs/>
-        </w:rPr>
-        <w:fldChar w:fldCharType="begin"/>
-      </w:r>
-      <w:r>
-        <w:rPr>
-          <w:rFonts w:asciiTheme="minorHAnsi" w:hAnsiTheme="minorHAnsi" w:cstheme="minorHAnsi"/>
-          <w:b/>
-          <w:i/>
-          <w:iCs/>
-        </w:rPr>
-        <w:instrText xml:space="preserve"> MERGEFIELD HOSPITAL </w:instrText>
-      </w:r>
-      <w:r>
-        <w:rPr>
-          <w:rFonts w:asciiTheme="minorHAnsi" w:hAnsiTheme="minorHAnsi" w:cstheme="minorHAnsi"/>
-          <w:b/>
-          <w:i/>
-          <w:iCs/>
-        </w:rPr>
-        <w:fldChar w:fldCharType="separate"/>
-      </w:r>
-      <w:r>
-        <w:rPr>
-          <w:rFonts w:asciiTheme="minorHAnsi" w:hAnsiTheme="minorHAnsi" w:cstheme="minorHAnsi"/>
-          <w:b/>
-          <w:i/>
-          <w:iCs/>
-          <w:noProof/>
-        </w:rPr>
-        <w:instrText>HSJDRionegro</w:instrText>
-      </w:r>
-      <w:r>
-        <w:rPr>
-          <w:rFonts w:asciiTheme="minorHAnsi" w:hAnsiTheme="minorHAnsi" w:cstheme="minorHAnsi"/>
-          <w:b/>
-          <w:i/>
-          <w:iCs/>
-        </w:rPr>
-        <w:fldChar w:fldCharType="end"/>
-      </w:r>
-      <w:r>
-        <w:rPr>
-          <w:rFonts w:asciiTheme="minorHAnsi" w:hAnsiTheme="minorHAnsi" w:cstheme="minorHAnsi"/>
-          <w:b/>
-          <w:i/>
-          <w:iCs/>
-        </w:rPr>
-        <w:instrText xml:space="preserve"> = "ABEJORRAL - BUEN COMIENZO" "E.S.E. Hospital San Juan de Dios Abejorral</w:instrText>
-      </w:r>
-      <w:r>
-        <w:rPr>
-          <w:rFonts w:asciiTheme="minorHAnsi" w:hAnsiTheme="minorHAnsi" w:cstheme="minorHAnsi"/>
-          <w:b/>
-          <w:i/>
-          <w:iCs/>
-        </w:rPr>
-        <w:instrText xml:space="preserve"> - Programa Buen Comienzo</w:instrText>
-      </w:r>
-      <w:r>
-        <w:rPr>
-          <w:rFonts w:asciiTheme="minorHAnsi" w:hAnsiTheme="minorHAnsi" w:cstheme="minorHAnsi"/>
-          <w:b/>
-          <w:i/>
-          <w:iCs/>
-        </w:rPr>
-        <w:instrText xml:space="preserve">" </w:instrText>
-      </w:r>
-      <w:r>
-        <w:rPr>
-          <w:rFonts w:asciiTheme="minorHAnsi" w:hAnsiTheme="minorHAnsi" w:cstheme="minorHAnsi"/>
-          <w:b/>
-          <w:i/>
-          <w:iCs/>
-        </w:rPr>
-        <w:fldChar w:fldCharType="end"/>
-      </w:r>
-      <w:r>
-        <w:rPr>
-          <w:rFonts w:asciiTheme="minorHAnsi" w:hAnsiTheme="minorHAnsi" w:cstheme="minorHAnsi"/>
-          <w:b/>
-          <w:i/>
-          <w:iCs/>
-        </w:rPr>
-        <w:fldChar w:fldCharType="begin"/>
-      </w:r>
-      <w:r>
-        <w:rPr>
-          <w:rFonts w:asciiTheme="minorHAnsi" w:hAnsiTheme="minorHAnsi" w:cstheme="minorHAnsi"/>
-          <w:b/>
-          <w:i/>
-          <w:iCs/>
-        </w:rPr>
-        <w:instrText xml:space="preserve"> IF </w:instrText>
-      </w:r>
-      <w:r>
-        <w:rPr>
-          <w:rFonts w:asciiTheme="minorHAnsi" w:hAnsiTheme="minorHAnsi" w:cstheme="minorHAnsi"/>
-          <w:b/>
-          <w:i/>
-          <w:iCs/>
-        </w:rPr>
-        <w:fldChar w:fldCharType="begin"/>
-      </w:r>
-      <w:r>
-        <w:rPr>
-          <w:rFonts w:asciiTheme="minorHAnsi" w:hAnsiTheme="minorHAnsi" w:cstheme="minorHAnsi"/>
-          <w:b/>
-          <w:i/>
-          <w:iCs/>
-        </w:rPr>
-        <w:instrText xml:space="preserve"> MERGEFIELD HOSPITAL </w:instrText>
-      </w:r>
-      <w:r>
-        <w:rPr>
-          <w:rFonts w:asciiTheme="minorHAnsi" w:hAnsiTheme="minorHAnsi" w:cstheme="minorHAnsi"/>
-          <w:b/>
-          <w:i/>
-          <w:iCs/>
-        </w:rPr>
-        <w:fldChar w:fldCharType="separate"/>
-      </w:r>
-      <w:r>
-        <w:rPr>
-          <w:rFonts w:asciiTheme="minorHAnsi" w:hAnsiTheme="minorHAnsi" w:cstheme="minorHAnsi"/>
-          <w:b/>
-          <w:i/>
-          <w:iCs/>
-          <w:noProof/>
-        </w:rPr>
-        <w:instrText>HSJDRionegro</w:instrText>
-      </w:r>
-      <w:r>
-        <w:rPr>
-          <w:rFonts w:asciiTheme="minorHAnsi" w:hAnsiTheme="minorHAnsi" w:cstheme="minorHAnsi"/>
-          <w:b/>
-          <w:i/>
-          <w:iCs/>
-        </w:rPr>
-        <w:fldChar w:fldCharType="end"/>
-      </w:r>
-      <w:r>
-        <w:rPr>
-          <w:rFonts w:asciiTheme="minorHAnsi" w:hAnsiTheme="minorHAnsi" w:cstheme="minorHAnsi"/>
-          <w:b/>
-          <w:i/>
-          <w:iCs/>
-        </w:rPr>
-        <w:instrText xml:space="preserve"> = "ABEJORRAL - SALUD P." "E.S.E. Hospital San Juan de Dios Abejorral</w:instrText>
-      </w:r>
-      <w:r>
-        <w:rPr>
-          <w:rFonts w:asciiTheme="minorHAnsi" w:hAnsiTheme="minorHAnsi" w:cstheme="minorHAnsi"/>
-          <w:b/>
-          <w:i/>
-          <w:iCs/>
-        </w:rPr>
-        <w:instrText xml:space="preserve"> - Programa Salud Pública</w:instrText>
-      </w:r>
-      <w:r>
-        <w:rPr>
-          <w:rFonts w:asciiTheme="minorHAnsi" w:hAnsiTheme="minorHAnsi" w:cstheme="minorHAnsi"/>
-          <w:b/>
-          <w:i/>
-          <w:iCs/>
-        </w:rPr>
-        <w:instrText xml:space="preserve">" </w:instrText>
-      </w:r>
-      <w:r>
-        <w:rPr>
-          <w:rFonts w:asciiTheme="minorHAnsi" w:hAnsiTheme="minorHAnsi" w:cstheme="minorHAnsi"/>
-          <w:b/>
-          <w:i/>
-          <w:iCs/>
-        </w:rPr>
-        <w:fldChar w:fldCharType="end"/>
-      </w:r>
-      <w:r>
-        <w:rPr>
-          <w:rFonts w:asciiTheme="minorHAnsi" w:hAnsiTheme="minorHAnsi" w:cstheme="minorHAnsi"/>
-          <w:b/>
-          <w:i/>
-          <w:iCs/>
-        </w:rPr>
-        <w:fldChar w:fldCharType="begin"/>
-      </w:r>
-      <w:r>
-        <w:rPr>
-          <w:rFonts w:asciiTheme="minorHAnsi" w:hAnsiTheme="minorHAnsi" w:cstheme="minorHAnsi"/>
-          <w:b/>
-          <w:i/>
-          <w:iCs/>
-        </w:rPr>
-        <w:instrText xml:space="preserve"> IF </w:instrText>
-      </w:r>
-      <w:r>
-        <w:rPr>
-          <w:rFonts w:asciiTheme="minorHAnsi" w:hAnsiTheme="minorHAnsi" w:cstheme="minorHAnsi"/>
-          <w:b/>
-          <w:i/>
-          <w:iCs/>
-        </w:rPr>
-        <w:fldChar w:fldCharType="begin"/>
-      </w:r>
-      <w:r>
-        <w:rPr>
-          <w:rFonts w:asciiTheme="minorHAnsi" w:hAnsiTheme="minorHAnsi" w:cstheme="minorHAnsi"/>
-          <w:b/>
-          <w:i/>
-          <w:iCs/>
-        </w:rPr>
-        <w:instrText xml:space="preserve"> MERGEFIELD HOSPITAL </w:instrText>
-      </w:r>
-      <w:r>
-        <w:rPr>
-          <w:rFonts w:asciiTheme="minorHAnsi" w:hAnsiTheme="minorHAnsi" w:cstheme="minorHAnsi"/>
-          <w:b/>
-          <w:i/>
-          <w:iCs/>
-        </w:rPr>
-        <w:fldChar w:fldCharType="separate"/>
-      </w:r>
-      <w:r>
-        <w:rPr>
-          <w:rFonts w:asciiTheme="minorHAnsi" w:hAnsiTheme="minorHAnsi" w:cstheme="minorHAnsi"/>
-          <w:b/>
-          <w:i/>
-          <w:iCs/>
-          <w:noProof/>
-        </w:rPr>
-        <w:instrText>HSJDRionegro</w:instrText>
-      </w:r>
-      <w:r>
-        <w:rPr>
-          <w:rFonts w:asciiTheme="minorHAnsi" w:hAnsiTheme="minorHAnsi" w:cstheme="minorHAnsi"/>
-          <w:b/>
-          <w:i/>
-          <w:iCs/>
-        </w:rPr>
-        <w:fldChar w:fldCharType="end"/>
-      </w:r>
-      <w:r>
-        <w:rPr>
-          <w:rFonts w:asciiTheme="minorHAnsi" w:hAnsiTheme="minorHAnsi" w:cstheme="minorHAnsi"/>
-          <w:b/>
-          <w:i/>
-          <w:iCs/>
-        </w:rPr>
-        <w:instrText xml:space="preserve"> = "BETANIA" "E.S.E. Hospital San Antonio de Betania" </w:instrText>
-      </w:r>
-      <w:r>
-        <w:rPr>
-          <w:rFonts w:asciiTheme="minorHAnsi" w:hAnsiTheme="minorHAnsi" w:cstheme="minorHAnsi"/>
-          <w:b/>
-          <w:i/>
-          <w:iCs/>
-        </w:rPr>
-        <w:fldChar w:fldCharType="end"/>
-      </w:r>
-      <w:r>
-        <w:rPr>
-          <w:rFonts w:asciiTheme="minorHAnsi" w:hAnsiTheme="minorHAnsi" w:cstheme="minorHAnsi"/>
-          <w:b/>
-          <w:i/>
-          <w:iCs/>
-        </w:rPr>
-        <w:fldChar w:fldCharType="begin"/>
-      </w:r>
-      <w:r>
-        <w:rPr>
-          <w:rFonts w:asciiTheme="minorHAnsi" w:hAnsiTheme="minorHAnsi" w:cstheme="minorHAnsi"/>
-          <w:b/>
-          <w:i/>
-          <w:iCs/>
-        </w:rPr>
-        <w:instrText xml:space="preserve"> IF </w:instrText>
-      </w:r>
-      <w:r>
-        <w:rPr>
-          <w:rFonts w:asciiTheme="minorHAnsi" w:hAnsiTheme="minorHAnsi" w:cstheme="minorHAnsi"/>
-          <w:b/>
-          <w:i/>
-          <w:iCs/>
-        </w:rPr>
-        <w:fldChar w:fldCharType="begin"/>
-      </w:r>
-      <w:r>
-        <w:rPr>
-          <w:rFonts w:asciiTheme="minorHAnsi" w:hAnsiTheme="minorHAnsi" w:cstheme="minorHAnsi"/>
-          <w:b/>
-          <w:i/>
-          <w:iCs/>
-        </w:rPr>
-        <w:instrText xml:space="preserve"> MERGEFIELD HOSPITAL </w:instrText>
-      </w:r>
-      <w:r>
-        <w:rPr>
-          <w:rFonts w:asciiTheme="minorHAnsi" w:hAnsiTheme="minorHAnsi" w:cstheme="minorHAnsi"/>
-          <w:b/>
-          <w:i/>
-          <w:iCs/>
-        </w:rPr>
-        <w:fldChar w:fldCharType="separate"/>
-      </w:r>
-      <w:r>
-        <w:rPr>
-          <w:rFonts w:asciiTheme="minorHAnsi" w:hAnsiTheme="minorHAnsi" w:cstheme="minorHAnsi"/>
-          <w:b/>
-          <w:i/>
-          <w:iCs/>
-          <w:noProof/>
-        </w:rPr>
-        <w:instrText>HSJDRionegro</w:instrText>
-      </w:r>
-      <w:r>
-        <w:rPr>
-          <w:rFonts w:asciiTheme="minorHAnsi" w:hAnsiTheme="minorHAnsi" w:cstheme="minorHAnsi"/>
-          <w:b/>
-          <w:i/>
-          <w:iCs/>
-        </w:rPr>
-        <w:fldChar w:fldCharType="end"/>
-      </w:r>
-      <w:r>
-        <w:rPr>
-          <w:rFonts w:asciiTheme="minorHAnsi" w:hAnsiTheme="minorHAnsi" w:cstheme="minorHAnsi"/>
-          <w:b/>
-          <w:i/>
-          <w:iCs/>
-        </w:rPr>
-        <w:instrText xml:space="preserve"> = "BETANIA - BUEN COMIENZO" "E.S.E. Hospital San Antonio de Betania" </w:instrText>
-      </w:r>
-      <w:r>
-        <w:rPr>
-          <w:rFonts w:asciiTheme="minorHAnsi" w:hAnsiTheme="minorHAnsi" w:cstheme="minorHAnsi"/>
-          <w:b/>
-          <w:i/>
-          <w:iCs/>
-        </w:rPr>
-        <w:fldChar w:fldCharType="end"/>
-      </w:r>
-      <w:r>
-        <w:rPr>
-          <w:rFonts w:asciiTheme="minorHAnsi" w:hAnsiTheme="minorHAnsi" w:cstheme="minorHAnsi"/>
-          <w:b/>
-          <w:i/>
-          <w:iCs/>
-        </w:rPr>
-        <w:fldChar w:fldCharType="begin"/>
-      </w:r>
-      <w:r>
-        <w:rPr>
-          <w:rFonts w:asciiTheme="minorHAnsi" w:hAnsiTheme="minorHAnsi" w:cstheme="minorHAnsi"/>
-          <w:b/>
-          <w:i/>
-          <w:iCs/>
-        </w:rPr>
-        <w:instrText xml:space="preserve"> IF </w:instrText>
-      </w:r>
-      <w:r>
-        <w:rPr>
-          <w:rFonts w:asciiTheme="minorHAnsi" w:hAnsiTheme="minorHAnsi" w:cstheme="minorHAnsi"/>
-          <w:b/>
-          <w:i/>
-          <w:iCs/>
-        </w:rPr>
-        <w:fldChar w:fldCharType="begin"/>
-      </w:r>
-      <w:r>
-        <w:rPr>
-          <w:rFonts w:asciiTheme="minorHAnsi" w:hAnsiTheme="minorHAnsi" w:cstheme="minorHAnsi"/>
-          <w:b/>
-          <w:i/>
-          <w:iCs/>
-        </w:rPr>
-        <w:instrText xml:space="preserve"> MERGEFIELD HOSPITAL </w:instrText>
-      </w:r>
-      <w:r>
-        <w:rPr>
-          <w:rFonts w:asciiTheme="minorHAnsi" w:hAnsiTheme="minorHAnsi" w:cstheme="minorHAnsi"/>
-          <w:b/>
-          <w:i/>
-          <w:iCs/>
-        </w:rPr>
-        <w:fldChar w:fldCharType="separate"/>
-      </w:r>
-      <w:r>
-        <w:rPr>
-          <w:rFonts w:asciiTheme="minorHAnsi" w:hAnsiTheme="minorHAnsi" w:cstheme="minorHAnsi"/>
-          <w:b/>
-          <w:i/>
-          <w:iCs/>
-          <w:noProof/>
-        </w:rPr>
-        <w:instrText>HSJDRionegro</w:instrText>
-      </w:r>
-      <w:r>
-        <w:rPr>
-          <w:rFonts w:asciiTheme="minorHAnsi" w:hAnsiTheme="minorHAnsi" w:cstheme="minorHAnsi"/>
-          <w:b/>
-          <w:i/>
-          <w:iCs/>
-        </w:rPr>
-        <w:fldChar w:fldCharType="end"/>
-      </w:r>
-      <w:r>
-        <w:rPr>
-          <w:rFonts w:asciiTheme="minorHAnsi" w:hAnsiTheme="minorHAnsi" w:cstheme="minorHAnsi"/>
-          <w:b/>
-          <w:i/>
-          <w:iCs/>
-        </w:rPr>
-        <w:instrText xml:space="preserve"> = "</w:instrText>
-      </w:r>
-      <w:r>
-        <w:rPr>
-          <w:rFonts w:asciiTheme="minorHAnsi" w:hAnsiTheme="minorHAnsi" w:cstheme="minorHAnsi"/>
-          <w:b/>
-          <w:i/>
-          <w:iCs/>
-          <w:color w:val="000000"/>
-        </w:rPr>
-        <w:instrText>COPACABANA</w:instrText>
-      </w:r>
-      <w:r>
-        <w:rPr>
-          <w:rFonts w:asciiTheme="minorHAnsi" w:hAnsiTheme="minorHAnsi" w:cstheme="minorHAnsi"/>
-          <w:b/>
-          <w:i/>
-          <w:iCs/>
-        </w:rPr>
-        <w:instrText>" "</w:instrText>
-      </w:r>
-      <w:r>
-        <w:rPr>
-          <w:rFonts w:asciiTheme="minorHAnsi" w:hAnsiTheme="minorHAnsi" w:cstheme="minorHAnsi"/>
-          <w:b/>
-          <w:i/>
-          <w:iCs/>
-          <w:color w:val="000000"/>
-        </w:rPr>
-        <w:instrText>E.S.E. Hospital Santa Margarita</w:instrText>
-      </w:r>
-      <w:r>
-        <w:rPr>
-          <w:rFonts w:asciiTheme="minorHAnsi" w:hAnsiTheme="minorHAnsi" w:cstheme="minorHAnsi"/>
-          <w:b/>
-          <w:i/>
-          <w:iCs/>
-        </w:rPr>
-        <w:instrText xml:space="preserve">" </w:instrText>
-      </w:r>
-      <w:r>
-        <w:rPr>
-          <w:rFonts w:asciiTheme="minorHAnsi" w:hAnsiTheme="minorHAnsi" w:cstheme="minorHAnsi"/>
-          <w:b/>
-          <w:i/>
-          <w:iCs/>
-        </w:rPr>
-        <w:fldChar w:fldCharType="end"/>
-      </w:r>
-      <w:r>
-        <w:rPr>
-          <w:rFonts w:asciiTheme="minorHAnsi" w:hAnsiTheme="minorHAnsi" w:cstheme="minorHAnsi"/>
-          <w:b/>
-          <w:i/>
-          <w:iCs/>
-        </w:rPr>
-        <w:fldChar w:fldCharType="begin"/>
-      </w:r>
-      <w:r>
-        <w:rPr>
-          <w:rFonts w:asciiTheme="minorHAnsi" w:hAnsiTheme="minorHAnsi" w:cstheme="minorHAnsi"/>
-          <w:b/>
-          <w:i/>
-          <w:iCs/>
-        </w:rPr>
-        <w:instrText xml:space="preserve"> IF </w:instrText>
-      </w:r>
-      <w:r>
-        <w:rPr>
-          <w:rFonts w:asciiTheme="minorHAnsi" w:hAnsiTheme="minorHAnsi" w:cstheme="minorHAnsi"/>
-          <w:b/>
-          <w:i/>
-          <w:iCs/>
-        </w:rPr>
-        <w:fldChar w:fldCharType="begin"/>
-      </w:r>
-      <w:r>
-        <w:rPr>
-          <w:rFonts w:asciiTheme="minorHAnsi" w:hAnsiTheme="minorHAnsi" w:cstheme="minorHAnsi"/>
-          <w:b/>
-          <w:i/>
-          <w:iCs/>
-        </w:rPr>
-        <w:instrText xml:space="preserve"> MERGEFIELD HOSPITAL </w:instrText>
-      </w:r>
-      <w:r>
-        <w:rPr>
-          <w:rFonts w:asciiTheme="minorHAnsi" w:hAnsiTheme="minorHAnsi" w:cstheme="minorHAnsi"/>
-          <w:b/>
-          <w:i/>
-          <w:iCs/>
-        </w:rPr>
-        <w:fldChar w:fldCharType="separate"/>
-      </w:r>
-      <w:r>
-        <w:rPr>
-          <w:rFonts w:asciiTheme="minorHAnsi" w:hAnsiTheme="minorHAnsi" w:cstheme="minorHAnsi"/>
-          <w:b/>
-          <w:i/>
-          <w:iCs/>
-          <w:noProof/>
-        </w:rPr>
-        <w:instrText>HSJDRionegro</w:instrText>
-      </w:r>
-      <w:r>
-        <w:rPr>
-          <w:rFonts w:asciiTheme="minorHAnsi" w:hAnsiTheme="minorHAnsi" w:cstheme="minorHAnsi"/>
-          <w:b/>
-          <w:i/>
-          <w:iCs/>
-        </w:rPr>
-        <w:fldChar w:fldCharType="end"/>
-      </w:r>
-      <w:r>
-        <w:rPr>
-          <w:rFonts w:asciiTheme="minorHAnsi" w:hAnsiTheme="minorHAnsi" w:cstheme="minorHAnsi"/>
-          <w:b/>
-          <w:i/>
-          <w:iCs/>
-        </w:rPr>
-        <w:instrText xml:space="preserve"> = "</w:instrText>
-      </w:r>
-      <w:r>
-        <w:rPr>
-          <w:rFonts w:asciiTheme="minorHAnsi" w:hAnsiTheme="minorHAnsi" w:cstheme="minorHAnsi"/>
-          <w:b/>
-          <w:i/>
-          <w:iCs/>
-          <w:color w:val="000000"/>
-        </w:rPr>
-        <w:instrText>COPACABANA - SALUD P.</w:instrText>
-      </w:r>
-      <w:r>
-        <w:rPr>
-          <w:rFonts w:asciiTheme="minorHAnsi" w:hAnsiTheme="minorHAnsi" w:cstheme="minorHAnsi"/>
-          <w:b/>
-          <w:i/>
-          <w:iCs/>
-        </w:rPr>
-        <w:instrText>" "</w:instrText>
-      </w:r>
-      <w:r>
-        <w:rPr>
-          <w:rFonts w:asciiTheme="minorHAnsi" w:hAnsiTheme="minorHAnsi" w:cstheme="minorHAnsi"/>
-          <w:b/>
-          <w:i/>
-          <w:iCs/>
-          <w:color w:val="000000"/>
-        </w:rPr>
-        <w:instrText>E.S.E. Hospital Santa Margarita</w:instrText>
-      </w:r>
-      <w:r>
-        <w:rPr>
-          <w:rFonts w:asciiTheme="minorHAnsi" w:hAnsiTheme="minorHAnsi" w:cstheme="minorHAnsi"/>
-          <w:b/>
-          <w:i/>
-          <w:iCs/>
-          <w:color w:val="000000"/>
-        </w:rPr>
-        <w:instrText xml:space="preserve"> - Programa Salud Pública</w:instrText>
-      </w:r>
-      <w:r>
-        <w:rPr>
-          <w:rFonts w:asciiTheme="minorHAnsi" w:hAnsiTheme="minorHAnsi" w:cstheme="minorHAnsi"/>
-          <w:b/>
-          <w:i/>
-          <w:iCs/>
-        </w:rPr>
-        <w:instrText xml:space="preserve">" </w:instrText>
-      </w:r>
-      <w:r>
-        <w:rPr>
-          <w:rFonts w:asciiTheme="minorHAnsi" w:hAnsiTheme="minorHAnsi" w:cstheme="minorHAnsi"/>
-          <w:b/>
-          <w:i/>
-          <w:iCs/>
-        </w:rPr>
-        <w:fldChar w:fldCharType="end"/>
-      </w:r>
-      <w:r>
-        <w:rPr>
-          <w:rFonts w:asciiTheme="minorHAnsi" w:hAnsiTheme="minorHAnsi" w:cstheme="minorHAnsi"/>
-          <w:b/>
-          <w:i/>
-          <w:iCs/>
-        </w:rPr>
-        <w:fldChar w:fldCharType="begin"/>
-      </w:r>
-      <w:r>
-        <w:rPr>
-          <w:rFonts w:asciiTheme="minorHAnsi" w:hAnsiTheme="minorHAnsi" w:cstheme="minorHAnsi"/>
-          <w:b/>
-          <w:i/>
-          <w:iCs/>
-        </w:rPr>
-        <w:instrText xml:space="preserve"> IF </w:instrText>
-      </w:r>
-      <w:r>
-        <w:rPr>
-          <w:rFonts w:asciiTheme="minorHAnsi" w:hAnsiTheme="minorHAnsi" w:cstheme="minorHAnsi"/>
-          <w:b/>
-          <w:i/>
-          <w:iCs/>
-        </w:rPr>
-        <w:fldChar w:fldCharType="begin"/>
-      </w:r>
-      <w:r>
-        <w:rPr>
-          <w:rFonts w:asciiTheme="minorHAnsi" w:hAnsiTheme="minorHAnsi" w:cstheme="minorHAnsi"/>
-          <w:b/>
-          <w:i/>
-          <w:iCs/>
-        </w:rPr>
-        <w:instrText xml:space="preserve"> MERGEFIELD HOSPITAL </w:instrText>
-      </w:r>
-      <w:r>
-        <w:rPr>
-          <w:rFonts w:asciiTheme="minorHAnsi" w:hAnsiTheme="minorHAnsi" w:cstheme="minorHAnsi"/>
-          <w:b/>
-          <w:i/>
-          <w:iCs/>
-        </w:rPr>
-        <w:fldChar w:fldCharType="separate"/>
-      </w:r>
-      <w:r>
-        <w:rPr>
-          <w:rFonts w:asciiTheme="minorHAnsi" w:hAnsiTheme="minorHAnsi" w:cstheme="minorHAnsi"/>
-          <w:b/>
-          <w:i/>
-          <w:iCs/>
-          <w:noProof/>
-        </w:rPr>
-        <w:instrText>HSJDRionegro</w:instrText>
-      </w:r>
-      <w:r>
-        <w:rPr>
-          <w:rFonts w:asciiTheme="minorHAnsi" w:hAnsiTheme="minorHAnsi" w:cstheme="minorHAnsi"/>
-          <w:b/>
-          <w:i/>
-          <w:iCs/>
-        </w:rPr>
-        <w:fldChar w:fldCharType="end"/>
-      </w:r>
-      <w:r>
-        <w:rPr>
-          <w:rFonts w:asciiTheme="minorHAnsi" w:hAnsiTheme="minorHAnsi" w:cstheme="minorHAnsi"/>
-          <w:b/>
-          <w:i/>
-          <w:iCs/>
-        </w:rPr>
-        <w:instrText xml:space="preserve"> = "</w:instrText>
-      </w:r>
-      <w:r>
-        <w:rPr>
-          <w:rFonts w:asciiTheme="minorHAnsi" w:hAnsiTheme="minorHAnsi" w:cstheme="minorHAnsi"/>
-          <w:b/>
-          <w:i/>
-          <w:iCs/>
-          <w:color w:val="000000"/>
-        </w:rPr>
-        <w:instrText>ITAGUI</w:instrText>
-      </w:r>
-      <w:r>
-        <w:rPr>
-          <w:rFonts w:asciiTheme="minorHAnsi" w:hAnsiTheme="minorHAnsi" w:cstheme="minorHAnsi"/>
-          <w:b/>
-          <w:i/>
-          <w:iCs/>
-        </w:rPr>
-        <w:instrText>" "</w:instrText>
-      </w:r>
-      <w:r>
-        <w:rPr>
-          <w:rFonts w:asciiTheme="minorHAnsi" w:hAnsiTheme="minorHAnsi" w:cstheme="minorHAnsi"/>
-          <w:b/>
-          <w:i/>
-          <w:iCs/>
-          <w:color w:val="000000"/>
-        </w:rPr>
-        <w:instrText>E.S.E. Hospital San Rafael Itagui</w:instrText>
-      </w:r>
-      <w:r>
-        <w:rPr>
-          <w:rFonts w:asciiTheme="minorHAnsi" w:hAnsiTheme="minorHAnsi" w:cstheme="minorHAnsi"/>
-          <w:b/>
-          <w:i/>
-          <w:iCs/>
-        </w:rPr>
-        <w:instrText xml:space="preserve">" </w:instrText>
-      </w:r>
-      <w:r>
-        <w:rPr>
-          <w:rFonts w:asciiTheme="minorHAnsi" w:hAnsiTheme="minorHAnsi" w:cstheme="minorHAnsi"/>
-          <w:b/>
-          <w:i/>
-          <w:iCs/>
-        </w:rPr>
-        <w:fldChar w:fldCharType="end"/>
-      </w:r>
-      <w:r>
-        <w:rPr>
-          <w:rFonts w:asciiTheme="minorHAnsi" w:hAnsiTheme="minorHAnsi" w:cstheme="minorHAnsi"/>
-          <w:b/>
-          <w:i/>
-          <w:iCs/>
-        </w:rPr>
-        <w:fldChar w:fldCharType="begin"/>
-      </w:r>
-      <w:r>
-        <w:rPr>
-          <w:rFonts w:asciiTheme="minorHAnsi" w:hAnsiTheme="minorHAnsi" w:cstheme="minorHAnsi"/>
-          <w:b/>
-          <w:i/>
-          <w:iCs/>
-        </w:rPr>
-        <w:instrText xml:space="preserve"> IF </w:instrText>
-      </w:r>
-      <w:r>
-        <w:rPr>
-          <w:rFonts w:asciiTheme="minorHAnsi" w:hAnsiTheme="minorHAnsi" w:cstheme="minorHAnsi"/>
-          <w:b/>
-          <w:i/>
-          <w:iCs/>
-        </w:rPr>
-        <w:fldChar w:fldCharType="begin"/>
-      </w:r>
-      <w:r>
-        <w:rPr>
-          <w:rFonts w:asciiTheme="minorHAnsi" w:hAnsiTheme="minorHAnsi" w:cstheme="minorHAnsi"/>
-          <w:b/>
-          <w:i/>
-          <w:iCs/>
-        </w:rPr>
-        <w:instrText xml:space="preserve"> MERGEFIELD HOSPITAL </w:instrText>
-      </w:r>
-      <w:r>
-        <w:rPr>
-          <w:rFonts w:asciiTheme="minorHAnsi" w:hAnsiTheme="minorHAnsi" w:cstheme="minorHAnsi"/>
-          <w:b/>
-          <w:i/>
-          <w:iCs/>
-        </w:rPr>
-        <w:fldChar w:fldCharType="separate"/>
-      </w:r>
-      <w:r>
-        <w:rPr>
-          <w:rFonts w:asciiTheme="minorHAnsi" w:hAnsiTheme="minorHAnsi" w:cstheme="minorHAnsi"/>
-          <w:b/>
-          <w:i/>
-          <w:iCs/>
-          <w:noProof/>
-        </w:rPr>
-        <w:instrText>HSJDRionegro</w:instrText>
-      </w:r>
-      <w:r>
-        <w:rPr>
-          <w:rFonts w:asciiTheme="minorHAnsi" w:hAnsiTheme="minorHAnsi" w:cstheme="minorHAnsi"/>
-          <w:b/>
-          <w:i/>
-          <w:iCs/>
-        </w:rPr>
-        <w:fldChar w:fldCharType="end"/>
-      </w:r>
-      <w:r>
-        <w:rPr>
-          <w:rFonts w:asciiTheme="minorHAnsi" w:hAnsiTheme="minorHAnsi" w:cstheme="minorHAnsi"/>
-          <w:b/>
-          <w:i/>
-          <w:iCs/>
-        </w:rPr>
-        <w:instrText xml:space="preserve"> = "</w:instrText>
-      </w:r>
-      <w:r>
-        <w:rPr>
-          <w:rFonts w:asciiTheme="minorHAnsi" w:hAnsiTheme="minorHAnsi" w:cstheme="minorHAnsi"/>
-          <w:b/>
-          <w:i/>
-          <w:iCs/>
-          <w:color w:val="000000"/>
-        </w:rPr>
-        <w:instrText>SAMEIN</w:instrText>
-      </w:r>
-      <w:r>
-        <w:rPr>
-          <w:rFonts w:asciiTheme="minorHAnsi" w:hAnsiTheme="minorHAnsi" w:cstheme="minorHAnsi"/>
-          <w:b/>
-          <w:i/>
-          <w:iCs/>
-        </w:rPr>
-        <w:instrText>" "</w:instrText>
-      </w:r>
-      <w:r>
-        <w:rPr>
-          <w:rFonts w:asciiTheme="minorHAnsi" w:hAnsiTheme="minorHAnsi" w:cstheme="minorHAnsi"/>
-          <w:b/>
-          <w:i/>
-          <w:iCs/>
-          <w:color w:val="000000"/>
-        </w:rPr>
-        <w:instrText>I.P.S. Samein S.A.</w:instrText>
-      </w:r>
-      <w:r>
-        <w:rPr>
-          <w:rFonts w:asciiTheme="minorHAnsi" w:hAnsiTheme="minorHAnsi" w:cstheme="minorHAnsi"/>
-          <w:b/>
-          <w:i/>
-          <w:iCs/>
-        </w:rPr>
-        <w:instrText xml:space="preserve">" </w:instrText>
-      </w:r>
-      <w:r>
-        <w:rPr>
-          <w:rFonts w:asciiTheme="minorHAnsi" w:hAnsiTheme="minorHAnsi" w:cstheme="minorHAnsi"/>
-          <w:b/>
-          <w:i/>
-          <w:iCs/>
-        </w:rPr>
-        <w:fldChar w:fldCharType="end"/>
-      </w:r>
-      <w:r>
-        <w:rPr>
-          <w:rFonts w:asciiTheme="minorHAnsi" w:hAnsiTheme="minorHAnsi" w:cstheme="minorHAnsi"/>
-          <w:b/>
-          <w:i/>
-          <w:iCs/>
-        </w:rPr>
-        <w:fldChar w:fldCharType="begin"/>
-      </w:r>
-      <w:r>
-        <w:rPr>
-          <w:rFonts w:asciiTheme="minorHAnsi" w:hAnsiTheme="minorHAnsi" w:cstheme="minorHAnsi"/>
-          <w:b/>
-          <w:i/>
-          <w:iCs/>
-        </w:rPr>
-        <w:instrText xml:space="preserve"> IF </w:instrText>
-      </w:r>
-      <w:r>
-        <w:rPr>
-          <w:rFonts w:asciiTheme="minorHAnsi" w:hAnsiTheme="minorHAnsi" w:cstheme="minorHAnsi"/>
-          <w:b/>
-          <w:i/>
-          <w:iCs/>
-        </w:rPr>
-        <w:fldChar w:fldCharType="begin"/>
-      </w:r>
-      <w:r>
-        <w:rPr>
-          <w:rFonts w:asciiTheme="minorHAnsi" w:hAnsiTheme="minorHAnsi" w:cstheme="minorHAnsi"/>
-          <w:b/>
-          <w:i/>
-          <w:iCs/>
-        </w:rPr>
-        <w:instrText xml:space="preserve"> MERGEFIELD HOSPITAL </w:instrText>
-      </w:r>
-      <w:r>
-        <w:rPr>
-          <w:rFonts w:asciiTheme="minorHAnsi" w:hAnsiTheme="minorHAnsi" w:cstheme="minorHAnsi"/>
-          <w:b/>
-          <w:i/>
-          <w:iCs/>
-        </w:rPr>
-        <w:fldChar w:fldCharType="separate"/>
-      </w:r>
-      <w:r>
-        <w:rPr>
-          <w:rFonts w:asciiTheme="minorHAnsi" w:hAnsiTheme="minorHAnsi" w:cstheme="minorHAnsi"/>
-          <w:b/>
-          <w:i/>
-          <w:iCs/>
-          <w:noProof/>
-        </w:rPr>
-        <w:instrText>HSJDRionegro</w:instrText>
-      </w:r>
-      <w:r>
-        <w:rPr>
-          <w:rFonts w:asciiTheme="minorHAnsi" w:hAnsiTheme="minorHAnsi" w:cstheme="minorHAnsi"/>
-          <w:b/>
-          <w:i/>
-          <w:iCs/>
-        </w:rPr>
-        <w:fldChar w:fldCharType="end"/>
-      </w:r>
-      <w:r>
-        <w:rPr>
-          <w:rFonts w:asciiTheme="minorHAnsi" w:hAnsiTheme="minorHAnsi" w:cstheme="minorHAnsi"/>
-          <w:b/>
-          <w:i/>
-          <w:iCs/>
-        </w:rPr>
-        <w:instrText xml:space="preserve"> = "</w:instrText>
-      </w:r>
-      <w:r>
-        <w:rPr>
-          <w:rFonts w:asciiTheme="minorHAnsi" w:hAnsiTheme="minorHAnsi" w:cstheme="minorHAnsi"/>
-          <w:b/>
-          <w:i/>
-          <w:iCs/>
-          <w:color w:val="000000"/>
-        </w:rPr>
-        <w:instrText>STA GERTRUDIS</w:instrText>
-      </w:r>
-      <w:r>
-        <w:rPr>
-          <w:rFonts w:asciiTheme="minorHAnsi" w:hAnsiTheme="minorHAnsi" w:cstheme="minorHAnsi"/>
-          <w:b/>
-          <w:i/>
-          <w:iCs/>
-        </w:rPr>
-        <w:instrText>" "E.S.E. Santa Gertrudis</w:instrText>
-      </w:r>
-      <w:r>
-        <w:rPr>
-          <w:rFonts w:asciiTheme="minorHAnsi" w:hAnsiTheme="minorHAnsi" w:cstheme="minorHAnsi"/>
-          <w:b/>
-          <w:i/>
-          <w:iCs/>
-        </w:rPr>
-        <w:instrText xml:space="preserve">" </w:instrText>
-      </w:r>
-      <w:r>
-        <w:rPr>
-          <w:rFonts w:asciiTheme="minorHAnsi" w:hAnsiTheme="minorHAnsi" w:cstheme="minorHAnsi"/>
-          <w:b/>
-          <w:i/>
-          <w:iCs/>
-        </w:rPr>
-        <w:fldChar w:fldCharType="end"/>
-      </w:r>
-      <w:r>
-        <w:rPr>
-          <w:rFonts w:asciiTheme="minorHAnsi" w:hAnsiTheme="minorHAnsi" w:cstheme="minorHAnsi"/>
-          <w:b/>
-          <w:i/>
-          <w:iCs/>
-        </w:rPr>
-        <w:fldChar w:fldCharType="begin"/>
-      </w:r>
-      <w:r>
-        <w:rPr>
-          <w:rFonts w:asciiTheme="minorHAnsi" w:hAnsiTheme="minorHAnsi" w:cstheme="minorHAnsi"/>
-          <w:b/>
-          <w:i/>
-          <w:iCs/>
-        </w:rPr>
-        <w:instrText xml:space="preserve"> IF </w:instrText>
-      </w:r>
-      <w:r>
-        <w:rPr>
-          <w:rFonts w:asciiTheme="minorHAnsi" w:hAnsiTheme="minorHAnsi" w:cstheme="minorHAnsi"/>
-          <w:b/>
-          <w:i/>
-          <w:iCs/>
-        </w:rPr>
-        <w:fldChar w:fldCharType="begin"/>
-      </w:r>
-      <w:r>
-        <w:rPr>
-          <w:rFonts w:asciiTheme="minorHAnsi" w:hAnsiTheme="minorHAnsi" w:cstheme="minorHAnsi"/>
-          <w:b/>
-          <w:i/>
-          <w:iCs/>
-        </w:rPr>
-        <w:instrText xml:space="preserve"> MERGEFIELD HOSPITAL </w:instrText>
-      </w:r>
-      <w:r>
-        <w:rPr>
-          <w:rFonts w:asciiTheme="minorHAnsi" w:hAnsiTheme="minorHAnsi" w:cstheme="minorHAnsi"/>
-          <w:b/>
-          <w:i/>
-          <w:iCs/>
-        </w:rPr>
-        <w:fldChar w:fldCharType="separate"/>
-      </w:r>
-      <w:r>
-        <w:rPr>
-          <w:rFonts w:asciiTheme="minorHAnsi" w:hAnsiTheme="minorHAnsi" w:cstheme="minorHAnsi"/>
-          <w:b/>
-          <w:i/>
-          <w:iCs/>
-          <w:noProof/>
-        </w:rPr>
-        <w:instrText>HSJDRionegro</w:instrText>
-      </w:r>
-      <w:r>
-        <w:rPr>
-          <w:rFonts w:asciiTheme="minorHAnsi" w:hAnsiTheme="minorHAnsi" w:cstheme="minorHAnsi"/>
-          <w:b/>
-          <w:i/>
-          <w:iCs/>
-        </w:rPr>
-        <w:fldChar w:fldCharType="end"/>
-      </w:r>
-      <w:r>
-        <w:rPr>
-          <w:rFonts w:asciiTheme="minorHAnsi" w:hAnsiTheme="minorHAnsi" w:cstheme="minorHAnsi"/>
-          <w:b/>
-          <w:i/>
-          <w:iCs/>
-        </w:rPr>
-        <w:instrText xml:space="preserve"> = "</w:instrText>
-      </w:r>
-      <w:r>
-        <w:rPr>
-          <w:rFonts w:asciiTheme="minorHAnsi" w:hAnsiTheme="minorHAnsi" w:cstheme="minorHAnsi"/>
-          <w:b/>
-          <w:i/>
-          <w:iCs/>
-          <w:color w:val="000000"/>
-        </w:rPr>
-        <w:instrText>SAN LUIS</w:instrText>
-      </w:r>
-      <w:r>
-        <w:rPr>
-          <w:rFonts w:asciiTheme="minorHAnsi" w:hAnsiTheme="minorHAnsi" w:cstheme="minorHAnsi"/>
-          <w:b/>
-          <w:i/>
-          <w:iCs/>
-        </w:rPr>
-        <w:instrText xml:space="preserve">" "E.S.E. Hospital San Rafael de San Luis" </w:instrText>
-      </w:r>
-      <w:r>
-        <w:rPr>
-          <w:rFonts w:asciiTheme="minorHAnsi" w:hAnsiTheme="minorHAnsi" w:cstheme="minorHAnsi"/>
-          <w:b/>
-          <w:i/>
-          <w:iCs/>
-        </w:rPr>
-        <w:fldChar w:fldCharType="end"/>
-      </w:r>
-      <w:r>
-        <w:rPr>
-          <w:rFonts w:asciiTheme="minorHAnsi" w:hAnsiTheme="minorHAnsi" w:cstheme="minorHAnsi"/>
-          <w:b/>
-          <w:i/>
-          <w:iCs/>
-        </w:rPr>
-        <w:fldChar w:fldCharType="begin"/>
-      </w:r>
-      <w:r>
-        <w:rPr>
-          <w:rFonts w:asciiTheme="minorHAnsi" w:hAnsiTheme="minorHAnsi" w:cstheme="minorHAnsi"/>
-          <w:b/>
-          <w:i/>
-          <w:iCs/>
-        </w:rPr>
-        <w:instrText xml:space="preserve"> IF </w:instrText>
-      </w:r>
-      <w:r>
-        <w:rPr>
-          <w:rFonts w:asciiTheme="minorHAnsi" w:hAnsiTheme="minorHAnsi" w:cstheme="minorHAnsi"/>
-          <w:b/>
-          <w:i/>
-          <w:iCs/>
-        </w:rPr>
-        <w:fldChar w:fldCharType="begin"/>
-      </w:r>
-      <w:r>
-        <w:rPr>
-          <w:rFonts w:asciiTheme="minorHAnsi" w:hAnsiTheme="minorHAnsi" w:cstheme="minorHAnsi"/>
-          <w:b/>
-          <w:i/>
-          <w:iCs/>
-        </w:rPr>
-        <w:instrText xml:space="preserve"> MERGEFIELD HOSPITAL </w:instrText>
-      </w:r>
-      <w:r>
-        <w:rPr>
-          <w:rFonts w:asciiTheme="minorHAnsi" w:hAnsiTheme="minorHAnsi" w:cstheme="minorHAnsi"/>
-          <w:b/>
-          <w:i/>
-          <w:iCs/>
-        </w:rPr>
-        <w:fldChar w:fldCharType="separate"/>
-      </w:r>
-      <w:r>
-        <w:rPr>
-          <w:rFonts w:asciiTheme="minorHAnsi" w:hAnsiTheme="minorHAnsi" w:cstheme="minorHAnsi"/>
-          <w:b/>
-          <w:i/>
-          <w:iCs/>
-          <w:noProof/>
-        </w:rPr>
-        <w:instrText>HSJDRionegro</w:instrText>
-      </w:r>
-      <w:r>
-        <w:rPr>
-          <w:rFonts w:asciiTheme="minorHAnsi" w:hAnsiTheme="minorHAnsi" w:cstheme="minorHAnsi"/>
-          <w:b/>
-          <w:i/>
-          <w:iCs/>
-        </w:rPr>
-        <w:fldChar w:fldCharType="end"/>
-      </w:r>
-      <w:r>
-        <w:rPr>
-          <w:rFonts w:asciiTheme="minorHAnsi" w:hAnsiTheme="minorHAnsi" w:cstheme="minorHAnsi"/>
-          <w:b/>
-          <w:i/>
-          <w:iCs/>
-        </w:rPr>
-        <w:instrText xml:space="preserve"> = "</w:instrText>
-      </w:r>
-      <w:r>
-        <w:rPr>
-          <w:rFonts w:asciiTheme="minorHAnsi" w:hAnsiTheme="minorHAnsi" w:cstheme="minorHAnsi"/>
-          <w:b/>
-          <w:i/>
-          <w:iCs/>
-          <w:color w:val="000000"/>
-        </w:rPr>
-        <w:instrText>STA GERTRUDIS - ENTORNO S.</w:instrText>
-      </w:r>
-      <w:r>
-        <w:rPr>
-          <w:rFonts w:asciiTheme="minorHAnsi" w:hAnsiTheme="minorHAnsi" w:cstheme="minorHAnsi"/>
-          <w:b/>
-          <w:i/>
-          <w:iCs/>
-        </w:rPr>
-        <w:instrText xml:space="preserve">" "E.S.E. Santa Gertrudis - </w:instrText>
-      </w:r>
-      <w:r>
-        <w:rPr>
-          <w:rFonts w:asciiTheme="minorHAnsi" w:hAnsiTheme="minorHAnsi" w:cstheme="minorHAnsi"/>
-          <w:b/>
-          <w:i/>
-          <w:iCs/>
-        </w:rPr>
-        <w:instrText xml:space="preserve">con el </w:instrText>
-      </w:r>
-      <w:r>
-        <w:rPr>
-          <w:rFonts w:asciiTheme="minorHAnsi" w:hAnsiTheme="minorHAnsi" w:cstheme="minorHAnsi"/>
-          <w:b/>
-          <w:i/>
-          <w:iCs/>
-        </w:rPr>
-        <w:instrText xml:space="preserve">rograma Entorno Saludable" </w:instrText>
-      </w:r>
-      <w:r>
-        <w:rPr>
-          <w:rFonts w:asciiTheme="minorHAnsi" w:hAnsiTheme="minorHAnsi" w:cstheme="minorHAnsi"/>
-          <w:b/>
-          <w:i/>
-          <w:iCs/>
-        </w:rPr>
-        <w:fldChar w:fldCharType="end"/>
-      </w:r>
-      <w:r>
-        <w:rPr>
-          <w:rFonts w:asciiTheme="minorHAnsi" w:hAnsiTheme="minorHAnsi" w:cstheme="minorHAnsi"/>
-          <w:b/>
-          <w:i/>
-          <w:iCs/>
-        </w:rPr>
-        <w:fldChar w:fldCharType="begin"/>
-      </w:r>
-      <w:r>
-        <w:rPr>
-          <w:rFonts w:asciiTheme="minorHAnsi" w:hAnsiTheme="minorHAnsi" w:cstheme="minorHAnsi"/>
-          <w:b/>
-          <w:i/>
-          <w:iCs/>
-        </w:rPr>
-        <w:instrText xml:space="preserve"> IF </w:instrText>
-      </w:r>
-      <w:r>
-        <w:rPr>
-          <w:rFonts w:asciiTheme="minorHAnsi" w:hAnsiTheme="minorHAnsi" w:cstheme="minorHAnsi"/>
-          <w:b/>
-          <w:i/>
-          <w:iCs/>
-        </w:rPr>
-        <w:fldChar w:fldCharType="begin"/>
-      </w:r>
-      <w:r>
-        <w:rPr>
-          <w:rFonts w:asciiTheme="minorHAnsi" w:hAnsiTheme="minorHAnsi" w:cstheme="minorHAnsi"/>
-          <w:b/>
-          <w:i/>
-          <w:iCs/>
-        </w:rPr>
-        <w:instrText xml:space="preserve"> MERGEFIELD HOSPITAL </w:instrText>
-      </w:r>
-      <w:r>
-        <w:rPr>
-          <w:rFonts w:asciiTheme="minorHAnsi" w:hAnsiTheme="minorHAnsi" w:cstheme="minorHAnsi"/>
-          <w:b/>
-          <w:i/>
-          <w:iCs/>
-        </w:rPr>
-        <w:fldChar w:fldCharType="separate"/>
-      </w:r>
-      <w:r>
-        <w:rPr>
-          <w:rFonts w:asciiTheme="minorHAnsi" w:hAnsiTheme="minorHAnsi" w:cstheme="minorHAnsi"/>
-          <w:b/>
-          <w:i/>
-          <w:iCs/>
-          <w:noProof/>
-        </w:rPr>
-        <w:instrText>HSJDRionegro</w:instrText>
-      </w:r>
-      <w:r>
-        <w:rPr>
-          <w:rFonts w:asciiTheme="minorHAnsi" w:hAnsiTheme="minorHAnsi" w:cstheme="minorHAnsi"/>
-          <w:b/>
-          <w:i/>
-          <w:iCs/>
-        </w:rPr>
-        <w:fldChar w:fldCharType="end"/>
-      </w:r>
-      <w:r>
-        <w:rPr>
-          <w:rFonts w:asciiTheme="minorHAnsi" w:hAnsiTheme="minorHAnsi" w:cstheme="minorHAnsi"/>
-          <w:b/>
-          <w:i/>
-          <w:iCs/>
-        </w:rPr>
-        <w:instrText xml:space="preserve"> = "</w:instrText>
-      </w:r>
-      <w:r>
-        <w:rPr>
-          <w:rFonts w:asciiTheme="minorHAnsi" w:hAnsiTheme="minorHAnsi" w:cstheme="minorHAnsi"/>
-          <w:b/>
-          <w:i/>
-          <w:iCs/>
-          <w:color w:val="000000"/>
-        </w:rPr>
-        <w:instrText>URRAO</w:instrText>
-      </w:r>
-      <w:r>
-        <w:rPr>
-          <w:rFonts w:asciiTheme="minorHAnsi" w:hAnsiTheme="minorHAnsi" w:cstheme="minorHAnsi"/>
-          <w:b/>
-          <w:i/>
-          <w:iCs/>
-        </w:rPr>
-        <w:instrText xml:space="preserve">" "E.S.E. Hospital Ivan Restrepo Gomez" </w:instrText>
-      </w:r>
-      <w:r>
-        <w:rPr>
-          <w:rFonts w:asciiTheme="minorHAnsi" w:hAnsiTheme="minorHAnsi" w:cstheme="minorHAnsi"/>
-          <w:b/>
-          <w:i/>
-          <w:iCs/>
-        </w:rPr>
-        <w:fldChar w:fldCharType="end"/>
-      </w:r>
-      <w:r>
-        <w:rPr>
-          <w:rFonts w:asciiTheme="minorHAnsi" w:hAnsiTheme="minorHAnsi" w:cstheme="minorHAnsi"/>
-          <w:b/>
-          <w:i/>
-          <w:iCs/>
-        </w:rPr>
-        <w:fldChar w:fldCharType="begin"/>
-      </w:r>
-      <w:r>
-        <w:rPr>
-          <w:rFonts w:asciiTheme="minorHAnsi" w:hAnsiTheme="minorHAnsi" w:cstheme="minorHAnsi"/>
-          <w:b/>
-          <w:i/>
-          <w:iCs/>
-        </w:rPr>
-        <w:instrText xml:space="preserve"> IF </w:instrText>
-      </w:r>
-      <w:r>
-        <w:rPr>
-          <w:rFonts w:asciiTheme="minorHAnsi" w:hAnsiTheme="minorHAnsi" w:cstheme="minorHAnsi"/>
-          <w:b/>
-          <w:i/>
-          <w:iCs/>
-        </w:rPr>
-        <w:fldChar w:fldCharType="begin"/>
-      </w:r>
-      <w:r>
-        <w:rPr>
-          <w:rFonts w:asciiTheme="minorHAnsi" w:hAnsiTheme="minorHAnsi" w:cstheme="minorHAnsi"/>
-          <w:b/>
-          <w:i/>
-          <w:iCs/>
-        </w:rPr>
-        <w:instrText xml:space="preserve"> MERGEFIELD HOSPITAL </w:instrText>
-      </w:r>
-      <w:r>
-        <w:rPr>
-          <w:rFonts w:asciiTheme="minorHAnsi" w:hAnsiTheme="minorHAnsi" w:cstheme="minorHAnsi"/>
-          <w:b/>
-          <w:i/>
-          <w:iCs/>
-        </w:rPr>
-        <w:fldChar w:fldCharType="separate"/>
-      </w:r>
-      <w:r>
-        <w:rPr>
-          <w:rFonts w:asciiTheme="minorHAnsi" w:hAnsiTheme="minorHAnsi" w:cstheme="minorHAnsi"/>
-          <w:b/>
-          <w:i/>
-          <w:iCs/>
-          <w:noProof/>
-        </w:rPr>
-        <w:instrText>HSJDRionegro</w:instrText>
-      </w:r>
-      <w:r>
-        <w:rPr>
-          <w:rFonts w:asciiTheme="minorHAnsi" w:hAnsiTheme="minorHAnsi" w:cstheme="minorHAnsi"/>
-          <w:b/>
-          <w:i/>
-          <w:iCs/>
-        </w:rPr>
-        <w:fldChar w:fldCharType="end"/>
-      </w:r>
-      <w:r>
-        <w:rPr>
-          <w:rFonts w:asciiTheme="minorHAnsi" w:hAnsiTheme="minorHAnsi" w:cstheme="minorHAnsi"/>
-          <w:b/>
-          <w:i/>
-          <w:iCs/>
-        </w:rPr>
-        <w:instrText xml:space="preserve"> = "</w:instrText>
-      </w:r>
-      <w:r>
-        <w:rPr>
-          <w:rFonts w:asciiTheme="minorHAnsi" w:hAnsiTheme="minorHAnsi" w:cstheme="minorHAnsi"/>
-          <w:b/>
-          <w:i/>
-          <w:iCs/>
-          <w:color w:val="000000"/>
-        </w:rPr>
-        <w:instrText>CIUDAD BOLIVAR</w:instrText>
-      </w:r>
-      <w:r>
-        <w:rPr>
-          <w:rFonts w:asciiTheme="minorHAnsi" w:hAnsiTheme="minorHAnsi" w:cstheme="minorHAnsi"/>
-          <w:b/>
-          <w:i/>
-          <w:iCs/>
-        </w:rPr>
-        <w:instrText>" "E.S.E. Hospital La Merced</w:instrText>
-      </w:r>
-      <w:r>
-        <w:rPr>
-          <w:rFonts w:asciiTheme="minorHAnsi" w:hAnsiTheme="minorHAnsi" w:cstheme="minorHAnsi"/>
-          <w:b/>
-          <w:i/>
-          <w:iCs/>
-        </w:rPr>
-        <w:instrText xml:space="preserve"> - Ciudad Bolivar (Ant)</w:instrText>
-      </w:r>
-      <w:r>
-        <w:rPr>
-          <w:rFonts w:asciiTheme="minorHAnsi" w:hAnsiTheme="minorHAnsi" w:cstheme="minorHAnsi"/>
-          <w:b/>
-          <w:i/>
-          <w:iCs/>
-        </w:rPr>
-        <w:instrText xml:space="preserve">" </w:instrText>
-      </w:r>
-      <w:r>
-        <w:rPr>
-          <w:rFonts w:asciiTheme="minorHAnsi" w:hAnsiTheme="minorHAnsi" w:cstheme="minorHAnsi"/>
-          <w:b/>
-          <w:i/>
-          <w:iCs/>
-        </w:rPr>
-        <w:fldChar w:fldCharType="end"/>
-      </w:r>
-      <w:r>
-        <w:rPr>
-          <w:rFonts w:asciiTheme="minorHAnsi" w:hAnsiTheme="minorHAnsi" w:cstheme="minorHAnsi"/>
-          <w:b/>
-          <w:i/>
-          <w:iCs/>
-        </w:rPr>
-        <w:fldChar w:fldCharType="begin"/>
-      </w:r>
-      <w:r>
-        <w:rPr>
-          <w:rFonts w:asciiTheme="minorHAnsi" w:hAnsiTheme="minorHAnsi" w:cstheme="minorHAnsi"/>
-          <w:b/>
-          <w:i/>
-          <w:iCs/>
-        </w:rPr>
-        <w:instrText xml:space="preserve"> IF </w:instrText>
-      </w:r>
-      <w:r>
-        <w:rPr>
-          <w:rFonts w:asciiTheme="minorHAnsi" w:hAnsiTheme="minorHAnsi" w:cstheme="minorHAnsi"/>
-          <w:b/>
-          <w:i/>
-          <w:iCs/>
-        </w:rPr>
-        <w:fldChar w:fldCharType="begin"/>
-      </w:r>
-      <w:r>
-        <w:rPr>
-          <w:rFonts w:asciiTheme="minorHAnsi" w:hAnsiTheme="minorHAnsi" w:cstheme="minorHAnsi"/>
-          <w:b/>
-          <w:i/>
-          <w:iCs/>
-        </w:rPr>
-        <w:instrText xml:space="preserve"> MERGEFIELD HOSPITAL </w:instrText>
-      </w:r>
-      <w:r>
-        <w:rPr>
-          <w:rFonts w:asciiTheme="minorHAnsi" w:hAnsiTheme="minorHAnsi" w:cstheme="minorHAnsi"/>
-          <w:b/>
-          <w:i/>
-          <w:iCs/>
-        </w:rPr>
-        <w:fldChar w:fldCharType="separate"/>
-      </w:r>
-      <w:r>
-        <w:rPr>
-          <w:rFonts w:asciiTheme="minorHAnsi" w:hAnsiTheme="minorHAnsi" w:cstheme="minorHAnsi"/>
-          <w:b/>
-          <w:i/>
-          <w:iCs/>
-          <w:noProof/>
-        </w:rPr>
-        <w:instrText>HSJDRionegro</w:instrText>
-      </w:r>
-      <w:r>
-        <w:rPr>
-          <w:rFonts w:asciiTheme="minorHAnsi" w:hAnsiTheme="minorHAnsi" w:cstheme="minorHAnsi"/>
-          <w:b/>
-          <w:i/>
-          <w:iCs/>
-        </w:rPr>
-        <w:fldChar w:fldCharType="end"/>
-      </w:r>
-      <w:r>
-        <w:rPr>
-          <w:rFonts w:asciiTheme="minorHAnsi" w:hAnsiTheme="minorHAnsi" w:cstheme="minorHAnsi"/>
-          <w:b/>
-          <w:i/>
-          <w:iCs/>
-        </w:rPr>
-        <w:instrText xml:space="preserve"> = "</w:instrText>
-      </w:r>
-      <w:r>
-        <w:rPr>
-          <w:rFonts w:asciiTheme="minorHAnsi" w:hAnsiTheme="minorHAnsi" w:cstheme="minorHAnsi"/>
-          <w:b/>
-          <w:i/>
-          <w:iCs/>
-          <w:color w:val="000000"/>
-        </w:rPr>
-        <w:instrText>VENANCIO - SALUD MENTAL</w:instrText>
-      </w:r>
-      <w:r>
-        <w:rPr>
-          <w:rFonts w:asciiTheme="minorHAnsi" w:hAnsiTheme="minorHAnsi" w:cstheme="minorHAnsi"/>
-          <w:b/>
-          <w:i/>
-          <w:iCs/>
-        </w:rPr>
-        <w:instrText>" "E.S.E. Hospital Venancio Díaz Díaz</w:instrText>
-      </w:r>
-      <w:r>
-        <w:rPr>
-          <w:rFonts w:asciiTheme="minorHAnsi" w:hAnsiTheme="minorHAnsi" w:cstheme="minorHAnsi"/>
-          <w:bCs/>
-          <w:i/>
-          <w:iCs/>
-        </w:rPr>
-        <w:instrText xml:space="preserve"> - con el programa 'Salud mental'</w:instrText>
-      </w:r>
-      <w:r>
-        <w:rPr>
-          <w:rFonts w:asciiTheme="minorHAnsi" w:hAnsiTheme="minorHAnsi" w:cstheme="minorHAnsi"/>
-          <w:b/>
-          <w:i/>
-          <w:iCs/>
-        </w:rPr>
-        <w:instrText xml:space="preserve">" </w:instrText>
-      </w:r>
-      <w:r>
-        <w:rPr>
-          <w:rFonts w:asciiTheme="minorHAnsi" w:hAnsiTheme="minorHAnsi" w:cstheme="minorHAnsi"/>
-          <w:b/>
-          <w:i/>
-          <w:iCs/>
-        </w:rPr>
-        <w:fldChar w:fldCharType="end"/>
-      </w:r>
-      <w:r>
-        <w:rPr>
-          <w:rFonts w:asciiTheme="minorHAnsi" w:hAnsiTheme="minorHAnsi" w:cstheme="minorHAnsi"/>
-          <w:b/>
-          <w:i/>
-          <w:iCs/>
-        </w:rPr>
-        <w:fldChar w:fldCharType="begin"/>
-      </w:r>
-      <w:r>
-        <w:rPr>
-          <w:rFonts w:asciiTheme="minorHAnsi" w:hAnsiTheme="minorHAnsi" w:cstheme="minorHAnsi"/>
-          <w:b/>
-          <w:i/>
-          <w:iCs/>
-        </w:rPr>
-        <w:instrText xml:space="preserve"> IF </w:instrText>
-      </w:r>
-      <w:r>
-        <w:rPr>
-          <w:rFonts w:asciiTheme="minorHAnsi" w:hAnsiTheme="minorHAnsi" w:cstheme="minorHAnsi"/>
-          <w:b/>
-          <w:i/>
-          <w:iCs/>
-        </w:rPr>
-        <w:fldChar w:fldCharType="begin"/>
-      </w:r>
-      <w:r>
-        <w:rPr>
-          <w:rFonts w:asciiTheme="minorHAnsi" w:hAnsiTheme="minorHAnsi" w:cstheme="minorHAnsi"/>
-          <w:b/>
-          <w:i/>
-          <w:iCs/>
-        </w:rPr>
-        <w:instrText xml:space="preserve"> MERGEFIELD HOSPITAL </w:instrText>
-      </w:r>
-      <w:r>
-        <w:rPr>
-          <w:rFonts w:asciiTheme="minorHAnsi" w:hAnsiTheme="minorHAnsi" w:cstheme="minorHAnsi"/>
-          <w:b/>
-          <w:i/>
-          <w:iCs/>
-        </w:rPr>
-        <w:fldChar w:fldCharType="separate"/>
-      </w:r>
-      <w:r>
-        <w:rPr>
-          <w:rFonts w:asciiTheme="minorHAnsi" w:hAnsiTheme="minorHAnsi" w:cstheme="minorHAnsi"/>
-          <w:b/>
-          <w:i/>
-          <w:iCs/>
-          <w:noProof/>
-        </w:rPr>
-        <w:instrText>HSJDRionegro</w:instrText>
-      </w:r>
-      <w:r>
-        <w:rPr>
-          <w:rFonts w:asciiTheme="minorHAnsi" w:hAnsiTheme="minorHAnsi" w:cstheme="minorHAnsi"/>
-          <w:b/>
-          <w:i/>
-          <w:iCs/>
-        </w:rPr>
-        <w:fldChar w:fldCharType="end"/>
-      </w:r>
-      <w:r>
-        <w:rPr>
-          <w:rFonts w:asciiTheme="minorHAnsi" w:hAnsiTheme="minorHAnsi" w:cstheme="minorHAnsi"/>
-          <w:b/>
-          <w:i/>
-          <w:iCs/>
-        </w:rPr>
-        <w:instrText xml:space="preserve"> = "</w:instrText>
-      </w:r>
-      <w:r>
-        <w:rPr>
-          <w:rFonts w:asciiTheme="minorHAnsi" w:hAnsiTheme="minorHAnsi" w:cstheme="minorHAnsi"/>
-          <w:b/>
-          <w:i/>
-          <w:iCs/>
-          <w:color w:val="000000"/>
-        </w:rPr>
-        <w:instrText>VENANCIO - ASIST</w:instrText>
-      </w:r>
-      <w:r>
-        <w:rPr>
-          <w:rFonts w:asciiTheme="minorHAnsi" w:hAnsiTheme="minorHAnsi" w:cstheme="minorHAnsi"/>
-          <w:b/>
-          <w:i/>
-          <w:iCs/>
-        </w:rPr>
-        <w:instrText xml:space="preserve">" "E.S.E. Hospital Venancio Díaz Díaz" </w:instrText>
-      </w:r>
-      <w:r>
-        <w:rPr>
-          <w:rFonts w:asciiTheme="minorHAnsi" w:hAnsiTheme="minorHAnsi" w:cstheme="minorHAnsi"/>
-          <w:b/>
-          <w:i/>
-          <w:iCs/>
-        </w:rPr>
-        <w:fldChar w:fldCharType="end"/>
-      </w:r>
-      <w:r>
-        <w:rPr>
-          <w:rFonts w:asciiTheme="minorHAnsi" w:hAnsiTheme="minorHAnsi" w:cstheme="minorHAnsi"/>
-          <w:b/>
-          <w:i/>
-          <w:iCs/>
-        </w:rPr>
-        <w:fldChar w:fldCharType="begin"/>
-      </w:r>
-      <w:r>
-        <w:rPr>
-          <w:rFonts w:asciiTheme="minorHAnsi" w:hAnsiTheme="minorHAnsi" w:cstheme="minorHAnsi"/>
-          <w:b/>
-          <w:i/>
-          <w:iCs/>
-        </w:rPr>
-        <w:instrText xml:space="preserve"> IF </w:instrText>
-      </w:r>
-      <w:r>
-        <w:rPr>
-          <w:rFonts w:asciiTheme="minorHAnsi" w:hAnsiTheme="minorHAnsi" w:cstheme="minorHAnsi"/>
-          <w:b/>
-          <w:i/>
-          <w:iCs/>
-        </w:rPr>
-        <w:fldChar w:fldCharType="begin"/>
-      </w:r>
-      <w:r>
-        <w:rPr>
-          <w:rFonts w:asciiTheme="minorHAnsi" w:hAnsiTheme="minorHAnsi" w:cstheme="minorHAnsi"/>
-          <w:b/>
-          <w:i/>
-          <w:iCs/>
-        </w:rPr>
-        <w:instrText xml:space="preserve"> MERGEFIELD HOSPITAL </w:instrText>
-      </w:r>
-      <w:r>
-        <w:rPr>
-          <w:rFonts w:asciiTheme="minorHAnsi" w:hAnsiTheme="minorHAnsi" w:cstheme="minorHAnsi"/>
-          <w:b/>
-          <w:i/>
-          <w:iCs/>
-        </w:rPr>
-        <w:fldChar w:fldCharType="separate"/>
-      </w:r>
-      <w:r>
-        <w:rPr>
-          <w:rFonts w:asciiTheme="minorHAnsi" w:hAnsiTheme="minorHAnsi" w:cstheme="minorHAnsi"/>
-          <w:b/>
-          <w:i/>
-          <w:iCs/>
-          <w:noProof/>
-        </w:rPr>
-        <w:instrText>HSJDRionegro</w:instrText>
-      </w:r>
-      <w:r>
-        <w:rPr>
-          <w:rFonts w:asciiTheme="minorHAnsi" w:hAnsiTheme="minorHAnsi" w:cstheme="minorHAnsi"/>
-          <w:b/>
-          <w:i/>
-          <w:iCs/>
-        </w:rPr>
-        <w:fldChar w:fldCharType="end"/>
-      </w:r>
-      <w:r>
-        <w:rPr>
-          <w:rFonts w:asciiTheme="minorHAnsi" w:hAnsiTheme="minorHAnsi" w:cstheme="minorHAnsi"/>
-          <w:b/>
-          <w:i/>
-          <w:iCs/>
-        </w:rPr>
-        <w:instrText xml:space="preserve"> = "</w:instrText>
-      </w:r>
-      <w:r>
-        <w:rPr>
-          <w:rFonts w:asciiTheme="minorHAnsi" w:hAnsiTheme="minorHAnsi" w:cstheme="minorHAnsi"/>
-          <w:b/>
-          <w:i/>
-          <w:iCs/>
-          <w:color w:val="000000"/>
-        </w:rPr>
-        <w:instrText>VENANCIO - UCI</w:instrText>
-      </w:r>
-      <w:r>
-        <w:rPr>
-          <w:rFonts w:asciiTheme="minorHAnsi" w:hAnsiTheme="minorHAnsi" w:cstheme="minorHAnsi"/>
-          <w:b/>
-          <w:i/>
-          <w:iCs/>
-        </w:rPr>
-        <w:instrText xml:space="preserve">" "E.S.E. Hospital Venancio Díaz Díaz" </w:instrText>
-      </w:r>
-      <w:r>
-        <w:rPr>
-          <w:rFonts w:asciiTheme="minorHAnsi" w:hAnsiTheme="minorHAnsi" w:cstheme="minorHAnsi"/>
-          <w:b/>
-          <w:i/>
-          <w:iCs/>
-        </w:rPr>
-        <w:fldChar w:fldCharType="end"/>
-      </w:r>
-      <w:r>
-        <w:rPr>
-          <w:rFonts w:asciiTheme="minorHAnsi" w:hAnsiTheme="minorHAnsi" w:cstheme="minorHAnsi"/>
-          <w:b/>
-          <w:i/>
-          <w:iCs/>
-        </w:rPr>
-        <w:fldChar w:fldCharType="begin"/>
-      </w:r>
-      <w:r>
-        <w:rPr>
-          <w:rFonts w:asciiTheme="minorHAnsi" w:hAnsiTheme="minorHAnsi" w:cstheme="minorHAnsi"/>
-          <w:b/>
-          <w:i/>
-          <w:iCs/>
-        </w:rPr>
-        <w:instrText xml:space="preserve"> IF </w:instrText>
-      </w:r>
-      <w:r>
-        <w:rPr>
-          <w:rFonts w:asciiTheme="minorHAnsi" w:hAnsiTheme="minorHAnsi" w:cstheme="minorHAnsi"/>
-          <w:b/>
-          <w:i/>
-          <w:iCs/>
-        </w:rPr>
-        <w:fldChar w:fldCharType="begin"/>
-      </w:r>
-      <w:r>
-        <w:rPr>
-          <w:rFonts w:asciiTheme="minorHAnsi" w:hAnsiTheme="minorHAnsi" w:cstheme="minorHAnsi"/>
-          <w:b/>
-          <w:i/>
-          <w:iCs/>
-        </w:rPr>
-        <w:instrText xml:space="preserve"> MERGEFIELD HOSPITAL </w:instrText>
-      </w:r>
-      <w:r>
-        <w:rPr>
-          <w:rFonts w:asciiTheme="minorHAnsi" w:hAnsiTheme="minorHAnsi" w:cstheme="minorHAnsi"/>
-          <w:b/>
-          <w:i/>
-          <w:iCs/>
-        </w:rPr>
-        <w:fldChar w:fldCharType="separate"/>
-      </w:r>
-      <w:r>
-        <w:rPr>
-          <w:rFonts w:asciiTheme="minorHAnsi" w:hAnsiTheme="minorHAnsi" w:cstheme="minorHAnsi"/>
-          <w:b/>
-          <w:i/>
-          <w:iCs/>
-          <w:noProof/>
-        </w:rPr>
-        <w:instrText>HSJDRionegro</w:instrText>
-      </w:r>
-      <w:r>
-        <w:rPr>
-          <w:rFonts w:asciiTheme="minorHAnsi" w:hAnsiTheme="minorHAnsi" w:cstheme="minorHAnsi"/>
-          <w:b/>
-          <w:i/>
-          <w:iCs/>
-        </w:rPr>
-        <w:fldChar w:fldCharType="end"/>
-      </w:r>
-      <w:r>
-        <w:rPr>
-          <w:rFonts w:asciiTheme="minorHAnsi" w:hAnsiTheme="minorHAnsi" w:cstheme="minorHAnsi"/>
-          <w:b/>
-          <w:i/>
-          <w:iCs/>
-        </w:rPr>
-        <w:instrText xml:space="preserve"> = "</w:instrText>
-      </w:r>
-      <w:r>
-        <w:rPr>
-          <w:rFonts w:asciiTheme="minorHAnsi" w:hAnsiTheme="minorHAnsi" w:cstheme="minorHAnsi"/>
-          <w:b/>
-          <w:i/>
-          <w:iCs/>
-          <w:color w:val="000000"/>
-        </w:rPr>
-        <w:instrText>VENANCIO - ADMON</w:instrText>
-      </w:r>
-      <w:r>
-        <w:rPr>
-          <w:rFonts w:asciiTheme="minorHAnsi" w:hAnsiTheme="minorHAnsi" w:cstheme="minorHAnsi"/>
-          <w:b/>
-          <w:i/>
-          <w:iCs/>
-        </w:rPr>
-        <w:instrText xml:space="preserve">" "E.S.E. Hospital Venancio Díaz Díaz" </w:instrText>
-      </w:r>
-      <w:r>
-        <w:rPr>
-          <w:rFonts w:asciiTheme="minorHAnsi" w:hAnsiTheme="minorHAnsi" w:cstheme="minorHAnsi"/>
-          <w:b/>
-          <w:i/>
-          <w:iCs/>
-        </w:rPr>
-        <w:fldChar w:fldCharType="end"/>
-      </w:r>
-      <w:r>
-        <w:rPr>
-          <w:rFonts w:asciiTheme="minorHAnsi" w:hAnsiTheme="minorHAnsi" w:cstheme="minorHAnsi"/>
-          <w:b/>
-          <w:i/>
-          <w:iCs/>
-        </w:rPr>
-        <w:fldChar w:fldCharType="begin"/>
-      </w:r>
-      <w:r>
-        <w:rPr>
-          <w:rFonts w:asciiTheme="minorHAnsi" w:hAnsiTheme="minorHAnsi" w:cstheme="minorHAnsi"/>
-          <w:b/>
-          <w:i/>
-          <w:iCs/>
-        </w:rPr>
-        <w:instrText xml:space="preserve"> IF </w:instrText>
-      </w:r>
-      <w:r>
-        <w:rPr>
-          <w:rFonts w:asciiTheme="minorHAnsi" w:hAnsiTheme="minorHAnsi" w:cstheme="minorHAnsi"/>
-          <w:b/>
-          <w:i/>
-          <w:iCs/>
-        </w:rPr>
-        <w:fldChar w:fldCharType="begin"/>
-      </w:r>
-      <w:r>
-        <w:rPr>
-          <w:rFonts w:asciiTheme="minorHAnsi" w:hAnsiTheme="minorHAnsi" w:cstheme="minorHAnsi"/>
-          <w:b/>
-          <w:i/>
-          <w:iCs/>
-        </w:rPr>
-        <w:instrText xml:space="preserve"> MERGEFIELD HOSPITAL </w:instrText>
-      </w:r>
-      <w:r>
-        <w:rPr>
-          <w:rFonts w:asciiTheme="minorHAnsi" w:hAnsiTheme="minorHAnsi" w:cstheme="minorHAnsi"/>
-          <w:b/>
-          <w:i/>
-          <w:iCs/>
-        </w:rPr>
-        <w:fldChar w:fldCharType="separate"/>
-      </w:r>
-      <w:r>
-        <w:rPr>
-          <w:rFonts w:asciiTheme="minorHAnsi" w:hAnsiTheme="minorHAnsi" w:cstheme="minorHAnsi"/>
-          <w:b/>
-          <w:i/>
-          <w:iCs/>
-          <w:noProof/>
-        </w:rPr>
-        <w:instrText>HSJDRionegro</w:instrText>
-      </w:r>
-      <w:r>
-        <w:rPr>
-          <w:rFonts w:asciiTheme="minorHAnsi" w:hAnsiTheme="minorHAnsi" w:cstheme="minorHAnsi"/>
-          <w:b/>
-          <w:i/>
-          <w:iCs/>
-        </w:rPr>
-        <w:fldChar w:fldCharType="end"/>
-      </w:r>
-      <w:r>
-        <w:rPr>
-          <w:rFonts w:asciiTheme="minorHAnsi" w:hAnsiTheme="minorHAnsi" w:cstheme="minorHAnsi"/>
-          <w:b/>
-          <w:i/>
-          <w:iCs/>
-        </w:rPr>
-        <w:instrText xml:space="preserve"> = "</w:instrText>
-      </w:r>
-      <w:r>
-        <w:rPr>
-          <w:rFonts w:asciiTheme="minorHAnsi" w:hAnsiTheme="minorHAnsi" w:cstheme="minorHAnsi"/>
-          <w:b/>
-          <w:i/>
-          <w:iCs/>
-          <w:color w:val="000000"/>
-        </w:rPr>
-        <w:instrText>VENANCIO ADMON - APH</w:instrText>
-      </w:r>
-      <w:r>
-        <w:rPr>
-          <w:rFonts w:asciiTheme="minorHAnsi" w:hAnsiTheme="minorHAnsi" w:cstheme="minorHAnsi"/>
-          <w:b/>
-          <w:i/>
-          <w:iCs/>
-        </w:rPr>
-        <w:instrText xml:space="preserve">" "E.S.E. Hospital Venancio Díaz Díaz" </w:instrText>
-      </w:r>
-      <w:r>
-        <w:rPr>
-          <w:rFonts w:asciiTheme="minorHAnsi" w:hAnsiTheme="minorHAnsi" w:cstheme="minorHAnsi"/>
-          <w:b/>
-          <w:i/>
-          <w:iCs/>
-        </w:rPr>
-        <w:fldChar w:fldCharType="end"/>
-      </w:r>
-      <w:r>
-        <w:rPr>
-          <w:rFonts w:asciiTheme="minorHAnsi" w:hAnsiTheme="minorHAnsi" w:cstheme="minorHAnsi"/>
-          <w:b/>
-          <w:i/>
-          <w:iCs/>
-        </w:rPr>
-        <w:fldChar w:fldCharType="begin"/>
-      </w:r>
-      <w:r>
-        <w:rPr>
-          <w:rFonts w:asciiTheme="minorHAnsi" w:hAnsiTheme="minorHAnsi" w:cstheme="minorHAnsi"/>
-          <w:b/>
-          <w:i/>
-          <w:iCs/>
-        </w:rPr>
-        <w:instrText xml:space="preserve"> IF </w:instrText>
-      </w:r>
-      <w:r>
-        <w:rPr>
-          <w:rFonts w:asciiTheme="minorHAnsi" w:hAnsiTheme="minorHAnsi" w:cstheme="minorHAnsi"/>
-          <w:b/>
-          <w:i/>
-          <w:iCs/>
-        </w:rPr>
-        <w:fldChar w:fldCharType="begin"/>
-      </w:r>
-      <w:r>
-        <w:rPr>
-          <w:rFonts w:asciiTheme="minorHAnsi" w:hAnsiTheme="minorHAnsi" w:cstheme="minorHAnsi"/>
-          <w:b/>
-          <w:i/>
-          <w:iCs/>
-        </w:rPr>
-        <w:instrText xml:space="preserve"> MERGEFIELD HOSPITAL </w:instrText>
-      </w:r>
-      <w:r>
-        <w:rPr>
-          <w:rFonts w:asciiTheme="minorHAnsi" w:hAnsiTheme="minorHAnsi" w:cstheme="minorHAnsi"/>
-          <w:b/>
-          <w:i/>
-          <w:iCs/>
-        </w:rPr>
-        <w:fldChar w:fldCharType="separate"/>
-      </w:r>
-      <w:r>
-        <w:rPr>
-          <w:rFonts w:asciiTheme="minorHAnsi" w:hAnsiTheme="minorHAnsi" w:cstheme="minorHAnsi"/>
-          <w:b/>
-          <w:i/>
-          <w:iCs/>
-          <w:noProof/>
-        </w:rPr>
-        <w:instrText>HSJDRionegro</w:instrText>
-      </w:r>
-      <w:r>
-        <w:rPr>
-          <w:rFonts w:asciiTheme="minorHAnsi" w:hAnsiTheme="minorHAnsi" w:cstheme="minorHAnsi"/>
-          <w:b/>
-          <w:i/>
-          <w:iCs/>
-        </w:rPr>
-        <w:fldChar w:fldCharType="end"/>
-      </w:r>
-      <w:r>
-        <w:rPr>
-          <w:rFonts w:asciiTheme="minorHAnsi" w:hAnsiTheme="minorHAnsi" w:cstheme="minorHAnsi"/>
-          <w:b/>
-          <w:i/>
-          <w:iCs/>
-        </w:rPr>
-        <w:instrText xml:space="preserve"> = "</w:instrText>
-      </w:r>
-      <w:r>
-        <w:rPr>
-          <w:rFonts w:asciiTheme="minorHAnsi" w:hAnsiTheme="minorHAnsi" w:cstheme="minorHAnsi"/>
-          <w:b/>
-          <w:i/>
-          <w:iCs/>
-          <w:color w:val="000000"/>
-        </w:rPr>
-        <w:instrText>VENANCIO - SALUD P.</w:instrText>
-      </w:r>
-      <w:r>
-        <w:rPr>
-          <w:rFonts w:asciiTheme="minorHAnsi" w:hAnsiTheme="minorHAnsi" w:cstheme="minorHAnsi"/>
-          <w:b/>
-          <w:i/>
-          <w:iCs/>
-        </w:rPr>
-        <w:instrText xml:space="preserve">" "E.S.E. Hospital Venancio Díaz Díaz" </w:instrText>
-      </w:r>
-      <w:r>
-        <w:rPr>
-          <w:rFonts w:asciiTheme="minorHAnsi" w:hAnsiTheme="minorHAnsi" w:cstheme="minorHAnsi"/>
-          <w:b/>
-          <w:i/>
-          <w:iCs/>
-        </w:rPr>
-        <w:fldChar w:fldCharType="end"/>
-      </w:r>
-      <w:r>
-        <w:rPr>
-          <w:rFonts w:asciiTheme="minorHAnsi" w:hAnsiTheme="minorHAnsi" w:cstheme="minorHAnsi"/>
-          <w:b/>
-          <w:i/>
-          <w:iCs/>
-        </w:rPr>
-        <w:fldChar w:fldCharType="begin"/>
-      </w:r>
-      <w:r>
-        <w:rPr>
-          <w:rFonts w:asciiTheme="minorHAnsi" w:hAnsiTheme="minorHAnsi" w:cstheme="minorHAnsi"/>
-          <w:b/>
-          <w:i/>
-          <w:iCs/>
-        </w:rPr>
-        <w:instrText xml:space="preserve"> IF </w:instrText>
-      </w:r>
-      <w:r>
-        <w:rPr>
-          <w:rFonts w:asciiTheme="minorHAnsi" w:hAnsiTheme="minorHAnsi" w:cstheme="minorHAnsi"/>
-          <w:b/>
-          <w:i/>
-          <w:iCs/>
-        </w:rPr>
-        <w:fldChar w:fldCharType="begin"/>
-      </w:r>
-      <w:r>
-        <w:rPr>
-          <w:rFonts w:asciiTheme="minorHAnsi" w:hAnsiTheme="minorHAnsi" w:cstheme="minorHAnsi"/>
-          <w:b/>
-          <w:i/>
-          <w:iCs/>
-        </w:rPr>
-        <w:instrText xml:space="preserve"> MERGEFIELD HOSPITAL </w:instrText>
-      </w:r>
-      <w:r>
-        <w:rPr>
-          <w:rFonts w:asciiTheme="minorHAnsi" w:hAnsiTheme="minorHAnsi" w:cstheme="minorHAnsi"/>
-          <w:b/>
-          <w:i/>
-          <w:iCs/>
-        </w:rPr>
-        <w:fldChar w:fldCharType="separate"/>
-      </w:r>
-      <w:r>
-        <w:rPr>
-          <w:rFonts w:asciiTheme="minorHAnsi" w:hAnsiTheme="minorHAnsi" w:cstheme="minorHAnsi"/>
-          <w:b/>
-          <w:i/>
-          <w:iCs/>
-          <w:noProof/>
-        </w:rPr>
-        <w:instrText>HSJDRionegro</w:instrText>
-      </w:r>
-      <w:r>
-        <w:rPr>
-          <w:rFonts w:asciiTheme="minorHAnsi" w:hAnsiTheme="minorHAnsi" w:cstheme="minorHAnsi"/>
-          <w:b/>
-          <w:i/>
-          <w:iCs/>
-        </w:rPr>
-        <w:fldChar w:fldCharType="end"/>
-      </w:r>
-      <w:r>
-        <w:rPr>
-          <w:rFonts w:asciiTheme="minorHAnsi" w:hAnsiTheme="minorHAnsi" w:cstheme="minorHAnsi"/>
-          <w:b/>
-          <w:i/>
-          <w:iCs/>
-        </w:rPr>
-        <w:instrText xml:space="preserve"> = "</w:instrText>
-      </w:r>
-      <w:r>
-        <w:rPr>
-          <w:rFonts w:asciiTheme="minorHAnsi" w:hAnsiTheme="minorHAnsi" w:cstheme="minorHAnsi"/>
-          <w:b/>
-          <w:i/>
-          <w:iCs/>
-          <w:color w:val="000000"/>
-        </w:rPr>
-        <w:instrText>VENANCIO - PIC</w:instrText>
-      </w:r>
-      <w:r>
-        <w:rPr>
-          <w:rFonts w:asciiTheme="minorHAnsi" w:hAnsiTheme="minorHAnsi" w:cstheme="minorHAnsi"/>
-          <w:b/>
-          <w:i/>
-          <w:iCs/>
-        </w:rPr>
-        <w:instrText xml:space="preserve">" "E.S.E. Hospital Venancio Díaz Díaz - Programa PIC" </w:instrText>
-      </w:r>
-      <w:r>
-        <w:rPr>
-          <w:rFonts w:asciiTheme="minorHAnsi" w:hAnsiTheme="minorHAnsi" w:cstheme="minorHAnsi"/>
-          <w:b/>
-          <w:i/>
-          <w:iCs/>
-        </w:rPr>
-        <w:fldChar w:fldCharType="end"/>
-      </w:r>
-      <w:r>
-        <w:rPr>
-          <w:rFonts w:asciiTheme="minorHAnsi" w:hAnsiTheme="minorHAnsi" w:cstheme="minorHAnsi"/>
-          <w:b/>
-          <w:i/>
-          <w:iCs/>
-        </w:rPr>
-        <w:fldChar w:fldCharType="begin"/>
-      </w:r>
-      <w:r>
-        <w:rPr>
-          <w:rFonts w:asciiTheme="minorHAnsi" w:hAnsiTheme="minorHAnsi" w:cstheme="minorHAnsi"/>
-          <w:b/>
-          <w:i/>
-          <w:iCs/>
-        </w:rPr>
-        <w:instrText xml:space="preserve"> IF </w:instrText>
-      </w:r>
-      <w:r>
-        <w:rPr>
-          <w:rFonts w:asciiTheme="minorHAnsi" w:hAnsiTheme="minorHAnsi" w:cstheme="minorHAnsi"/>
-          <w:b/>
-          <w:i/>
-          <w:iCs/>
-        </w:rPr>
-        <w:fldChar w:fldCharType="begin"/>
-      </w:r>
-      <w:r>
-        <w:rPr>
-          <w:rFonts w:asciiTheme="minorHAnsi" w:hAnsiTheme="minorHAnsi" w:cstheme="minorHAnsi"/>
-          <w:b/>
-          <w:i/>
-          <w:iCs/>
-        </w:rPr>
-        <w:instrText xml:space="preserve"> MERGEFIELD HOSPITAL </w:instrText>
-      </w:r>
-      <w:r>
-        <w:rPr>
-          <w:rFonts w:asciiTheme="minorHAnsi" w:hAnsiTheme="minorHAnsi" w:cstheme="minorHAnsi"/>
-          <w:b/>
-          <w:i/>
-          <w:iCs/>
-        </w:rPr>
-        <w:fldChar w:fldCharType="separate"/>
-      </w:r>
-      <w:r>
-        <w:rPr>
-          <w:rFonts w:asciiTheme="minorHAnsi" w:hAnsiTheme="minorHAnsi" w:cstheme="minorHAnsi"/>
-          <w:b/>
-          <w:i/>
-          <w:iCs/>
-          <w:noProof/>
-        </w:rPr>
-        <w:instrText>HSJDRionegro</w:instrText>
-      </w:r>
-      <w:r>
-        <w:rPr>
-          <w:rFonts w:asciiTheme="minorHAnsi" w:hAnsiTheme="minorHAnsi" w:cstheme="minorHAnsi"/>
-          <w:b/>
-          <w:i/>
-          <w:iCs/>
-        </w:rPr>
-        <w:fldChar w:fldCharType="end"/>
-      </w:r>
-      <w:r>
-        <w:rPr>
-          <w:rFonts w:asciiTheme="minorHAnsi" w:hAnsiTheme="minorHAnsi" w:cstheme="minorHAnsi"/>
-          <w:b/>
-          <w:i/>
-          <w:iCs/>
-        </w:rPr>
-        <w:instrText xml:space="preserve"> = "</w:instrText>
-      </w:r>
-      <w:r>
-        <w:rPr>
-          <w:rFonts w:asciiTheme="minorHAnsi" w:hAnsiTheme="minorHAnsi" w:cstheme="minorHAnsi"/>
-          <w:b/>
-          <w:i/>
-          <w:iCs/>
-          <w:color w:val="000000"/>
-        </w:rPr>
-        <w:instrText>VENANCIO</w:instrText>
-      </w:r>
-      <w:r>
-        <w:rPr>
-          <w:rFonts w:asciiTheme="minorHAnsi" w:hAnsiTheme="minorHAnsi" w:cstheme="minorHAnsi"/>
-          <w:b/>
-          <w:i/>
-          <w:iCs/>
-        </w:rPr>
-        <w:instrText xml:space="preserve">" "E.S.E. Hospital Venancio Díaz Díaz" </w:instrText>
-      </w:r>
-      <w:r>
-        <w:rPr>
-          <w:rFonts w:asciiTheme="minorHAnsi" w:hAnsiTheme="minorHAnsi" w:cstheme="minorHAnsi"/>
-          <w:b/>
-          <w:i/>
-          <w:iCs/>
-        </w:rPr>
-        <w:fldChar w:fldCharType="end"/>
-      </w:r>
-      <w:r>
-        <w:rPr>
-          <w:rFonts w:asciiTheme="minorHAnsi" w:hAnsiTheme="minorHAnsi" w:cstheme="minorHAnsi"/>
-          <w:b/>
-          <w:i/>
-          <w:iCs/>
-        </w:rPr>
-        <w:fldChar w:fldCharType="begin"/>
-      </w:r>
-      <w:r>
-        <w:rPr>
-          <w:rFonts w:asciiTheme="minorHAnsi" w:hAnsiTheme="minorHAnsi" w:cstheme="minorHAnsi"/>
-          <w:b/>
-          <w:i/>
-          <w:iCs/>
-        </w:rPr>
-        <w:instrText xml:space="preserve"> IF </w:instrText>
-      </w:r>
-      <w:r>
-        <w:rPr>
-          <w:rFonts w:asciiTheme="minorHAnsi" w:hAnsiTheme="minorHAnsi" w:cstheme="minorHAnsi"/>
-          <w:b/>
-          <w:i/>
-          <w:iCs/>
-        </w:rPr>
-        <w:fldChar w:fldCharType="begin"/>
-      </w:r>
-      <w:r>
-        <w:rPr>
-          <w:rFonts w:asciiTheme="minorHAnsi" w:hAnsiTheme="minorHAnsi" w:cstheme="minorHAnsi"/>
-          <w:b/>
-          <w:i/>
-          <w:iCs/>
-        </w:rPr>
-        <w:instrText xml:space="preserve"> MERGEFIELD HOSPITAL </w:instrText>
-      </w:r>
-      <w:r>
-        <w:rPr>
-          <w:rFonts w:asciiTheme="minorHAnsi" w:hAnsiTheme="minorHAnsi" w:cstheme="minorHAnsi"/>
-          <w:b/>
-          <w:i/>
-          <w:iCs/>
-        </w:rPr>
-        <w:fldChar w:fldCharType="separate"/>
-      </w:r>
-      <w:r>
-        <w:rPr>
-          <w:rFonts w:asciiTheme="minorHAnsi" w:hAnsiTheme="minorHAnsi" w:cstheme="minorHAnsi"/>
-          <w:b/>
-          <w:i/>
-          <w:iCs/>
-          <w:noProof/>
-        </w:rPr>
-        <w:instrText>HSJDRionegro</w:instrText>
-      </w:r>
-      <w:r>
-        <w:rPr>
-          <w:rFonts w:asciiTheme="minorHAnsi" w:hAnsiTheme="minorHAnsi" w:cstheme="minorHAnsi"/>
-          <w:b/>
-          <w:i/>
-          <w:iCs/>
-        </w:rPr>
-        <w:fldChar w:fldCharType="end"/>
-      </w:r>
-      <w:r>
-        <w:rPr>
-          <w:rFonts w:asciiTheme="minorHAnsi" w:hAnsiTheme="minorHAnsi" w:cstheme="minorHAnsi"/>
-          <w:b/>
-          <w:i/>
-          <w:iCs/>
-        </w:rPr>
-        <w:instrText xml:space="preserve"> = "</w:instrText>
-      </w:r>
-      <w:r>
-        <w:rPr>
-          <w:rFonts w:asciiTheme="minorHAnsi" w:hAnsiTheme="minorHAnsi" w:cstheme="minorHAnsi"/>
-          <w:b/>
-          <w:i/>
-          <w:iCs/>
-          <w:color w:val="000000"/>
-        </w:rPr>
-        <w:instrText>BELLO</w:instrText>
-      </w:r>
-      <w:r>
-        <w:rPr>
-          <w:rFonts w:asciiTheme="minorHAnsi" w:hAnsiTheme="minorHAnsi" w:cstheme="minorHAnsi"/>
-          <w:b/>
-          <w:i/>
-          <w:iCs/>
-        </w:rPr>
-        <w:instrText xml:space="preserve">" "E.S.E. Hospital Marco Fidel Suárez de Bello" </w:instrText>
-      </w:r>
-      <w:r>
-        <w:rPr>
-          <w:rFonts w:asciiTheme="minorHAnsi" w:hAnsiTheme="minorHAnsi" w:cstheme="minorHAnsi"/>
-          <w:b/>
-          <w:i/>
-          <w:iCs/>
-        </w:rPr>
-        <w:fldChar w:fldCharType="end"/>
-      </w:r>
-      <w:r>
-        <w:rPr>
-          <w:rFonts w:asciiTheme="minorHAnsi" w:hAnsiTheme="minorHAnsi" w:cstheme="minorHAnsi"/>
-          <w:b/>
-          <w:i/>
-          <w:iCs/>
-        </w:rPr>
-        <w:fldChar w:fldCharType="begin"/>
-      </w:r>
-      <w:r>
-        <w:rPr>
-          <w:rFonts w:asciiTheme="minorHAnsi" w:hAnsiTheme="minorHAnsi" w:cstheme="minorHAnsi"/>
-          <w:b/>
-          <w:i/>
-          <w:iCs/>
-        </w:rPr>
-        <w:instrText xml:space="preserve"> IF </w:instrText>
-      </w:r>
-      <w:r>
-        <w:rPr>
-          <w:rFonts w:asciiTheme="minorHAnsi" w:hAnsiTheme="minorHAnsi" w:cstheme="minorHAnsi"/>
-          <w:b/>
-          <w:i/>
-          <w:iCs/>
-        </w:rPr>
-        <w:fldChar w:fldCharType="begin"/>
-      </w:r>
-      <w:r>
-        <w:rPr>
-          <w:rFonts w:asciiTheme="minorHAnsi" w:hAnsiTheme="minorHAnsi" w:cstheme="minorHAnsi"/>
-          <w:b/>
-          <w:i/>
-          <w:iCs/>
-        </w:rPr>
-        <w:instrText xml:space="preserve"> MERGEFIELD HOSPITAL </w:instrText>
-      </w:r>
-      <w:r>
-        <w:rPr>
-          <w:rFonts w:asciiTheme="minorHAnsi" w:hAnsiTheme="minorHAnsi" w:cstheme="minorHAnsi"/>
-          <w:b/>
-          <w:i/>
-          <w:iCs/>
-        </w:rPr>
-        <w:fldChar w:fldCharType="separate"/>
-      </w:r>
-      <w:r>
-        <w:rPr>
-          <w:rFonts w:asciiTheme="minorHAnsi" w:hAnsiTheme="minorHAnsi" w:cstheme="minorHAnsi"/>
-          <w:b/>
-          <w:i/>
-          <w:iCs/>
-          <w:noProof/>
-        </w:rPr>
-        <w:instrText>HSJDRionegro</w:instrText>
-      </w:r>
-      <w:r>
-        <w:rPr>
-          <w:rFonts w:asciiTheme="minorHAnsi" w:hAnsiTheme="minorHAnsi" w:cstheme="minorHAnsi"/>
-          <w:b/>
-          <w:i/>
-          <w:iCs/>
-        </w:rPr>
-        <w:fldChar w:fldCharType="end"/>
-      </w:r>
-      <w:r>
-        <w:rPr>
-          <w:rFonts w:asciiTheme="minorHAnsi" w:hAnsiTheme="minorHAnsi" w:cstheme="minorHAnsi"/>
-          <w:b/>
-          <w:i/>
-          <w:iCs/>
-        </w:rPr>
-        <w:instrText xml:space="preserve"> = "</w:instrText>
-      </w:r>
-      <w:r>
-        <w:rPr>
-          <w:rFonts w:asciiTheme="minorHAnsi" w:hAnsiTheme="minorHAnsi" w:cstheme="minorHAnsi"/>
-          <w:b/>
-          <w:i/>
-          <w:iCs/>
-          <w:color w:val="000000"/>
-        </w:rPr>
-        <w:instrText>HSRI</w:instrText>
-      </w:r>
-      <w:r>
-        <w:rPr>
-          <w:rFonts w:asciiTheme="minorHAnsi" w:hAnsiTheme="minorHAnsi" w:cstheme="minorHAnsi"/>
-          <w:b/>
-          <w:i/>
-          <w:iCs/>
-        </w:rPr>
-        <w:instrText xml:space="preserve">" "E.S.E. Hospital San Rafael de Itagüí" </w:instrText>
-      </w:r>
-      <w:r>
-        <w:rPr>
-          <w:rFonts w:asciiTheme="minorHAnsi" w:hAnsiTheme="minorHAnsi" w:cstheme="minorHAnsi"/>
-          <w:b/>
-          <w:i/>
-          <w:iCs/>
-        </w:rPr>
-        <w:fldChar w:fldCharType="end"/>
-      </w:r>
-      <w:r>
-        <w:rPr>
-          <w:rFonts w:asciiTheme="minorHAnsi" w:hAnsiTheme="minorHAnsi" w:cstheme="minorHAnsi"/>
-          <w:b/>
-          <w:i/>
-          <w:iCs/>
-        </w:rPr>
-        <w:fldChar w:fldCharType="begin"/>
-      </w:r>
-      <w:r>
-        <w:rPr>
-          <w:rFonts w:asciiTheme="minorHAnsi" w:hAnsiTheme="minorHAnsi" w:cstheme="minorHAnsi"/>
-          <w:b/>
-          <w:i/>
-          <w:iCs/>
-        </w:rPr>
-        <w:instrText xml:space="preserve"> IF </w:instrText>
-      </w:r>
-      <w:r>
-        <w:rPr>
-          <w:rFonts w:asciiTheme="minorHAnsi" w:hAnsiTheme="minorHAnsi" w:cstheme="minorHAnsi"/>
-          <w:b/>
-          <w:i/>
-          <w:iCs/>
-        </w:rPr>
-        <w:fldChar w:fldCharType="begin"/>
-      </w:r>
-      <w:r>
-        <w:rPr>
-          <w:rFonts w:asciiTheme="minorHAnsi" w:hAnsiTheme="minorHAnsi" w:cstheme="minorHAnsi"/>
-          <w:b/>
-          <w:i/>
-          <w:iCs/>
-        </w:rPr>
-        <w:instrText xml:space="preserve"> MERGEFIELD HOSPITAL </w:instrText>
-      </w:r>
-      <w:r>
-        <w:rPr>
-          <w:rFonts w:asciiTheme="minorHAnsi" w:hAnsiTheme="minorHAnsi" w:cstheme="minorHAnsi"/>
-          <w:b/>
-          <w:i/>
-          <w:iCs/>
-        </w:rPr>
-        <w:fldChar w:fldCharType="separate"/>
-      </w:r>
-      <w:r>
-        <w:rPr>
-          <w:rFonts w:asciiTheme="minorHAnsi" w:hAnsiTheme="minorHAnsi" w:cstheme="minorHAnsi"/>
-          <w:b/>
-          <w:i/>
-          <w:iCs/>
-          <w:noProof/>
-        </w:rPr>
-        <w:instrText>HSJDRionegro</w:instrText>
-      </w:r>
-      <w:r>
-        <w:rPr>
-          <w:rFonts w:asciiTheme="minorHAnsi" w:hAnsiTheme="minorHAnsi" w:cstheme="minorHAnsi"/>
-          <w:b/>
-          <w:i/>
-          <w:iCs/>
-        </w:rPr>
-        <w:fldChar w:fldCharType="end"/>
-      </w:r>
-      <w:r>
-        <w:rPr>
-          <w:rFonts w:asciiTheme="minorHAnsi" w:hAnsiTheme="minorHAnsi" w:cstheme="minorHAnsi"/>
-          <w:b/>
-          <w:i/>
-          <w:iCs/>
-        </w:rPr>
-        <w:instrText xml:space="preserve"> = "</w:instrText>
-      </w:r>
-      <w:r>
-        <w:rPr>
-          <w:rFonts w:asciiTheme="minorHAnsi" w:hAnsiTheme="minorHAnsi" w:cstheme="minorHAnsi"/>
-          <w:b/>
-          <w:i/>
-          <w:iCs/>
-          <w:color w:val="000000"/>
-        </w:rPr>
-        <w:instrText>CALDAS</w:instrText>
-      </w:r>
-      <w:r>
-        <w:rPr>
-          <w:rFonts w:asciiTheme="minorHAnsi" w:hAnsiTheme="minorHAnsi" w:cstheme="minorHAnsi"/>
-          <w:b/>
-          <w:i/>
-          <w:iCs/>
-        </w:rPr>
-        <w:instrText xml:space="preserve">" "E.S.E. Hospital San Vicente de Paúl de Caldas" </w:instrText>
-      </w:r>
-      <w:r>
-        <w:rPr>
-          <w:rFonts w:asciiTheme="minorHAnsi" w:hAnsiTheme="minorHAnsi" w:cstheme="minorHAnsi"/>
-          <w:b/>
-          <w:i/>
-          <w:iCs/>
-        </w:rPr>
-        <w:fldChar w:fldCharType="end"/>
-      </w:r>
-      <w:r>
-        <w:rPr>
-          <w:rFonts w:asciiTheme="minorHAnsi" w:hAnsiTheme="minorHAnsi" w:cstheme="minorHAnsi"/>
-          <w:b/>
-          <w:i/>
-          <w:iCs/>
-        </w:rPr>
-        <w:t>.</w:t>
-      </w:r>
-      <w:r>
-        <w:rPr>
-          <w:rFonts w:asciiTheme="minorHAnsi" w:hAnsiTheme="minorHAnsi" w:cstheme="minorHAnsi"/>
-          <w:i/>
-          <w:iCs/>
-        </w:rPr>
-        <w:fldChar w:fldCharType="begin"/>
-      </w:r>
-      <w:r>
-        <w:rPr>
-          <w:rFonts w:asciiTheme="minorHAnsi" w:hAnsiTheme="minorHAnsi" w:cstheme="minorHAnsi"/>
-          <w:i/>
-          <w:iCs/>
-        </w:rPr>
-        <w:instrText xml:space="preserve"> IF </w:instrText>
-      </w:r>
-      <w:r>
-        <w:rPr>
-          <w:rFonts w:asciiTheme="minorHAnsi" w:hAnsiTheme="minorHAnsi" w:cstheme="minorHAnsi"/>
-          <w:i/>
-          <w:iCs/>
-        </w:rPr>
-        <w:fldChar w:fldCharType="begin"/>
-      </w:r>
-      <w:r>
-        <w:rPr>
-          <w:rFonts w:asciiTheme="minorHAnsi" w:hAnsiTheme="minorHAnsi" w:cstheme="minorHAnsi"/>
-          <w:i/>
-          <w:iCs/>
-        </w:rPr>
-        <w:instrText xml:space="preserve"> MERGEFIELD SEXO </w:instrText>
-      </w:r>
-      <w:r>
-        <w:rPr>
-          <w:rFonts w:asciiTheme="minorHAnsi" w:hAnsiTheme="minorHAnsi" w:cstheme="minorHAnsi"/>
-          <w:i/>
-          <w:iCs/>
-        </w:rPr>
-        <w:fldChar w:fldCharType="separate"/>
-      </w:r>
-      <w:r>
-        <w:rPr>
-          <w:rFonts w:asciiTheme="minorHAnsi" w:hAnsiTheme="minorHAnsi" w:cstheme="minorHAnsi"/>
-          <w:i/>
-          <w:iCs/>
-          <w:noProof/>
-        </w:rPr>
-        <w:instrText>M</w:instrText>
-      </w:r>
-      <w:r>
-        <w:rPr>
-          <w:rFonts w:asciiTheme="minorHAnsi" w:hAnsiTheme="minorHAnsi" w:cstheme="minorHAnsi"/>
-          <w:i/>
-          <w:iCs/>
-        </w:rPr>
-        <w:fldChar w:fldCharType="end"/>
-      </w:r>
-      <w:r>
-        <w:rPr>
-          <w:rFonts w:asciiTheme="minorHAnsi" w:hAnsiTheme="minorHAnsi" w:cstheme="minorHAnsi"/>
-          <w:i/>
-          <w:iCs/>
-        </w:rPr>
         <w:instrText xml:space="preserve"> = "F" "</w:instrText>
       </w:r>
-    </w:p>
-    <w:p>
-      <w:pPr>
-        <w:spacing w:afterLines="120" w:after="288" w:line="240" w:lineRule="auto"/>
-        <w:ind w:left="708"/>
-        <w:jc w:val="both"/>
-        <w:rPr>
-          <w:rFonts w:asciiTheme="minorHAnsi" w:hAnsiTheme="minorHAnsi" w:cstheme="minorHAnsi"/>
-          <w:i/>
-          <w:iCs/>
-        </w:rPr>
-      </w:pPr>
-      <w:r>
-        <w:rPr>
-          <w:rFonts w:asciiTheme="minorHAnsi" w:hAnsiTheme="minorHAnsi" w:cstheme="minorHAnsi"/>
-          <w:i/>
-          <w:iCs/>
-        </w:rPr>
-        <w:instrText xml:space="preserve">En calidad de afiliada partícipe" "" </w:instrText>
-      </w:r>
-      <w:r>
-        <w:rPr>
-          <w:rFonts w:asciiTheme="minorHAnsi" w:hAnsiTheme="minorHAnsi" w:cstheme="minorHAnsi"/>
-          <w:i/>
-          <w:iCs/>
-        </w:rPr>
-        <w:fldChar w:fldCharType="end"/>
-      </w:r>
-      <w:bookmarkEnd w:id="1"/>
     </w:p>
     <w:p>
       <w:pPr>
@@ -3817,7 +3441,6 @@
           <w:rFonts w:asciiTheme="minorHAnsi" w:hAnsiTheme="minorHAnsi" w:cstheme="minorHAnsi"/>
           <w:i/>
           <w:iCs/>
-          <w:color w:val="000000" w:themeColor="text1"/>
         </w:rPr>
       </w:pPr>
       <w:r>
@@ -3826,9 +3449,41 @@
           <w:i/>
           <w:iCs/>
         </w:rPr>
+        <w:instrText xml:space="preserve">En calidad de afiliada partícipe" "" </w:instrText>
+      </w:r>
+      <w:r>
+        <w:rPr>
+          <w:rFonts w:asciiTheme="minorHAnsi" w:hAnsiTheme="minorHAnsi" w:cstheme="minorHAnsi"/>
+          <w:i/>
+          <w:iCs/>
+        </w:rPr>
+        <w:fldChar w:fldCharType="end"/>
+      </w:r>
+      <w:bookmarkEnd w:id="0"/>
+    </w:p>
+    <w:p>
+      <w:pPr>
+        <w:spacing w:afterLines="120" w:after="288" w:line="240" w:lineRule="auto"/>
+        <w:jc w:val="both"/>
+        <w:rPr>
+          <w:rFonts w:asciiTheme="minorHAnsi" w:hAnsiTheme="minorHAnsi" w:cstheme="minorHAnsi"/>
+          <w:i/>
+          <w:iCs/>
+        </w:rPr>
+      </w:pPr>
+      <w:r>
+        <w:rPr>
+          <w:rFonts w:asciiTheme="minorHAnsi" w:hAnsiTheme="minorHAnsi" w:cstheme="minorHAnsi"/>
+          <w:i/>
+          <w:iCs/>
+        </w:rPr>
         <w:t xml:space="preserve">En calidad de </w:t>
       </w:r>
       <w:r>
+        <w:rPr>
+          <w:i/>
+          <w:iCs/>
+        </w:rPr>
         <w:t xml:space="preserve">persona afiliada </w:t>
       </w:r>
       <w:r>
@@ -4094,6 +3749,8 @@
           <w:rFonts w:asciiTheme="minorHAnsi" w:hAnsiTheme="minorHAnsi" w:cstheme="minorHAnsi"/>
           <w:b/>
           <w:bCs/>
+          <w:i/>
+          <w:iCs/>
         </w:rPr>
         <w:t>${</w:t>
       </w:r>
@@ -4111,6 +3768,8 @@
           <w:rFonts w:asciiTheme="minorHAnsi" w:hAnsiTheme="minorHAnsi" w:cstheme="minorHAnsi"/>
           <w:b/>
           <w:bCs/>
+          <w:i/>
+          <w:iCs/>
         </w:rPr>
         <w:t>}</w:t>
       </w:r>
@@ -5717,12 +5376,18 @@
         <w:t xml:space="preserve">.  </w:t>
       </w:r>
       <w:r>
+        <w:rPr>
+          <w:i/>
+          <w:iCs/>
+        </w:rPr>
         <w:t xml:space="preserve">${MENSAJE_COMPENSACIONES_PARTE1} </w:t>
       </w:r>
       <w:r>
         <w:rPr>
           <w:b/>
           <w:bCs/>
+          <w:i/>
+          <w:iCs/>
         </w:rPr>
         <w:t>${MENSAJE_COMPENSACIONES_PARTE2}</w:t>
       </w:r>
@@ -5731,16 +5396,14 @@
           <w:rFonts w:asciiTheme="minorHAnsi" w:hAnsiTheme="minorHAnsi" w:cstheme="minorHAnsi"/>
           <w:i/>
           <w:iCs/>
-          <w:color w:val="000000" w:themeColor="text1"/>
-        </w:rPr>
-        <w:fldChar w:fldCharType="begin"/>
-      </w:r>
-      <w:r>
-        <w:rPr>
-          <w:rFonts w:asciiTheme="minorHAnsi" w:hAnsiTheme="minorHAnsi" w:cstheme="minorHAnsi"/>
-          <w:i/>
-          <w:iCs/>
-          <w:color w:val="000000" w:themeColor="text1"/>
+        </w:rPr>
+        <w:fldChar w:fldCharType="begin"/>
+      </w:r>
+      <w:r>
+        <w:rPr>
+          <w:rFonts w:asciiTheme="minorHAnsi" w:hAnsiTheme="minorHAnsi" w:cstheme="minorHAnsi"/>
+          <w:i/>
+          <w:iCs/>
         </w:rPr>
         <w:instrText xml:space="preserve"> IF </w:instrText>
       </w:r>
@@ -5749,16 +5412,14 @@
           <w:rFonts w:asciiTheme="minorHAnsi" w:hAnsiTheme="minorHAnsi" w:cstheme="minorHAnsi"/>
           <w:i/>
           <w:iCs/>
-          <w:color w:val="000000" w:themeColor="text1"/>
-        </w:rPr>
-        <w:fldChar w:fldCharType="begin"/>
-      </w:r>
-      <w:r>
-        <w:rPr>
-          <w:rFonts w:asciiTheme="minorHAnsi" w:hAnsiTheme="minorHAnsi" w:cstheme="minorHAnsi"/>
-          <w:i/>
-          <w:iCs/>
-          <w:color w:val="000000" w:themeColor="text1"/>
+        </w:rPr>
+        <w:fldChar w:fldCharType="begin"/>
+      </w:r>
+      <w:r>
+        <w:rPr>
+          <w:rFonts w:asciiTheme="minorHAnsi" w:hAnsiTheme="minorHAnsi" w:cstheme="minorHAnsi"/>
+          <w:i/>
+          <w:iCs/>
         </w:rPr>
         <w:instrText xml:space="preserve"> MERGEFIELD HOSPITAL  </w:instrText>
       </w:r>
@@ -5767,7 +5428,6 @@
           <w:rFonts w:asciiTheme="minorHAnsi" w:hAnsiTheme="minorHAnsi" w:cstheme="minorHAnsi"/>
           <w:i/>
           <w:iCs/>
-          <w:color w:val="000000" w:themeColor="text1"/>
         </w:rPr>
         <w:fldChar w:fldCharType="separate"/>
       </w:r>
@@ -5776,8 +5436,6 @@
           <w:rFonts w:asciiTheme="minorHAnsi" w:hAnsiTheme="minorHAnsi" w:cstheme="minorHAnsi"/>
           <w:i/>
           <w:iCs/>
-          <w:noProof/>
-          <w:color w:val="000000" w:themeColor="text1"/>
         </w:rPr>
         <w:instrText>HSJDRionegro</w:instrText>
       </w:r>
@@ -5786,16 +5444,14 @@
           <w:rFonts w:asciiTheme="minorHAnsi" w:hAnsiTheme="minorHAnsi" w:cstheme="minorHAnsi"/>
           <w:i/>
           <w:iCs/>
-          <w:color w:val="000000" w:themeColor="text1"/>
-        </w:rPr>
-        <w:fldChar w:fldCharType="end"/>
-      </w:r>
-      <w:r>
-        <w:rPr>
-          <w:rFonts w:asciiTheme="minorHAnsi" w:hAnsiTheme="minorHAnsi" w:cstheme="minorHAnsi"/>
-          <w:i/>
-          <w:iCs/>
-          <w:color w:val="000000" w:themeColor="text1"/>
+        </w:rPr>
+        <w:fldChar w:fldCharType="end"/>
+      </w:r>
+      <w:r>
+        <w:rPr>
+          <w:rFonts w:asciiTheme="minorHAnsi" w:hAnsiTheme="minorHAnsi" w:cstheme="minorHAnsi"/>
+          <w:i/>
+          <w:iCs/>
         </w:rPr>
         <w:instrText xml:space="preserve">="LA MARIA TRANSMISIBLES" "" </w:instrText>
       </w:r>
@@ -5804,25 +5460,22 @@
           <w:rFonts w:asciiTheme="minorHAnsi" w:hAnsiTheme="minorHAnsi" w:cstheme="minorHAnsi"/>
           <w:i/>
           <w:iCs/>
-          <w:color w:val="000000" w:themeColor="text1"/>
-        </w:rPr>
-        <w:fldChar w:fldCharType="end"/>
-      </w:r>
-      <w:r>
-        <w:rPr>
-          <w:rFonts w:asciiTheme="minorHAnsi" w:hAnsiTheme="minorHAnsi" w:cstheme="minorHAnsi"/>
-          <w:i/>
-          <w:iCs/>
-          <w:color w:val="000000" w:themeColor="text1"/>
-        </w:rPr>
-        <w:fldChar w:fldCharType="begin"/>
-      </w:r>
-      <w:r>
-        <w:rPr>
-          <w:rFonts w:asciiTheme="minorHAnsi" w:hAnsiTheme="minorHAnsi" w:cstheme="minorHAnsi"/>
-          <w:i/>
-          <w:iCs/>
-          <w:color w:val="000000" w:themeColor="text1"/>
+        </w:rPr>
+        <w:fldChar w:fldCharType="end"/>
+      </w:r>
+      <w:r>
+        <w:rPr>
+          <w:rFonts w:asciiTheme="minorHAnsi" w:hAnsiTheme="minorHAnsi" w:cstheme="minorHAnsi"/>
+          <w:i/>
+          <w:iCs/>
+        </w:rPr>
+        <w:fldChar w:fldCharType="begin"/>
+      </w:r>
+      <w:r>
+        <w:rPr>
+          <w:rFonts w:asciiTheme="minorHAnsi" w:hAnsiTheme="minorHAnsi" w:cstheme="minorHAnsi"/>
+          <w:i/>
+          <w:iCs/>
         </w:rPr>
         <w:instrText xml:space="preserve"> IF </w:instrText>
       </w:r>
@@ -5831,16 +5484,14 @@
           <w:rFonts w:asciiTheme="minorHAnsi" w:hAnsiTheme="minorHAnsi" w:cstheme="minorHAnsi"/>
           <w:i/>
           <w:iCs/>
-          <w:color w:val="000000" w:themeColor="text1"/>
-        </w:rPr>
-        <w:fldChar w:fldCharType="begin"/>
-      </w:r>
-      <w:r>
-        <w:rPr>
-          <w:rFonts w:asciiTheme="minorHAnsi" w:hAnsiTheme="minorHAnsi" w:cstheme="minorHAnsi"/>
-          <w:i/>
-          <w:iCs/>
-          <w:color w:val="000000" w:themeColor="text1"/>
+        </w:rPr>
+        <w:fldChar w:fldCharType="begin"/>
+      </w:r>
+      <w:r>
+        <w:rPr>
+          <w:rFonts w:asciiTheme="minorHAnsi" w:hAnsiTheme="minorHAnsi" w:cstheme="minorHAnsi"/>
+          <w:i/>
+          <w:iCs/>
         </w:rPr>
         <w:instrText xml:space="preserve"> MERGEFIELD Valores_Convenio </w:instrText>
       </w:r>
@@ -5849,32 +5500,22 @@
           <w:rFonts w:asciiTheme="minorHAnsi" w:hAnsiTheme="minorHAnsi" w:cstheme="minorHAnsi"/>
           <w:i/>
           <w:iCs/>
-          <w:color w:val="000000" w:themeColor="text1"/>
-        </w:rPr>
-        <w:fldChar w:fldCharType="end"/>
-      </w:r>
-      <w:r>
-        <w:rPr>
-          <w:rFonts w:asciiTheme="minorHAnsi" w:hAnsiTheme="minorHAnsi" w:cstheme="minorHAnsi"/>
-          <w:i/>
-          <w:iCs/>
-          <w:color w:val="000000" w:themeColor="text1"/>
-        </w:rPr>
-        <w:instrText>&lt;&gt;"" "</w:instrText>
-      </w:r>
-      <w:r>
-        <w:rPr>
-          <w:rFonts w:asciiTheme="minorHAnsi" w:hAnsiTheme="minorHAnsi" w:cstheme="minorHAnsi"/>
-          <w:color w:val="000000" w:themeColor="text1"/>
-        </w:rPr>
-        <w:instrText xml:space="preserve"> </w:instrText>
-      </w:r>
-      <w:r>
-        <w:rPr>
-          <w:rFonts w:asciiTheme="minorHAnsi" w:hAnsiTheme="minorHAnsi" w:cstheme="minorHAnsi"/>
-          <w:i/>
-          <w:iCs/>
-          <w:color w:val="000000" w:themeColor="text1"/>
+        </w:rPr>
+        <w:fldChar w:fldCharType="end"/>
+      </w:r>
+      <w:r>
+        <w:rPr>
+          <w:rFonts w:asciiTheme="minorHAnsi" w:hAnsiTheme="minorHAnsi" w:cstheme="minorHAnsi"/>
+          <w:i/>
+          <w:iCs/>
+        </w:rPr>
+        <w:instrText xml:space="preserve">&lt;&gt;"" " </w:instrText>
+      </w:r>
+      <w:r>
+        <w:rPr>
+          <w:rFonts w:asciiTheme="minorHAnsi" w:hAnsiTheme="minorHAnsi" w:cstheme="minorHAnsi"/>
+          <w:i/>
+          <w:iCs/>
         </w:rPr>
         <w:instrText>Acorde al Convenio</w:instrText>
       </w:r>
@@ -5883,7 +5524,6 @@
           <w:rFonts w:asciiTheme="minorHAnsi" w:hAnsiTheme="minorHAnsi" w:cstheme="minorHAnsi"/>
           <w:i/>
           <w:iCs/>
-          <w:color w:val="000000" w:themeColor="text1"/>
         </w:rPr>
         <w:instrText xml:space="preserve"> de Ejecución Sindical</w:instrText>
       </w:r>
@@ -5892,7 +5532,6 @@
           <w:rFonts w:asciiTheme="minorHAnsi" w:hAnsiTheme="minorHAnsi" w:cstheme="minorHAnsi"/>
           <w:i/>
           <w:iCs/>
-          <w:color w:val="000000" w:themeColor="text1"/>
         </w:rPr>
         <w:instrText>, l</w:instrText>
       </w:r>
@@ -5901,7 +5540,6 @@
           <w:rFonts w:asciiTheme="minorHAnsi" w:hAnsiTheme="minorHAnsi" w:cstheme="minorHAnsi"/>
           <w:i/>
           <w:iCs/>
-          <w:color w:val="000000" w:themeColor="text1"/>
         </w:rPr>
         <w:instrText xml:space="preserve">a compensación básica a recibir </w:instrText>
       </w:r>
@@ -5910,7 +5548,6 @@
           <w:rFonts w:asciiTheme="minorHAnsi" w:hAnsiTheme="minorHAnsi" w:cstheme="minorHAnsi"/>
           <w:i/>
           <w:iCs/>
-          <w:color w:val="000000" w:themeColor="text1"/>
         </w:rPr>
         <w:instrText xml:space="preserve">en </w:instrText>
       </w:r>
@@ -5919,7 +5556,6 @@
           <w:rFonts w:asciiTheme="minorHAnsi" w:hAnsiTheme="minorHAnsi" w:cstheme="minorHAnsi"/>
           <w:i/>
           <w:iCs/>
-          <w:color w:val="000000" w:themeColor="text1"/>
         </w:rPr>
         <w:instrText>el desarrollo de actividades de este proceso ser</w:instrText>
       </w:r>
@@ -5928,7 +5564,6 @@
           <w:rFonts w:asciiTheme="minorHAnsi" w:hAnsiTheme="minorHAnsi" w:cstheme="minorHAnsi"/>
           <w:i/>
           <w:iCs/>
-          <w:color w:val="000000" w:themeColor="text1"/>
         </w:rPr>
         <w:instrText>ía</w:instrText>
       </w:r>
@@ -5937,7 +5572,6 @@
           <w:rFonts w:asciiTheme="minorHAnsi" w:hAnsiTheme="minorHAnsi" w:cstheme="minorHAnsi"/>
           <w:i/>
           <w:iCs/>
-          <w:color w:val="000000" w:themeColor="text1"/>
         </w:rPr>
         <w:instrText xml:space="preserve"> de: </w:instrText>
       </w:r>
@@ -5946,16 +5580,14 @@
           <w:rFonts w:asciiTheme="minorHAnsi" w:hAnsiTheme="minorHAnsi" w:cstheme="minorHAnsi"/>
           <w:i/>
           <w:iCs/>
-          <w:color w:val="000000" w:themeColor="text1"/>
-        </w:rPr>
-        <w:fldChar w:fldCharType="begin"/>
-      </w:r>
-      <w:r>
-        <w:rPr>
-          <w:rFonts w:asciiTheme="minorHAnsi" w:hAnsiTheme="minorHAnsi" w:cstheme="minorHAnsi"/>
-          <w:i/>
-          <w:iCs/>
-          <w:color w:val="000000" w:themeColor="text1"/>
+        </w:rPr>
+        <w:fldChar w:fldCharType="begin"/>
+      </w:r>
+      <w:r>
+        <w:rPr>
+          <w:rFonts w:asciiTheme="minorHAnsi" w:hAnsiTheme="minorHAnsi" w:cstheme="minorHAnsi"/>
+          <w:i/>
+          <w:iCs/>
         </w:rPr>
         <w:instrText xml:space="preserve"> MERGEFIELD Valores_Convenio </w:instrText>
       </w:r>
@@ -5964,7 +5596,6 @@
           <w:rFonts w:asciiTheme="minorHAnsi" w:hAnsiTheme="minorHAnsi" w:cstheme="minorHAnsi"/>
           <w:i/>
           <w:iCs/>
-          <w:color w:val="000000" w:themeColor="text1"/>
         </w:rPr>
         <w:fldChar w:fldCharType="separate"/>
       </w:r>
@@ -5973,8 +5604,6 @@
           <w:rFonts w:asciiTheme="minorHAnsi" w:hAnsiTheme="minorHAnsi" w:cstheme="minorHAnsi"/>
           <w:i/>
           <w:iCs/>
-          <w:noProof/>
-          <w:color w:val="000000" w:themeColor="text1"/>
         </w:rPr>
         <w:instrText>HORA DIURNA $5,827; HORA NOCTURNA $7,867; HORA FESTIVA $10,489; HORA NOCTURA FESTIVA $12,529 y unos AUXILIOS por HORA DIURNA $4,490; HORA NOCTURNA $6,061; HORA FESTIVA $8,081; HORA NOCTURA FESTIVA $9,652.</w:instrText>
       </w:r>
@@ -5983,16 +5612,14 @@
           <w:rFonts w:asciiTheme="minorHAnsi" w:hAnsiTheme="minorHAnsi" w:cstheme="minorHAnsi"/>
           <w:i/>
           <w:iCs/>
-          <w:color w:val="000000" w:themeColor="text1"/>
-        </w:rPr>
-        <w:fldChar w:fldCharType="end"/>
-      </w:r>
-      <w:r>
-        <w:rPr>
-          <w:rFonts w:asciiTheme="minorHAnsi" w:hAnsiTheme="minorHAnsi" w:cstheme="minorHAnsi"/>
-          <w:i/>
-          <w:iCs/>
-          <w:color w:val="000000" w:themeColor="text1"/>
+        </w:rPr>
+        <w:fldChar w:fldCharType="end"/>
+      </w:r>
+      <w:r>
+        <w:rPr>
+          <w:rFonts w:asciiTheme="minorHAnsi" w:hAnsiTheme="minorHAnsi" w:cstheme="minorHAnsi"/>
+          <w:i/>
+          <w:iCs/>
         </w:rPr>
         <w:instrText xml:space="preserve"> " "" </w:instrText>
       </w:r>
@@ -6001,27 +5628,24 @@
           <w:rFonts w:asciiTheme="minorHAnsi" w:hAnsiTheme="minorHAnsi" w:cstheme="minorHAnsi"/>
           <w:i/>
           <w:iCs/>
-          <w:color w:val="000000" w:themeColor="text1"/>
-        </w:rPr>
-        <w:fldChar w:fldCharType="end"/>
-      </w:r>
-      <w:bookmarkStart w:id="3" w:name="_Hlk159928067"/>
-      <w:bookmarkStart w:id="4" w:name="_Hlk159927646"/>
-      <w:r>
-        <w:rPr>
-          <w:rFonts w:asciiTheme="minorHAnsi" w:hAnsiTheme="minorHAnsi" w:cstheme="minorHAnsi"/>
-          <w:i/>
-          <w:iCs/>
-          <w:color w:val="000000" w:themeColor="text1"/>
-        </w:rPr>
-        <w:fldChar w:fldCharType="begin"/>
-      </w:r>
-      <w:r>
-        <w:rPr>
-          <w:rFonts w:asciiTheme="minorHAnsi" w:hAnsiTheme="minorHAnsi" w:cstheme="minorHAnsi"/>
-          <w:i/>
-          <w:iCs/>
-          <w:color w:val="000000" w:themeColor="text1"/>
+        </w:rPr>
+        <w:fldChar w:fldCharType="end"/>
+      </w:r>
+      <w:bookmarkStart w:id="2" w:name="_Hlk159928067"/>
+      <w:bookmarkStart w:id="3" w:name="_Hlk159927646"/>
+      <w:r>
+        <w:rPr>
+          <w:rFonts w:asciiTheme="minorHAnsi" w:hAnsiTheme="minorHAnsi" w:cstheme="minorHAnsi"/>
+          <w:i/>
+          <w:iCs/>
+        </w:rPr>
+        <w:fldChar w:fldCharType="begin"/>
+      </w:r>
+      <w:r>
+        <w:rPr>
+          <w:rFonts w:asciiTheme="minorHAnsi" w:hAnsiTheme="minorHAnsi" w:cstheme="minorHAnsi"/>
+          <w:i/>
+          <w:iCs/>
         </w:rPr>
         <w:instrText xml:space="preserve"> IF </w:instrText>
       </w:r>
@@ -6030,16 +5654,14 @@
           <w:rFonts w:asciiTheme="minorHAnsi" w:hAnsiTheme="minorHAnsi" w:cstheme="minorHAnsi"/>
           <w:i/>
           <w:iCs/>
-          <w:color w:val="000000" w:themeColor="text1"/>
-        </w:rPr>
-        <w:fldChar w:fldCharType="begin"/>
-      </w:r>
-      <w:r>
-        <w:rPr>
-          <w:rFonts w:asciiTheme="minorHAnsi" w:hAnsiTheme="minorHAnsi" w:cstheme="minorHAnsi"/>
-          <w:i/>
-          <w:iCs/>
-          <w:color w:val="000000" w:themeColor="text1"/>
+        </w:rPr>
+        <w:fldChar w:fldCharType="begin"/>
+      </w:r>
+      <w:r>
+        <w:rPr>
+          <w:rFonts w:asciiTheme="minorHAnsi" w:hAnsiTheme="minorHAnsi" w:cstheme="minorHAnsi"/>
+          <w:i/>
+          <w:iCs/>
         </w:rPr>
         <w:instrText xml:space="preserve"> MERGEFIELD Lugar1 </w:instrText>
       </w:r>
@@ -6048,16 +5670,14 @@
           <w:rFonts w:asciiTheme="minorHAnsi" w:hAnsiTheme="minorHAnsi" w:cstheme="minorHAnsi"/>
           <w:i/>
           <w:iCs/>
-          <w:color w:val="000000" w:themeColor="text1"/>
-        </w:rPr>
-        <w:fldChar w:fldCharType="end"/>
-      </w:r>
-      <w:r>
-        <w:rPr>
-          <w:rFonts w:asciiTheme="minorHAnsi" w:hAnsiTheme="minorHAnsi" w:cstheme="minorHAnsi"/>
-          <w:i/>
-          <w:iCs/>
-          <w:color w:val="000000" w:themeColor="text1"/>
+        </w:rPr>
+        <w:fldChar w:fldCharType="end"/>
+      </w:r>
+      <w:r>
+        <w:rPr>
+          <w:rFonts w:asciiTheme="minorHAnsi" w:hAnsiTheme="minorHAnsi" w:cstheme="minorHAnsi"/>
+          <w:i/>
+          <w:iCs/>
         </w:rPr>
         <w:instrText xml:space="preserve"> &lt;&gt; "" "</w:instrText>
       </w:r>
@@ -6071,19 +5691,13 @@
           <w:rFonts w:asciiTheme="minorHAnsi" w:hAnsiTheme="minorHAnsi" w:cstheme="minorHAnsi"/>
           <w:i/>
           <w:iCs/>
-          <w:color w:val="000000" w:themeColor="text1"/>
-          <w:u w:val="single"/>
         </w:rPr>
       </w:pPr>
       <w:r>
         <w:rPr>
           <w:rFonts w:asciiTheme="minorHAnsi" w:hAnsiTheme="minorHAnsi" w:cstheme="minorHAnsi"/>
-          <w:b/>
-          <w:bCs/>
-          <w:i/>
-          <w:iCs/>
-          <w:color w:val="000000" w:themeColor="text1"/>
-          <w:u w:val="single"/>
+          <w:i/>
+          <w:iCs/>
         </w:rPr>
         <w:instrText xml:space="preserve">CONVENIOS </w:instrText>
       </w:r>
@@ -6103,7 +5717,6 @@
           <w:rFonts w:asciiTheme="minorHAnsi" w:hAnsiTheme="minorHAnsi" w:cstheme="minorHAnsi"/>
           <w:i/>
           <w:iCs/>
-          <w:color w:val="000000" w:themeColor="text1"/>
         </w:rPr>
         <w:instrText xml:space="preserve">Ha participado en </w:instrText>
       </w:r>
@@ -6112,7 +5725,6 @@
           <w:rFonts w:asciiTheme="minorHAnsi" w:hAnsiTheme="minorHAnsi" w:cstheme="minorHAnsi"/>
           <w:i/>
           <w:iCs/>
-          <w:color w:val="000000" w:themeColor="text1"/>
         </w:rPr>
         <w:instrText xml:space="preserve">los siguientes convenios:" "" </w:instrText>
       </w:r>
@@ -6121,7 +5733,6 @@
           <w:rFonts w:asciiTheme="minorHAnsi" w:hAnsiTheme="minorHAnsi" w:cstheme="minorHAnsi"/>
           <w:i/>
           <w:iCs/>
-          <w:color w:val="000000" w:themeColor="text1"/>
         </w:rPr>
         <w:fldChar w:fldCharType="end"/>
       </w:r>
@@ -6194,12 +5805,16 @@
           <w:rFonts w:asciiTheme="minorHAnsi" w:hAnsiTheme="minorHAnsi" w:cstheme="minorHAnsi"/>
           <w:i/>
           <w:iCs/>
+          <w:sz w:val="20"/>
+          <w:szCs w:val="20"/>
         </w:rPr>
       </w:pPr>
       <w:r>
         <w:rPr>
           <w:i/>
           <w:iCs/>
+          <w:sz w:val="20"/>
+          <w:szCs w:val="20"/>
         </w:rPr>
         <w:t>${LISTA_CONVENIOS}</w:t>
       </w:r>
@@ -14194,8 +13809,8 @@
         </w:rPr>
         <w:fldChar w:fldCharType="end"/>
       </w:r>
-      <w:bookmarkStart w:id="5" w:name="_Hlk213252853"/>
-      <w:bookmarkEnd w:id="3"/>
+      <w:bookmarkStart w:id="4" w:name="_Hlk213252853"/>
+      <w:bookmarkEnd w:id="2"/>
     </w:p>
     <w:p>
       <w:pPr>
@@ -14223,7 +13838,7 @@
         </w:rPr>
         <w:t xml:space="preserve">ste certificado </w:t>
       </w:r>
-      <w:bookmarkEnd w:id="4"/>
+      <w:bookmarkEnd w:id="3"/>
       <w:r>
         <w:rPr>
           <w:rFonts w:asciiTheme="minorHAnsi" w:hAnsiTheme="minorHAnsi" w:cstheme="minorHAnsi"/>
@@ -14449,7 +14064,7 @@
         </w:rPr>
         <w:t xml:space="preserve"> anexando copia del certificado que desea confirmar.</w:t>
       </w:r>
-      <w:bookmarkEnd w:id="5"/>
+      <w:bookmarkEnd w:id="4"/>
     </w:p>
     <w:p>
       <w:pPr>
@@ -14644,15 +14259,6 @@
           <w:iCs/>
         </w:rPr>
       </w:pPr>
-      <w:r>
-        <w:rPr>
-          <w:rFonts w:asciiTheme="minorHAnsi" w:hAnsiTheme="minorHAnsi"/>
-          <w:b/>
-          <w:i/>
-          <w:iCs/>
-        </w:rPr>
-        <w:tab/>
-      </w:r>
       <w:r>
         <w:rPr>
           <w:rFonts w:asciiTheme="minorHAnsi" w:hAnsiTheme="minorHAnsi"/>
@@ -15190,7 +14796,7 @@
 <w:numbering xmlns:wpc="http://schemas.microsoft.com/office/word/2010/wordprocessingCanvas" xmlns:cx="http://schemas.microsoft.com/office/drawing/2014/chartex" xmlns:cx1="http://schemas.microsoft.com/office/drawing/2015/9/8/chartex" xmlns:cx2="http://schemas.microsoft.com/office/drawing/2015/10/21/chartex" xmlns:cx3="http://schemas.microsoft.com/office/drawing/2016/5/9/chartex" xmlns:cx4="http://schemas.microsoft.com/office/drawing/2016/5/10/chartex" xmlns:cx5="http://schemas.microsoft.com/office/drawing/2016/5/11/chartex" xmlns:cx6="http://schemas.microsoft.com/office/drawing/2016/5/12/chartex" xmlns:cx7="http://schemas.microsoft.com/office/drawing/2016/5/13/chartex" xmlns:cx8="http://schemas.microsoft.com/office/drawing/2016/5/14/chartex" xmlns:mc="http://schemas.openxmlformats.org/markup-compatibility/2006" xmlns:aink="http://schemas.microsoft.com/office/drawing/2016/ink" xmlns:am3d="http://schemas.microsoft.com/office/drawing/2017/model3d" xmlns:o="urn:schemas-microsoft-com:office:office" xmlns:oel="http://schemas.microsoft.com/office/2019/extlst" xmlns:r="http://schemas.openxmlformats.org/officeDocument/2006/relationships" xmlns:m="http://schemas.openxmlformats.org/officeDocument/2006/math" xmlns:v="urn:schemas-microsoft-com:vml" xmlns:wp14="http://schemas.microsoft.com/office/word/2010/wordprocessingDrawing" xmlns:wp="http://schemas.openxmlformats.org/drawingml/2006/wordprocessingDrawing" xmlns:w10="urn:schemas-microsoft-com:office:word" xmlns:w="http://schemas.openxmlformats.org/wordprocessingml/2006/main" xmlns:w14="http://schemas.microsoft.com/office/word/2010/wordml" xmlns:w15="http://schemas.microsoft.com/office/word/2012/wordml" xmlns:w16cex="http://schemas.microsoft.com/office/word/2018/wordml/cex" xmlns:w16cid="http://schemas.microsoft.com/office/word/2016/wordml/cid" xmlns:w16="http://schemas.microsoft.com/office/word/2018/wordml" xmlns:w16du="http://schemas.microsoft.com/office/word/2023/wordml/word16du" xmlns:w16sdtdh="http://schemas.microsoft.com/office/word/2020/wordml/sdtdatahash" xmlns:w16sdtfl="http://schemas.microsoft.com/office/word/2024/wordml/sdtformatlock" xmlns:w16se="http://schemas.microsoft.com/office/word/2015/wordml/symex" xmlns:wpg="http://schemas.microsoft.com/office/word/2010/wordprocessingGroup" xmlns:wpi="http://schemas.microsoft.com/office/word/2010/wordprocessingInk" xmlns:wne="http://schemas.microsoft.com/office/word/2006/wordml" xmlns:wps="http://schemas.microsoft.com/office/word/2010/wordprocessingShape" mc:Ignorable="w14 w15 w16se w16cid w16 w16cex w16sdtdh w16sdtfl w16du wp14">
   <w:numPicBullet w:numPicBulletId="0">
     <w:pict>
-      <v:shapetype w14:anchorId="10755B91" id="_x0000_t75" coordsize="21600,21600" o:spt="75" o:preferrelative="t" path="m@4@5l@4@11@9@11@9@5xe" filled="f" stroked="f">
+      <v:shapetype w14:anchorId="39AA477F" id="_x0000_t75" coordsize="21600,21600" o:spt="75" o:preferrelative="t" path="m@4@5l@4@11@9@11@9@5xe" filled="f" stroked="f">
         <v:stroke joinstyle="miter"/>
         <v:formulas>
           <v:f eqn="if lineDrawn pixelLineWidth 0"/>
@@ -15209,7 +14815,7 @@
         <v:path o:extrusionok="f" gradientshapeok="t" o:connecttype="rect"/>
         <o:lock v:ext="edit" aspectratio="t"/>
       </v:shapetype>
-      <v:shape id="Imagen 1302488667" o:spid="_x0000_i1025" type="#_x0000_t75" style="width:11.65pt;height:11.65pt;visibility:visible;mso-wrap-style:square" o:bullet="t">
+      <v:shape id="Imagen 1302488667" o:spid="_x0000_i1025" type="#_x0000_t75" style="width:7.7pt;height:7.7pt;visibility:visible;mso-wrap-style:square" o:bullet="t">
         <v:imagedata r:id="rId1" o:title=""/>
       </v:shape>
     </w:pict>
